--- a/飞行智能控制仿真与场景实践（产业）2026 教学大纲.docx
+++ b/飞行智能控制仿真与场景实践（产业）2026 教学大纲.docx
@@ -832,7 +832,6 @@
             <w:insideH w:val="none" w:color="auto" w:sz="0" w:space="0"/>
             <w:insideV w:val="none" w:color="auto" w:sz="0" w:space="0"/>
           </w:tblBorders>
-          <w:shd w:val="clear" w:color="auto" w:fill="C6C3C6"/>
           <w:tblCellMar>
             <w:top w:w="0" w:type="dxa"/>
             <w:left w:w="0" w:type="dxa"/>
@@ -1064,7 +1063,6 @@
             <w:insideH w:val="none" w:color="auto" w:sz="0" w:space="0"/>
             <w:insideV w:val="none" w:color="auto" w:sz="0" w:space="0"/>
           </w:tblBorders>
-          <w:shd w:val="clear" w:color="auto" w:fill="C6C3C6"/>
           <w:tblCellMar>
             <w:top w:w="0" w:type="dxa"/>
             <w:left w:w="0" w:type="dxa"/>
@@ -1145,300 +1143,6 @@
                 <w:sz w:val="24"/>
               </w:rPr>
               <w:t>六</w:t>
-            </w:r>
-          </w:p>
-        </w:tc>
-      </w:tr>
-      <w:tr>
-        <w:tblPrEx>
-          <w:tblBorders>
-            <w:top w:val="outset" w:color="auto" w:sz="6" w:space="0"/>
-            <w:left w:val="outset" w:color="auto" w:sz="6" w:space="0"/>
-            <w:bottom w:val="outset" w:color="auto" w:sz="6" w:space="0"/>
-            <w:right w:val="outset" w:color="auto" w:sz="6" w:space="0"/>
-            <w:insideH w:val="none" w:color="auto" w:sz="0" w:space="0"/>
-            <w:insideV w:val="none" w:color="auto" w:sz="0" w:space="0"/>
-          </w:tblBorders>
-          <w:shd w:val="clear" w:color="auto" w:fill="C6C3C6"/>
-          <w:tblCellMar>
-            <w:top w:w="0" w:type="dxa"/>
-            <w:left w:w="0" w:type="dxa"/>
-            <w:bottom w:w="0" w:type="dxa"/>
-            <w:right w:w="0" w:type="dxa"/>
-          </w:tblCellMar>
-        </w:tblPrEx>
-        <w:trPr>
-          <w:trHeight w:val="397" w:hRule="atLeast"/>
-          <w:jc w:val="center"/>
-        </w:trPr>
-        <w:tc>
-          <w:tcPr>
-            <w:tcW w:w="1102" w:type="pct"/>
-            <w:tcBorders>
-              <w:top w:val="outset" w:color="auto" w:sz="6" w:space="0"/>
-              <w:left w:val="outset" w:color="auto" w:sz="6" w:space="0"/>
-              <w:bottom w:val="outset" w:color="auto" w:sz="6" w:space="0"/>
-              <w:right w:val="single" w:color="auto" w:sz="4" w:space="0"/>
-            </w:tcBorders>
-            <w:shd w:val="clear" w:color="auto" w:fill="FFFFFF"/>
-            <w:noWrap w:val="0"/>
-            <w:vAlign w:val="center"/>
-          </w:tcPr>
-          <w:p>
-            <w:pPr>
-              <w:adjustRightInd w:val="0"/>
-              <w:snapToGrid w:val="0"/>
-              <w:jc w:val="center"/>
-              <w:rPr>
-                <w:rFonts w:ascii="宋体" w:hAnsi="宋体" w:cs="宋体"/>
-                <w:sz w:val="24"/>
-              </w:rPr>
-            </w:pPr>
-            <w:r>
-              <w:rPr>
-                <w:rFonts w:ascii="宋体" w:hAnsi="宋体" w:cs="宋体"/>
-                <w:sz w:val="24"/>
-              </w:rPr>
-              <w:t>总学时</w:t>
-            </w:r>
-          </w:p>
-        </w:tc>
-        <w:tc>
-          <w:tcPr>
-            <w:tcW w:w="336" w:type="pct"/>
-            <w:tcBorders>
-              <w:top w:val="outset" w:color="auto" w:sz="6" w:space="0"/>
-              <w:left w:val="single" w:color="auto" w:sz="4" w:space="0"/>
-              <w:bottom w:val="outset" w:color="auto" w:sz="6" w:space="0"/>
-              <w:right w:val="outset" w:color="auto" w:sz="6" w:space="0"/>
-            </w:tcBorders>
-            <w:shd w:val="clear" w:color="auto" w:fill="FFFFFF"/>
-            <w:noWrap w:val="0"/>
-            <w:vAlign w:val="center"/>
-          </w:tcPr>
-          <w:p>
-            <w:pPr>
-              <w:adjustRightInd w:val="0"/>
-              <w:snapToGrid w:val="0"/>
-              <w:jc w:val="center"/>
-              <w:rPr>
-                <w:rFonts w:hint="default" w:ascii="宋体" w:hAnsi="宋体" w:eastAsia="宋体" w:cs="宋体"/>
-                <w:sz w:val="24"/>
-                <w:lang w:val="en-US" w:eastAsia="zh-CN"/>
-              </w:rPr>
-            </w:pPr>
-            <w:r>
-              <w:rPr>
-                <w:rFonts w:hint="eastAsia" w:ascii="宋体" w:hAnsi="宋体" w:cs="宋体"/>
-                <w:sz w:val="24"/>
-                <w:lang w:val="en-US" w:eastAsia="zh-CN"/>
-              </w:rPr>
-              <w:t>64</w:t>
-            </w:r>
-          </w:p>
-        </w:tc>
-        <w:tc>
-          <w:tcPr>
-            <w:tcW w:w="899" w:type="pct"/>
-            <w:tcBorders>
-              <w:top w:val="outset" w:color="auto" w:sz="6" w:space="0"/>
-              <w:left w:val="outset" w:color="auto" w:sz="6" w:space="0"/>
-              <w:bottom w:val="outset" w:color="auto" w:sz="6" w:space="0"/>
-              <w:right w:val="single" w:color="auto" w:sz="4" w:space="0"/>
-            </w:tcBorders>
-            <w:shd w:val="clear" w:color="auto" w:fill="FFFFFF"/>
-            <w:noWrap w:val="0"/>
-            <w:vAlign w:val="center"/>
-          </w:tcPr>
-          <w:p>
-            <w:pPr>
-              <w:adjustRightInd w:val="0"/>
-              <w:snapToGrid w:val="0"/>
-              <w:jc w:val="center"/>
-              <w:rPr>
-                <w:rFonts w:ascii="宋体" w:hAnsi="宋体" w:cs="宋体"/>
-                <w:sz w:val="24"/>
-              </w:rPr>
-            </w:pPr>
-            <w:r>
-              <w:rPr>
-                <w:rFonts w:hint="eastAsia" w:ascii="宋体" w:hAnsi="宋体" w:cs="宋体"/>
-                <w:sz w:val="24"/>
-              </w:rPr>
-              <w:t>其中理论</w:t>
-            </w:r>
-            <w:r>
-              <w:rPr>
-                <w:rFonts w:ascii="宋体" w:hAnsi="宋体" w:cs="宋体"/>
-                <w:sz w:val="24"/>
-              </w:rPr>
-              <w:t>学时</w:t>
-            </w:r>
-          </w:p>
-        </w:tc>
-        <w:tc>
-          <w:tcPr>
-            <w:tcW w:w="321" w:type="pct"/>
-            <w:tcBorders>
-              <w:top w:val="outset" w:color="auto" w:sz="6" w:space="0"/>
-              <w:left w:val="single" w:color="auto" w:sz="4" w:space="0"/>
-              <w:bottom w:val="outset" w:color="auto" w:sz="6" w:space="0"/>
-              <w:right w:val="single" w:color="auto" w:sz="4" w:space="0"/>
-            </w:tcBorders>
-            <w:shd w:val="clear" w:color="auto" w:fill="FFFFFF"/>
-            <w:noWrap w:val="0"/>
-            <w:vAlign w:val="center"/>
-          </w:tcPr>
-          <w:p>
-            <w:pPr>
-              <w:adjustRightInd w:val="0"/>
-              <w:snapToGrid w:val="0"/>
-              <w:jc w:val="center"/>
-              <w:rPr>
-                <w:rFonts w:hint="default" w:ascii="宋体" w:hAnsi="宋体" w:eastAsia="宋体" w:cs="宋体"/>
-                <w:sz w:val="24"/>
-                <w:lang w:val="en-US" w:eastAsia="zh-CN"/>
-              </w:rPr>
-            </w:pPr>
-            <w:r>
-              <w:rPr>
-                <w:rFonts w:hint="eastAsia" w:ascii="宋体" w:hAnsi="宋体" w:cs="宋体"/>
-                <w:sz w:val="24"/>
-                <w:lang w:val="en-US" w:eastAsia="zh-CN"/>
-              </w:rPr>
-              <w:t>16</w:t>
-            </w:r>
-          </w:p>
-        </w:tc>
-        <w:tc>
-          <w:tcPr>
-            <w:tcW w:w="882" w:type="pct"/>
-            <w:tcBorders>
-              <w:top w:val="outset" w:color="auto" w:sz="6" w:space="0"/>
-              <w:left w:val="single" w:color="auto" w:sz="4" w:space="0"/>
-              <w:bottom w:val="outset" w:color="auto" w:sz="6" w:space="0"/>
-              <w:right w:val="single" w:color="auto" w:sz="4" w:space="0"/>
-            </w:tcBorders>
-            <w:shd w:val="clear" w:color="auto" w:fill="FFFFFF"/>
-            <w:noWrap w:val="0"/>
-            <w:vAlign w:val="center"/>
-          </w:tcPr>
-          <w:p>
-            <w:pPr>
-              <w:adjustRightInd w:val="0"/>
-              <w:snapToGrid w:val="0"/>
-              <w:jc w:val="center"/>
-              <w:rPr>
-                <w:rFonts w:hint="eastAsia" w:ascii="宋体" w:hAnsi="宋体" w:cs="宋体"/>
-                <w:sz w:val="24"/>
-              </w:rPr>
-            </w:pPr>
-            <w:r>
-              <w:rPr>
-                <w:rFonts w:hint="eastAsia" w:ascii="宋体" w:hAnsi="宋体" w:cs="宋体"/>
-                <w:sz w:val="24"/>
-              </w:rPr>
-              <w:t>其中实验学时</w:t>
-            </w:r>
-          </w:p>
-        </w:tc>
-        <w:tc>
-          <w:tcPr>
-            <w:tcW w:w="352" w:type="pct"/>
-            <w:tcBorders>
-              <w:top w:val="outset" w:color="auto" w:sz="6" w:space="0"/>
-              <w:left w:val="single" w:color="auto" w:sz="4" w:space="0"/>
-              <w:bottom w:val="outset" w:color="auto" w:sz="6" w:space="0"/>
-              <w:right w:val="single" w:color="auto" w:sz="4" w:space="0"/>
-            </w:tcBorders>
-            <w:shd w:val="clear" w:color="auto" w:fill="FFFFFF"/>
-            <w:noWrap w:val="0"/>
-            <w:vAlign w:val="center"/>
-          </w:tcPr>
-          <w:p>
-            <w:pPr>
-              <w:adjustRightInd w:val="0"/>
-              <w:snapToGrid w:val="0"/>
-              <w:jc w:val="center"/>
-              <w:rPr>
-                <w:rFonts w:hint="default" w:ascii="宋体" w:hAnsi="宋体" w:eastAsia="宋体" w:cs="宋体"/>
-                <w:sz w:val="24"/>
-                <w:lang w:val="en-US" w:eastAsia="zh-CN"/>
-              </w:rPr>
-            </w:pPr>
-            <w:r>
-              <w:rPr>
-                <w:rFonts w:hint="eastAsia" w:ascii="宋体" w:hAnsi="宋体" w:cs="宋体"/>
-                <w:sz w:val="24"/>
-                <w:lang w:val="en-US" w:eastAsia="zh-CN"/>
-              </w:rPr>
-              <w:t>16</w:t>
-            </w:r>
-          </w:p>
-        </w:tc>
-        <w:tc>
-          <w:tcPr>
-            <w:tcW w:w="876" w:type="pct"/>
-            <w:tcBorders>
-              <w:top w:val="outset" w:color="auto" w:sz="6" w:space="0"/>
-              <w:left w:val="single" w:color="auto" w:sz="4" w:space="0"/>
-              <w:bottom w:val="outset" w:color="auto" w:sz="6" w:space="0"/>
-              <w:right w:val="single" w:color="auto" w:sz="4" w:space="0"/>
-            </w:tcBorders>
-            <w:shd w:val="clear" w:color="auto" w:fill="FFFFFF"/>
-            <w:noWrap w:val="0"/>
-            <w:vAlign w:val="center"/>
-          </w:tcPr>
-          <w:p>
-            <w:pPr>
-              <w:adjustRightInd w:val="0"/>
-              <w:snapToGrid w:val="0"/>
-              <w:jc w:val="center"/>
-              <w:rPr>
-                <w:rFonts w:ascii="宋体" w:hAnsi="宋体" w:cs="宋体"/>
-                <w:sz w:val="24"/>
-              </w:rPr>
-            </w:pPr>
-            <w:r>
-              <w:rPr>
-                <w:rFonts w:hint="eastAsia" w:ascii="宋体" w:hAnsi="宋体" w:cs="宋体"/>
-                <w:sz w:val="24"/>
-              </w:rPr>
-              <w:t>其中实践学时</w:t>
-            </w:r>
-          </w:p>
-        </w:tc>
-        <w:tc>
-          <w:tcPr>
-            <w:tcW w:w="228" w:type="pct"/>
-            <w:tcBorders>
-              <w:top w:val="outset" w:color="auto" w:sz="6" w:space="0"/>
-              <w:left w:val="single" w:color="auto" w:sz="4" w:space="0"/>
-              <w:bottom w:val="outset" w:color="auto" w:sz="6" w:space="0"/>
-              <w:right w:val="outset" w:color="auto" w:sz="6" w:space="0"/>
-            </w:tcBorders>
-            <w:shd w:val="clear" w:color="auto" w:fill="FFFFFF"/>
-            <w:noWrap w:val="0"/>
-            <w:vAlign w:val="center"/>
-          </w:tcPr>
-          <w:p>
-            <w:pPr>
-              <w:adjustRightInd w:val="0"/>
-              <w:snapToGrid w:val="0"/>
-              <w:jc w:val="center"/>
-              <w:rPr>
-                <w:rFonts w:hint="default" w:ascii="宋体" w:hAnsi="宋体" w:eastAsia="宋体" w:cs="宋体"/>
-                <w:sz w:val="24"/>
-                <w:lang w:val="en-US" w:eastAsia="zh-CN"/>
-              </w:rPr>
-            </w:pPr>
-            <w:r>
-              <w:rPr>
-                <w:rFonts w:hint="eastAsia" w:ascii="宋体" w:hAnsi="宋体" w:cs="宋体"/>
-                <w:sz w:val="24"/>
-                <w:lang w:val="en-US" w:eastAsia="zh-CN"/>
-              </w:rPr>
-              <w:t>32</w:t>
             </w:r>
           </w:p>
         </w:tc>
@@ -1489,31 +1193,16 @@
             </w:pPr>
             <w:r>
               <w:rPr>
-                <w:rFonts w:hint="eastAsia" w:ascii="宋体" w:hAnsi="宋体" w:cs="宋体"/>
-                <w:sz w:val="24"/>
-              </w:rPr>
-              <w:t>总</w:t>
-            </w:r>
-            <w:r>
-              <w:rPr>
                 <w:rFonts w:ascii="宋体" w:hAnsi="宋体" w:cs="宋体"/>
                 <w:sz w:val="24"/>
               </w:rPr>
-              <w:t>学</w:t>
-            </w:r>
-            <w:r>
-              <w:rPr>
-                <w:rFonts w:hint="eastAsia" w:ascii="宋体" w:hAnsi="宋体" w:cs="宋体"/>
-                <w:sz w:val="24"/>
-              </w:rPr>
-              <w:t>分</w:t>
-            </w:r>
-          </w:p>
-        </w:tc>
-        <w:tc>
-          <w:tcPr>
-            <w:tcW w:w="3897" w:type="pct"/>
-            <w:gridSpan w:val="7"/>
+              <w:t>总学时</w:t>
+            </w:r>
+          </w:p>
+        </w:tc>
+        <w:tc>
+          <w:tcPr>
+            <w:tcW w:w="336" w:type="pct"/>
             <w:tcBorders>
               <w:top w:val="outset" w:color="auto" w:sz="6" w:space="0"/>
               <w:left w:val="single" w:color="auto" w:sz="4" w:space="0"/>
@@ -1530,7 +1219,7 @@
               <w:snapToGrid w:val="0"/>
               <w:jc w:val="center"/>
               <w:rPr>
-                <w:rFonts w:hint="eastAsia" w:ascii="宋体" w:hAnsi="宋体" w:eastAsia="宋体" w:cs="宋体"/>
+                <w:rFonts w:hint="default" w:ascii="宋体" w:hAnsi="宋体" w:eastAsia="宋体" w:cs="宋体"/>
                 <w:sz w:val="24"/>
                 <w:lang w:val="en-US" w:eastAsia="zh-CN"/>
               </w:rPr>
@@ -1541,7 +1230,212 @@
                 <w:sz w:val="24"/>
                 <w:lang w:val="en-US" w:eastAsia="zh-CN"/>
               </w:rPr>
-              <w:t>4</w:t>
+              <w:t>64</w:t>
+            </w:r>
+          </w:p>
+        </w:tc>
+        <w:tc>
+          <w:tcPr>
+            <w:tcW w:w="899" w:type="pct"/>
+            <w:tcBorders>
+              <w:top w:val="outset" w:color="auto" w:sz="6" w:space="0"/>
+              <w:left w:val="outset" w:color="auto" w:sz="6" w:space="0"/>
+              <w:bottom w:val="outset" w:color="auto" w:sz="6" w:space="0"/>
+              <w:right w:val="single" w:color="auto" w:sz="4" w:space="0"/>
+            </w:tcBorders>
+            <w:shd w:val="clear" w:color="auto" w:fill="FFFFFF"/>
+            <w:noWrap w:val="0"/>
+            <w:vAlign w:val="center"/>
+          </w:tcPr>
+          <w:p>
+            <w:pPr>
+              <w:adjustRightInd w:val="0"/>
+              <w:snapToGrid w:val="0"/>
+              <w:jc w:val="center"/>
+              <w:rPr>
+                <w:rFonts w:ascii="宋体" w:hAnsi="宋体" w:cs="宋体"/>
+                <w:sz w:val="24"/>
+              </w:rPr>
+            </w:pPr>
+            <w:r>
+              <w:rPr>
+                <w:rFonts w:hint="eastAsia" w:ascii="宋体" w:hAnsi="宋体" w:cs="宋体"/>
+                <w:sz w:val="24"/>
+              </w:rPr>
+              <w:t>其中理论</w:t>
+            </w:r>
+            <w:r>
+              <w:rPr>
+                <w:rFonts w:ascii="宋体" w:hAnsi="宋体" w:cs="宋体"/>
+                <w:sz w:val="24"/>
+              </w:rPr>
+              <w:t>学时</w:t>
+            </w:r>
+          </w:p>
+        </w:tc>
+        <w:tc>
+          <w:tcPr>
+            <w:tcW w:w="321" w:type="pct"/>
+            <w:tcBorders>
+              <w:top w:val="outset" w:color="auto" w:sz="6" w:space="0"/>
+              <w:left w:val="single" w:color="auto" w:sz="4" w:space="0"/>
+              <w:bottom w:val="outset" w:color="auto" w:sz="6" w:space="0"/>
+              <w:right w:val="single" w:color="auto" w:sz="4" w:space="0"/>
+            </w:tcBorders>
+            <w:shd w:val="clear" w:color="auto" w:fill="FFFFFF"/>
+            <w:noWrap w:val="0"/>
+            <w:vAlign w:val="center"/>
+          </w:tcPr>
+          <w:p>
+            <w:pPr>
+              <w:adjustRightInd w:val="0"/>
+              <w:snapToGrid w:val="0"/>
+              <w:jc w:val="center"/>
+              <w:rPr>
+                <w:rFonts w:hint="default" w:ascii="宋体" w:hAnsi="宋体" w:eastAsia="宋体" w:cs="宋体"/>
+                <w:sz w:val="24"/>
+                <w:lang w:val="en-US" w:eastAsia="zh-CN"/>
+              </w:rPr>
+            </w:pPr>
+            <w:r>
+              <w:rPr>
+                <w:rFonts w:hint="eastAsia" w:ascii="宋体" w:hAnsi="宋体" w:cs="宋体"/>
+                <w:sz w:val="24"/>
+                <w:lang w:val="en-US" w:eastAsia="zh-CN"/>
+              </w:rPr>
+              <w:t>16</w:t>
+            </w:r>
+          </w:p>
+        </w:tc>
+        <w:tc>
+          <w:tcPr>
+            <w:tcW w:w="882" w:type="pct"/>
+            <w:tcBorders>
+              <w:top w:val="outset" w:color="auto" w:sz="6" w:space="0"/>
+              <w:left w:val="single" w:color="auto" w:sz="4" w:space="0"/>
+              <w:bottom w:val="outset" w:color="auto" w:sz="6" w:space="0"/>
+              <w:right w:val="single" w:color="auto" w:sz="4" w:space="0"/>
+            </w:tcBorders>
+            <w:shd w:val="clear" w:color="auto" w:fill="FFFFFF"/>
+            <w:noWrap w:val="0"/>
+            <w:vAlign w:val="center"/>
+          </w:tcPr>
+          <w:p>
+            <w:pPr>
+              <w:adjustRightInd w:val="0"/>
+              <w:snapToGrid w:val="0"/>
+              <w:jc w:val="center"/>
+              <w:rPr>
+                <w:rFonts w:hint="eastAsia" w:ascii="宋体" w:hAnsi="宋体" w:cs="宋体"/>
+                <w:sz w:val="24"/>
+              </w:rPr>
+            </w:pPr>
+            <w:r>
+              <w:rPr>
+                <w:rFonts w:hint="eastAsia" w:ascii="宋体" w:hAnsi="宋体" w:cs="宋体"/>
+                <w:sz w:val="24"/>
+              </w:rPr>
+              <w:t>其中实验学时</w:t>
+            </w:r>
+          </w:p>
+        </w:tc>
+        <w:tc>
+          <w:tcPr>
+            <w:tcW w:w="352" w:type="pct"/>
+            <w:tcBorders>
+              <w:top w:val="outset" w:color="auto" w:sz="6" w:space="0"/>
+              <w:left w:val="single" w:color="auto" w:sz="4" w:space="0"/>
+              <w:bottom w:val="outset" w:color="auto" w:sz="6" w:space="0"/>
+              <w:right w:val="single" w:color="auto" w:sz="4" w:space="0"/>
+            </w:tcBorders>
+            <w:shd w:val="clear" w:color="auto" w:fill="FFFFFF"/>
+            <w:noWrap w:val="0"/>
+            <w:vAlign w:val="center"/>
+          </w:tcPr>
+          <w:p>
+            <w:pPr>
+              <w:adjustRightInd w:val="0"/>
+              <w:snapToGrid w:val="0"/>
+              <w:jc w:val="center"/>
+              <w:rPr>
+                <w:rFonts w:hint="default" w:ascii="宋体" w:hAnsi="宋体" w:eastAsia="宋体" w:cs="宋体"/>
+                <w:sz w:val="24"/>
+                <w:lang w:val="en-US" w:eastAsia="zh-CN"/>
+              </w:rPr>
+            </w:pPr>
+            <w:r>
+              <w:rPr>
+                <w:rFonts w:hint="eastAsia" w:ascii="宋体" w:hAnsi="宋体" w:cs="宋体"/>
+                <w:sz w:val="24"/>
+                <w:lang w:val="en-US" w:eastAsia="zh-CN"/>
+              </w:rPr>
+              <w:t>16</w:t>
+            </w:r>
+          </w:p>
+        </w:tc>
+        <w:tc>
+          <w:tcPr>
+            <w:tcW w:w="876" w:type="pct"/>
+            <w:tcBorders>
+              <w:top w:val="outset" w:color="auto" w:sz="6" w:space="0"/>
+              <w:left w:val="single" w:color="auto" w:sz="4" w:space="0"/>
+              <w:bottom w:val="outset" w:color="auto" w:sz="6" w:space="0"/>
+              <w:right w:val="single" w:color="auto" w:sz="4" w:space="0"/>
+            </w:tcBorders>
+            <w:shd w:val="clear" w:color="auto" w:fill="FFFFFF"/>
+            <w:noWrap w:val="0"/>
+            <w:vAlign w:val="center"/>
+          </w:tcPr>
+          <w:p>
+            <w:pPr>
+              <w:adjustRightInd w:val="0"/>
+              <w:snapToGrid w:val="0"/>
+              <w:jc w:val="center"/>
+              <w:rPr>
+                <w:rFonts w:ascii="宋体" w:hAnsi="宋体" w:cs="宋体"/>
+                <w:sz w:val="24"/>
+              </w:rPr>
+            </w:pPr>
+            <w:r>
+              <w:rPr>
+                <w:rFonts w:hint="eastAsia" w:ascii="宋体" w:hAnsi="宋体" w:cs="宋体"/>
+                <w:sz w:val="24"/>
+              </w:rPr>
+              <w:t>其中实践学时</w:t>
+            </w:r>
+          </w:p>
+        </w:tc>
+        <w:tc>
+          <w:tcPr>
+            <w:tcW w:w="228" w:type="pct"/>
+            <w:tcBorders>
+              <w:top w:val="outset" w:color="auto" w:sz="6" w:space="0"/>
+              <w:left w:val="single" w:color="auto" w:sz="4" w:space="0"/>
+              <w:bottom w:val="outset" w:color="auto" w:sz="6" w:space="0"/>
+              <w:right w:val="outset" w:color="auto" w:sz="6" w:space="0"/>
+            </w:tcBorders>
+            <w:shd w:val="clear" w:color="auto" w:fill="FFFFFF"/>
+            <w:noWrap w:val="0"/>
+            <w:vAlign w:val="center"/>
+          </w:tcPr>
+          <w:p>
+            <w:pPr>
+              <w:adjustRightInd w:val="0"/>
+              <w:snapToGrid w:val="0"/>
+              <w:jc w:val="center"/>
+              <w:rPr>
+                <w:rFonts w:hint="default" w:ascii="宋体" w:hAnsi="宋体" w:eastAsia="宋体" w:cs="宋体"/>
+                <w:sz w:val="24"/>
+                <w:lang w:val="en-US" w:eastAsia="zh-CN"/>
+              </w:rPr>
+            </w:pPr>
+            <w:r>
+              <w:rPr>
+                <w:rFonts w:hint="eastAsia" w:ascii="宋体" w:hAnsi="宋体" w:cs="宋体"/>
+                <w:sz w:val="24"/>
+                <w:lang w:val="en-US" w:eastAsia="zh-CN"/>
+              </w:rPr>
+              <w:t>32</w:t>
             </w:r>
           </w:p>
         </w:tc>
@@ -1556,7 +1450,109 @@
             <w:insideH w:val="none" w:color="auto" w:sz="0" w:space="0"/>
             <w:insideV w:val="none" w:color="auto" w:sz="0" w:space="0"/>
           </w:tblBorders>
-          <w:shd w:val="clear" w:color="auto" w:fill="C6C3C6"/>
+          <w:tblCellMar>
+            <w:top w:w="0" w:type="dxa"/>
+            <w:left w:w="0" w:type="dxa"/>
+            <w:bottom w:w="0" w:type="dxa"/>
+            <w:right w:w="0" w:type="dxa"/>
+          </w:tblCellMar>
+        </w:tblPrEx>
+        <w:trPr>
+          <w:trHeight w:val="397" w:hRule="atLeast"/>
+          <w:jc w:val="center"/>
+        </w:trPr>
+        <w:tc>
+          <w:tcPr>
+            <w:tcW w:w="1102" w:type="pct"/>
+            <w:tcBorders>
+              <w:top w:val="outset" w:color="auto" w:sz="6" w:space="0"/>
+              <w:left w:val="outset" w:color="auto" w:sz="6" w:space="0"/>
+              <w:bottom w:val="outset" w:color="auto" w:sz="6" w:space="0"/>
+              <w:right w:val="single" w:color="auto" w:sz="4" w:space="0"/>
+            </w:tcBorders>
+            <w:shd w:val="clear" w:color="auto" w:fill="FFFFFF"/>
+            <w:noWrap w:val="0"/>
+            <w:vAlign w:val="center"/>
+          </w:tcPr>
+          <w:p>
+            <w:pPr>
+              <w:adjustRightInd w:val="0"/>
+              <w:snapToGrid w:val="0"/>
+              <w:jc w:val="center"/>
+              <w:rPr>
+                <w:rFonts w:ascii="宋体" w:hAnsi="宋体" w:cs="宋体"/>
+                <w:sz w:val="24"/>
+              </w:rPr>
+            </w:pPr>
+            <w:r>
+              <w:rPr>
+                <w:rFonts w:hint="eastAsia" w:ascii="宋体" w:hAnsi="宋体" w:cs="宋体"/>
+                <w:sz w:val="24"/>
+              </w:rPr>
+              <w:t>总</w:t>
+            </w:r>
+            <w:r>
+              <w:rPr>
+                <w:rFonts w:ascii="宋体" w:hAnsi="宋体" w:cs="宋体"/>
+                <w:sz w:val="24"/>
+              </w:rPr>
+              <w:t>学</w:t>
+            </w:r>
+            <w:r>
+              <w:rPr>
+                <w:rFonts w:hint="eastAsia" w:ascii="宋体" w:hAnsi="宋体" w:cs="宋体"/>
+                <w:sz w:val="24"/>
+              </w:rPr>
+              <w:t>分</w:t>
+            </w:r>
+          </w:p>
+        </w:tc>
+        <w:tc>
+          <w:tcPr>
+            <w:tcW w:w="3897" w:type="pct"/>
+            <w:gridSpan w:val="7"/>
+            <w:tcBorders>
+              <w:top w:val="outset" w:color="auto" w:sz="6" w:space="0"/>
+              <w:left w:val="single" w:color="auto" w:sz="4" w:space="0"/>
+              <w:bottom w:val="outset" w:color="auto" w:sz="6" w:space="0"/>
+              <w:right w:val="outset" w:color="auto" w:sz="6" w:space="0"/>
+            </w:tcBorders>
+            <w:shd w:val="clear" w:color="auto" w:fill="FFFFFF"/>
+            <w:noWrap w:val="0"/>
+            <w:vAlign w:val="center"/>
+          </w:tcPr>
+          <w:p>
+            <w:pPr>
+              <w:adjustRightInd w:val="0"/>
+              <w:snapToGrid w:val="0"/>
+              <w:jc w:val="center"/>
+              <w:rPr>
+                <w:rFonts w:hint="eastAsia" w:ascii="宋体" w:hAnsi="宋体" w:eastAsia="宋体" w:cs="宋体"/>
+                <w:sz w:val="24"/>
+                <w:lang w:val="en-US" w:eastAsia="zh-CN"/>
+              </w:rPr>
+            </w:pPr>
+            <w:r>
+              <w:rPr>
+                <w:rFonts w:hint="eastAsia" w:ascii="宋体" w:hAnsi="宋体" w:cs="宋体"/>
+                <w:sz w:val="24"/>
+                <w:lang w:val="en-US" w:eastAsia="zh-CN"/>
+              </w:rPr>
+              <w:t>4</w:t>
+            </w:r>
+          </w:p>
+        </w:tc>
+      </w:tr>
+      <w:tr>
+        <w:tblPrEx>
+          <w:tblBorders>
+            <w:top w:val="outset" w:color="auto" w:sz="6" w:space="0"/>
+            <w:left w:val="outset" w:color="auto" w:sz="6" w:space="0"/>
+            <w:bottom w:val="outset" w:color="auto" w:sz="6" w:space="0"/>
+            <w:right w:val="outset" w:color="auto" w:sz="6" w:space="0"/>
+            <w:insideH w:val="none" w:color="auto" w:sz="0" w:space="0"/>
+            <w:insideV w:val="none" w:color="auto" w:sz="0" w:space="0"/>
+          </w:tblBorders>
           <w:tblCellMar>
             <w:top w:w="0" w:type="dxa"/>
             <w:left w:w="0" w:type="dxa"/>
@@ -3485,7 +3481,6 @@
             <w:insideH w:val="none" w:color="auto" w:sz="0" w:space="0"/>
             <w:insideV w:val="none" w:color="auto" w:sz="0" w:space="0"/>
           </w:tblBorders>
-          <w:shd w:val="clear" w:color="auto" w:fill="C6C3C6"/>
           <w:tblCellMar>
             <w:top w:w="0" w:type="dxa"/>
             <w:left w:w="0" w:type="dxa"/>
@@ -3688,6 +3683,7 @@
             <w:insideH w:val="none" w:color="auto" w:sz="0" w:space="0"/>
             <w:insideV w:val="none" w:color="auto" w:sz="0" w:space="0"/>
           </w:tblBorders>
+          <w:shd w:val="clear" w:color="auto" w:fill="C6C3C6"/>
           <w:tblCellMar>
             <w:top w:w="0" w:type="dxa"/>
             <w:left w:w="0" w:type="dxa"/>
@@ -4524,6 +4520,7 @@
             <w:insideH w:val="none" w:color="auto" w:sz="0" w:space="0"/>
             <w:insideV w:val="none" w:color="auto" w:sz="0" w:space="0"/>
           </w:tblBorders>
+          <w:shd w:val="clear" w:color="auto" w:fill="C6C3C6"/>
           <w:tblCellMar>
             <w:top w:w="0" w:type="dxa"/>
             <w:left w:w="0" w:type="dxa"/>
@@ -6068,7 +6065,6 @@
           </w:tcPr>
           <w:p>
             <w:pPr>
-              <w:ind w:firstLine="548" w:firstLineChars="0"/>
               <w:jc w:val="center"/>
               <w:rPr>
                 <w:rFonts w:hint="eastAsia" w:ascii="宋体" w:hAnsi="宋体"/>
@@ -6124,9 +6120,21 @@
                 <w:szCs w:val="24"/>
                 <w:lang w:val="en-US" w:eastAsia="zh-CN" w:bidi="ar-SA"/>
               </w:rPr>
-              <w:t>教学</w:t>
-            </w:r>
-          </w:p>
+              <w:t>教学时数</w:t>
+            </w:r>
+          </w:p>
+        </w:tc>
+        <w:tc>
+          <w:tcPr>
+            <w:tcW w:w="1000" w:type="dxa"/>
+            <w:shd w:val="clear" w:color="auto" w:fill="C7DAF1"/>
+            <w:noWrap w:val="0"/>
+            <w:tcMar>
+              <w:left w:w="108" w:type="dxa"/>
+              <w:right w:w="108" w:type="dxa"/>
+            </w:tcMar>
+            <w:vAlign w:val="center"/>
+          </w:tcPr>
           <w:p>
             <w:pPr>
               <w:jc w:val="center"/>
@@ -6148,67 +6156,7 @@
                 <w:szCs w:val="24"/>
                 <w:lang w:val="en-US" w:eastAsia="zh-CN" w:bidi="ar-SA"/>
               </w:rPr>
-              <w:t>时数</w:t>
-            </w:r>
-          </w:p>
-        </w:tc>
-        <w:tc>
-          <w:tcPr>
-            <w:tcW w:w="1000" w:type="dxa"/>
-            <w:shd w:val="clear" w:color="auto" w:fill="C7DAF1"/>
-            <w:noWrap w:val="0"/>
-            <w:tcMar>
-              <w:left w:w="108" w:type="dxa"/>
-              <w:right w:w="108" w:type="dxa"/>
-            </w:tcMar>
-            <w:vAlign w:val="center"/>
-          </w:tcPr>
-          <w:p>
-            <w:pPr>
-              <w:jc w:val="center"/>
-              <w:rPr>
-                <w:rFonts w:hint="eastAsia" w:ascii="宋体" w:hAnsi="宋体"/>
-                <w:b/>
-                <w:kern w:val="2"/>
-                <w:sz w:val="24"/>
-                <w:szCs w:val="24"/>
-                <w:lang w:val="en-US" w:eastAsia="zh-CN" w:bidi="ar-SA"/>
-              </w:rPr>
-            </w:pPr>
-            <w:r>
-              <w:rPr>
-                <w:rFonts w:hint="eastAsia" w:ascii="宋体" w:hAnsi="宋体"/>
-                <w:b/>
-                <w:kern w:val="2"/>
-                <w:sz w:val="24"/>
-                <w:szCs w:val="24"/>
-                <w:lang w:val="en-US" w:eastAsia="zh-CN" w:bidi="ar-SA"/>
-              </w:rPr>
-              <w:t>教学</w:t>
-            </w:r>
-          </w:p>
-          <w:p>
-            <w:pPr>
-              <w:jc w:val="center"/>
-              <w:rPr>
-                <w:rFonts w:hint="eastAsia" w:ascii="宋体" w:hAnsi="宋体"/>
-                <w:b/>
-                <w:kern w:val="2"/>
-                <w:sz w:val="24"/>
-                <w:szCs w:val="24"/>
-                <w:lang w:val="en-US" w:eastAsia="zh-CN" w:bidi="ar-SA"/>
-              </w:rPr>
-            </w:pPr>
-            <w:r>
-              <w:rPr>
-                <w:rFonts w:hint="eastAsia" w:ascii="宋体" w:hAnsi="宋体"/>
-                <w:b/>
-                <w:kern w:val="2"/>
-                <w:sz w:val="24"/>
-                <w:szCs w:val="24"/>
-                <w:lang w:val="en-US" w:eastAsia="zh-CN" w:bidi="ar-SA"/>
-              </w:rPr>
-              <w:t>模式</w:t>
+              <w:t>教学模式</w:t>
             </w:r>
           </w:p>
         </w:tc>
@@ -6282,9 +6230,10 @@
           </w:tcPr>
           <w:p>
             <w:pPr>
+              <w:spacing w:before="60" w:after="60"/>
               <w:jc w:val="center"/>
               <w:rPr>
-                <w:rFonts w:hint="default"/>
+                <w:rFonts w:hint="eastAsia" w:ascii="宋体" w:hAnsi="宋体"/>
                 <w:kern w:val="2"/>
                 <w:sz w:val="21"/>
                 <w:szCs w:val="21"/>
@@ -6293,11 +6242,9 @@
             </w:pPr>
             <w:r>
               <w:rPr>
-                <w:rFonts w:hint="eastAsia"/>
-                <w:kern w:val="2"/>
-                <w:sz w:val="21"/>
-                <w:szCs w:val="24"/>
-                <w:lang w:val="en-US" w:eastAsia="zh-CN" w:bidi="ar-SA"/>
+                <w:rFonts w:hint="eastAsia" w:ascii="宋体" w:hAnsi="宋体" w:eastAsia="宋体" w:cs="宋体"/>
+                <w:sz w:val="21"/>
+                <w:szCs w:val="21"/>
               </w:rPr>
               <w:t>1</w:t>
             </w:r>
@@ -6315,10 +6262,153 @@
           </w:tcPr>
           <w:p>
             <w:pPr>
-              <w:jc w:val="both"/>
-              <w:rPr>
-                <w:rFonts w:hint="eastAsia" w:ascii="宋体" w:hAnsi="宋体" w:eastAsia="宋体" w:cs="宋体"/>
-                <w:bCs/>
+              <w:spacing w:before="60" w:after="60"/>
+              <w:rPr>
+                <w:rFonts w:hint="eastAsia" w:ascii="宋体" w:hAnsi="宋体" w:eastAsia="宋体" w:cs="宋体"/>
+                <w:sz w:val="21"/>
+                <w:szCs w:val="21"/>
+              </w:rPr>
+            </w:pPr>
+            <w:r>
+              <w:rPr>
+                <w:rFonts w:hint="eastAsia" w:ascii="宋体" w:hAnsi="宋体" w:eastAsia="宋体" w:cs="宋体"/>
+                <w:sz w:val="21"/>
+                <w:szCs w:val="21"/>
+              </w:rPr>
+              <w:t>第一章：课程导论与环境搭建</w:t>
+            </w:r>
+          </w:p>
+          <w:p>
+            <w:pPr>
+              <w:spacing w:before="60" w:after="60"/>
+              <w:rPr>
+                <w:rFonts w:hint="eastAsia" w:ascii="宋体" w:hAnsi="宋体" w:eastAsia="宋体" w:cs="宋体"/>
+                <w:sz w:val="21"/>
+                <w:szCs w:val="21"/>
+              </w:rPr>
+            </w:pPr>
+            <w:r>
+              <w:rPr>
+                <w:rFonts w:hint="eastAsia" w:ascii="宋体" w:hAnsi="宋体" w:eastAsia="宋体" w:cs="宋体"/>
+                <w:sz w:val="21"/>
+                <w:szCs w:val="21"/>
+              </w:rPr>
+              <w:t>- 产业背景引入：英特航空业务场景（物流吊运、巡检、消杀、集群表演）的技术挑战</w:t>
+            </w:r>
+          </w:p>
+          <w:p>
+            <w:pPr>
+              <w:spacing w:before="60" w:after="60"/>
+              <w:rPr>
+                <w:rFonts w:hint="eastAsia" w:ascii="宋体" w:hAnsi="宋体" w:eastAsia="宋体" w:cs="宋体"/>
+                <w:sz w:val="21"/>
+                <w:szCs w:val="21"/>
+              </w:rPr>
+            </w:pPr>
+            <w:r>
+              <w:rPr>
+                <w:rFonts w:hint="eastAsia" w:ascii="宋体" w:hAnsi="宋体" w:eastAsia="宋体" w:cs="宋体"/>
+                <w:sz w:val="21"/>
+                <w:szCs w:val="21"/>
+              </w:rPr>
+              <w:t>- 问题思考：为什么需要仿真？从"炸机"成本到数字孪生</w:t>
+            </w:r>
+          </w:p>
+          <w:p>
+            <w:pPr>
+              <w:spacing w:before="60" w:after="60"/>
+              <w:rPr>
+                <w:rFonts w:hint="eastAsia" w:ascii="宋体" w:hAnsi="宋体" w:eastAsia="宋体" w:cs="宋体"/>
+                <w:sz w:val="21"/>
+                <w:szCs w:val="21"/>
+              </w:rPr>
+            </w:pPr>
+            <w:r>
+              <w:rPr>
+                <w:rFonts w:hint="eastAsia" w:ascii="宋体" w:hAnsi="宋体" w:eastAsia="宋体" w:cs="宋体"/>
+                <w:sz w:val="21"/>
+                <w:szCs w:val="21"/>
+              </w:rPr>
+              <w:t>- 技术栈概览：ROS2 + Gazebo + Nav2 + PX4 的整体架构</w:t>
+            </w:r>
+          </w:p>
+          <w:p>
+            <w:pPr>
+              <w:spacing w:before="60" w:after="60"/>
+              <w:rPr>
+                <w:rFonts w:hint="eastAsia" w:ascii="宋体" w:hAnsi="宋体" w:eastAsia="宋体" w:cs="宋体"/>
+                <w:sz w:val="21"/>
+                <w:szCs w:val="21"/>
+              </w:rPr>
+            </w:pPr>
+            <w:r>
+              <w:rPr>
+                <w:rFonts w:hint="eastAsia" w:ascii="宋体" w:hAnsi="宋体" w:eastAsia="宋体" w:cs="宋体"/>
+                <w:sz w:val="21"/>
+                <w:szCs w:val="21"/>
+              </w:rPr>
+              <w:t>- 课程路线图：先小车通信控制原理后无人机和算法仿真的学习路径</w:t>
+            </w:r>
+          </w:p>
+          <w:p>
+            <w:pPr>
+              <w:spacing w:before="60" w:after="60"/>
+              <w:rPr>
+                <w:rFonts w:hint="eastAsia" w:ascii="宋体" w:hAnsi="宋体" w:eastAsia="宋体" w:cs="宋体"/>
+                <w:sz w:val="21"/>
+                <w:szCs w:val="21"/>
+              </w:rPr>
+            </w:pPr>
+            <w:r>
+              <w:rPr>
+                <w:rFonts w:hint="eastAsia" w:ascii="宋体" w:hAnsi="宋体" w:eastAsia="宋体" w:cs="宋体"/>
+                <w:sz w:val="21"/>
+                <w:szCs w:val="21"/>
+              </w:rPr>
+              <w:t>- Ubuntu 24.04环境配置与ROS2 Jazzy安装</w:t>
+            </w:r>
+          </w:p>
+          <w:p>
+            <w:pPr>
+              <w:spacing w:before="60" w:after="60"/>
+              <w:rPr>
+                <w:rFonts w:hint="eastAsia" w:ascii="宋体" w:hAnsi="宋体" w:eastAsia="宋体" w:cs="宋体"/>
+                <w:sz w:val="21"/>
+                <w:szCs w:val="21"/>
+              </w:rPr>
+            </w:pPr>
+            <w:r>
+              <w:rPr>
+                <w:rFonts w:hint="eastAsia" w:ascii="宋体" w:hAnsi="宋体" w:eastAsia="宋体" w:cs="宋体"/>
+                <w:sz w:val="21"/>
+                <w:szCs w:val="21"/>
+              </w:rPr>
+              <w:t>- Gazebo Harmonic仿真环境启动与界面熟悉</w:t>
+            </w:r>
+          </w:p>
+          <w:p>
+            <w:pPr>
+              <w:spacing w:before="60" w:after="60"/>
+              <w:rPr>
+                <w:rFonts w:hint="eastAsia" w:ascii="宋体" w:hAnsi="宋体" w:eastAsia="宋体" w:cs="宋体"/>
+                <w:sz w:val="21"/>
+                <w:szCs w:val="21"/>
+              </w:rPr>
+            </w:pPr>
+            <w:r>
+              <w:rPr>
+                <w:rFonts w:hint="eastAsia" w:ascii="宋体" w:hAnsi="宋体" w:eastAsia="宋体" w:cs="宋体"/>
+                <w:sz w:val="21"/>
+                <w:szCs w:val="21"/>
+              </w:rPr>
+              <w:t>- 加载ROS2小车模型，完成首次仿真运行</w:t>
+            </w:r>
+          </w:p>
+          <w:p>
+            <w:pPr>
+              <w:spacing w:before="60" w:after="60"/>
+              <w:rPr>
+                <w:rFonts w:hint="eastAsia" w:ascii="宋体" w:hAnsi="宋体"/>
                 <w:kern w:val="2"/>
                 <w:sz w:val="21"/>
                 <w:szCs w:val="21"/>
@@ -6328,152 +6418,10 @@
             <w:r>
               <w:rPr>
                 <w:rFonts w:hint="eastAsia" w:ascii="宋体" w:hAnsi="宋体" w:eastAsia="宋体" w:cs="宋体"/>
-                <w:bCs/>
-                <w:kern w:val="2"/>
-                <w:sz w:val="21"/>
-                <w:szCs w:val="21"/>
-                <w:lang w:val="en-US" w:eastAsia="zh-CN" w:bidi="ar-SA"/>
-              </w:rPr>
-              <w:t>第一章：课程导论与环境搭建（一）</w:t>
-            </w:r>
-          </w:p>
-          <w:p>
-            <w:pPr>
-              <w:jc w:val="both"/>
-              <w:rPr>
-                <w:rFonts w:hint="eastAsia" w:ascii="宋体" w:hAnsi="宋体" w:eastAsia="宋体" w:cs="宋体"/>
-                <w:bCs/>
-                <w:kern w:val="2"/>
-                <w:sz w:val="21"/>
-                <w:szCs w:val="21"/>
-                <w:lang w:val="en-US" w:eastAsia="zh-CN" w:bidi="ar-SA"/>
-              </w:rPr>
-            </w:pPr>
-            <w:r>
-              <w:rPr>
-                <w:rFonts w:hint="eastAsia" w:ascii="宋体" w:hAnsi="宋体" w:eastAsia="宋体" w:cs="宋体"/>
-                <w:bCs/>
-                <w:kern w:val="2"/>
-                <w:sz w:val="21"/>
-                <w:szCs w:val="21"/>
-                <w:lang w:val="en-US" w:eastAsia="zh-CN" w:bidi="ar-SA"/>
-              </w:rPr>
-              <w:t>1. 产业背景引入：英特航空业务场景（物流吊运、巡检、消杀、集群表演）的技术挑战</w:t>
-            </w:r>
-          </w:p>
-          <w:p>
-            <w:pPr>
-              <w:jc w:val="both"/>
-              <w:rPr>
-                <w:rFonts w:hint="eastAsia" w:ascii="宋体" w:hAnsi="宋体" w:eastAsia="宋体" w:cs="宋体"/>
-                <w:bCs/>
-                <w:kern w:val="2"/>
-                <w:sz w:val="21"/>
-                <w:szCs w:val="21"/>
-                <w:lang w:val="en-US" w:eastAsia="zh-CN" w:bidi="ar-SA"/>
-              </w:rPr>
-            </w:pPr>
-            <w:r>
-              <w:rPr>
-                <w:rFonts w:hint="eastAsia" w:ascii="宋体" w:hAnsi="宋体" w:eastAsia="宋体" w:cs="宋体"/>
-                <w:bCs/>
-                <w:kern w:val="2"/>
-                <w:sz w:val="21"/>
-                <w:szCs w:val="21"/>
-                <w:lang w:val="en-US" w:eastAsia="zh-CN" w:bidi="ar-SA"/>
-              </w:rPr>
-              <w:t>2. 问题思考：为什么需要仿真？从"炸机"成本到数字孪生</w:t>
-            </w:r>
-          </w:p>
-          <w:p>
-            <w:pPr>
-              <w:jc w:val="both"/>
-              <w:rPr>
-                <w:rFonts w:hint="eastAsia" w:ascii="宋体" w:hAnsi="宋体" w:eastAsia="宋体" w:cs="宋体"/>
-                <w:bCs/>
-                <w:kern w:val="2"/>
-                <w:sz w:val="21"/>
-                <w:szCs w:val="21"/>
-                <w:lang w:val="en-US" w:eastAsia="zh-CN" w:bidi="ar-SA"/>
-              </w:rPr>
-            </w:pPr>
-            <w:r>
-              <w:rPr>
-                <w:rFonts w:hint="eastAsia" w:ascii="宋体" w:hAnsi="宋体" w:eastAsia="宋体" w:cs="宋体"/>
-                <w:bCs/>
-                <w:kern w:val="2"/>
-                <w:sz w:val="21"/>
-                <w:szCs w:val="21"/>
-                <w:lang w:val="en-US" w:eastAsia="zh-CN" w:bidi="ar-SA"/>
-              </w:rPr>
-              <w:t>3. 技术栈概览：ROS2 + Gazebo + Nav2 + PX4 的整体架构</w:t>
-            </w:r>
-          </w:p>
-          <w:p>
-            <w:pPr>
-              <w:jc w:val="both"/>
-              <w:rPr>
-                <w:rFonts w:hint="eastAsia" w:ascii="宋体" w:hAnsi="宋体" w:cs="宋体"/>
-                <w:kern w:val="2"/>
-                <w:sz w:val="21"/>
-                <w:szCs w:val="21"/>
-                <w:lang w:val="en-US" w:eastAsia="zh-CN" w:bidi="ar-SA"/>
-              </w:rPr>
-            </w:pPr>
-            <w:r>
-              <w:rPr>
-                <w:rFonts w:hint="eastAsia" w:ascii="宋体" w:hAnsi="宋体" w:eastAsia="宋体" w:cs="宋体"/>
-                <w:bCs/>
-                <w:kern w:val="2"/>
-                <w:sz w:val="21"/>
-                <w:szCs w:val="21"/>
-                <w:lang w:val="en-US" w:eastAsia="zh-CN" w:bidi="ar-SA"/>
-              </w:rPr>
-              <w:t>4. 课程路线图：先小车</w:t>
-            </w:r>
-            <w:r>
-              <w:rPr>
-                <w:rFonts w:hint="eastAsia" w:ascii="宋体" w:hAnsi="宋体" w:cs="宋体"/>
-                <w:bCs/>
-                <w:kern w:val="2"/>
-                <w:sz w:val="21"/>
-                <w:szCs w:val="21"/>
-                <w:lang w:val="en-US" w:eastAsia="zh-CN" w:bidi="ar-SA"/>
-              </w:rPr>
-              <w:t>通信控制原理</w:t>
-            </w:r>
-            <w:r>
-              <w:rPr>
-                <w:rFonts w:hint="eastAsia" w:ascii="宋体" w:hAnsi="宋体" w:eastAsia="宋体" w:cs="宋体"/>
-                <w:bCs/>
-                <w:kern w:val="2"/>
-                <w:sz w:val="21"/>
-                <w:szCs w:val="21"/>
-                <w:lang w:val="en-US" w:eastAsia="zh-CN" w:bidi="ar-SA"/>
-              </w:rPr>
-              <w:t>后无人机</w:t>
-            </w:r>
-            <w:r>
-              <w:rPr>
-                <w:rFonts w:hint="eastAsia" w:ascii="宋体" w:hAnsi="宋体" w:cs="宋体"/>
-                <w:bCs/>
-                <w:kern w:val="2"/>
-                <w:sz w:val="21"/>
-                <w:szCs w:val="21"/>
-                <w:lang w:val="en-US" w:eastAsia="zh-CN" w:bidi="ar-SA"/>
-              </w:rPr>
-              <w:t>和算法仿真</w:t>
-            </w:r>
-            <w:r>
-              <w:rPr>
-                <w:rFonts w:hint="eastAsia" w:ascii="宋体" w:hAnsi="宋体" w:eastAsia="宋体" w:cs="宋体"/>
-                <w:bCs/>
-                <w:kern w:val="2"/>
-                <w:sz w:val="21"/>
-                <w:szCs w:val="21"/>
-                <w:lang w:val="en-US" w:eastAsia="zh-CN" w:bidi="ar-SA"/>
-              </w:rPr>
-              <w:t>的学习路径</w:t>
+                <w:sz w:val="21"/>
+                <w:szCs w:val="21"/>
+              </w:rPr>
+              <w:t>- 使用键盘遥控小车移动</w:t>
             </w:r>
           </w:p>
         </w:tc>
@@ -6489,27 +6437,27 @@
           </w:tcPr>
           <w:p>
             <w:pPr>
-              <w:jc w:val="center"/>
-              <w:rPr>
-                <w:rFonts w:ascii="宋体" w:hAnsi="宋体" w:eastAsia="宋体" w:cs="宋体"/>
-                <w:sz w:val="21"/>
-                <w:szCs w:val="21"/>
-              </w:rPr>
-            </w:pPr>
-            <w:r>
-              <w:rPr>
-                <w:rFonts w:ascii="宋体" w:hAnsi="宋体" w:eastAsia="宋体" w:cs="宋体"/>
-                <w:sz w:val="21"/>
-                <w:szCs w:val="21"/>
-              </w:rPr>
-              <w:t>理论1学时</w:t>
-            </w:r>
-          </w:p>
-          <w:p>
-            <w:pPr>
-              <w:jc w:val="center"/>
-              <w:rPr>
-                <w:rFonts w:hint="eastAsia" w:ascii="宋体" w:hAnsi="宋体" w:cs="宋体"/>
+              <w:spacing w:before="60" w:after="60"/>
+              <w:rPr>
+                <w:rFonts w:hint="eastAsia" w:ascii="宋体" w:hAnsi="宋体" w:eastAsia="宋体" w:cs="宋体"/>
+                <w:sz w:val="21"/>
+                <w:szCs w:val="21"/>
+              </w:rPr>
+            </w:pPr>
+            <w:r>
+              <w:rPr>
+                <w:rFonts w:hint="eastAsia" w:ascii="宋体" w:hAnsi="宋体" w:eastAsia="宋体" w:cs="宋体"/>
+                <w:sz w:val="21"/>
+                <w:szCs w:val="21"/>
+              </w:rPr>
+              <w:t>理论2学时</w:t>
+            </w:r>
+          </w:p>
+          <w:p>
+            <w:pPr>
+              <w:spacing w:before="60" w:after="60"/>
+              <w:rPr>
+                <w:rFonts w:hint="eastAsia" w:ascii="宋体" w:hAnsi="宋体"/>
                 <w:kern w:val="2"/>
                 <w:sz w:val="21"/>
                 <w:szCs w:val="21"/>
@@ -6518,11 +6466,11 @@
             </w:pPr>
             <w:r>
               <w:rPr>
-                <w:rFonts w:ascii="宋体" w:hAnsi="宋体" w:eastAsia="宋体" w:cs="宋体"/>
-                <w:sz w:val="21"/>
-                <w:szCs w:val="21"/>
-              </w:rPr>
-              <w:t>实验1学时</w:t>
+                <w:rFonts w:hint="eastAsia" w:ascii="宋体" w:hAnsi="宋体" w:eastAsia="宋体" w:cs="宋体"/>
+                <w:sz w:val="21"/>
+                <w:szCs w:val="21"/>
+              </w:rPr>
+              <w:t>实验2学时</w:t>
             </w:r>
           </w:p>
         </w:tc>
@@ -6538,9 +6486,9 @@
           </w:tcPr>
           <w:p>
             <w:pPr>
-              <w:jc w:val="center"/>
-              <w:rPr>
-                <w:rFonts w:hint="eastAsia" w:ascii="宋体" w:hAnsi="宋体" w:cs="宋体"/>
+              <w:spacing w:before="60" w:after="60"/>
+              <w:rPr>
+                <w:rFonts w:hint="eastAsia" w:ascii="宋体" w:hAnsi="宋体"/>
                 <w:kern w:val="2"/>
                 <w:sz w:val="21"/>
                 <w:szCs w:val="21"/>
@@ -6549,11 +6497,9 @@
             </w:pPr>
             <w:r>
               <w:rPr>
-                <w:rFonts w:hint="eastAsia" w:ascii="宋体" w:hAnsi="宋体" w:cs="宋体"/>
-                <w:kern w:val="2"/>
-                <w:sz w:val="21"/>
-                <w:szCs w:val="21"/>
-                <w:lang w:val="en-US" w:eastAsia="zh-CN" w:bidi="ar-SA"/>
+                <w:rFonts w:hint="eastAsia" w:ascii="宋体" w:hAnsi="宋体" w:eastAsia="宋体" w:cs="宋体"/>
+                <w:sz w:val="21"/>
+                <w:szCs w:val="21"/>
               </w:rPr>
               <w:t>案例教学+实操</w:t>
             </w:r>
@@ -6571,9 +6517,9 @@
           </w:tcPr>
           <w:p>
             <w:pPr>
-              <w:jc w:val="both"/>
-              <w:rPr>
-                <w:rFonts w:hint="eastAsia" w:ascii="宋体" w:hAnsi="宋体" w:cs="宋体"/>
+              <w:spacing w:before="60" w:after="60"/>
+              <w:rPr>
+                <w:rFonts w:hint="eastAsia" w:ascii="宋体" w:hAnsi="宋体"/>
                 <w:kern w:val="2"/>
                 <w:sz w:val="21"/>
                 <w:szCs w:val="21"/>
@@ -6582,13 +6528,11 @@
             </w:pPr>
             <w:r>
               <w:rPr>
-                <w:rFonts w:hint="eastAsia"/>
-                <w:kern w:val="2"/>
-                <w:sz w:val="21"/>
-                <w:szCs w:val="24"/>
-                <w:lang w:val="en-US" w:eastAsia="zh-CN" w:bidi="ar-SA"/>
-              </w:rPr>
-              <w:t>介绍我国低空经济政策与机器人产业发展，激发学生投身新兴产业的热情</w:t>
+                <w:rFonts w:hint="eastAsia" w:ascii="宋体" w:hAnsi="宋体" w:eastAsia="宋体" w:cs="宋体"/>
+                <w:sz w:val="21"/>
+                <w:szCs w:val="21"/>
+              </w:rPr>
+              <w:t>介绍我国低空经济政策与机器人产业发展，激发学生投身新兴产业的热情；强调"验证先行"的工程思维</w:t>
             </w:r>
           </w:p>
         </w:tc>
@@ -6617,6 +6561,7 @@
         <w:tc>
           <w:tcPr>
             <w:tcW w:w="784" w:type="dxa"/>
+            <w:shd w:val="clear" w:color="auto" w:fill="FFFFFF"/>
             <w:noWrap w:val="0"/>
             <w:tcMar>
               <w:left w:w="108" w:type="dxa"/>
@@ -6626,9 +6571,10 @@
           </w:tcPr>
           <w:p>
             <w:pPr>
+              <w:spacing w:before="60" w:after="60"/>
               <w:jc w:val="center"/>
               <w:rPr>
-                <w:rFonts w:hint="default"/>
+                <w:rFonts w:hint="eastAsia" w:ascii="宋体" w:hAnsi="宋体" w:eastAsia="宋体" w:cs="宋体"/>
                 <w:kern w:val="2"/>
                 <w:sz w:val="21"/>
                 <w:szCs w:val="21"/>
@@ -6637,11 +6583,9 @@
             </w:pPr>
             <w:r>
               <w:rPr>
-                <w:rFonts w:hint="eastAsia"/>
-                <w:kern w:val="2"/>
-                <w:sz w:val="21"/>
-                <w:szCs w:val="24"/>
-                <w:lang w:val="en-US" w:eastAsia="zh-CN" w:bidi="ar-SA"/>
+                <w:rFonts w:hint="eastAsia" w:ascii="宋体" w:hAnsi="宋体" w:eastAsia="宋体" w:cs="宋体"/>
+                <w:sz w:val="21"/>
+                <w:szCs w:val="21"/>
               </w:rPr>
               <w:t>2</w:t>
             </w:r>
@@ -6650,6 +6594,7 @@
         <w:tc>
           <w:tcPr>
             <w:tcW w:w="3801" w:type="dxa"/>
+            <w:shd w:val="clear" w:color="auto" w:fill="FFFFFF"/>
             <w:noWrap w:val="0"/>
             <w:tcMar>
               <w:left w:w="108" w:type="dxa"/>
@@ -6659,10 +6604,153 @@
           </w:tcPr>
           <w:p>
             <w:pPr>
-              <w:jc w:val="both"/>
-              <w:rPr>
-                <w:rFonts w:hint="eastAsia" w:ascii="宋体" w:hAnsi="宋体" w:eastAsia="宋体" w:cs="宋体"/>
-                <w:bCs/>
+              <w:spacing w:before="60" w:after="60"/>
+              <w:rPr>
+                <w:rFonts w:hint="eastAsia" w:ascii="宋体" w:hAnsi="宋体" w:eastAsia="宋体" w:cs="宋体"/>
+                <w:sz w:val="21"/>
+                <w:szCs w:val="21"/>
+              </w:rPr>
+            </w:pPr>
+            <w:r>
+              <w:rPr>
+                <w:rFonts w:hint="eastAsia" w:ascii="宋体" w:hAnsi="宋体" w:eastAsia="宋体" w:cs="宋体"/>
+                <w:sz w:val="21"/>
+                <w:szCs w:val="21"/>
+              </w:rPr>
+              <w:t>第二章：ROS2通信机制</w:t>
+            </w:r>
+          </w:p>
+          <w:p>
+            <w:pPr>
+              <w:spacing w:before="60" w:after="60"/>
+              <w:rPr>
+                <w:rFonts w:hint="eastAsia" w:ascii="宋体" w:hAnsi="宋体" w:eastAsia="宋体" w:cs="宋体"/>
+                <w:sz w:val="21"/>
+                <w:szCs w:val="21"/>
+              </w:rPr>
+            </w:pPr>
+            <w:r>
+              <w:rPr>
+                <w:rFonts w:hint="eastAsia" w:ascii="宋体" w:hAnsi="宋体" w:eastAsia="宋体" w:cs="宋体"/>
+                <w:sz w:val="21"/>
+                <w:szCs w:val="21"/>
+              </w:rPr>
+              <w:t>- 问题引入：机器人各模块如何"对话"？</w:t>
+            </w:r>
+          </w:p>
+          <w:p>
+            <w:pPr>
+              <w:spacing w:before="60" w:after="60"/>
+              <w:rPr>
+                <w:rFonts w:hint="eastAsia" w:ascii="宋体" w:hAnsi="宋体" w:eastAsia="宋体" w:cs="宋体"/>
+                <w:sz w:val="21"/>
+                <w:szCs w:val="21"/>
+              </w:rPr>
+            </w:pPr>
+            <w:r>
+              <w:rPr>
+                <w:rFonts w:hint="eastAsia" w:ascii="宋体" w:hAnsi="宋体" w:eastAsia="宋体" w:cs="宋体"/>
+                <w:sz w:val="21"/>
+                <w:szCs w:val="21"/>
+              </w:rPr>
+              <w:t>- 核心概念：节点（Node）、话题（Topic）、服务（Service）、动作（Action）</w:t>
+            </w:r>
+          </w:p>
+          <w:p>
+            <w:pPr>
+              <w:spacing w:before="60" w:after="60"/>
+              <w:rPr>
+                <w:rFonts w:hint="eastAsia" w:ascii="宋体" w:hAnsi="宋体" w:eastAsia="宋体" w:cs="宋体"/>
+                <w:sz w:val="21"/>
+                <w:szCs w:val="21"/>
+              </w:rPr>
+            </w:pPr>
+            <w:r>
+              <w:rPr>
+                <w:rFonts w:hint="eastAsia" w:ascii="宋体" w:hAnsi="宋体" w:eastAsia="宋体" w:cs="宋体"/>
+                <w:sz w:val="21"/>
+                <w:szCs w:val="21"/>
+              </w:rPr>
+              <w:t>- 类比理解：用"外卖订单系统"解释发布-订阅模式</w:t>
+            </w:r>
+          </w:p>
+          <w:p>
+            <w:pPr>
+              <w:spacing w:before="60" w:after="60"/>
+              <w:rPr>
+                <w:rFonts w:hint="eastAsia" w:ascii="宋体" w:hAnsi="宋体" w:eastAsia="宋体" w:cs="宋体"/>
+                <w:sz w:val="21"/>
+                <w:szCs w:val="21"/>
+              </w:rPr>
+            </w:pPr>
+            <w:r>
+              <w:rPr>
+                <w:rFonts w:hint="eastAsia" w:ascii="宋体" w:hAnsi="宋体" w:eastAsia="宋体" w:cs="宋体"/>
+                <w:sz w:val="21"/>
+                <w:szCs w:val="21"/>
+              </w:rPr>
+              <w:t>- DDS中间件：ROS2的通信基础</w:t>
+            </w:r>
+          </w:p>
+          <w:p>
+            <w:pPr>
+              <w:spacing w:before="60" w:after="60"/>
+              <w:rPr>
+                <w:rFonts w:hint="eastAsia" w:ascii="宋体" w:hAnsi="宋体" w:eastAsia="宋体" w:cs="宋体"/>
+                <w:sz w:val="21"/>
+                <w:szCs w:val="21"/>
+              </w:rPr>
+            </w:pPr>
+            <w:r>
+              <w:rPr>
+                <w:rFonts w:hint="eastAsia" w:ascii="宋体" w:hAnsi="宋体" w:eastAsia="宋体" w:cs="宋体"/>
+                <w:sz w:val="21"/>
+                <w:szCs w:val="21"/>
+              </w:rPr>
+              <w:t>- 使用 ros2 topic list、ros2 topic echo 查看话题数据</w:t>
+            </w:r>
+          </w:p>
+          <w:p>
+            <w:pPr>
+              <w:spacing w:before="60" w:after="60"/>
+              <w:rPr>
+                <w:rFonts w:hint="eastAsia" w:ascii="宋体" w:hAnsi="宋体" w:eastAsia="宋体" w:cs="宋体"/>
+                <w:sz w:val="21"/>
+                <w:szCs w:val="21"/>
+              </w:rPr>
+            </w:pPr>
+            <w:r>
+              <w:rPr>
+                <w:rFonts w:hint="eastAsia" w:ascii="宋体" w:hAnsi="宋体" w:eastAsia="宋体" w:cs="宋体"/>
+                <w:sz w:val="21"/>
+                <w:szCs w:val="21"/>
+              </w:rPr>
+              <w:t>- 使用 rqt_graph 可视化节点通信关系</w:t>
+            </w:r>
+          </w:p>
+          <w:p>
+            <w:pPr>
+              <w:spacing w:before="60" w:after="60"/>
+              <w:rPr>
+                <w:rFonts w:hint="eastAsia" w:ascii="宋体" w:hAnsi="宋体" w:eastAsia="宋体" w:cs="宋体"/>
+                <w:sz w:val="21"/>
+                <w:szCs w:val="21"/>
+              </w:rPr>
+            </w:pPr>
+            <w:r>
+              <w:rPr>
+                <w:rFonts w:hint="eastAsia" w:ascii="宋体" w:hAnsi="宋体" w:eastAsia="宋体" w:cs="宋体"/>
+                <w:sz w:val="21"/>
+                <w:szCs w:val="21"/>
+              </w:rPr>
+              <w:t>- 编写简单的Python发布者/订阅者节点</w:t>
+            </w:r>
+          </w:p>
+          <w:p>
+            <w:pPr>
+              <w:spacing w:before="60" w:after="60"/>
+              <w:rPr>
+                <w:rFonts w:hint="eastAsia" w:ascii="宋体" w:hAnsi="宋体" w:eastAsia="宋体" w:cs="宋体"/>
                 <w:kern w:val="2"/>
                 <w:sz w:val="21"/>
                 <w:szCs w:val="21"/>
@@ -6672,139 +6760,17 @@
             <w:r>
               <w:rPr>
                 <w:rFonts w:hint="eastAsia" w:ascii="宋体" w:hAnsi="宋体" w:eastAsia="宋体" w:cs="宋体"/>
-                <w:bCs/>
-                <w:kern w:val="2"/>
-                <w:sz w:val="21"/>
-                <w:szCs w:val="21"/>
-                <w:lang w:val="en-US" w:eastAsia="zh-CN" w:bidi="ar-SA"/>
-              </w:rPr>
-              <w:t>第一章：课程导论与环境搭建（二）</w:t>
-            </w:r>
-          </w:p>
-          <w:p>
-            <w:pPr>
-              <w:jc w:val="both"/>
-              <w:rPr>
-                <w:rFonts w:hint="eastAsia" w:ascii="宋体" w:hAnsi="宋体" w:eastAsia="宋体" w:cs="宋体"/>
-                <w:bCs/>
-                <w:kern w:val="2"/>
-                <w:sz w:val="21"/>
-                <w:szCs w:val="21"/>
-                <w:lang w:val="en-US" w:eastAsia="zh-CN" w:bidi="ar-SA"/>
-              </w:rPr>
-            </w:pPr>
-            <w:r>
-              <w:rPr>
-                <w:rFonts w:hint="eastAsia" w:ascii="宋体" w:hAnsi="宋体" w:eastAsia="宋体" w:cs="宋体"/>
-                <w:bCs/>
-                <w:kern w:val="2"/>
-                <w:sz w:val="21"/>
-                <w:szCs w:val="21"/>
-                <w:lang w:val="en-US" w:eastAsia="zh-CN" w:bidi="ar-SA"/>
-              </w:rPr>
-              <w:t>实验内容：</w:t>
-            </w:r>
-          </w:p>
-          <w:p>
-            <w:pPr>
-              <w:jc w:val="both"/>
-              <w:rPr>
-                <w:rFonts w:hint="eastAsia" w:ascii="宋体" w:hAnsi="宋体" w:eastAsia="宋体" w:cs="宋体"/>
-                <w:bCs/>
-                <w:kern w:val="2"/>
-                <w:sz w:val="21"/>
-                <w:szCs w:val="21"/>
-                <w:lang w:val="en-US" w:eastAsia="zh-CN" w:bidi="ar-SA"/>
-              </w:rPr>
-            </w:pPr>
-            <w:r>
-              <w:rPr>
-                <w:rFonts w:hint="eastAsia" w:ascii="宋体" w:hAnsi="宋体" w:eastAsia="宋体" w:cs="宋体"/>
-                <w:bCs/>
-                <w:kern w:val="2"/>
-                <w:sz w:val="21"/>
-                <w:szCs w:val="21"/>
-                <w:lang w:val="en-US" w:eastAsia="zh-CN" w:bidi="ar-SA"/>
-              </w:rPr>
-              <w:t>1. Ubuntu 22.04环境配置与ROS2 Jazzy安装</w:t>
-            </w:r>
-          </w:p>
-          <w:p>
-            <w:pPr>
-              <w:jc w:val="both"/>
-              <w:rPr>
-                <w:rFonts w:hint="eastAsia" w:ascii="宋体" w:hAnsi="宋体" w:eastAsia="宋体" w:cs="宋体"/>
-                <w:bCs/>
-                <w:kern w:val="2"/>
-                <w:sz w:val="21"/>
-                <w:szCs w:val="21"/>
-                <w:lang w:val="en-US" w:eastAsia="zh-CN" w:bidi="ar-SA"/>
-              </w:rPr>
-            </w:pPr>
-            <w:r>
-              <w:rPr>
-                <w:rFonts w:hint="eastAsia" w:ascii="宋体" w:hAnsi="宋体" w:eastAsia="宋体" w:cs="宋体"/>
-                <w:bCs/>
-                <w:kern w:val="2"/>
-                <w:sz w:val="21"/>
-                <w:szCs w:val="21"/>
-                <w:lang w:val="en-US" w:eastAsia="zh-CN" w:bidi="ar-SA"/>
-              </w:rPr>
-              <w:t>2. Gazebo Harmonic仿真环境启动与界面熟悉</w:t>
-            </w:r>
-          </w:p>
-          <w:p>
-            <w:pPr>
-              <w:jc w:val="both"/>
-              <w:rPr>
-                <w:rFonts w:hint="eastAsia" w:ascii="宋体" w:hAnsi="宋体" w:eastAsia="宋体" w:cs="宋体"/>
-                <w:bCs/>
-                <w:kern w:val="2"/>
-                <w:sz w:val="21"/>
-                <w:szCs w:val="21"/>
-                <w:lang w:val="en-US" w:eastAsia="zh-CN" w:bidi="ar-SA"/>
-              </w:rPr>
-            </w:pPr>
-            <w:r>
-              <w:rPr>
-                <w:rFonts w:hint="eastAsia" w:ascii="宋体" w:hAnsi="宋体" w:eastAsia="宋体" w:cs="宋体"/>
-                <w:bCs/>
-                <w:kern w:val="2"/>
-                <w:sz w:val="21"/>
-                <w:szCs w:val="21"/>
-                <w:lang w:val="en-US" w:eastAsia="zh-CN" w:bidi="ar-SA"/>
-              </w:rPr>
-              <w:t>3. 加载ROS2小车模型，完成首次仿真运行</w:t>
-            </w:r>
-          </w:p>
-          <w:p>
-            <w:pPr>
-              <w:jc w:val="both"/>
-              <w:rPr>
-                <w:rFonts w:hint="eastAsia" w:ascii="宋体" w:hAnsi="宋体" w:cs="宋体"/>
-                <w:kern w:val="2"/>
-                <w:sz w:val="21"/>
-                <w:szCs w:val="21"/>
-                <w:lang w:val="en-US" w:eastAsia="zh-CN" w:bidi="ar-SA"/>
-              </w:rPr>
-            </w:pPr>
-            <w:r>
-              <w:rPr>
-                <w:rFonts w:hint="eastAsia" w:ascii="宋体" w:hAnsi="宋体" w:eastAsia="宋体" w:cs="宋体"/>
-                <w:bCs/>
-                <w:kern w:val="2"/>
-                <w:sz w:val="21"/>
-                <w:szCs w:val="21"/>
-                <w:lang w:val="en-US" w:eastAsia="zh-CN" w:bidi="ar-SA"/>
-              </w:rPr>
-              <w:t>4. 使用键盘遥控小车移动</w:t>
+                <w:sz w:val="21"/>
+                <w:szCs w:val="21"/>
+              </w:rPr>
+              <w:t>- 通过话题发布速度指令控制小车运动</w:t>
             </w:r>
           </w:p>
         </w:tc>
         <w:tc>
           <w:tcPr>
             <w:tcW w:w="1255" w:type="dxa"/>
-            <w:shd w:val="clear" w:color="auto" w:fill="auto"/>
+            <w:shd w:val="clear" w:color="auto" w:fill="FFFFFF"/>
             <w:noWrap w:val="0"/>
             <w:tcMar>
               <w:left w:w="108" w:type="dxa"/>
@@ -6814,25 +6780,25 @@
           </w:tcPr>
           <w:p>
             <w:pPr>
-              <w:jc w:val="center"/>
-              <w:rPr>
-                <w:rFonts w:ascii="宋体" w:hAnsi="宋体" w:eastAsia="宋体" w:cs="宋体"/>
-                <w:sz w:val="21"/>
-                <w:szCs w:val="21"/>
-              </w:rPr>
-            </w:pPr>
-            <w:r>
-              <w:rPr>
-                <w:rFonts w:ascii="宋体" w:hAnsi="宋体" w:eastAsia="宋体" w:cs="宋体"/>
-                <w:sz w:val="21"/>
-                <w:szCs w:val="21"/>
-              </w:rPr>
-              <w:t>理论1学时</w:t>
-            </w:r>
-          </w:p>
-          <w:p>
-            <w:pPr>
-              <w:jc w:val="center"/>
+              <w:spacing w:before="60" w:after="60"/>
+              <w:rPr>
+                <w:rFonts w:hint="eastAsia" w:ascii="宋体" w:hAnsi="宋体" w:eastAsia="宋体" w:cs="宋体"/>
+                <w:sz w:val="21"/>
+                <w:szCs w:val="21"/>
+              </w:rPr>
+            </w:pPr>
+            <w:r>
+              <w:rPr>
+                <w:rFonts w:hint="eastAsia" w:ascii="宋体" w:hAnsi="宋体" w:eastAsia="宋体" w:cs="宋体"/>
+                <w:sz w:val="21"/>
+                <w:szCs w:val="21"/>
+              </w:rPr>
+              <w:t>理论2学时</w:t>
+            </w:r>
+          </w:p>
+          <w:p>
+            <w:pPr>
+              <w:spacing w:before="60" w:after="60"/>
               <w:rPr>
                 <w:rFonts w:hint="eastAsia" w:ascii="宋体" w:hAnsi="宋体" w:eastAsia="宋体" w:cs="宋体"/>
                 <w:kern w:val="2"/>
@@ -6843,17 +6809,18 @@
             </w:pPr>
             <w:r>
               <w:rPr>
-                <w:rFonts w:ascii="宋体" w:hAnsi="宋体" w:eastAsia="宋体" w:cs="宋体"/>
-                <w:sz w:val="21"/>
-                <w:szCs w:val="21"/>
-              </w:rPr>
-              <w:t>实验1学时</w:t>
+                <w:rFonts w:hint="eastAsia" w:ascii="宋体" w:hAnsi="宋体" w:eastAsia="宋体" w:cs="宋体"/>
+                <w:sz w:val="21"/>
+                <w:szCs w:val="21"/>
+              </w:rPr>
+              <w:t>实验2学时</w:t>
             </w:r>
           </w:p>
         </w:tc>
         <w:tc>
           <w:tcPr>
             <w:tcW w:w="1000" w:type="dxa"/>
+            <w:shd w:val="clear" w:color="auto" w:fill="FFFFFF"/>
             <w:noWrap w:val="0"/>
             <w:tcMar>
               <w:left w:w="108" w:type="dxa"/>
@@ -6863,9 +6830,9 @@
           </w:tcPr>
           <w:p>
             <w:pPr>
-              <w:jc w:val="center"/>
-              <w:rPr>
-                <w:rFonts w:hint="eastAsia" w:ascii="宋体" w:hAnsi="宋体" w:cs="宋体"/>
+              <w:spacing w:before="60" w:after="60"/>
+              <w:rPr>
+                <w:rFonts w:hint="eastAsia" w:ascii="宋体" w:hAnsi="宋体" w:eastAsia="宋体" w:cs="宋体"/>
                 <w:kern w:val="2"/>
                 <w:sz w:val="21"/>
                 <w:szCs w:val="21"/>
@@ -6874,19 +6841,18 @@
             </w:pPr>
             <w:r>
               <w:rPr>
-                <w:rFonts w:hint="eastAsia" w:ascii="宋体" w:hAnsi="宋体" w:cs="宋体"/>
-                <w:kern w:val="2"/>
-                <w:sz w:val="21"/>
-                <w:szCs w:val="21"/>
-                <w:lang w:val="en-US" w:eastAsia="zh-CN" w:bidi="ar-SA"/>
-              </w:rPr>
-              <w:t>演示+实操</w:t>
+                <w:rFonts w:hint="eastAsia" w:ascii="宋体" w:hAnsi="宋体" w:eastAsia="宋体" w:cs="宋体"/>
+                <w:sz w:val="21"/>
+                <w:szCs w:val="21"/>
+              </w:rPr>
+              <w:t>多媒体+讨论+实操</w:t>
             </w:r>
           </w:p>
         </w:tc>
         <w:tc>
           <w:tcPr>
             <w:tcW w:w="1682" w:type="dxa"/>
+            <w:shd w:val="clear" w:color="auto" w:fill="FFFFFF"/>
             <w:noWrap w:val="0"/>
             <w:tcMar>
               <w:left w:w="108" w:type="dxa"/>
@@ -6895,11 +6861,23 @@
             <w:vAlign w:val="center"/>
           </w:tcPr>
           <w:p>
-            <w:r>
-              <w:rPr>
-                <w:rFonts w:hint="eastAsia"/>
-              </w:rPr>
-              <w:t>强调"验证先行"的工程思维，培养严谨的科学态度</w:t>
+            <w:pPr>
+              <w:spacing w:before="60" w:after="60"/>
+              <w:rPr>
+                <w:rFonts w:hint="eastAsia" w:ascii="宋体" w:hAnsi="宋体" w:eastAsia="宋体" w:cs="宋体"/>
+                <w:kern w:val="2"/>
+                <w:sz w:val="21"/>
+                <w:szCs w:val="21"/>
+                <w:lang w:val="en-US" w:eastAsia="zh-CN" w:bidi="ar-SA"/>
+              </w:rPr>
+            </w:pPr>
+            <w:r>
+              <w:rPr>
+                <w:rFonts w:hint="eastAsia" w:ascii="宋体" w:hAnsi="宋体" w:eastAsia="宋体" w:cs="宋体"/>
+                <w:sz w:val="21"/>
+                <w:szCs w:val="21"/>
+              </w:rPr>
+              <w:t>通过国产机器人操作系统发展，培养自主创新意识；培养系统思维，理解模块化设计的工程价值</w:t>
             </w:r>
           </w:p>
         </w:tc>
@@ -6928,6 +6906,7 @@
         <w:tc>
           <w:tcPr>
             <w:tcW w:w="784" w:type="dxa"/>
+            <w:shd w:val="clear" w:color="auto" w:fill="FFFFFF"/>
             <w:noWrap w:val="0"/>
             <w:tcMar>
               <w:left w:w="108" w:type="dxa"/>
@@ -6937,9 +6916,10 @@
           </w:tcPr>
           <w:p>
             <w:pPr>
+              <w:spacing w:before="60" w:after="60"/>
               <w:jc w:val="center"/>
               <w:rPr>
-                <w:rFonts w:hint="default"/>
+                <w:rFonts w:hint="eastAsia" w:ascii="宋体" w:hAnsi="宋体" w:eastAsia="宋体" w:cs="宋体"/>
                 <w:kern w:val="2"/>
                 <w:sz w:val="21"/>
                 <w:szCs w:val="21"/>
@@ -6948,11 +6928,9 @@
             </w:pPr>
             <w:r>
               <w:rPr>
-                <w:rFonts w:hint="eastAsia"/>
-                <w:kern w:val="2"/>
-                <w:sz w:val="21"/>
-                <w:szCs w:val="24"/>
-                <w:lang w:val="en-US" w:eastAsia="zh-CN" w:bidi="ar-SA"/>
+                <w:rFonts w:hint="eastAsia" w:ascii="宋体" w:hAnsi="宋体" w:eastAsia="宋体" w:cs="宋体"/>
+                <w:sz w:val="21"/>
+                <w:szCs w:val="21"/>
               </w:rPr>
               <w:t>3</w:t>
             </w:r>
@@ -6961,6 +6939,7 @@
         <w:tc>
           <w:tcPr>
             <w:tcW w:w="3801" w:type="dxa"/>
+            <w:shd w:val="clear" w:color="auto" w:fill="FFFFFF"/>
             <w:noWrap w:val="0"/>
             <w:tcMar>
               <w:left w:w="108" w:type="dxa"/>
@@ -6970,10 +6949,117 @@
           </w:tcPr>
           <w:p>
             <w:pPr>
-              <w:jc w:val="both"/>
-              <w:rPr>
-                <w:rFonts w:hint="eastAsia" w:ascii="宋体" w:hAnsi="宋体" w:eastAsia="宋体" w:cs="宋体"/>
-                <w:bCs/>
+              <w:spacing w:before="60" w:after="60"/>
+              <w:rPr>
+                <w:rFonts w:hint="eastAsia" w:ascii="宋体" w:hAnsi="宋体" w:eastAsia="宋体" w:cs="宋体"/>
+                <w:sz w:val="21"/>
+                <w:szCs w:val="21"/>
+              </w:rPr>
+            </w:pPr>
+            <w:r>
+              <w:rPr>
+                <w:rFonts w:hint="eastAsia" w:ascii="宋体" w:hAnsi="宋体" w:eastAsia="宋体" w:cs="宋体"/>
+                <w:sz w:val="21"/>
+                <w:szCs w:val="21"/>
+              </w:rPr>
+              <w:t>第三章：传感器感知与数据处理</w:t>
+            </w:r>
+          </w:p>
+          <w:p>
+            <w:pPr>
+              <w:spacing w:before="60" w:after="60"/>
+              <w:rPr>
+                <w:rFonts w:hint="eastAsia" w:ascii="宋体" w:hAnsi="宋体" w:eastAsia="宋体" w:cs="宋体"/>
+                <w:sz w:val="21"/>
+                <w:szCs w:val="21"/>
+              </w:rPr>
+            </w:pPr>
+            <w:r>
+              <w:rPr>
+                <w:rFonts w:hint="eastAsia" w:ascii="宋体" w:hAnsi="宋体" w:eastAsia="宋体" w:cs="宋体"/>
+                <w:sz w:val="21"/>
+                <w:szCs w:val="21"/>
+              </w:rPr>
+              <w:t>- 问题引入：机器人如何"看见"周围环境？</w:t>
+            </w:r>
+          </w:p>
+          <w:p>
+            <w:pPr>
+              <w:spacing w:before="60" w:after="60"/>
+              <w:rPr>
+                <w:rFonts w:hint="eastAsia" w:ascii="宋体" w:hAnsi="宋体" w:eastAsia="宋体" w:cs="宋体"/>
+                <w:sz w:val="21"/>
+                <w:szCs w:val="21"/>
+              </w:rPr>
+            </w:pPr>
+            <w:r>
+              <w:rPr>
+                <w:rFonts w:hint="eastAsia" w:ascii="宋体" w:hAnsi="宋体" w:eastAsia="宋体" w:cs="宋体"/>
+                <w:sz w:val="21"/>
+                <w:szCs w:val="21"/>
+              </w:rPr>
+              <w:t>- 传感器类型：激光雷达（LiDAR）、深度相机（RGBD）、IMU</w:t>
+            </w:r>
+          </w:p>
+          <w:p>
+            <w:pPr>
+              <w:spacing w:before="60" w:after="60"/>
+              <w:rPr>
+                <w:rFonts w:hint="eastAsia" w:ascii="宋体" w:hAnsi="宋体" w:eastAsia="宋体" w:cs="宋体"/>
+                <w:sz w:val="21"/>
+                <w:szCs w:val="21"/>
+              </w:rPr>
+            </w:pPr>
+            <w:r>
+              <w:rPr>
+                <w:rFonts w:hint="eastAsia" w:ascii="宋体" w:hAnsi="宋体" w:eastAsia="宋体" w:cs="宋体"/>
+                <w:sz w:val="21"/>
+                <w:szCs w:val="21"/>
+              </w:rPr>
+              <w:t>- 数据格式：LaserScan、PointCloud2、Image消息类型</w:t>
+            </w:r>
+          </w:p>
+          <w:p>
+            <w:pPr>
+              <w:spacing w:before="60" w:after="60"/>
+              <w:rPr>
+                <w:rFonts w:hint="eastAsia" w:ascii="宋体" w:hAnsi="宋体" w:eastAsia="宋体" w:cs="宋体"/>
+                <w:sz w:val="21"/>
+                <w:szCs w:val="21"/>
+              </w:rPr>
+            </w:pPr>
+            <w:r>
+              <w:rPr>
+                <w:rFonts w:hint="eastAsia" w:ascii="宋体" w:hAnsi="宋体" w:eastAsia="宋体" w:cs="宋体"/>
+                <w:sz w:val="21"/>
+                <w:szCs w:val="21"/>
+              </w:rPr>
+              <w:t>- 在Rviz2中配置显示激光雷达扫描数据</w:t>
+            </w:r>
+          </w:p>
+          <w:p>
+            <w:pPr>
+              <w:spacing w:before="60" w:after="60"/>
+              <w:rPr>
+                <w:rFonts w:hint="eastAsia" w:ascii="宋体" w:hAnsi="宋体" w:eastAsia="宋体" w:cs="宋体"/>
+                <w:sz w:val="21"/>
+                <w:szCs w:val="21"/>
+              </w:rPr>
+            </w:pPr>
+            <w:r>
+              <w:rPr>
+                <w:rFonts w:hint="eastAsia" w:ascii="宋体" w:hAnsi="宋体" w:eastAsia="宋体" w:cs="宋体"/>
+                <w:sz w:val="21"/>
+                <w:szCs w:val="21"/>
+              </w:rPr>
+              <w:t>- 设置障碍物场景，观察传感器检测效果</w:t>
+            </w:r>
+          </w:p>
+          <w:p>
+            <w:pPr>
+              <w:spacing w:before="60" w:after="60"/>
+              <w:rPr>
+                <w:rFonts w:hint="eastAsia" w:ascii="宋体" w:hAnsi="宋体" w:eastAsia="宋体" w:cs="宋体"/>
                 <w:kern w:val="2"/>
                 <w:sz w:val="21"/>
                 <w:szCs w:val="21"/>
@@ -6983,115 +7069,17 @@
             <w:r>
               <w:rPr>
                 <w:rFonts w:hint="eastAsia" w:ascii="宋体" w:hAnsi="宋体" w:eastAsia="宋体" w:cs="宋体"/>
-                <w:bCs/>
-                <w:kern w:val="2"/>
-                <w:sz w:val="21"/>
-                <w:szCs w:val="21"/>
-                <w:lang w:val="en-US" w:eastAsia="zh-CN" w:bidi="ar-SA"/>
-              </w:rPr>
-              <w:t>第二章：ROS2通信机制（一）</w:t>
-            </w:r>
-          </w:p>
-          <w:p>
-            <w:pPr>
-              <w:jc w:val="both"/>
-              <w:rPr>
-                <w:rFonts w:hint="eastAsia" w:ascii="宋体" w:hAnsi="宋体" w:eastAsia="宋体" w:cs="宋体"/>
-                <w:bCs/>
-                <w:kern w:val="2"/>
-                <w:sz w:val="21"/>
-                <w:szCs w:val="21"/>
-                <w:lang w:val="en-US" w:eastAsia="zh-CN" w:bidi="ar-SA"/>
-              </w:rPr>
-            </w:pPr>
-            <w:r>
-              <w:rPr>
-                <w:rFonts w:hint="eastAsia" w:ascii="宋体" w:hAnsi="宋体" w:eastAsia="宋体" w:cs="宋体"/>
-                <w:bCs/>
-                <w:kern w:val="2"/>
-                <w:sz w:val="21"/>
-                <w:szCs w:val="21"/>
-                <w:lang w:val="en-US" w:eastAsia="zh-CN" w:bidi="ar-SA"/>
-              </w:rPr>
-              <w:t>1. 问题引入：机器人各模块如何"对话"？</w:t>
-            </w:r>
-          </w:p>
-          <w:p>
-            <w:pPr>
-              <w:jc w:val="both"/>
-              <w:rPr>
-                <w:rFonts w:hint="eastAsia" w:ascii="宋体" w:hAnsi="宋体" w:eastAsia="宋体" w:cs="宋体"/>
-                <w:bCs/>
-                <w:kern w:val="2"/>
-                <w:sz w:val="21"/>
-                <w:szCs w:val="21"/>
-                <w:lang w:val="en-US" w:eastAsia="zh-CN" w:bidi="ar-SA"/>
-              </w:rPr>
-            </w:pPr>
-            <w:r>
-              <w:rPr>
-                <w:rFonts w:hint="eastAsia" w:ascii="宋体" w:hAnsi="宋体" w:eastAsia="宋体" w:cs="宋体"/>
-                <w:bCs/>
-                <w:kern w:val="2"/>
-                <w:sz w:val="21"/>
-                <w:szCs w:val="21"/>
-                <w:lang w:val="en-US" w:eastAsia="zh-CN" w:bidi="ar-SA"/>
-              </w:rPr>
-              <w:t>2. 核心概念：节点（Node）、话题（Topic）、服务（Service）、动作（Action）</w:t>
-            </w:r>
-          </w:p>
-          <w:p>
-            <w:pPr>
-              <w:jc w:val="both"/>
-              <w:rPr>
-                <w:rFonts w:hint="eastAsia" w:ascii="宋体" w:hAnsi="宋体" w:eastAsia="宋体" w:cs="宋体"/>
-                <w:bCs/>
-                <w:kern w:val="2"/>
-                <w:sz w:val="21"/>
-                <w:szCs w:val="21"/>
-                <w:lang w:val="en-US" w:eastAsia="zh-CN" w:bidi="ar-SA"/>
-              </w:rPr>
-            </w:pPr>
-            <w:r>
-              <w:rPr>
-                <w:rFonts w:hint="eastAsia" w:ascii="宋体" w:hAnsi="宋体" w:eastAsia="宋体" w:cs="宋体"/>
-                <w:bCs/>
-                <w:kern w:val="2"/>
-                <w:sz w:val="21"/>
-                <w:szCs w:val="21"/>
-                <w:lang w:val="en-US" w:eastAsia="zh-CN" w:bidi="ar-SA"/>
-              </w:rPr>
-              <w:t>3. 类比理解：用"外卖订单系统"解释发布-订阅模式</w:t>
-            </w:r>
-          </w:p>
-          <w:p>
-            <w:pPr>
-              <w:jc w:val="both"/>
-              <w:rPr>
-                <w:rFonts w:hint="eastAsia" w:ascii="宋体" w:hAnsi="宋体" w:cs="宋体"/>
-                <w:kern w:val="2"/>
-                <w:sz w:val="21"/>
-                <w:szCs w:val="21"/>
-                <w:lang w:val="en-US" w:eastAsia="zh-CN" w:bidi="ar-SA"/>
-              </w:rPr>
-            </w:pPr>
-            <w:r>
-              <w:rPr>
-                <w:rFonts w:hint="eastAsia" w:ascii="宋体" w:hAnsi="宋体" w:eastAsia="宋体" w:cs="宋体"/>
-                <w:bCs/>
-                <w:kern w:val="2"/>
-                <w:sz w:val="21"/>
-                <w:szCs w:val="21"/>
-                <w:lang w:val="en-US" w:eastAsia="zh-CN" w:bidi="ar-SA"/>
-              </w:rPr>
-              <w:t>4. DDS中间件：ROS2的通信基础</w:t>
+                <w:sz w:val="21"/>
+                <w:szCs w:val="21"/>
+              </w:rPr>
+              <w:t>- 使用 ros2 bag 录制传感器数据并回放分析</w:t>
             </w:r>
           </w:p>
         </w:tc>
         <w:tc>
           <w:tcPr>
             <w:tcW w:w="1255" w:type="dxa"/>
-            <w:shd w:val="clear" w:color="auto" w:fill="auto"/>
+            <w:shd w:val="clear" w:color="auto" w:fill="FFFFFF"/>
             <w:noWrap w:val="0"/>
             <w:tcMar>
               <w:left w:w="108" w:type="dxa"/>
@@ -7101,25 +7089,25 @@
           </w:tcPr>
           <w:p>
             <w:pPr>
-              <w:jc w:val="center"/>
-              <w:rPr>
-                <w:rFonts w:ascii="宋体" w:hAnsi="宋体" w:eastAsia="宋体" w:cs="宋体"/>
-                <w:sz w:val="21"/>
-                <w:szCs w:val="21"/>
-              </w:rPr>
-            </w:pPr>
-            <w:r>
-              <w:rPr>
-                <w:rFonts w:ascii="宋体" w:hAnsi="宋体" w:eastAsia="宋体" w:cs="宋体"/>
-                <w:sz w:val="21"/>
-                <w:szCs w:val="21"/>
-              </w:rPr>
-              <w:t>理论1学时</w:t>
-            </w:r>
-          </w:p>
-          <w:p>
-            <w:pPr>
-              <w:jc w:val="center"/>
+              <w:spacing w:before="60" w:after="60"/>
+              <w:rPr>
+                <w:rFonts w:hint="eastAsia" w:ascii="宋体" w:hAnsi="宋体" w:eastAsia="宋体" w:cs="宋体"/>
+                <w:sz w:val="21"/>
+                <w:szCs w:val="21"/>
+              </w:rPr>
+            </w:pPr>
+            <w:r>
+              <w:rPr>
+                <w:rFonts w:hint="eastAsia" w:ascii="宋体" w:hAnsi="宋体" w:eastAsia="宋体" w:cs="宋体"/>
+                <w:sz w:val="21"/>
+                <w:szCs w:val="21"/>
+              </w:rPr>
+              <w:t>理论2学时</w:t>
+            </w:r>
+          </w:p>
+          <w:p>
+            <w:pPr>
+              <w:spacing w:before="60" w:after="60"/>
               <w:rPr>
                 <w:rFonts w:hint="eastAsia" w:ascii="宋体" w:hAnsi="宋体" w:eastAsia="宋体" w:cs="宋体"/>
                 <w:kern w:val="2"/>
@@ -7130,17 +7118,18 @@
             </w:pPr>
             <w:r>
               <w:rPr>
-                <w:rFonts w:ascii="宋体" w:hAnsi="宋体" w:eastAsia="宋体" w:cs="宋体"/>
-                <w:sz w:val="21"/>
-                <w:szCs w:val="21"/>
-              </w:rPr>
-              <w:t>实验1学时</w:t>
+                <w:rFonts w:hint="eastAsia" w:ascii="宋体" w:hAnsi="宋体" w:eastAsia="宋体" w:cs="宋体"/>
+                <w:sz w:val="21"/>
+                <w:szCs w:val="21"/>
+              </w:rPr>
+              <w:t>实验2学时</w:t>
             </w:r>
           </w:p>
         </w:tc>
         <w:tc>
           <w:tcPr>
             <w:tcW w:w="1000" w:type="dxa"/>
+            <w:shd w:val="clear" w:color="auto" w:fill="FFFFFF"/>
             <w:noWrap w:val="0"/>
             <w:tcMar>
               <w:left w:w="108" w:type="dxa"/>
@@ -7150,9 +7139,9 @@
           </w:tcPr>
           <w:p>
             <w:pPr>
-              <w:jc w:val="center"/>
-              <w:rPr>
-                <w:rFonts w:hint="eastAsia" w:ascii="宋体" w:hAnsi="宋体" w:cs="宋体"/>
+              <w:spacing w:before="60" w:after="60"/>
+              <w:rPr>
+                <w:rFonts w:hint="eastAsia" w:ascii="宋体" w:hAnsi="宋体" w:eastAsia="宋体" w:cs="宋体"/>
                 <w:kern w:val="2"/>
                 <w:sz w:val="21"/>
                 <w:szCs w:val="21"/>
@@ -7161,19 +7150,18 @@
             </w:pPr>
             <w:r>
               <w:rPr>
-                <w:rFonts w:hint="eastAsia" w:ascii="宋体" w:hAnsi="宋体" w:cs="宋体"/>
-                <w:kern w:val="2"/>
-                <w:sz w:val="21"/>
-                <w:szCs w:val="21"/>
-                <w:lang w:val="en-US" w:eastAsia="zh-CN" w:bidi="ar-SA"/>
-              </w:rPr>
-              <w:t>多媒体+讨论</w:t>
+                <w:rFonts w:hint="eastAsia" w:ascii="宋体" w:hAnsi="宋体" w:eastAsia="宋体" w:cs="宋体"/>
+                <w:sz w:val="21"/>
+                <w:szCs w:val="21"/>
+              </w:rPr>
+              <w:t>对比分析+实操</w:t>
             </w:r>
           </w:p>
         </w:tc>
         <w:tc>
           <w:tcPr>
             <w:tcW w:w="1682" w:type="dxa"/>
+            <w:shd w:val="clear" w:color="auto" w:fill="FFFFFF"/>
             <w:noWrap w:val="0"/>
             <w:tcMar>
               <w:left w:w="108" w:type="dxa"/>
@@ -7182,11 +7170,23 @@
             <w:vAlign w:val="center"/>
           </w:tcPr>
           <w:p>
-            <w:r>
-              <w:rPr>
-                <w:rFonts w:hint="eastAsia"/>
-              </w:rPr>
-              <w:t>通过国产机器人操作系统发展，培养自主创新意识</w:t>
+            <w:pPr>
+              <w:spacing w:before="60" w:after="60"/>
+              <w:rPr>
+                <w:rFonts w:hint="eastAsia" w:ascii="宋体" w:hAnsi="宋体" w:eastAsia="宋体" w:cs="宋体"/>
+                <w:kern w:val="2"/>
+                <w:sz w:val="21"/>
+                <w:szCs w:val="21"/>
+                <w:lang w:val="en-US" w:eastAsia="zh-CN" w:bidi="ar-SA"/>
+              </w:rPr>
+            </w:pPr>
+            <w:r>
+              <w:rPr>
+                <w:rFonts w:hint="eastAsia" w:ascii="宋体" w:hAnsi="宋体" w:eastAsia="宋体" w:cs="宋体"/>
+                <w:sz w:val="21"/>
+                <w:szCs w:val="21"/>
+              </w:rPr>
+              <w:t>探讨数据隐私与安全合规，培养技术伦理意识；培养数据驱动的问题分析能力</w:t>
             </w:r>
           </w:p>
         </w:tc>
@@ -7215,6 +7215,7 @@
         <w:tc>
           <w:tcPr>
             <w:tcW w:w="784" w:type="dxa"/>
+            <w:shd w:val="clear" w:color="auto" w:fill="FFFFFF"/>
             <w:noWrap w:val="0"/>
             <w:tcMar>
               <w:left w:w="108" w:type="dxa"/>
@@ -7224,9 +7225,10 @@
           </w:tcPr>
           <w:p>
             <w:pPr>
+              <w:spacing w:before="60" w:after="60"/>
               <w:jc w:val="center"/>
               <w:rPr>
-                <w:rFonts w:hint="default"/>
+                <w:rFonts w:hint="eastAsia" w:ascii="宋体" w:hAnsi="宋体" w:eastAsia="宋体" w:cs="宋体"/>
                 <w:kern w:val="2"/>
                 <w:sz w:val="21"/>
                 <w:szCs w:val="21"/>
@@ -7235,11 +7237,9 @@
             </w:pPr>
             <w:r>
               <w:rPr>
-                <w:rFonts w:hint="eastAsia"/>
-                <w:kern w:val="2"/>
-                <w:sz w:val="21"/>
-                <w:szCs w:val="24"/>
-                <w:lang w:val="en-US" w:eastAsia="zh-CN" w:bidi="ar-SA"/>
+                <w:rFonts w:hint="eastAsia" w:ascii="宋体" w:hAnsi="宋体" w:eastAsia="宋体" w:cs="宋体"/>
+                <w:sz w:val="21"/>
+                <w:szCs w:val="21"/>
               </w:rPr>
               <w:t>4</w:t>
             </w:r>
@@ -7248,6 +7248,7 @@
         <w:tc>
           <w:tcPr>
             <w:tcW w:w="3801" w:type="dxa"/>
+            <w:shd w:val="clear" w:color="auto" w:fill="FFFFFF"/>
             <w:noWrap w:val="0"/>
             <w:tcMar>
               <w:left w:w="108" w:type="dxa"/>
@@ -7257,10 +7258,171 @@
           </w:tcPr>
           <w:p>
             <w:pPr>
-              <w:jc w:val="both"/>
-              <w:rPr>
-                <w:rFonts w:hint="eastAsia" w:ascii="宋体" w:hAnsi="宋体" w:eastAsia="宋体" w:cs="宋体"/>
-                <w:bCs/>
+              <w:spacing w:before="60" w:after="60"/>
+              <w:rPr>
+                <w:rFonts w:hint="eastAsia" w:ascii="宋体" w:hAnsi="宋体" w:eastAsia="宋体" w:cs="宋体"/>
+                <w:sz w:val="21"/>
+                <w:szCs w:val="21"/>
+              </w:rPr>
+            </w:pPr>
+            <w:r>
+              <w:rPr>
+                <w:rFonts w:hint="eastAsia" w:ascii="宋体" w:hAnsi="宋体" w:eastAsia="宋体" w:cs="宋体"/>
+                <w:sz w:val="21"/>
+                <w:szCs w:val="21"/>
+              </w:rPr>
+              <w:t>第四章：Nav2导航基础</w:t>
+            </w:r>
+          </w:p>
+          <w:p>
+            <w:pPr>
+              <w:spacing w:before="60" w:after="60"/>
+              <w:rPr>
+                <w:rFonts w:hint="eastAsia" w:ascii="宋体" w:hAnsi="宋体" w:eastAsia="宋体" w:cs="宋体"/>
+                <w:sz w:val="21"/>
+                <w:szCs w:val="21"/>
+              </w:rPr>
+            </w:pPr>
+            <w:r>
+              <w:rPr>
+                <w:rFonts w:hint="eastAsia" w:ascii="宋体" w:hAnsi="宋体" w:eastAsia="宋体" w:cs="宋体"/>
+                <w:sz w:val="21"/>
+                <w:szCs w:val="21"/>
+              </w:rPr>
+              <w:t>- 问题引入：如何让机器人自己"找路"？</w:t>
+            </w:r>
+          </w:p>
+          <w:p>
+            <w:pPr>
+              <w:spacing w:before="60" w:after="60"/>
+              <w:rPr>
+                <w:rFonts w:hint="eastAsia" w:ascii="宋体" w:hAnsi="宋体" w:eastAsia="宋体" w:cs="宋体"/>
+                <w:sz w:val="21"/>
+                <w:szCs w:val="21"/>
+              </w:rPr>
+            </w:pPr>
+            <w:r>
+              <w:rPr>
+                <w:rFonts w:hint="eastAsia" w:ascii="宋体" w:hAnsi="宋体" w:eastAsia="宋体" w:cs="宋体"/>
+                <w:sz w:val="21"/>
+                <w:szCs w:val="21"/>
+              </w:rPr>
+              <w:t>- 导航框架：Nav2架构概览（地图→定位→规划→控制）</w:t>
+            </w:r>
+          </w:p>
+          <w:p>
+            <w:pPr>
+              <w:spacing w:before="60" w:after="60"/>
+              <w:rPr>
+                <w:rFonts w:hint="eastAsia" w:ascii="宋体" w:hAnsi="宋体" w:eastAsia="宋体" w:cs="宋体"/>
+                <w:sz w:val="21"/>
+                <w:szCs w:val="21"/>
+              </w:rPr>
+            </w:pPr>
+            <w:r>
+              <w:rPr>
+                <w:rFonts w:hint="eastAsia" w:ascii="宋体" w:hAnsi="宋体" w:eastAsia="宋体" w:cs="宋体"/>
+                <w:sz w:val="21"/>
+                <w:szCs w:val="21"/>
+              </w:rPr>
+              <w:t>- SLAM建图：SLAM Toolbox原理简介</w:t>
+            </w:r>
+          </w:p>
+          <w:p>
+            <w:pPr>
+              <w:spacing w:before="60" w:after="60"/>
+              <w:rPr>
+                <w:rFonts w:hint="eastAsia" w:ascii="宋体" w:hAnsi="宋体" w:eastAsia="宋体" w:cs="宋体"/>
+                <w:sz w:val="21"/>
+                <w:szCs w:val="21"/>
+              </w:rPr>
+            </w:pPr>
+            <w:r>
+              <w:rPr>
+                <w:rFonts w:hint="eastAsia" w:ascii="宋体" w:hAnsi="宋体" w:eastAsia="宋体" w:cs="宋体"/>
+                <w:sz w:val="21"/>
+                <w:szCs w:val="21"/>
+              </w:rPr>
+              <w:t>- 全局路径规划：NavFn/Smac Planner概念</w:t>
+            </w:r>
+          </w:p>
+          <w:p>
+            <w:pPr>
+              <w:spacing w:before="60" w:after="60"/>
+              <w:rPr>
+                <w:rFonts w:hint="eastAsia" w:ascii="宋体" w:hAnsi="宋体" w:eastAsia="宋体" w:cs="宋体"/>
+                <w:sz w:val="21"/>
+                <w:szCs w:val="21"/>
+              </w:rPr>
+            </w:pPr>
+            <w:r>
+              <w:rPr>
+                <w:rFonts w:hint="eastAsia" w:ascii="宋体" w:hAnsi="宋体" w:eastAsia="宋体" w:cs="宋体"/>
+                <w:sz w:val="21"/>
+                <w:szCs w:val="21"/>
+              </w:rPr>
+              <w:t>- 使用SLAM Toolbox为仿真环境建图并保存</w:t>
+            </w:r>
+          </w:p>
+          <w:p>
+            <w:pPr>
+              <w:spacing w:before="60" w:after="60"/>
+              <w:rPr>
+                <w:rFonts w:hint="eastAsia" w:ascii="宋体" w:hAnsi="宋体" w:eastAsia="宋体" w:cs="宋体"/>
+                <w:sz w:val="21"/>
+                <w:szCs w:val="21"/>
+              </w:rPr>
+            </w:pPr>
+            <w:r>
+              <w:rPr>
+                <w:rFonts w:hint="eastAsia" w:ascii="宋体" w:hAnsi="宋体" w:eastAsia="宋体" w:cs="宋体"/>
+                <w:sz w:val="21"/>
+                <w:szCs w:val="21"/>
+              </w:rPr>
+              <w:t>- 配置Nav2导航栈，加载地图启动导航</w:t>
+            </w:r>
+          </w:p>
+          <w:p>
+            <w:pPr>
+              <w:spacing w:before="60" w:after="60"/>
+              <w:rPr>
+                <w:rFonts w:hint="eastAsia" w:ascii="宋体" w:hAnsi="宋体" w:eastAsia="宋体" w:cs="宋体"/>
+                <w:sz w:val="21"/>
+                <w:szCs w:val="21"/>
+              </w:rPr>
+            </w:pPr>
+            <w:r>
+              <w:rPr>
+                <w:rFonts w:hint="eastAsia" w:ascii="宋体" w:hAnsi="宋体" w:eastAsia="宋体" w:cs="宋体"/>
+                <w:sz w:val="21"/>
+                <w:szCs w:val="21"/>
+              </w:rPr>
+              <w:t>- 在Rviz2中设置目标点，观察小车自主导航</w:t>
+            </w:r>
+          </w:p>
+          <w:p>
+            <w:pPr>
+              <w:spacing w:before="60" w:after="60"/>
+              <w:rPr>
+                <w:rFonts w:hint="eastAsia" w:ascii="宋体" w:hAnsi="宋体" w:eastAsia="宋体" w:cs="宋体"/>
+                <w:sz w:val="21"/>
+                <w:szCs w:val="21"/>
+              </w:rPr>
+            </w:pPr>
+            <w:r>
+              <w:rPr>
+                <w:rFonts w:hint="eastAsia" w:ascii="宋体" w:hAnsi="宋体" w:eastAsia="宋体" w:cs="宋体"/>
+                <w:sz w:val="21"/>
+                <w:szCs w:val="21"/>
+              </w:rPr>
+              <w:t>- 【高分挑战项】避障参数配置与调试</w:t>
+            </w:r>
+          </w:p>
+          <w:p>
+            <w:pPr>
+              <w:spacing w:before="60" w:after="60"/>
+              <w:rPr>
+                <w:rFonts w:hint="eastAsia" w:ascii="宋体" w:hAnsi="宋体" w:eastAsia="宋体" w:cs="宋体"/>
                 <w:kern w:val="2"/>
                 <w:sz w:val="21"/>
                 <w:szCs w:val="21"/>
@@ -7270,139 +7432,17 @@
             <w:r>
               <w:rPr>
                 <w:rFonts w:hint="eastAsia" w:ascii="宋体" w:hAnsi="宋体" w:eastAsia="宋体" w:cs="宋体"/>
-                <w:bCs/>
-                <w:kern w:val="2"/>
-                <w:sz w:val="21"/>
-                <w:szCs w:val="21"/>
-                <w:lang w:val="en-US" w:eastAsia="zh-CN" w:bidi="ar-SA"/>
-              </w:rPr>
-              <w:t>第二章：ROS2通信机制（二）</w:t>
-            </w:r>
-          </w:p>
-          <w:p>
-            <w:pPr>
-              <w:jc w:val="both"/>
-              <w:rPr>
-                <w:rFonts w:hint="eastAsia" w:ascii="宋体" w:hAnsi="宋体" w:eastAsia="宋体" w:cs="宋体"/>
-                <w:bCs/>
-                <w:kern w:val="2"/>
-                <w:sz w:val="21"/>
-                <w:szCs w:val="21"/>
-                <w:lang w:val="en-US" w:eastAsia="zh-CN" w:bidi="ar-SA"/>
-              </w:rPr>
-            </w:pPr>
-            <w:r>
-              <w:rPr>
-                <w:rFonts w:hint="eastAsia" w:ascii="宋体" w:hAnsi="宋体" w:eastAsia="宋体" w:cs="宋体"/>
-                <w:bCs/>
-                <w:kern w:val="2"/>
-                <w:sz w:val="21"/>
-                <w:szCs w:val="21"/>
-                <w:lang w:val="en-US" w:eastAsia="zh-CN" w:bidi="ar-SA"/>
-              </w:rPr>
-              <w:t>实验内容：</w:t>
-            </w:r>
-          </w:p>
-          <w:p>
-            <w:pPr>
-              <w:jc w:val="both"/>
-              <w:rPr>
-                <w:rFonts w:hint="eastAsia" w:ascii="宋体" w:hAnsi="宋体" w:eastAsia="宋体" w:cs="宋体"/>
-                <w:bCs/>
-                <w:kern w:val="2"/>
-                <w:sz w:val="21"/>
-                <w:szCs w:val="21"/>
-                <w:lang w:val="en-US" w:eastAsia="zh-CN" w:bidi="ar-SA"/>
-              </w:rPr>
-            </w:pPr>
-            <w:r>
-              <w:rPr>
-                <w:rFonts w:hint="eastAsia" w:ascii="宋体" w:hAnsi="宋体" w:eastAsia="宋体" w:cs="宋体"/>
-                <w:bCs/>
-                <w:kern w:val="2"/>
-                <w:sz w:val="21"/>
-                <w:szCs w:val="21"/>
-                <w:lang w:val="en-US" w:eastAsia="zh-CN" w:bidi="ar-SA"/>
-              </w:rPr>
-              <w:t>1. 使用 ros2 topic list 、 ros2 topic echo 查看话题数据</w:t>
-            </w:r>
-          </w:p>
-          <w:p>
-            <w:pPr>
-              <w:jc w:val="both"/>
-              <w:rPr>
-                <w:rFonts w:hint="eastAsia" w:ascii="宋体" w:hAnsi="宋体" w:eastAsia="宋体" w:cs="宋体"/>
-                <w:bCs/>
-                <w:kern w:val="2"/>
-                <w:sz w:val="21"/>
-                <w:szCs w:val="21"/>
-                <w:lang w:val="en-US" w:eastAsia="zh-CN" w:bidi="ar-SA"/>
-              </w:rPr>
-            </w:pPr>
-            <w:r>
-              <w:rPr>
-                <w:rFonts w:hint="eastAsia" w:ascii="宋体" w:hAnsi="宋体" w:eastAsia="宋体" w:cs="宋体"/>
-                <w:bCs/>
-                <w:kern w:val="2"/>
-                <w:sz w:val="21"/>
-                <w:szCs w:val="21"/>
-                <w:lang w:val="en-US" w:eastAsia="zh-CN" w:bidi="ar-SA"/>
-              </w:rPr>
-              <w:t>2. 使用 rqt_graph 可视化节点通信关系</w:t>
-            </w:r>
-          </w:p>
-          <w:p>
-            <w:pPr>
-              <w:jc w:val="both"/>
-              <w:rPr>
-                <w:rFonts w:hint="eastAsia" w:ascii="宋体" w:hAnsi="宋体" w:eastAsia="宋体" w:cs="宋体"/>
-                <w:bCs/>
-                <w:kern w:val="2"/>
-                <w:sz w:val="21"/>
-                <w:szCs w:val="21"/>
-                <w:lang w:val="en-US" w:eastAsia="zh-CN" w:bidi="ar-SA"/>
-              </w:rPr>
-            </w:pPr>
-            <w:r>
-              <w:rPr>
-                <w:rFonts w:hint="eastAsia" w:ascii="宋体" w:hAnsi="宋体" w:eastAsia="宋体" w:cs="宋体"/>
-                <w:bCs/>
-                <w:kern w:val="2"/>
-                <w:sz w:val="21"/>
-                <w:szCs w:val="21"/>
-                <w:lang w:val="en-US" w:eastAsia="zh-CN" w:bidi="ar-SA"/>
-              </w:rPr>
-              <w:t>3. 编写简单的Python发布者/订阅者节点</w:t>
-            </w:r>
-          </w:p>
-          <w:p>
-            <w:pPr>
-              <w:jc w:val="both"/>
-              <w:rPr>
-                <w:rFonts w:hint="eastAsia" w:ascii="宋体" w:hAnsi="宋体" w:cs="宋体"/>
-                <w:kern w:val="2"/>
-                <w:sz w:val="21"/>
-                <w:szCs w:val="21"/>
-                <w:lang w:val="en-US" w:eastAsia="zh-CN" w:bidi="ar-SA"/>
-              </w:rPr>
-            </w:pPr>
-            <w:r>
-              <w:rPr>
-                <w:rFonts w:hint="eastAsia" w:ascii="宋体" w:hAnsi="宋体" w:eastAsia="宋体" w:cs="宋体"/>
-                <w:bCs/>
-                <w:kern w:val="2"/>
-                <w:sz w:val="21"/>
-                <w:szCs w:val="21"/>
-                <w:lang w:val="en-US" w:eastAsia="zh-CN" w:bidi="ar-SA"/>
-              </w:rPr>
-              <w:t>4. 通过话题发布速度指令控制小车运动</w:t>
+                <w:sz w:val="21"/>
+                <w:szCs w:val="21"/>
+              </w:rPr>
+              <w:t>- 期中项目：智能小车自主导航方案设计与demo演示</w:t>
             </w:r>
           </w:p>
         </w:tc>
         <w:tc>
           <w:tcPr>
             <w:tcW w:w="1255" w:type="dxa"/>
-            <w:shd w:val="clear" w:color="auto" w:fill="auto"/>
+            <w:shd w:val="clear" w:color="auto" w:fill="FFFFFF"/>
             <w:noWrap w:val="0"/>
             <w:tcMar>
               <w:left w:w="108" w:type="dxa"/>
@@ -7412,25 +7452,25 @@
           </w:tcPr>
           <w:p>
             <w:pPr>
-              <w:jc w:val="center"/>
-              <w:rPr>
-                <w:rFonts w:ascii="宋体" w:hAnsi="宋体" w:eastAsia="宋体" w:cs="宋体"/>
-                <w:sz w:val="21"/>
-                <w:szCs w:val="21"/>
-              </w:rPr>
-            </w:pPr>
-            <w:r>
-              <w:rPr>
-                <w:rFonts w:ascii="宋体" w:hAnsi="宋体" w:eastAsia="宋体" w:cs="宋体"/>
-                <w:sz w:val="21"/>
-                <w:szCs w:val="21"/>
-              </w:rPr>
-              <w:t>理论1学时</w:t>
-            </w:r>
-          </w:p>
-          <w:p>
-            <w:pPr>
-              <w:jc w:val="center"/>
+              <w:spacing w:before="60" w:after="60"/>
+              <w:rPr>
+                <w:rFonts w:hint="eastAsia" w:ascii="宋体" w:hAnsi="宋体" w:eastAsia="宋体" w:cs="宋体"/>
+                <w:sz w:val="21"/>
+                <w:szCs w:val="21"/>
+              </w:rPr>
+            </w:pPr>
+            <w:r>
+              <w:rPr>
+                <w:rFonts w:hint="eastAsia" w:ascii="宋体" w:hAnsi="宋体" w:eastAsia="宋体" w:cs="宋体"/>
+                <w:sz w:val="21"/>
+                <w:szCs w:val="21"/>
+              </w:rPr>
+              <w:t>理论2学时</w:t>
+            </w:r>
+          </w:p>
+          <w:p>
+            <w:pPr>
+              <w:spacing w:before="60" w:after="60"/>
               <w:rPr>
                 <w:rFonts w:hint="eastAsia" w:ascii="宋体" w:hAnsi="宋体" w:eastAsia="宋体" w:cs="宋体"/>
                 <w:kern w:val="2"/>
@@ -7441,17 +7481,18 @@
             </w:pPr>
             <w:r>
               <w:rPr>
-                <w:rFonts w:ascii="宋体" w:hAnsi="宋体" w:eastAsia="宋体" w:cs="宋体"/>
-                <w:sz w:val="21"/>
-                <w:szCs w:val="21"/>
-              </w:rPr>
-              <w:t>实验1学时</w:t>
+                <w:rFonts w:hint="eastAsia" w:ascii="宋体" w:hAnsi="宋体" w:eastAsia="宋体" w:cs="宋体"/>
+                <w:sz w:val="21"/>
+                <w:szCs w:val="21"/>
+              </w:rPr>
+              <w:t>实验2学时</w:t>
             </w:r>
           </w:p>
         </w:tc>
         <w:tc>
           <w:tcPr>
             <w:tcW w:w="1000" w:type="dxa"/>
+            <w:shd w:val="clear" w:color="auto" w:fill="FFFFFF"/>
             <w:noWrap w:val="0"/>
             <w:tcMar>
               <w:left w:w="108" w:type="dxa"/>
@@ -7461,9 +7502,9 @@
           </w:tcPr>
           <w:p>
             <w:pPr>
-              <w:jc w:val="center"/>
-              <w:rPr>
-                <w:rFonts w:hint="eastAsia" w:ascii="宋体" w:hAnsi="宋体" w:cs="宋体"/>
+              <w:spacing w:before="60" w:after="60"/>
+              <w:rPr>
+                <w:rFonts w:hint="eastAsia" w:ascii="宋体" w:hAnsi="宋体" w:eastAsia="宋体" w:cs="宋体"/>
                 <w:kern w:val="2"/>
                 <w:sz w:val="21"/>
                 <w:szCs w:val="21"/>
@@ -7472,19 +7513,18 @@
             </w:pPr>
             <w:r>
               <w:rPr>
-                <w:rFonts w:hint="eastAsia" w:ascii="宋体" w:hAnsi="宋体" w:cs="宋体"/>
-                <w:kern w:val="2"/>
-                <w:sz w:val="21"/>
-                <w:szCs w:val="21"/>
-                <w:lang w:val="en-US" w:eastAsia="zh-CN" w:bidi="ar-SA"/>
-              </w:rPr>
-              <w:t>实操+调试</w:t>
+                <w:rFonts w:hint="eastAsia" w:ascii="宋体" w:hAnsi="宋体" w:eastAsia="宋体" w:cs="宋体"/>
+                <w:sz w:val="21"/>
+                <w:szCs w:val="21"/>
+              </w:rPr>
+              <w:t>案例+调参实战</w:t>
             </w:r>
           </w:p>
         </w:tc>
         <w:tc>
           <w:tcPr>
             <w:tcW w:w="1682" w:type="dxa"/>
+            <w:shd w:val="clear" w:color="auto" w:fill="FFFFFF"/>
             <w:noWrap w:val="0"/>
             <w:tcMar>
               <w:left w:w="108" w:type="dxa"/>
@@ -7494,9 +7534,9 @@
           </w:tcPr>
           <w:p>
             <w:pPr>
-              <w:jc w:val="both"/>
-              <w:rPr>
-                <w:rFonts w:hint="eastAsia" w:ascii="宋体" w:hAnsi="宋体" w:cs="宋体"/>
+              <w:spacing w:before="60" w:after="60"/>
+              <w:rPr>
+                <w:rFonts w:hint="eastAsia" w:ascii="宋体" w:hAnsi="宋体" w:eastAsia="宋体" w:cs="宋体"/>
                 <w:kern w:val="2"/>
                 <w:sz w:val="21"/>
                 <w:szCs w:val="21"/>
@@ -7506,13 +7546,10 @@
             <w:r>
               <w:rPr>
                 <w:rFonts w:hint="eastAsia" w:ascii="宋体" w:hAnsi="宋体" w:eastAsia="宋体" w:cs="宋体"/>
-                <w:bCs/>
-                <w:kern w:val="2"/>
-                <w:sz w:val="21"/>
-                <w:szCs w:val="21"/>
-                <w:lang w:val="en-US" w:eastAsia="zh-CN" w:bidi="ar-SA"/>
-              </w:rPr>
-              <w:t>培养系统思维，理解模块化设计的工程价值</w:t>
+                <w:sz w:val="21"/>
+                <w:szCs w:val="21"/>
+              </w:rPr>
+              <w:t>培养算法思维，理解"感知-决策-控制"闭环；重点培养"调试能力"，理解参数与物理行为的关系</w:t>
             </w:r>
           </w:p>
         </w:tc>
@@ -7541,6 +7578,7 @@
         <w:tc>
           <w:tcPr>
             <w:tcW w:w="784" w:type="dxa"/>
+            <w:shd w:val="clear" w:color="auto" w:fill="FFFFFF"/>
             <w:noWrap w:val="0"/>
             <w:tcMar>
               <w:left w:w="108" w:type="dxa"/>
@@ -7550,9 +7588,10 @@
           </w:tcPr>
           <w:p>
             <w:pPr>
+              <w:spacing w:before="60" w:after="60"/>
               <w:jc w:val="center"/>
               <w:rPr>
-                <w:rFonts w:hint="default"/>
+                <w:rFonts w:hint="eastAsia" w:ascii="宋体" w:hAnsi="宋体" w:eastAsia="宋体" w:cs="宋体"/>
                 <w:kern w:val="2"/>
                 <w:sz w:val="21"/>
                 <w:szCs w:val="21"/>
@@ -7561,11 +7600,9 @@
             </w:pPr>
             <w:r>
               <w:rPr>
-                <w:rFonts w:hint="eastAsia"/>
-                <w:kern w:val="2"/>
-                <w:sz w:val="21"/>
-                <w:szCs w:val="24"/>
-                <w:lang w:val="en-US" w:eastAsia="zh-CN" w:bidi="ar-SA"/>
+                <w:rFonts w:hint="eastAsia" w:ascii="宋体" w:hAnsi="宋体" w:eastAsia="宋体" w:cs="宋体"/>
+                <w:sz w:val="21"/>
+                <w:szCs w:val="21"/>
               </w:rPr>
               <w:t>5</w:t>
             </w:r>
@@ -7574,6 +7611,7 @@
         <w:tc>
           <w:tcPr>
             <w:tcW w:w="3801" w:type="dxa"/>
+            <w:shd w:val="clear" w:color="auto" w:fill="FFFFFF"/>
             <w:noWrap w:val="0"/>
             <w:tcMar>
               <w:left w:w="108" w:type="dxa"/>
@@ -7583,10 +7621,153 @@
           </w:tcPr>
           <w:p>
             <w:pPr>
-              <w:jc w:val="both"/>
-              <w:rPr>
-                <w:rFonts w:hint="eastAsia" w:ascii="宋体" w:hAnsi="宋体" w:eastAsia="宋体" w:cs="宋体"/>
-                <w:bCs/>
+              <w:spacing w:before="60" w:after="60"/>
+              <w:rPr>
+                <w:rFonts w:hint="eastAsia" w:ascii="宋体" w:hAnsi="宋体" w:eastAsia="宋体" w:cs="宋体"/>
+                <w:sz w:val="21"/>
+                <w:szCs w:val="21"/>
+              </w:rPr>
+            </w:pPr>
+            <w:r>
+              <w:rPr>
+                <w:rFonts w:hint="eastAsia" w:ascii="宋体" w:hAnsi="宋体" w:eastAsia="宋体" w:cs="宋体"/>
+                <w:sz w:val="21"/>
+                <w:szCs w:val="21"/>
+              </w:rPr>
+              <w:t>第五章：PX4飞控系统架构</w:t>
+            </w:r>
+          </w:p>
+          <w:p>
+            <w:pPr>
+              <w:spacing w:before="60" w:after="60"/>
+              <w:rPr>
+                <w:rFonts w:hint="eastAsia" w:ascii="宋体" w:hAnsi="宋体" w:eastAsia="宋体" w:cs="宋体"/>
+                <w:sz w:val="21"/>
+                <w:szCs w:val="21"/>
+              </w:rPr>
+            </w:pPr>
+            <w:r>
+              <w:rPr>
+                <w:rFonts w:hint="eastAsia" w:ascii="宋体" w:hAnsi="宋体" w:eastAsia="宋体" w:cs="宋体"/>
+                <w:sz w:val="21"/>
+                <w:szCs w:val="21"/>
+              </w:rPr>
+              <w:t>- 从小车到无人机：技术迁移的思考</w:t>
+            </w:r>
+          </w:p>
+          <w:p>
+            <w:pPr>
+              <w:spacing w:before="60" w:after="60"/>
+              <w:rPr>
+                <w:rFonts w:hint="eastAsia" w:ascii="宋体" w:hAnsi="宋体" w:eastAsia="宋体" w:cs="宋体"/>
+                <w:sz w:val="21"/>
+                <w:szCs w:val="21"/>
+              </w:rPr>
+            </w:pPr>
+            <w:r>
+              <w:rPr>
+                <w:rFonts w:hint="eastAsia" w:ascii="宋体" w:hAnsi="宋体" w:eastAsia="宋体" w:cs="宋体"/>
+                <w:sz w:val="21"/>
+                <w:szCs w:val="21"/>
+              </w:rPr>
+              <w:t>- 飞控系统：PX4架构概览（传感器→估计器→控制器→混控器）</w:t>
+            </w:r>
+          </w:p>
+          <w:p>
+            <w:pPr>
+              <w:spacing w:before="60" w:after="60"/>
+              <w:rPr>
+                <w:rFonts w:hint="eastAsia" w:ascii="宋体" w:hAnsi="宋体" w:eastAsia="宋体" w:cs="宋体"/>
+                <w:sz w:val="21"/>
+                <w:szCs w:val="21"/>
+              </w:rPr>
+            </w:pPr>
+            <w:r>
+              <w:rPr>
+                <w:rFonts w:hint="eastAsia" w:ascii="宋体" w:hAnsi="宋体" w:eastAsia="宋体" w:cs="宋体"/>
+                <w:sz w:val="21"/>
+                <w:szCs w:val="21"/>
+              </w:rPr>
+              <w:t>- 软件分工：PX4（飞控/姿态稳定）与ROS2（任务/业务逻辑）</w:t>
+            </w:r>
+          </w:p>
+          <w:p>
+            <w:pPr>
+              <w:spacing w:before="60" w:after="60"/>
+              <w:rPr>
+                <w:rFonts w:hint="eastAsia" w:ascii="宋体" w:hAnsi="宋体" w:eastAsia="宋体" w:cs="宋体"/>
+                <w:sz w:val="21"/>
+                <w:szCs w:val="21"/>
+              </w:rPr>
+            </w:pPr>
+            <w:r>
+              <w:rPr>
+                <w:rFonts w:hint="eastAsia" w:ascii="宋体" w:hAnsi="宋体" w:eastAsia="宋体" w:cs="宋体"/>
+                <w:sz w:val="21"/>
+                <w:szCs w:val="21"/>
+              </w:rPr>
+              <w:t>- 通信桥接：MicroXRCE-DDS中间件原理</w:t>
+            </w:r>
+          </w:p>
+          <w:p>
+            <w:pPr>
+              <w:spacing w:before="60" w:after="60"/>
+              <w:rPr>
+                <w:rFonts w:hint="eastAsia" w:ascii="宋体" w:hAnsi="宋体" w:eastAsia="宋体" w:cs="宋体"/>
+                <w:sz w:val="21"/>
+                <w:szCs w:val="21"/>
+              </w:rPr>
+            </w:pPr>
+            <w:r>
+              <w:rPr>
+                <w:rFonts w:hint="eastAsia" w:ascii="宋体" w:hAnsi="宋体" w:eastAsia="宋体" w:cs="宋体"/>
+                <w:sz w:val="21"/>
+                <w:szCs w:val="21"/>
+              </w:rPr>
+              <w:t>- 编译并启动PX4 SITL仿真（Gazebo Harmonic）</w:t>
+            </w:r>
+          </w:p>
+          <w:p>
+            <w:pPr>
+              <w:spacing w:before="60" w:after="60"/>
+              <w:rPr>
+                <w:rFonts w:hint="eastAsia" w:ascii="宋体" w:hAnsi="宋体" w:eastAsia="宋体" w:cs="宋体"/>
+                <w:sz w:val="21"/>
+                <w:szCs w:val="21"/>
+              </w:rPr>
+            </w:pPr>
+            <w:r>
+              <w:rPr>
+                <w:rFonts w:hint="eastAsia" w:ascii="宋体" w:hAnsi="宋体" w:eastAsia="宋体" w:cs="宋体"/>
+                <w:sz w:val="21"/>
+                <w:szCs w:val="21"/>
+              </w:rPr>
+              <w:t>- 配置MicroXRCE-DDS Agent，桥接PX4与ROS2</w:t>
+            </w:r>
+          </w:p>
+          <w:p>
+            <w:pPr>
+              <w:spacing w:before="60" w:after="60"/>
+              <w:rPr>
+                <w:rFonts w:hint="eastAsia" w:ascii="宋体" w:hAnsi="宋体" w:eastAsia="宋体" w:cs="宋体"/>
+                <w:sz w:val="21"/>
+                <w:szCs w:val="21"/>
+              </w:rPr>
+            </w:pPr>
+            <w:r>
+              <w:rPr>
+                <w:rFonts w:hint="eastAsia" w:ascii="宋体" w:hAnsi="宋体" w:eastAsia="宋体" w:cs="宋体"/>
+                <w:sz w:val="21"/>
+                <w:szCs w:val="21"/>
+              </w:rPr>
+              <w:t>- 使用 ros2 topic list 查看PX4发布的话题</w:t>
+            </w:r>
+          </w:p>
+          <w:p>
+            <w:pPr>
+              <w:spacing w:before="60" w:after="60"/>
+              <w:rPr>
+                <w:rFonts w:hint="eastAsia" w:ascii="宋体" w:hAnsi="宋体" w:eastAsia="宋体" w:cs="宋体"/>
                 <w:kern w:val="2"/>
                 <w:sz w:val="21"/>
                 <w:szCs w:val="21"/>
@@ -7596,91 +7777,17 @@
             <w:r>
               <w:rPr>
                 <w:rFonts w:hint="eastAsia" w:ascii="宋体" w:hAnsi="宋体" w:eastAsia="宋体" w:cs="宋体"/>
-                <w:bCs/>
-                <w:kern w:val="2"/>
-                <w:sz w:val="21"/>
-                <w:szCs w:val="21"/>
-                <w:lang w:val="en-US" w:eastAsia="zh-CN" w:bidi="ar-SA"/>
-              </w:rPr>
-              <w:t>第三章：传感器感知与数据处理（一）</w:t>
-            </w:r>
-          </w:p>
-          <w:p>
-            <w:pPr>
-              <w:jc w:val="both"/>
-              <w:rPr>
-                <w:rFonts w:hint="eastAsia" w:ascii="宋体" w:hAnsi="宋体" w:eastAsia="宋体" w:cs="宋体"/>
-                <w:bCs/>
-                <w:kern w:val="2"/>
-                <w:sz w:val="21"/>
-                <w:szCs w:val="21"/>
-                <w:lang w:val="en-US" w:eastAsia="zh-CN" w:bidi="ar-SA"/>
-              </w:rPr>
-            </w:pPr>
-            <w:r>
-              <w:rPr>
-                <w:rFonts w:hint="eastAsia" w:ascii="宋体" w:hAnsi="宋体" w:eastAsia="宋体" w:cs="宋体"/>
-                <w:bCs/>
-                <w:kern w:val="2"/>
-                <w:sz w:val="21"/>
-                <w:szCs w:val="21"/>
-                <w:lang w:val="en-US" w:eastAsia="zh-CN" w:bidi="ar-SA"/>
-              </w:rPr>
-              <w:t>1. 问题引入：机器人如何"看见"周围环境？</w:t>
-            </w:r>
-          </w:p>
-          <w:p>
-            <w:pPr>
-              <w:jc w:val="both"/>
-              <w:rPr>
-                <w:rFonts w:hint="eastAsia" w:ascii="宋体" w:hAnsi="宋体" w:eastAsia="宋体" w:cs="宋体"/>
-                <w:bCs/>
-                <w:kern w:val="2"/>
-                <w:sz w:val="21"/>
-                <w:szCs w:val="21"/>
-                <w:lang w:val="en-US" w:eastAsia="zh-CN" w:bidi="ar-SA"/>
-              </w:rPr>
-            </w:pPr>
-            <w:r>
-              <w:rPr>
-                <w:rFonts w:hint="eastAsia" w:ascii="宋体" w:hAnsi="宋体" w:eastAsia="宋体" w:cs="宋体"/>
-                <w:bCs/>
-                <w:kern w:val="2"/>
-                <w:sz w:val="21"/>
-                <w:szCs w:val="21"/>
-                <w:lang w:val="en-US" w:eastAsia="zh-CN" w:bidi="ar-SA"/>
-              </w:rPr>
-              <w:t>2. 传感器类型：激光雷达（LiDAR）、深度相机（RGBD）、IMU</w:t>
-            </w:r>
-          </w:p>
-          <w:p>
-            <w:pPr>
-              <w:jc w:val="both"/>
-              <w:rPr>
-                <w:rFonts w:hint="eastAsia" w:ascii="宋体" w:hAnsi="宋体" w:cs="宋体"/>
-                <w:kern w:val="2"/>
-                <w:sz w:val="21"/>
-                <w:szCs w:val="21"/>
-                <w:lang w:val="en-US" w:eastAsia="zh-CN" w:bidi="ar-SA"/>
-              </w:rPr>
-            </w:pPr>
-            <w:r>
-              <w:rPr>
-                <w:rFonts w:hint="eastAsia" w:ascii="宋体" w:hAnsi="宋体" w:eastAsia="宋体" w:cs="宋体"/>
-                <w:bCs/>
-                <w:kern w:val="2"/>
-                <w:sz w:val="21"/>
-                <w:szCs w:val="21"/>
-                <w:lang w:val="en-US" w:eastAsia="zh-CN" w:bidi="ar-SA"/>
-              </w:rPr>
-              <w:t>3. 数据格式：LaserScan、PointCloud2、Image消息类型</w:t>
+                <w:sz w:val="21"/>
+                <w:szCs w:val="21"/>
+              </w:rPr>
+              <w:t>- 通过ROS2话题读取无人机位姿、速度等状态信息</w:t>
             </w:r>
           </w:p>
         </w:tc>
         <w:tc>
           <w:tcPr>
             <w:tcW w:w="1255" w:type="dxa"/>
-            <w:shd w:val="clear" w:color="auto" w:fill="auto"/>
+            <w:shd w:val="clear" w:color="auto" w:fill="FFFFFF"/>
             <w:noWrap w:val="0"/>
             <w:tcMar>
               <w:left w:w="108" w:type="dxa"/>
@@ -7690,25 +7797,25 @@
           </w:tcPr>
           <w:p>
             <w:pPr>
-              <w:jc w:val="center"/>
-              <w:rPr>
-                <w:rFonts w:ascii="宋体" w:hAnsi="宋体" w:eastAsia="宋体" w:cs="宋体"/>
-                <w:sz w:val="21"/>
-                <w:szCs w:val="21"/>
-              </w:rPr>
-            </w:pPr>
-            <w:r>
-              <w:rPr>
-                <w:rFonts w:ascii="宋体" w:hAnsi="宋体" w:eastAsia="宋体" w:cs="宋体"/>
-                <w:sz w:val="21"/>
-                <w:szCs w:val="21"/>
-              </w:rPr>
-              <w:t>理论1学时</w:t>
-            </w:r>
-          </w:p>
-          <w:p>
-            <w:pPr>
-              <w:jc w:val="center"/>
+              <w:spacing w:before="60" w:after="60"/>
+              <w:rPr>
+                <w:rFonts w:hint="eastAsia" w:ascii="宋体" w:hAnsi="宋体" w:eastAsia="宋体" w:cs="宋体"/>
+                <w:sz w:val="21"/>
+                <w:szCs w:val="21"/>
+              </w:rPr>
+            </w:pPr>
+            <w:r>
+              <w:rPr>
+                <w:rFonts w:hint="eastAsia" w:ascii="宋体" w:hAnsi="宋体" w:eastAsia="宋体" w:cs="宋体"/>
+                <w:sz w:val="21"/>
+                <w:szCs w:val="21"/>
+              </w:rPr>
+              <w:t>理论2学时</w:t>
+            </w:r>
+          </w:p>
+          <w:p>
+            <w:pPr>
+              <w:spacing w:before="60" w:after="60"/>
               <w:rPr>
                 <w:rFonts w:hint="eastAsia" w:ascii="宋体" w:hAnsi="宋体" w:eastAsia="宋体" w:cs="宋体"/>
                 <w:kern w:val="2"/>
@@ -7719,17 +7826,18 @@
             </w:pPr>
             <w:r>
               <w:rPr>
-                <w:rFonts w:ascii="宋体" w:hAnsi="宋体" w:eastAsia="宋体" w:cs="宋体"/>
-                <w:sz w:val="21"/>
-                <w:szCs w:val="21"/>
-              </w:rPr>
-              <w:t>实验1学时</w:t>
+                <w:rFonts w:hint="eastAsia" w:ascii="宋体" w:hAnsi="宋体" w:eastAsia="宋体" w:cs="宋体"/>
+                <w:sz w:val="21"/>
+                <w:szCs w:val="21"/>
+              </w:rPr>
+              <w:t>实验2学时</w:t>
             </w:r>
           </w:p>
         </w:tc>
         <w:tc>
           <w:tcPr>
             <w:tcW w:w="1000" w:type="dxa"/>
+            <w:shd w:val="clear" w:color="auto" w:fill="FFFFFF"/>
             <w:noWrap w:val="0"/>
             <w:tcMar>
               <w:left w:w="108" w:type="dxa"/>
@@ -7739,9 +7847,9 @@
           </w:tcPr>
           <w:p>
             <w:pPr>
-              <w:jc w:val="center"/>
-              <w:rPr>
-                <w:rFonts w:hint="eastAsia" w:ascii="宋体" w:hAnsi="宋体" w:cs="宋体"/>
+              <w:spacing w:before="60" w:after="60"/>
+              <w:rPr>
+                <w:rFonts w:hint="eastAsia" w:ascii="宋体" w:hAnsi="宋体" w:eastAsia="宋体" w:cs="宋体"/>
                 <w:kern w:val="2"/>
                 <w:sz w:val="21"/>
                 <w:szCs w:val="21"/>
@@ -7750,19 +7858,18 @@
             </w:pPr>
             <w:r>
               <w:rPr>
-                <w:rFonts w:hint="eastAsia" w:ascii="宋体" w:hAnsi="宋体" w:cs="宋体"/>
-                <w:kern w:val="2"/>
-                <w:sz w:val="21"/>
-                <w:szCs w:val="21"/>
-                <w:lang w:val="en-US" w:eastAsia="zh-CN" w:bidi="ar-SA"/>
-              </w:rPr>
-              <w:t>对比分析</w:t>
+                <w:rFonts w:hint="eastAsia" w:ascii="宋体" w:hAnsi="宋体" w:eastAsia="宋体" w:cs="宋体"/>
+                <w:sz w:val="21"/>
+                <w:szCs w:val="21"/>
+              </w:rPr>
+              <w:t>多媒体+实操</w:t>
             </w:r>
           </w:p>
         </w:tc>
         <w:tc>
           <w:tcPr>
             <w:tcW w:w="1682" w:type="dxa"/>
+            <w:shd w:val="clear" w:color="auto" w:fill="FFFFFF"/>
             <w:noWrap w:val="0"/>
             <w:tcMar>
               <w:left w:w="108" w:type="dxa"/>
@@ -7771,11 +7878,23 @@
             <w:vAlign w:val="center"/>
           </w:tcPr>
           <w:p>
-            <w:r>
-              <w:rPr>
-                <w:rFonts w:hint="eastAsia"/>
-              </w:rPr>
-              <w:t>探讨数据隐私与安全合规，培养技术伦理意识</w:t>
+            <w:pPr>
+              <w:spacing w:before="60" w:after="60"/>
+              <w:rPr>
+                <w:rFonts w:hint="eastAsia" w:ascii="宋体" w:hAnsi="宋体" w:eastAsia="宋体" w:cs="宋体"/>
+                <w:kern w:val="2"/>
+                <w:sz w:val="21"/>
+                <w:szCs w:val="21"/>
+                <w:lang w:val="en-US" w:eastAsia="zh-CN" w:bidi="ar-SA"/>
+              </w:rPr>
+            </w:pPr>
+            <w:r>
+              <w:rPr>
+                <w:rFonts w:hint="eastAsia" w:ascii="宋体" w:hAnsi="宋体" w:eastAsia="宋体" w:cs="宋体"/>
+                <w:sz w:val="21"/>
+                <w:szCs w:val="21"/>
+              </w:rPr>
+              <w:t>通过国产飞控发展历程，培养自主创新意识；培养系统集成能力，理解多系统协同</w:t>
             </w:r>
           </w:p>
         </w:tc>
@@ -7804,6 +7923,7 @@
         <w:tc>
           <w:tcPr>
             <w:tcW w:w="784" w:type="dxa"/>
+            <w:shd w:val="clear" w:color="auto" w:fill="FFFFFF"/>
             <w:noWrap w:val="0"/>
             <w:tcMar>
               <w:left w:w="108" w:type="dxa"/>
@@ -7813,9 +7933,10 @@
           </w:tcPr>
           <w:p>
             <w:pPr>
+              <w:spacing w:before="60" w:after="60"/>
               <w:jc w:val="center"/>
               <w:rPr>
-                <w:rFonts w:hint="default"/>
+                <w:rFonts w:hint="eastAsia" w:ascii="宋体" w:hAnsi="宋体" w:eastAsia="宋体" w:cs="宋体"/>
                 <w:kern w:val="2"/>
                 <w:sz w:val="21"/>
                 <w:szCs w:val="21"/>
@@ -7824,11 +7945,9 @@
             </w:pPr>
             <w:r>
               <w:rPr>
-                <w:rFonts w:hint="eastAsia"/>
-                <w:kern w:val="2"/>
-                <w:sz w:val="21"/>
-                <w:szCs w:val="24"/>
-                <w:lang w:val="en-US" w:eastAsia="zh-CN" w:bidi="ar-SA"/>
+                <w:rFonts w:hint="eastAsia" w:ascii="宋体" w:hAnsi="宋体" w:eastAsia="宋体" w:cs="宋体"/>
+                <w:sz w:val="21"/>
+                <w:szCs w:val="21"/>
               </w:rPr>
               <w:t>6</w:t>
             </w:r>
@@ -7837,6 +7956,7 @@
         <w:tc>
           <w:tcPr>
             <w:tcW w:w="3801" w:type="dxa"/>
+            <w:shd w:val="clear" w:color="auto" w:fill="FFFFFF"/>
             <w:noWrap w:val="0"/>
             <w:tcMar>
               <w:left w:w="108" w:type="dxa"/>
@@ -7846,9 +7966,135 @@
           </w:tcPr>
           <w:p>
             <w:pPr>
-              <w:jc w:val="both"/>
-              <w:rPr>
-                <w:rFonts w:hint="eastAsia" w:ascii="宋体" w:hAnsi="宋体" w:cs="宋体"/>
+              <w:spacing w:before="60" w:after="60"/>
+              <w:rPr>
+                <w:rFonts w:hint="eastAsia" w:ascii="宋体" w:hAnsi="宋体" w:eastAsia="宋体" w:cs="宋体"/>
+                <w:sz w:val="21"/>
+                <w:szCs w:val="21"/>
+              </w:rPr>
+            </w:pPr>
+            <w:r>
+              <w:rPr>
+                <w:rFonts w:hint="eastAsia" w:ascii="宋体" w:hAnsi="宋体" w:eastAsia="宋体" w:cs="宋体"/>
+                <w:sz w:val="21"/>
+                <w:szCs w:val="21"/>
+              </w:rPr>
+              <w:t>第六章：地面站与任务规划</w:t>
+            </w:r>
+          </w:p>
+          <w:p>
+            <w:pPr>
+              <w:spacing w:before="60" w:after="60"/>
+              <w:rPr>
+                <w:rFonts w:hint="eastAsia" w:ascii="宋体" w:hAnsi="宋体" w:eastAsia="宋体" w:cs="宋体"/>
+                <w:sz w:val="21"/>
+                <w:szCs w:val="21"/>
+              </w:rPr>
+            </w:pPr>
+            <w:r>
+              <w:rPr>
+                <w:rFonts w:hint="eastAsia" w:ascii="宋体" w:hAnsi="宋体" w:eastAsia="宋体" w:cs="宋体"/>
+                <w:sz w:val="21"/>
+                <w:szCs w:val="21"/>
+              </w:rPr>
+              <w:t>- 地面站作用：监控、规划、调参、日志分析</w:t>
+            </w:r>
+          </w:p>
+          <w:p>
+            <w:pPr>
+              <w:spacing w:before="60" w:after="60"/>
+              <w:rPr>
+                <w:rFonts w:hint="eastAsia" w:ascii="宋体" w:hAnsi="宋体" w:eastAsia="宋体" w:cs="宋体"/>
+                <w:sz w:val="21"/>
+                <w:szCs w:val="21"/>
+              </w:rPr>
+            </w:pPr>
+            <w:r>
+              <w:rPr>
+                <w:rFonts w:hint="eastAsia" w:ascii="宋体" w:hAnsi="宋体" w:eastAsia="宋体" w:cs="宋体"/>
+                <w:sz w:val="21"/>
+                <w:szCs w:val="21"/>
+              </w:rPr>
+              <w:t>- QGroundControl：界面介绍与核心功能</w:t>
+            </w:r>
+          </w:p>
+          <w:p>
+            <w:pPr>
+              <w:spacing w:before="60" w:after="60"/>
+              <w:rPr>
+                <w:rFonts w:hint="eastAsia" w:ascii="宋体" w:hAnsi="宋体" w:eastAsia="宋体" w:cs="宋体"/>
+                <w:sz w:val="21"/>
+                <w:szCs w:val="21"/>
+              </w:rPr>
+            </w:pPr>
+            <w:r>
+              <w:rPr>
+                <w:rFonts w:hint="eastAsia" w:ascii="宋体" w:hAnsi="宋体" w:eastAsia="宋体" w:cs="宋体"/>
+                <w:sz w:val="21"/>
+                <w:szCs w:val="21"/>
+              </w:rPr>
+              <w:t>- 飞行模式：Manual、Position、Offboard等模式解析</w:t>
+            </w:r>
+          </w:p>
+          <w:p>
+            <w:pPr>
+              <w:spacing w:before="60" w:after="60"/>
+              <w:rPr>
+                <w:rFonts w:hint="eastAsia" w:ascii="宋体" w:hAnsi="宋体" w:eastAsia="宋体" w:cs="宋体"/>
+                <w:sz w:val="21"/>
+                <w:szCs w:val="21"/>
+              </w:rPr>
+            </w:pPr>
+            <w:r>
+              <w:rPr>
+                <w:rFonts w:hint="eastAsia" w:ascii="宋体" w:hAnsi="宋体" w:eastAsia="宋体" w:cs="宋体"/>
+                <w:sz w:val="21"/>
+                <w:szCs w:val="21"/>
+              </w:rPr>
+              <w:t>- 安装并连接QGroundControl到PX4 SITL</w:t>
+            </w:r>
+          </w:p>
+          <w:p>
+            <w:pPr>
+              <w:spacing w:before="60" w:after="60"/>
+              <w:rPr>
+                <w:rFonts w:hint="eastAsia" w:ascii="宋体" w:hAnsi="宋体" w:eastAsia="宋体" w:cs="宋体"/>
+                <w:sz w:val="21"/>
+                <w:szCs w:val="21"/>
+              </w:rPr>
+            </w:pPr>
+            <w:r>
+              <w:rPr>
+                <w:rFonts w:hint="eastAsia" w:ascii="宋体" w:hAnsi="宋体" w:eastAsia="宋体" w:cs="宋体"/>
+                <w:sz w:val="21"/>
+                <w:szCs w:val="21"/>
+              </w:rPr>
+              <w:t>- 在地面站中规划航点任务（Waypoint Mission）</w:t>
+            </w:r>
+          </w:p>
+          <w:p>
+            <w:pPr>
+              <w:spacing w:before="60" w:after="60"/>
+              <w:rPr>
+                <w:rFonts w:hint="eastAsia" w:ascii="宋体" w:hAnsi="宋体" w:eastAsia="宋体" w:cs="宋体"/>
+                <w:sz w:val="21"/>
+                <w:szCs w:val="21"/>
+              </w:rPr>
+            </w:pPr>
+            <w:r>
+              <w:rPr>
+                <w:rFonts w:hint="eastAsia" w:ascii="宋体" w:hAnsi="宋体" w:eastAsia="宋体" w:cs="宋体"/>
+                <w:sz w:val="21"/>
+                <w:szCs w:val="21"/>
+              </w:rPr>
+              <w:t>- 执行自动航线飞行，观察飞行状态</w:t>
+            </w:r>
+          </w:p>
+          <w:p>
+            <w:pPr>
+              <w:spacing w:before="60" w:after="60"/>
+              <w:rPr>
+                <w:rFonts w:hint="eastAsia" w:ascii="宋体" w:hAnsi="宋体" w:eastAsia="宋体" w:cs="宋体"/>
                 <w:kern w:val="2"/>
                 <w:sz w:val="21"/>
                 <w:szCs w:val="21"/>
@@ -7857,130 +8103,18 @@
             </w:pPr>
             <w:r>
               <w:rPr>
-                <w:rFonts w:hint="eastAsia" w:ascii="宋体" w:hAnsi="宋体" w:cs="宋体"/>
-                <w:kern w:val="2"/>
-                <w:sz w:val="21"/>
-                <w:szCs w:val="21"/>
-                <w:lang w:val="en-US" w:eastAsia="zh-CN" w:bidi="ar-SA"/>
-              </w:rPr>
-              <w:t>第三章：传感器感知与数据处理（二）</w:t>
-            </w:r>
-          </w:p>
-          <w:p>
-            <w:pPr>
-              <w:jc w:val="both"/>
-              <w:rPr>
-                <w:rFonts w:hint="eastAsia" w:ascii="宋体" w:hAnsi="宋体" w:cs="宋体"/>
-                <w:kern w:val="2"/>
-                <w:sz w:val="21"/>
-                <w:szCs w:val="21"/>
-                <w:lang w:val="en-US" w:eastAsia="zh-CN" w:bidi="ar-SA"/>
-              </w:rPr>
-            </w:pPr>
-            <w:r>
-              <w:rPr>
-                <w:rFonts w:hint="eastAsia" w:ascii="宋体" w:hAnsi="宋体" w:cs="宋体"/>
-                <w:kern w:val="2"/>
-                <w:sz w:val="21"/>
-                <w:szCs w:val="21"/>
-                <w:lang w:val="en-US" w:eastAsia="zh-CN" w:bidi="ar-SA"/>
-              </w:rPr>
-              <w:t>实验内容：</w:t>
-            </w:r>
-          </w:p>
-          <w:p>
-            <w:pPr>
-              <w:jc w:val="both"/>
-              <w:rPr>
-                <w:rFonts w:hint="eastAsia" w:ascii="宋体" w:hAnsi="宋体" w:cs="宋体"/>
-                <w:kern w:val="2"/>
-                <w:sz w:val="21"/>
-                <w:szCs w:val="21"/>
-                <w:lang w:val="en-US" w:eastAsia="zh-CN" w:bidi="ar-SA"/>
-              </w:rPr>
-            </w:pPr>
-            <w:r>
-              <w:rPr>
-                <w:rFonts w:hint="eastAsia" w:ascii="宋体" w:hAnsi="宋体" w:cs="宋体"/>
-                <w:kern w:val="2"/>
-                <w:sz w:val="21"/>
-                <w:szCs w:val="21"/>
-                <w:lang w:val="en-US" w:eastAsia="zh-CN" w:bidi="ar-SA"/>
-              </w:rPr>
-              <w:t>1. 在Rviz2中配置显示激光雷达扫描数据</w:t>
-            </w:r>
-          </w:p>
-          <w:p>
-            <w:pPr>
-              <w:jc w:val="both"/>
-              <w:rPr>
-                <w:rFonts w:hint="eastAsia" w:ascii="宋体" w:hAnsi="宋体" w:cs="宋体"/>
-                <w:kern w:val="2"/>
-                <w:sz w:val="21"/>
-                <w:szCs w:val="21"/>
-                <w:lang w:val="en-US" w:eastAsia="zh-CN" w:bidi="ar-SA"/>
-              </w:rPr>
-            </w:pPr>
-            <w:r>
-              <w:rPr>
-                <w:rFonts w:hint="eastAsia" w:ascii="宋体" w:hAnsi="宋体" w:cs="宋体"/>
-                <w:kern w:val="2"/>
-                <w:sz w:val="21"/>
-                <w:szCs w:val="21"/>
-                <w:lang w:val="en-US" w:eastAsia="zh-CN" w:bidi="ar-SA"/>
-              </w:rPr>
-              <w:t>2. 查看RosMaster的深度相机图像</w:t>
-            </w:r>
-          </w:p>
-          <w:p>
-            <w:pPr>
-              <w:jc w:val="both"/>
-              <w:rPr>
-                <w:rFonts w:hint="eastAsia" w:ascii="宋体" w:hAnsi="宋体" w:cs="宋体"/>
-                <w:kern w:val="2"/>
-                <w:sz w:val="21"/>
-                <w:szCs w:val="21"/>
-                <w:lang w:val="en-US" w:eastAsia="zh-CN" w:bidi="ar-SA"/>
-              </w:rPr>
-            </w:pPr>
-            <w:r>
-              <w:rPr>
-                <w:rFonts w:hint="eastAsia" w:ascii="宋体" w:hAnsi="宋体" w:cs="宋体"/>
-                <w:kern w:val="2"/>
-                <w:sz w:val="21"/>
-                <w:szCs w:val="21"/>
-                <w:lang w:val="en-US" w:eastAsia="zh-CN" w:bidi="ar-SA"/>
-              </w:rPr>
-              <w:t>3. 设置障碍物场景，观察传感器检测效果</w:t>
-            </w:r>
-          </w:p>
-          <w:p>
-            <w:pPr>
-              <w:jc w:val="both"/>
-              <w:rPr>
-                <w:rFonts w:hint="eastAsia" w:ascii="宋体" w:hAnsi="宋体" w:cs="宋体"/>
-                <w:kern w:val="2"/>
-                <w:sz w:val="21"/>
-                <w:szCs w:val="21"/>
-                <w:lang w:val="en-US" w:eastAsia="zh-CN" w:bidi="ar-SA"/>
-              </w:rPr>
-            </w:pPr>
-            <w:r>
-              <w:rPr>
-                <w:rFonts w:hint="eastAsia" w:ascii="宋体" w:hAnsi="宋体" w:cs="宋体"/>
-                <w:kern w:val="2"/>
-                <w:sz w:val="21"/>
-                <w:szCs w:val="21"/>
-                <w:lang w:val="en-US" w:eastAsia="zh-CN" w:bidi="ar-SA"/>
-              </w:rPr>
-              <w:t>4. 使用 ros2 bag 录制传感器数据并回放分析</w:t>
+                <w:rFonts w:hint="eastAsia" w:ascii="宋体" w:hAnsi="宋体" w:eastAsia="宋体" w:cs="宋体"/>
+                <w:sz w:val="21"/>
+                <w:szCs w:val="21"/>
+              </w:rPr>
+              <w:t>- 使用地面站进行参数调整与日志下载</w:t>
             </w:r>
           </w:p>
         </w:tc>
         <w:tc>
           <w:tcPr>
             <w:tcW w:w="1255" w:type="dxa"/>
-            <w:shd w:val="clear" w:color="auto" w:fill="auto"/>
+            <w:shd w:val="clear" w:color="auto" w:fill="FFFFFF"/>
             <w:noWrap w:val="0"/>
             <w:tcMar>
               <w:left w:w="108" w:type="dxa"/>
@@ -7990,25 +8124,25 @@
           </w:tcPr>
           <w:p>
             <w:pPr>
-              <w:jc w:val="center"/>
-              <w:rPr>
-                <w:rFonts w:ascii="宋体" w:hAnsi="宋体" w:eastAsia="宋体" w:cs="宋体"/>
-                <w:sz w:val="21"/>
-                <w:szCs w:val="21"/>
-              </w:rPr>
-            </w:pPr>
-            <w:r>
-              <w:rPr>
-                <w:rFonts w:ascii="宋体" w:hAnsi="宋体" w:eastAsia="宋体" w:cs="宋体"/>
-                <w:sz w:val="21"/>
-                <w:szCs w:val="21"/>
-              </w:rPr>
-              <w:t>理论1学时</w:t>
-            </w:r>
-          </w:p>
-          <w:p>
-            <w:pPr>
-              <w:jc w:val="center"/>
+              <w:spacing w:before="60" w:after="60"/>
+              <w:rPr>
+                <w:rFonts w:hint="eastAsia" w:ascii="宋体" w:hAnsi="宋体" w:eastAsia="宋体" w:cs="宋体"/>
+                <w:sz w:val="21"/>
+                <w:szCs w:val="21"/>
+              </w:rPr>
+            </w:pPr>
+            <w:r>
+              <w:rPr>
+                <w:rFonts w:hint="eastAsia" w:ascii="宋体" w:hAnsi="宋体" w:eastAsia="宋体" w:cs="宋体"/>
+                <w:sz w:val="21"/>
+                <w:szCs w:val="21"/>
+              </w:rPr>
+              <w:t>理论2学时</w:t>
+            </w:r>
+          </w:p>
+          <w:p>
+            <w:pPr>
+              <w:spacing w:before="60" w:after="60"/>
               <w:rPr>
                 <w:rFonts w:hint="eastAsia" w:ascii="宋体" w:hAnsi="宋体" w:eastAsia="宋体" w:cs="宋体"/>
                 <w:kern w:val="2"/>
@@ -8019,17 +8153,18 @@
             </w:pPr>
             <w:r>
               <w:rPr>
-                <w:rFonts w:ascii="宋体" w:hAnsi="宋体" w:eastAsia="宋体" w:cs="宋体"/>
-                <w:sz w:val="21"/>
-                <w:szCs w:val="21"/>
-              </w:rPr>
-              <w:t>实验1学时</w:t>
+                <w:rFonts w:hint="eastAsia" w:ascii="宋体" w:hAnsi="宋体" w:eastAsia="宋体" w:cs="宋体"/>
+                <w:sz w:val="21"/>
+                <w:szCs w:val="21"/>
+              </w:rPr>
+              <w:t>实验2学时</w:t>
             </w:r>
           </w:p>
         </w:tc>
         <w:tc>
           <w:tcPr>
             <w:tcW w:w="1000" w:type="dxa"/>
+            <w:shd w:val="clear" w:color="auto" w:fill="FFFFFF"/>
             <w:noWrap w:val="0"/>
             <w:tcMar>
               <w:left w:w="108" w:type="dxa"/>
@@ -8039,9 +8174,9 @@
           </w:tcPr>
           <w:p>
             <w:pPr>
-              <w:jc w:val="center"/>
-              <w:rPr>
-                <w:rFonts w:hint="eastAsia" w:ascii="宋体" w:hAnsi="宋体" w:cs="宋体"/>
+              <w:spacing w:before="60" w:after="60"/>
+              <w:rPr>
+                <w:rFonts w:hint="eastAsia" w:ascii="宋体" w:hAnsi="宋体" w:eastAsia="宋体" w:cs="宋体"/>
                 <w:kern w:val="2"/>
                 <w:sz w:val="21"/>
                 <w:szCs w:val="21"/>
@@ -8050,19 +8185,18 @@
             </w:pPr>
             <w:r>
               <w:rPr>
-                <w:rFonts w:hint="eastAsia" w:ascii="宋体" w:hAnsi="宋体" w:cs="宋体"/>
-                <w:kern w:val="2"/>
-                <w:sz w:val="21"/>
-                <w:szCs w:val="21"/>
-                <w:lang w:val="en-US" w:eastAsia="zh-CN" w:bidi="ar-SA"/>
-              </w:rPr>
-              <w:t>实操+分析</w:t>
+                <w:rFonts w:hint="eastAsia" w:ascii="宋体" w:hAnsi="宋体" w:eastAsia="宋体" w:cs="宋体"/>
+                <w:sz w:val="21"/>
+                <w:szCs w:val="21"/>
+              </w:rPr>
+              <w:t>演示+实操</w:t>
             </w:r>
           </w:p>
         </w:tc>
         <w:tc>
           <w:tcPr>
             <w:tcW w:w="1682" w:type="dxa"/>
+            <w:shd w:val="clear" w:color="auto" w:fill="FFFFFF"/>
             <w:noWrap w:val="0"/>
             <w:tcMar>
               <w:left w:w="108" w:type="dxa"/>
@@ -8071,51 +8205,10 @@
             <w:vAlign w:val="center"/>
           </w:tcPr>
           <w:p>
-            <w:r>
-              <w:rPr>
-                <w:rFonts w:hint="eastAsia"/>
-              </w:rPr>
-              <w:t>培养数据驱动的问题分析能力</w:t>
-            </w:r>
-          </w:p>
-        </w:tc>
-      </w:tr>
-      <w:tr>
-        <w:tblPrEx>
-          <w:tblBorders>
-            <w:top w:val="single" w:color="auto" w:sz="4" w:space="0"/>
-            <w:left w:val="single" w:color="auto" w:sz="4" w:space="0"/>
-            <w:bottom w:val="single" w:color="auto" w:sz="4" w:space="0"/>
-            <w:right w:val="single" w:color="auto" w:sz="4" w:space="0"/>
-            <w:insideH w:val="single" w:color="auto" w:sz="4" w:space="0"/>
-            <w:insideV w:val="single" w:color="auto" w:sz="4" w:space="0"/>
-          </w:tblBorders>
-          <w:tblCellMar>
-            <w:top w:w="0" w:type="dxa"/>
-            <w:left w:w="108" w:type="dxa"/>
-            <w:bottom w:w="0" w:type="dxa"/>
-            <w:right w:w="108" w:type="dxa"/>
-          </w:tblCellMar>
-        </w:tblPrEx>
-        <w:trPr>
-          <w:trHeight w:val="2070" w:hRule="atLeast"/>
-          <w:jc w:val="center"/>
-        </w:trPr>
-        <w:tc>
-          <w:tcPr>
-            <w:tcW w:w="784" w:type="dxa"/>
-            <w:noWrap w:val="0"/>
-            <w:tcMar>
-              <w:left w:w="108" w:type="dxa"/>
-              <w:right w:w="108" w:type="dxa"/>
-            </w:tcMar>
-            <w:vAlign w:val="center"/>
-          </w:tcPr>
-          <w:p>
-            <w:pPr>
-              <w:jc w:val="center"/>
-              <w:rPr>
-                <w:rFonts w:hint="default"/>
+            <w:pPr>
+              <w:spacing w:before="60" w:after="60"/>
+              <w:rPr>
+                <w:rFonts w:hint="eastAsia" w:ascii="宋体" w:hAnsi="宋体" w:eastAsia="宋体" w:cs="宋体"/>
                 <w:kern w:val="2"/>
                 <w:sz w:val="21"/>
                 <w:szCs w:val="21"/>
@@ -8124,251 +8217,11 @@
             </w:pPr>
             <w:r>
               <w:rPr>
-                <w:rFonts w:hint="eastAsia"/>
-                <w:kern w:val="2"/>
-                <w:sz w:val="21"/>
-                <w:szCs w:val="24"/>
-                <w:lang w:val="en-US" w:eastAsia="zh-CN" w:bidi="ar-SA"/>
-              </w:rPr>
-              <w:t>7</w:t>
-            </w:r>
-          </w:p>
-        </w:tc>
-        <w:tc>
-          <w:tcPr>
-            <w:tcW w:w="3801" w:type="dxa"/>
-            <w:noWrap w:val="0"/>
-            <w:tcMar>
-              <w:left w:w="108" w:type="dxa"/>
-              <w:right w:w="108" w:type="dxa"/>
-            </w:tcMar>
-            <w:vAlign w:val="center"/>
-          </w:tcPr>
-          <w:p>
-            <w:pPr>
-              <w:jc w:val="both"/>
-              <w:rPr>
-                <w:rFonts w:hint="eastAsia" w:ascii="宋体" w:hAnsi="宋体" w:cs="宋体"/>
-                <w:kern w:val="2"/>
-                <w:sz w:val="21"/>
-                <w:szCs w:val="21"/>
-                <w:lang w:val="en-US" w:eastAsia="zh-CN" w:bidi="ar-SA"/>
-              </w:rPr>
-            </w:pPr>
-            <w:r>
-              <w:rPr>
-                <w:rFonts w:hint="eastAsia" w:ascii="宋体" w:hAnsi="宋体" w:cs="宋体"/>
-                <w:kern w:val="2"/>
-                <w:sz w:val="21"/>
-                <w:szCs w:val="21"/>
-                <w:lang w:val="en-US" w:eastAsia="zh-CN" w:bidi="ar-SA"/>
-              </w:rPr>
-              <w:t>第四章：Nav2导航基础（一）</w:t>
-            </w:r>
-          </w:p>
-          <w:p>
-            <w:pPr>
-              <w:jc w:val="both"/>
-              <w:rPr>
-                <w:rFonts w:hint="eastAsia" w:ascii="宋体" w:hAnsi="宋体" w:cs="宋体"/>
-                <w:kern w:val="2"/>
-                <w:sz w:val="21"/>
-                <w:szCs w:val="21"/>
-                <w:lang w:val="en-US" w:eastAsia="zh-CN" w:bidi="ar-SA"/>
-              </w:rPr>
-            </w:pPr>
-            <w:r>
-              <w:rPr>
-                <w:rFonts w:hint="eastAsia" w:ascii="宋体" w:hAnsi="宋体" w:cs="宋体"/>
-                <w:kern w:val="2"/>
-                <w:sz w:val="21"/>
-                <w:szCs w:val="21"/>
-                <w:lang w:val="en-US" w:eastAsia="zh-CN" w:bidi="ar-SA"/>
-              </w:rPr>
-              <w:t>1. 问题引入：如何让机器人自己"找路"并"躲障碍"？</w:t>
-            </w:r>
-          </w:p>
-          <w:p>
-            <w:pPr>
-              <w:jc w:val="both"/>
-              <w:rPr>
-                <w:rFonts w:hint="eastAsia" w:ascii="宋体" w:hAnsi="宋体" w:cs="宋体"/>
-                <w:kern w:val="2"/>
-                <w:sz w:val="21"/>
-                <w:szCs w:val="21"/>
-                <w:lang w:val="en-US" w:eastAsia="zh-CN" w:bidi="ar-SA"/>
-              </w:rPr>
-            </w:pPr>
-            <w:r>
-              <w:rPr>
-                <w:rFonts w:hint="eastAsia" w:ascii="宋体" w:hAnsi="宋体" w:cs="宋体"/>
-                <w:kern w:val="2"/>
-                <w:sz w:val="21"/>
-                <w:szCs w:val="21"/>
-                <w:lang w:val="en-US" w:eastAsia="zh-CN" w:bidi="ar-SA"/>
-              </w:rPr>
-              <w:t>2. 导航框架：Nav2架构概览（地图→定位→规划→控制）</w:t>
-            </w:r>
-          </w:p>
-          <w:p>
-            <w:pPr>
-              <w:jc w:val="both"/>
-              <w:rPr>
-                <w:rFonts w:hint="default" w:ascii="宋体" w:hAnsi="宋体" w:cs="宋体"/>
-                <w:kern w:val="2"/>
-                <w:sz w:val="21"/>
-                <w:szCs w:val="21"/>
-                <w:lang w:val="en-US" w:eastAsia="zh-CN" w:bidi="ar-SA"/>
-              </w:rPr>
-            </w:pPr>
-            <w:r>
-              <w:rPr>
-                <w:rFonts w:hint="eastAsia" w:ascii="宋体" w:hAnsi="宋体" w:cs="宋体"/>
-                <w:kern w:val="2"/>
-                <w:sz w:val="21"/>
-                <w:szCs w:val="21"/>
-                <w:lang w:val="en-US" w:eastAsia="zh-CN" w:bidi="ar-SA"/>
-              </w:rPr>
-              <w:t>3. 地图构建：SLAM建图原理与Nav2/SLAM Toolbox的使用</w:t>
-            </w:r>
-          </w:p>
-          <w:p>
-            <w:pPr>
-              <w:jc w:val="both"/>
-              <w:rPr>
-                <w:rFonts w:hint="eastAsia" w:ascii="宋体" w:hAnsi="宋体" w:cs="宋体"/>
-                <w:kern w:val="2"/>
-                <w:sz w:val="21"/>
-                <w:szCs w:val="21"/>
-                <w:lang w:val="en-US" w:eastAsia="zh-CN" w:bidi="ar-SA"/>
-              </w:rPr>
-            </w:pPr>
-            <w:r>
-              <w:rPr>
-                <w:rFonts w:hint="eastAsia" w:ascii="宋体" w:hAnsi="宋体" w:cs="宋体"/>
-                <w:kern w:val="2"/>
-                <w:sz w:val="21"/>
-                <w:szCs w:val="21"/>
-                <w:lang w:val="en-US" w:eastAsia="zh-CN" w:bidi="ar-SA"/>
-              </w:rPr>
-              <w:t>4. 路径规划：全局规划（NavFn/Smac）与局部避障（DWB/MPPI）</w:t>
-            </w:r>
-          </w:p>
-        </w:tc>
-        <w:tc>
-          <w:tcPr>
-            <w:tcW w:w="1255" w:type="dxa"/>
-            <w:shd w:val="clear" w:color="auto" w:fill="auto"/>
-            <w:noWrap w:val="0"/>
-            <w:tcMar>
-              <w:left w:w="108" w:type="dxa"/>
-              <w:right w:w="108" w:type="dxa"/>
-            </w:tcMar>
-            <w:vAlign w:val="center"/>
-          </w:tcPr>
-          <w:p>
-            <w:pPr>
-              <w:jc w:val="center"/>
-              <w:rPr>
-                <w:rFonts w:ascii="宋体" w:hAnsi="宋体" w:eastAsia="宋体" w:cs="宋体"/>
-                <w:sz w:val="21"/>
-                <w:szCs w:val="21"/>
-              </w:rPr>
-            </w:pPr>
-            <w:r>
-              <w:rPr>
-                <w:rFonts w:ascii="宋体" w:hAnsi="宋体" w:eastAsia="宋体" w:cs="宋体"/>
-                <w:sz w:val="21"/>
-                <w:szCs w:val="21"/>
-              </w:rPr>
-              <w:t>理论1学时</w:t>
-            </w:r>
-          </w:p>
-          <w:p>
-            <w:pPr>
-              <w:jc w:val="center"/>
-              <w:rPr>
-                <w:rFonts w:hint="eastAsia" w:ascii="宋体" w:hAnsi="宋体" w:eastAsia="宋体" w:cs="宋体"/>
-                <w:kern w:val="2"/>
-                <w:sz w:val="21"/>
-                <w:szCs w:val="21"/>
-                <w:lang w:val="en-US" w:eastAsia="zh-CN" w:bidi="ar-SA"/>
-              </w:rPr>
-            </w:pPr>
-            <w:r>
-              <w:rPr>
-                <w:rFonts w:ascii="宋体" w:hAnsi="宋体" w:eastAsia="宋体" w:cs="宋体"/>
-                <w:sz w:val="21"/>
-                <w:szCs w:val="21"/>
-              </w:rPr>
-              <w:t>实验1学时</w:t>
-            </w:r>
-          </w:p>
-        </w:tc>
-        <w:tc>
-          <w:tcPr>
-            <w:tcW w:w="1000" w:type="dxa"/>
-            <w:noWrap w:val="0"/>
-            <w:tcMar>
-              <w:left w:w="108" w:type="dxa"/>
-              <w:right w:w="108" w:type="dxa"/>
-            </w:tcMar>
-            <w:vAlign w:val="center"/>
-          </w:tcPr>
-          <w:p>
-            <w:pPr>
-              <w:jc w:val="center"/>
-              <w:rPr>
-                <w:rFonts w:hint="eastAsia" w:ascii="宋体" w:hAnsi="宋体" w:cs="宋体"/>
-                <w:kern w:val="2"/>
-                <w:sz w:val="21"/>
-                <w:szCs w:val="21"/>
-                <w:lang w:val="en-US" w:eastAsia="zh-CN" w:bidi="ar-SA"/>
-              </w:rPr>
-            </w:pPr>
-            <w:r>
-              <w:rPr>
-                <w:rFonts w:hint="eastAsia" w:ascii="宋体" w:hAnsi="宋体" w:eastAsia="宋体" w:cs="宋体"/>
-                <w:bCs/>
-                <w:kern w:val="2"/>
-                <w:sz w:val="21"/>
-                <w:szCs w:val="21"/>
-                <w:lang w:val="en-US" w:eastAsia="zh-CN" w:bidi="ar-SA"/>
-              </w:rPr>
-              <w:t>案例+理论</w:t>
-            </w:r>
-          </w:p>
-        </w:tc>
-        <w:tc>
-          <w:tcPr>
-            <w:tcW w:w="1682" w:type="dxa"/>
-            <w:noWrap w:val="0"/>
-            <w:tcMar>
-              <w:left w:w="108" w:type="dxa"/>
-              <w:right w:w="108" w:type="dxa"/>
-            </w:tcMar>
-            <w:vAlign w:val="center"/>
-          </w:tcPr>
-          <w:p>
-            <w:pPr>
-              <w:jc w:val="both"/>
-              <w:rPr>
-                <w:rFonts w:hint="eastAsia" w:ascii="宋体" w:hAnsi="宋体" w:cs="宋体"/>
-                <w:kern w:val="2"/>
-                <w:sz w:val="21"/>
-                <w:szCs w:val="21"/>
-                <w:lang w:val="en-US" w:eastAsia="zh-CN" w:bidi="ar-SA"/>
-              </w:rPr>
-            </w:pPr>
-            <w:r>
-              <w:rPr>
-                <w:rFonts w:hint="eastAsia" w:ascii="宋体" w:hAnsi="宋体" w:cs="宋体"/>
-                <w:kern w:val="2"/>
-                <w:sz w:val="21"/>
-                <w:szCs w:val="21"/>
-                <w:lang w:val="en-US" w:eastAsia="zh-CN" w:bidi="ar-SA"/>
-              </w:rPr>
-              <w:t>培养算法思维，理解"感知-决策-控制"闭环</w:t>
+                <w:rFonts w:hint="eastAsia" w:ascii="宋体" w:hAnsi="宋体" w:eastAsia="宋体" w:cs="宋体"/>
+                <w:sz w:val="21"/>
+                <w:szCs w:val="21"/>
+              </w:rPr>
+              <w:t>强调飞行安全意识与规范操作；培养规范化操作习惯，理解适航管理重要性</w:t>
             </w:r>
           </w:p>
         </w:tc>
@@ -8397,6 +8250,7 @@
         <w:tc>
           <w:tcPr>
             <w:tcW w:w="784" w:type="dxa"/>
+            <w:shd w:val="clear" w:color="auto" w:fill="FFFFFF"/>
             <w:noWrap w:val="0"/>
             <w:tcMar>
               <w:left w:w="108" w:type="dxa"/>
@@ -8406,9 +8260,10 @@
           </w:tcPr>
           <w:p>
             <w:pPr>
+              <w:spacing w:before="60" w:after="60"/>
               <w:jc w:val="center"/>
               <w:rPr>
-                <w:rFonts w:hint="default"/>
+                <w:rFonts w:hint="eastAsia" w:ascii="宋体" w:hAnsi="宋体" w:eastAsia="宋体" w:cs="宋体"/>
                 <w:kern w:val="2"/>
                 <w:sz w:val="21"/>
                 <w:szCs w:val="21"/>
@@ -8417,19 +8272,18 @@
             </w:pPr>
             <w:r>
               <w:rPr>
-                <w:rFonts w:hint="eastAsia"/>
-                <w:kern w:val="2"/>
-                <w:sz w:val="21"/>
-                <w:szCs w:val="24"/>
-                <w:lang w:val="en-US" w:eastAsia="zh-CN" w:bidi="ar-SA"/>
-              </w:rPr>
-              <w:t>8</w:t>
+                <w:rFonts w:hint="eastAsia" w:ascii="宋体" w:hAnsi="宋体" w:eastAsia="宋体" w:cs="宋体"/>
+                <w:sz w:val="21"/>
+                <w:szCs w:val="21"/>
+              </w:rPr>
+              <w:t>7</w:t>
             </w:r>
           </w:p>
         </w:tc>
         <w:tc>
           <w:tcPr>
             <w:tcW w:w="3801" w:type="dxa"/>
+            <w:shd w:val="clear" w:color="auto" w:fill="FFFFFF"/>
             <w:noWrap w:val="0"/>
             <w:tcMar>
               <w:left w:w="108" w:type="dxa"/>
@@ -8439,9 +8293,117 @@
           </w:tcPr>
           <w:p>
             <w:pPr>
-              <w:jc w:val="both"/>
-              <w:rPr>
-                <w:rFonts w:hint="eastAsia" w:ascii="宋体" w:hAnsi="宋体" w:cs="宋体"/>
+              <w:spacing w:before="60" w:after="60"/>
+              <w:rPr>
+                <w:rFonts w:hint="eastAsia" w:ascii="宋体" w:hAnsi="宋体" w:eastAsia="宋体" w:cs="宋体"/>
+                <w:sz w:val="21"/>
+                <w:szCs w:val="21"/>
+              </w:rPr>
+            </w:pPr>
+            <w:r>
+              <w:rPr>
+                <w:rFonts w:hint="eastAsia" w:ascii="宋体" w:hAnsi="宋体" w:eastAsia="宋体" w:cs="宋体"/>
+                <w:sz w:val="21"/>
+                <w:szCs w:val="21"/>
+              </w:rPr>
+              <w:t>第七章：无人机自主控制基础</w:t>
+            </w:r>
+          </w:p>
+          <w:p>
+            <w:pPr>
+              <w:spacing w:before="60" w:after="60"/>
+              <w:rPr>
+                <w:rFonts w:hint="eastAsia" w:ascii="宋体" w:hAnsi="宋体" w:eastAsia="宋体" w:cs="宋体"/>
+                <w:sz w:val="21"/>
+                <w:szCs w:val="21"/>
+              </w:rPr>
+            </w:pPr>
+            <w:r>
+              <w:rPr>
+                <w:rFonts w:hint="eastAsia" w:ascii="宋体" w:hAnsi="宋体" w:eastAsia="宋体" w:cs="宋体"/>
+                <w:sz w:val="21"/>
+                <w:szCs w:val="21"/>
+              </w:rPr>
+              <w:t>- Offboard模式概念：ROS2接管无人机控制</w:t>
+            </w:r>
+          </w:p>
+          <w:p>
+            <w:pPr>
+              <w:spacing w:before="60" w:after="60"/>
+              <w:rPr>
+                <w:rFonts w:hint="eastAsia" w:ascii="宋体" w:hAnsi="宋体" w:eastAsia="宋体" w:cs="宋体"/>
+                <w:sz w:val="21"/>
+                <w:szCs w:val="21"/>
+              </w:rPr>
+            </w:pPr>
+            <w:r>
+              <w:rPr>
+                <w:rFonts w:hint="eastAsia" w:ascii="宋体" w:hAnsi="宋体" w:eastAsia="宋体" w:cs="宋体"/>
+                <w:sz w:val="21"/>
+                <w:szCs w:val="21"/>
+              </w:rPr>
+              <w:t>- 控制接口类型：位置控制、速度控制、姿态控制</w:t>
+            </w:r>
+          </w:p>
+          <w:p>
+            <w:pPr>
+              <w:spacing w:before="60" w:after="60"/>
+              <w:rPr>
+                <w:rFonts w:hint="eastAsia" w:ascii="宋体" w:hAnsi="宋体" w:eastAsia="宋体" w:cs="宋体"/>
+                <w:sz w:val="21"/>
+                <w:szCs w:val="21"/>
+              </w:rPr>
+            </w:pPr>
+            <w:r>
+              <w:rPr>
+                <w:rFonts w:hint="eastAsia" w:ascii="宋体" w:hAnsi="宋体" w:eastAsia="宋体" w:cs="宋体"/>
+                <w:sz w:val="21"/>
+                <w:szCs w:val="21"/>
+              </w:rPr>
+              <w:t>- 无人机状态监控：通过ROS2话题读取无人机位姿、速度</w:t>
+            </w:r>
+          </w:p>
+          <w:p>
+            <w:pPr>
+              <w:spacing w:before="60" w:after="60"/>
+              <w:rPr>
+                <w:rFonts w:hint="eastAsia" w:ascii="宋体" w:hAnsi="宋体" w:eastAsia="宋体" w:cs="宋体"/>
+                <w:sz w:val="21"/>
+                <w:szCs w:val="21"/>
+              </w:rPr>
+            </w:pPr>
+            <w:r>
+              <w:rPr>
+                <w:rFonts w:hint="eastAsia" w:ascii="宋体" w:hAnsi="宋体" w:eastAsia="宋体" w:cs="宋体"/>
+                <w:sz w:val="21"/>
+                <w:szCs w:val="21"/>
+              </w:rPr>
+              <w:t>- 【高分挑战项】编写Offboard控制节点，实现起飞、悬停、降落</w:t>
+            </w:r>
+          </w:p>
+          <w:p>
+            <w:pPr>
+              <w:spacing w:before="60" w:after="60"/>
+              <w:rPr>
+                <w:rFonts w:hint="eastAsia" w:ascii="宋体" w:hAnsi="宋体" w:eastAsia="宋体" w:cs="宋体"/>
+                <w:sz w:val="21"/>
+                <w:szCs w:val="21"/>
+              </w:rPr>
+            </w:pPr>
+            <w:r>
+              <w:rPr>
+                <w:rFonts w:hint="eastAsia" w:ascii="宋体" w:hAnsi="宋体" w:eastAsia="宋体" w:cs="宋体"/>
+                <w:sz w:val="21"/>
+                <w:szCs w:val="21"/>
+              </w:rPr>
+              <w:t>- 【高分挑战项】发布速度指令控制无人机飞往指定坐标</w:t>
+            </w:r>
+          </w:p>
+          <w:p>
+            <w:pPr>
+              <w:spacing w:before="60" w:after="60"/>
+              <w:rPr>
+                <w:rFonts w:hint="eastAsia" w:ascii="宋体" w:hAnsi="宋体" w:eastAsia="宋体" w:cs="宋体"/>
                 <w:kern w:val="2"/>
                 <w:sz w:val="21"/>
                 <w:szCs w:val="21"/>
@@ -8450,166 +8412,18 @@
             </w:pPr>
             <w:r>
               <w:rPr>
-                <w:rFonts w:hint="eastAsia" w:ascii="宋体" w:hAnsi="宋体" w:cs="宋体"/>
-                <w:kern w:val="2"/>
-                <w:sz w:val="21"/>
-                <w:szCs w:val="21"/>
-                <w:lang w:val="en-US" w:eastAsia="zh-CN" w:bidi="ar-SA"/>
-              </w:rPr>
-              <w:t>第四章：Nav2导航基础（二）</w:t>
-            </w:r>
-          </w:p>
-          <w:p>
-            <w:pPr>
-              <w:jc w:val="both"/>
-              <w:rPr>
-                <w:rFonts w:hint="eastAsia" w:ascii="宋体" w:hAnsi="宋体" w:cs="宋体"/>
-                <w:kern w:val="2"/>
-                <w:sz w:val="21"/>
-                <w:szCs w:val="21"/>
-                <w:lang w:val="en-US" w:eastAsia="zh-CN" w:bidi="ar-SA"/>
-              </w:rPr>
-            </w:pPr>
-            <w:r>
-              <w:rPr>
-                <w:rFonts w:hint="eastAsia" w:ascii="宋体" w:hAnsi="宋体" w:cs="宋体"/>
-                <w:kern w:val="2"/>
-                <w:sz w:val="21"/>
-                <w:szCs w:val="21"/>
-                <w:lang w:val="en-US" w:eastAsia="zh-CN" w:bidi="ar-SA"/>
-              </w:rPr>
-              <w:t>实验内容：</w:t>
-            </w:r>
-          </w:p>
-          <w:p>
-            <w:pPr>
-              <w:jc w:val="both"/>
-              <w:rPr>
-                <w:rFonts w:hint="eastAsia" w:ascii="宋体" w:hAnsi="宋体" w:cs="宋体"/>
-                <w:kern w:val="2"/>
-                <w:sz w:val="21"/>
-                <w:szCs w:val="21"/>
-                <w:lang w:val="en-US" w:eastAsia="zh-CN" w:bidi="ar-SA"/>
-              </w:rPr>
-            </w:pPr>
-            <w:r>
-              <w:rPr>
-                <w:rFonts w:hint="eastAsia" w:ascii="宋体" w:hAnsi="宋体" w:cs="宋体"/>
-                <w:kern w:val="2"/>
-                <w:sz w:val="21"/>
-                <w:szCs w:val="21"/>
-                <w:lang w:val="en-US" w:eastAsia="zh-CN" w:bidi="ar-SA"/>
-              </w:rPr>
-              <w:t>1. 使用SLAM Toolbox为仿真环境建图并保存</w:t>
-            </w:r>
-          </w:p>
-          <w:p>
-            <w:pPr>
-              <w:jc w:val="both"/>
-              <w:rPr>
-                <w:rFonts w:hint="eastAsia" w:ascii="宋体" w:hAnsi="宋体" w:cs="宋体"/>
-                <w:kern w:val="2"/>
-                <w:sz w:val="21"/>
-                <w:szCs w:val="21"/>
-                <w:lang w:val="en-US" w:eastAsia="zh-CN" w:bidi="ar-SA"/>
-              </w:rPr>
-            </w:pPr>
-            <w:r>
-              <w:rPr>
-                <w:rFonts w:hint="eastAsia" w:ascii="宋体" w:hAnsi="宋体" w:cs="宋体"/>
-                <w:kern w:val="2"/>
-                <w:sz w:val="21"/>
-                <w:szCs w:val="21"/>
-                <w:lang w:val="en-US" w:eastAsia="zh-CN" w:bidi="ar-SA"/>
-              </w:rPr>
-              <w:t>2. 配置Nav2导航栈，加载地图启动导航</w:t>
-            </w:r>
-          </w:p>
-          <w:p>
-            <w:pPr>
-              <w:jc w:val="both"/>
-              <w:rPr>
-                <w:rFonts w:hint="eastAsia" w:ascii="宋体" w:hAnsi="宋体" w:cs="宋体"/>
-                <w:kern w:val="2"/>
-                <w:sz w:val="21"/>
-                <w:szCs w:val="21"/>
-                <w:lang w:val="en-US" w:eastAsia="zh-CN" w:bidi="ar-SA"/>
-              </w:rPr>
-            </w:pPr>
-            <w:r>
-              <w:rPr>
-                <w:rFonts w:hint="eastAsia" w:ascii="宋体" w:hAnsi="宋体" w:cs="宋体"/>
-                <w:kern w:val="2"/>
-                <w:sz w:val="21"/>
-                <w:szCs w:val="21"/>
-                <w:lang w:val="en-US" w:eastAsia="zh-CN" w:bidi="ar-SA"/>
-              </w:rPr>
-              <w:t>3. 在Rviz2中设置目标点，观察小车自主导航</w:t>
-            </w:r>
-          </w:p>
-          <w:p>
-            <w:pPr>
-              <w:jc w:val="both"/>
-              <w:rPr>
-                <w:rFonts w:hint="eastAsia" w:ascii="宋体" w:hAnsi="宋体" w:cs="宋体"/>
-                <w:kern w:val="2"/>
-                <w:sz w:val="21"/>
-                <w:szCs w:val="21"/>
-                <w:lang w:val="en-US" w:eastAsia="zh-CN" w:bidi="ar-SA"/>
-              </w:rPr>
-            </w:pPr>
-            <w:r>
-              <w:rPr>
-                <w:rFonts w:hint="eastAsia" w:ascii="宋体" w:hAnsi="宋体" w:cs="宋体"/>
-                <w:kern w:val="2"/>
-                <w:sz w:val="21"/>
-                <w:szCs w:val="21"/>
-                <w:lang w:val="en-US" w:eastAsia="zh-CN" w:bidi="ar-SA"/>
-              </w:rPr>
-              <w:t>4. 核心调参：调整膨胀半径、代价地图参数，解决避障问题</w:t>
-            </w:r>
-          </w:p>
-          <w:p>
-            <w:pPr>
-              <w:jc w:val="both"/>
-              <w:rPr>
-                <w:rFonts w:hint="eastAsia" w:ascii="宋体" w:hAnsi="宋体" w:cs="宋体"/>
-                <w:kern w:val="2"/>
-                <w:sz w:val="21"/>
-                <w:szCs w:val="21"/>
-                <w:lang w:val="en-US" w:eastAsia="zh-CN" w:bidi="ar-SA"/>
-              </w:rPr>
-            </w:pPr>
-          </w:p>
-          <w:p>
-            <w:pPr>
-              <w:jc w:val="both"/>
-              <w:rPr>
-                <w:rFonts w:hint="eastAsia" w:ascii="宋体" w:hAnsi="宋体" w:cs="宋体"/>
-                <w:kern w:val="2"/>
-                <w:sz w:val="21"/>
-                <w:szCs w:val="21"/>
-                <w:lang w:val="en-US" w:eastAsia="zh-CN" w:bidi="ar-SA"/>
-              </w:rPr>
-            </w:pPr>
-            <w:r>
-              <w:rPr>
-                <w:rFonts w:hint="eastAsia" w:ascii="宋体" w:hAnsi="宋体" w:cs="宋体"/>
-                <w:b/>
-                <w:bCs/>
-                <w:kern w:val="2"/>
-                <w:sz w:val="21"/>
-                <w:szCs w:val="21"/>
-                <w:lang w:val="en-US" w:eastAsia="zh-CN" w:bidi="ar-SA"/>
-              </w:rPr>
-              <w:t>期中项目：智能小车自主导航方案设计与demo演示</w:t>
+                <w:rFonts w:hint="eastAsia" w:ascii="宋体" w:hAnsi="宋体" w:eastAsia="宋体" w:cs="宋体"/>
+                <w:sz w:val="21"/>
+                <w:szCs w:val="21"/>
+              </w:rPr>
+              <w:t>- 【高分挑战项】传感器集成与避障实现</w:t>
             </w:r>
           </w:p>
         </w:tc>
         <w:tc>
           <w:tcPr>
             <w:tcW w:w="1255" w:type="dxa"/>
-            <w:shd w:val="clear" w:color="auto" w:fill="auto"/>
+            <w:shd w:val="clear" w:color="auto" w:fill="FFFFFF"/>
             <w:noWrap w:val="0"/>
             <w:tcMar>
               <w:left w:w="108" w:type="dxa"/>
@@ -8619,25 +8433,25 @@
           </w:tcPr>
           <w:p>
             <w:pPr>
-              <w:jc w:val="center"/>
-              <w:rPr>
-                <w:rFonts w:ascii="宋体" w:hAnsi="宋体" w:eastAsia="宋体" w:cs="宋体"/>
-                <w:sz w:val="21"/>
-                <w:szCs w:val="21"/>
-              </w:rPr>
-            </w:pPr>
-            <w:r>
-              <w:rPr>
-                <w:rFonts w:ascii="宋体" w:hAnsi="宋体" w:eastAsia="宋体" w:cs="宋体"/>
-                <w:sz w:val="21"/>
-                <w:szCs w:val="21"/>
-              </w:rPr>
-              <w:t>理论1学时</w:t>
-            </w:r>
-          </w:p>
-          <w:p>
-            <w:pPr>
-              <w:jc w:val="center"/>
+              <w:spacing w:before="60" w:after="60"/>
+              <w:rPr>
+                <w:rFonts w:hint="eastAsia" w:ascii="宋体" w:hAnsi="宋体" w:eastAsia="宋体" w:cs="宋体"/>
+                <w:sz w:val="21"/>
+                <w:szCs w:val="21"/>
+              </w:rPr>
+            </w:pPr>
+            <w:r>
+              <w:rPr>
+                <w:rFonts w:hint="eastAsia" w:ascii="宋体" w:hAnsi="宋体" w:eastAsia="宋体" w:cs="宋体"/>
+                <w:sz w:val="21"/>
+                <w:szCs w:val="21"/>
+              </w:rPr>
+              <w:t>理论2学时</w:t>
+            </w:r>
+          </w:p>
+          <w:p>
+            <w:pPr>
+              <w:spacing w:before="60" w:after="60"/>
               <w:rPr>
                 <w:rFonts w:hint="eastAsia" w:ascii="宋体" w:hAnsi="宋体" w:eastAsia="宋体" w:cs="宋体"/>
                 <w:kern w:val="2"/>
@@ -8648,17 +8462,18 @@
             </w:pPr>
             <w:r>
               <w:rPr>
-                <w:rFonts w:ascii="宋体" w:hAnsi="宋体" w:eastAsia="宋体" w:cs="宋体"/>
-                <w:sz w:val="21"/>
-                <w:szCs w:val="21"/>
-              </w:rPr>
-              <w:t>实验1学时</w:t>
+                <w:rFonts w:hint="eastAsia" w:ascii="宋体" w:hAnsi="宋体" w:eastAsia="宋体" w:cs="宋体"/>
+                <w:sz w:val="21"/>
+                <w:szCs w:val="21"/>
+              </w:rPr>
+              <w:t>实验2学时</w:t>
             </w:r>
           </w:p>
         </w:tc>
         <w:tc>
           <w:tcPr>
             <w:tcW w:w="1000" w:type="dxa"/>
+            <w:shd w:val="clear" w:color="auto" w:fill="FFFFFF"/>
             <w:noWrap w:val="0"/>
             <w:tcMar>
               <w:left w:w="108" w:type="dxa"/>
@@ -8668,9 +8483,9 @@
           </w:tcPr>
           <w:p>
             <w:pPr>
-              <w:jc w:val="center"/>
-              <w:rPr>
-                <w:rFonts w:hint="eastAsia" w:ascii="宋体" w:hAnsi="宋体" w:cs="宋体"/>
+              <w:spacing w:before="60" w:after="60"/>
+              <w:rPr>
+                <w:rFonts w:hint="eastAsia" w:ascii="宋体" w:hAnsi="宋体" w:eastAsia="宋体" w:cs="宋体"/>
                 <w:kern w:val="2"/>
                 <w:sz w:val="21"/>
                 <w:szCs w:val="21"/>
@@ -8679,19 +8494,18 @@
             </w:pPr>
             <w:r>
               <w:rPr>
-                <w:rFonts w:hint="eastAsia" w:ascii="宋体" w:hAnsi="宋体" w:cs="宋体"/>
-                <w:kern w:val="2"/>
-                <w:sz w:val="21"/>
-                <w:szCs w:val="21"/>
-                <w:lang w:val="en-US" w:eastAsia="zh-CN" w:bidi="ar-SA"/>
-              </w:rPr>
-              <w:t>调参实战+展示</w:t>
+                <w:rFonts w:hint="eastAsia" w:ascii="宋体" w:hAnsi="宋体" w:eastAsia="宋体" w:cs="宋体"/>
+                <w:sz w:val="21"/>
+                <w:szCs w:val="21"/>
+              </w:rPr>
+              <w:t>案例+实操</w:t>
             </w:r>
           </w:p>
         </w:tc>
         <w:tc>
           <w:tcPr>
             <w:tcW w:w="1682" w:type="dxa"/>
+            <w:shd w:val="clear" w:color="auto" w:fill="FFFFFF"/>
             <w:noWrap w:val="0"/>
             <w:tcMar>
               <w:left w:w="108" w:type="dxa"/>
@@ -8700,11 +8514,23 @@
             <w:vAlign w:val="center"/>
           </w:tcPr>
           <w:p>
-            <w:r>
-              <w:rPr>
-                <w:rFonts w:hint="eastAsia"/>
-              </w:rPr>
-              <w:t>重点培养"调试能力"，理解参数与物理行为的关系</w:t>
+            <w:pPr>
+              <w:spacing w:before="60" w:after="60"/>
+              <w:rPr>
+                <w:rFonts w:hint="eastAsia" w:ascii="宋体" w:hAnsi="宋体" w:eastAsia="宋体" w:cs="宋体"/>
+                <w:kern w:val="2"/>
+                <w:sz w:val="21"/>
+                <w:szCs w:val="21"/>
+                <w:lang w:val="en-US" w:eastAsia="zh-CN" w:bidi="ar-SA"/>
+              </w:rPr>
+            </w:pPr>
+            <w:r>
+              <w:rPr>
+                <w:rFonts w:hint="eastAsia" w:ascii="宋体" w:hAnsi="宋体" w:eastAsia="宋体" w:cs="宋体"/>
+                <w:sz w:val="21"/>
+                <w:szCs w:val="21"/>
+              </w:rPr>
+              <w:t>培养技术迁移能力，理解平台无关的算法思想；重点培养调试能力，理解仿真验证的工程价值</w:t>
             </w:r>
           </w:p>
         </w:tc>
@@ -8733,6 +8559,7 @@
         <w:tc>
           <w:tcPr>
             <w:tcW w:w="784" w:type="dxa"/>
+            <w:shd w:val="clear" w:color="auto" w:fill="FFFFFF"/>
             <w:noWrap w:val="0"/>
             <w:tcMar>
               <w:left w:w="108" w:type="dxa"/>
@@ -8742,9 +8569,10 @@
           </w:tcPr>
           <w:p>
             <w:pPr>
+              <w:spacing w:before="60" w:after="60"/>
               <w:jc w:val="center"/>
               <w:rPr>
-                <w:rFonts w:hint="default"/>
+                <w:rFonts w:hint="eastAsia" w:ascii="宋体" w:hAnsi="宋体" w:eastAsia="宋体" w:cs="宋体"/>
                 <w:kern w:val="2"/>
                 <w:sz w:val="21"/>
                 <w:szCs w:val="21"/>
@@ -8753,19 +8581,18 @@
             </w:pPr>
             <w:r>
               <w:rPr>
-                <w:rFonts w:hint="eastAsia"/>
-                <w:kern w:val="2"/>
-                <w:sz w:val="21"/>
-                <w:szCs w:val="24"/>
-                <w:lang w:val="en-US" w:eastAsia="zh-CN" w:bidi="ar-SA"/>
-              </w:rPr>
-              <w:t>9</w:t>
+                <w:rFonts w:hint="eastAsia" w:ascii="宋体" w:hAnsi="宋体" w:eastAsia="宋体" w:cs="宋体"/>
+                <w:sz w:val="21"/>
+                <w:szCs w:val="21"/>
+              </w:rPr>
+              <w:t>8</w:t>
             </w:r>
           </w:p>
         </w:tc>
         <w:tc>
           <w:tcPr>
             <w:tcW w:w="3801" w:type="dxa"/>
+            <w:shd w:val="clear" w:color="auto" w:fill="FFFFFF"/>
             <w:noWrap w:val="0"/>
             <w:tcMar>
               <w:left w:w="108" w:type="dxa"/>
@@ -8775,9 +8602,135 @@
           </w:tcPr>
           <w:p>
             <w:pPr>
-              <w:jc w:val="both"/>
-              <w:rPr>
-                <w:rFonts w:hint="eastAsia" w:ascii="宋体" w:hAnsi="宋体" w:cs="宋体"/>
+              <w:spacing w:before="60" w:after="60"/>
+              <w:rPr>
+                <w:rFonts w:hint="eastAsia" w:ascii="宋体" w:hAnsi="宋体" w:eastAsia="宋体" w:cs="宋体"/>
+                <w:sz w:val="21"/>
+                <w:szCs w:val="21"/>
+              </w:rPr>
+            </w:pPr>
+            <w:r>
+              <w:rPr>
+                <w:rFonts w:hint="eastAsia" w:ascii="宋体" w:hAnsi="宋体" w:eastAsia="宋体" w:cs="宋体"/>
+                <w:sz w:val="21"/>
+                <w:szCs w:val="21"/>
+              </w:rPr>
+              <w:t>第八章：仿真环境综合实践（一）</w:t>
+            </w:r>
+          </w:p>
+          <w:p>
+            <w:pPr>
+              <w:spacing w:before="60" w:after="60"/>
+              <w:rPr>
+                <w:rFonts w:hint="eastAsia" w:ascii="宋体" w:hAnsi="宋体" w:eastAsia="宋体" w:cs="宋体"/>
+                <w:sz w:val="21"/>
+                <w:szCs w:val="21"/>
+              </w:rPr>
+            </w:pPr>
+            <w:r>
+              <w:rPr>
+                <w:rFonts w:hint="eastAsia" w:ascii="宋体" w:hAnsi="宋体" w:eastAsia="宋体" w:cs="宋体"/>
+                <w:sz w:val="21"/>
+                <w:szCs w:val="21"/>
+              </w:rPr>
+              <w:t>- 问题引入：如何整合前面所学知识完成完整仿真项目？</w:t>
+            </w:r>
+          </w:p>
+          <w:p>
+            <w:pPr>
+              <w:spacing w:before="60" w:after="60"/>
+              <w:rPr>
+                <w:rFonts w:hint="eastAsia" w:ascii="宋体" w:hAnsi="宋体" w:eastAsia="宋体" w:cs="宋体"/>
+                <w:sz w:val="21"/>
+                <w:szCs w:val="21"/>
+              </w:rPr>
+            </w:pPr>
+            <w:r>
+              <w:rPr>
+                <w:rFonts w:hint="eastAsia" w:ascii="宋体" w:hAnsi="宋体" w:eastAsia="宋体" w:cs="宋体"/>
+                <w:sz w:val="21"/>
+                <w:szCs w:val="21"/>
+              </w:rPr>
+              <w:t>- 项目整合：构建完整的小车/无人机仿真系统</w:t>
+            </w:r>
+          </w:p>
+          <w:p>
+            <w:pPr>
+              <w:spacing w:before="60" w:after="60"/>
+              <w:rPr>
+                <w:rFonts w:hint="eastAsia" w:ascii="宋体" w:hAnsi="宋体" w:eastAsia="宋体" w:cs="宋体"/>
+                <w:sz w:val="21"/>
+                <w:szCs w:val="21"/>
+              </w:rPr>
+            </w:pPr>
+            <w:r>
+              <w:rPr>
+                <w:rFonts w:hint="eastAsia" w:ascii="宋体" w:hAnsi="宋体" w:eastAsia="宋体" w:cs="宋体"/>
+                <w:sz w:val="21"/>
+                <w:szCs w:val="21"/>
+              </w:rPr>
+              <w:t>- 场景设计：模拟英特航空巡检/物流场景</w:t>
+            </w:r>
+          </w:p>
+          <w:p>
+            <w:pPr>
+              <w:spacing w:before="60" w:after="60"/>
+              <w:rPr>
+                <w:rFonts w:hint="eastAsia" w:ascii="宋体" w:hAnsi="宋体" w:eastAsia="宋体" w:cs="宋体"/>
+                <w:sz w:val="21"/>
+                <w:szCs w:val="21"/>
+              </w:rPr>
+            </w:pPr>
+            <w:r>
+              <w:rPr>
+                <w:rFonts w:hint="eastAsia" w:ascii="宋体" w:hAnsi="宋体" w:eastAsia="宋体" w:cs="宋体"/>
+                <w:sz w:val="21"/>
+                <w:szCs w:val="21"/>
+              </w:rPr>
+              <w:t>- 性能优化：控制精度、响应速度、稳定性调优</w:t>
+            </w:r>
+          </w:p>
+          <w:p>
+            <w:pPr>
+              <w:spacing w:before="60" w:after="60"/>
+              <w:rPr>
+                <w:rFonts w:hint="eastAsia" w:ascii="宋体" w:hAnsi="宋体" w:eastAsia="宋体" w:cs="宋体"/>
+                <w:sz w:val="21"/>
+                <w:szCs w:val="21"/>
+              </w:rPr>
+            </w:pPr>
+            <w:r>
+              <w:rPr>
+                <w:rFonts w:hint="eastAsia" w:ascii="宋体" w:hAnsi="宋体" w:eastAsia="宋体" w:cs="宋体"/>
+                <w:sz w:val="21"/>
+                <w:szCs w:val="21"/>
+              </w:rPr>
+              <w:t>- Sim2Real思考：仿真与实飞的差距分析</w:t>
+            </w:r>
+          </w:p>
+          <w:p>
+            <w:pPr>
+              <w:spacing w:before="60" w:after="60"/>
+              <w:rPr>
+                <w:rFonts w:hint="eastAsia" w:ascii="宋体" w:hAnsi="宋体" w:eastAsia="宋体" w:cs="宋体"/>
+                <w:sz w:val="21"/>
+                <w:szCs w:val="21"/>
+              </w:rPr>
+            </w:pPr>
+            <w:r>
+              <w:rPr>
+                <w:rFonts w:hint="eastAsia" w:ascii="宋体" w:hAnsi="宋体" w:eastAsia="宋体" w:cs="宋体"/>
+                <w:sz w:val="21"/>
+                <w:szCs w:val="21"/>
+              </w:rPr>
+              <w:t>- 仿真综合实践：小车导航或无人机飞行仿真演示（可选项：无人机自主避障）</w:t>
+            </w:r>
+          </w:p>
+          <w:p>
+            <w:pPr>
+              <w:spacing w:before="60" w:after="60"/>
+              <w:rPr>
+                <w:rFonts w:hint="eastAsia" w:ascii="宋体" w:hAnsi="宋体" w:eastAsia="宋体" w:cs="宋体"/>
                 <w:kern w:val="2"/>
                 <w:sz w:val="21"/>
                 <w:szCs w:val="21"/>
@@ -8786,108 +8739,18 @@
             </w:pPr>
             <w:r>
               <w:rPr>
-                <w:rFonts w:hint="eastAsia" w:ascii="宋体" w:hAnsi="宋体" w:cs="宋体"/>
-                <w:kern w:val="2"/>
-                <w:sz w:val="21"/>
-                <w:szCs w:val="21"/>
-                <w:lang w:val="en-US" w:eastAsia="zh-CN" w:bidi="ar-SA"/>
-              </w:rPr>
-              <w:t>第五章：PX4飞控系统架构（一）</w:t>
-            </w:r>
-          </w:p>
-          <w:p>
-            <w:pPr>
-              <w:jc w:val="both"/>
-              <w:rPr>
-                <w:rFonts w:hint="eastAsia" w:ascii="宋体" w:hAnsi="宋体" w:cs="宋体"/>
-                <w:kern w:val="2"/>
-                <w:sz w:val="21"/>
-                <w:szCs w:val="21"/>
-                <w:lang w:val="en-US" w:eastAsia="zh-CN" w:bidi="ar-SA"/>
-              </w:rPr>
-            </w:pPr>
-            <w:r>
-              <w:rPr>
-                <w:rFonts w:hint="eastAsia" w:ascii="宋体" w:hAnsi="宋体" w:cs="宋体"/>
-                <w:kern w:val="2"/>
-                <w:sz w:val="21"/>
-                <w:szCs w:val="21"/>
-                <w:lang w:val="en-US" w:eastAsia="zh-CN" w:bidi="ar-SA"/>
-              </w:rPr>
-              <w:t>1. 从小车到无人机：技术迁移的思考</w:t>
-            </w:r>
-          </w:p>
-          <w:p>
-            <w:pPr>
-              <w:jc w:val="both"/>
-              <w:rPr>
-                <w:rFonts w:hint="eastAsia" w:ascii="宋体" w:hAnsi="宋体" w:cs="宋体"/>
-                <w:kern w:val="2"/>
-                <w:sz w:val="21"/>
-                <w:szCs w:val="21"/>
-                <w:lang w:val="en-US" w:eastAsia="zh-CN" w:bidi="ar-SA"/>
-              </w:rPr>
-            </w:pPr>
-            <w:r>
-              <w:rPr>
-                <w:rFonts w:hint="eastAsia" w:ascii="宋体" w:hAnsi="宋体" w:cs="宋体"/>
-                <w:kern w:val="2"/>
-                <w:sz w:val="21"/>
-                <w:szCs w:val="21"/>
-                <w:lang w:val="en-US" w:eastAsia="zh-CN" w:bidi="ar-SA"/>
-              </w:rPr>
-              <w:t>2. 飞控系统：PX4架构概览（传感器→估计器→控制器→混控器）</w:t>
-            </w:r>
-          </w:p>
-          <w:p>
-            <w:pPr>
-              <w:jc w:val="both"/>
-              <w:rPr>
-                <w:rFonts w:hint="eastAsia" w:ascii="宋体" w:hAnsi="宋体" w:cs="宋体"/>
-                <w:kern w:val="2"/>
-                <w:sz w:val="21"/>
-                <w:szCs w:val="21"/>
-                <w:lang w:val="en-US" w:eastAsia="zh-CN" w:bidi="ar-SA"/>
-              </w:rPr>
-            </w:pPr>
-            <w:r>
-              <w:rPr>
-                <w:rFonts w:hint="eastAsia" w:ascii="宋体" w:hAnsi="宋体" w:cs="宋体"/>
-                <w:kern w:val="2"/>
-                <w:sz w:val="21"/>
-                <w:szCs w:val="21"/>
-                <w:lang w:val="en-US" w:eastAsia="zh-CN" w:bidi="ar-SA"/>
-              </w:rPr>
-              <w:t>3. 软件分工：PX4（飞控/姿态稳定）与ROS2（任务/业务逻辑）</w:t>
-            </w:r>
-          </w:p>
-          <w:p>
-            <w:pPr>
-              <w:jc w:val="both"/>
-              <w:rPr>
-                <w:rFonts w:hint="eastAsia" w:ascii="宋体" w:hAnsi="宋体" w:cs="宋体"/>
-                <w:kern w:val="2"/>
-                <w:sz w:val="21"/>
-                <w:szCs w:val="21"/>
-                <w:lang w:val="en-US" w:eastAsia="zh-CN" w:bidi="ar-SA"/>
-              </w:rPr>
-            </w:pPr>
-            <w:r>
-              <w:rPr>
-                <w:rFonts w:hint="eastAsia" w:ascii="宋体" w:hAnsi="宋体" w:cs="宋体"/>
-                <w:kern w:val="2"/>
-                <w:sz w:val="21"/>
-                <w:szCs w:val="21"/>
-                <w:lang w:val="en-US" w:eastAsia="zh-CN" w:bidi="ar-SA"/>
-              </w:rPr>
-              <w:t>4. 通信桥接：MicroXRCE-DDS中间件原理</w:t>
+                <w:rFonts w:hint="eastAsia" w:ascii="宋体" w:hAnsi="宋体" w:eastAsia="宋体" w:cs="宋体"/>
+                <w:sz w:val="21"/>
+                <w:szCs w:val="21"/>
+              </w:rPr>
+              <w:t>- 技术方案撰写：系统架构、关键参数、调试过程</w:t>
             </w:r>
           </w:p>
         </w:tc>
         <w:tc>
           <w:tcPr>
             <w:tcW w:w="1255" w:type="dxa"/>
-            <w:shd w:val="clear" w:color="auto" w:fill="auto"/>
+            <w:shd w:val="clear" w:color="auto" w:fill="FFFFFF"/>
             <w:noWrap w:val="0"/>
             <w:tcMar>
               <w:left w:w="108" w:type="dxa"/>
@@ -8897,25 +8760,25 @@
           </w:tcPr>
           <w:p>
             <w:pPr>
-              <w:jc w:val="center"/>
-              <w:rPr>
-                <w:rFonts w:ascii="宋体" w:hAnsi="宋体" w:eastAsia="宋体" w:cs="宋体"/>
-                <w:sz w:val="21"/>
-                <w:szCs w:val="21"/>
-              </w:rPr>
-            </w:pPr>
-            <w:r>
-              <w:rPr>
-                <w:rFonts w:ascii="宋体" w:hAnsi="宋体" w:eastAsia="宋体" w:cs="宋体"/>
-                <w:sz w:val="21"/>
-                <w:szCs w:val="21"/>
-              </w:rPr>
-              <w:t>理论1学时</w:t>
-            </w:r>
-          </w:p>
-          <w:p>
-            <w:pPr>
-              <w:jc w:val="center"/>
+              <w:spacing w:before="60" w:after="60"/>
+              <w:rPr>
+                <w:rFonts w:hint="eastAsia" w:ascii="宋体" w:hAnsi="宋体" w:eastAsia="宋体" w:cs="宋体"/>
+                <w:sz w:val="21"/>
+                <w:szCs w:val="21"/>
+              </w:rPr>
+            </w:pPr>
+            <w:r>
+              <w:rPr>
+                <w:rFonts w:hint="eastAsia" w:ascii="宋体" w:hAnsi="宋体" w:eastAsia="宋体" w:cs="宋体"/>
+                <w:sz w:val="21"/>
+                <w:szCs w:val="21"/>
+              </w:rPr>
+              <w:t>理论2学时</w:t>
+            </w:r>
+          </w:p>
+          <w:p>
+            <w:pPr>
+              <w:spacing w:before="60" w:after="60"/>
               <w:rPr>
                 <w:rFonts w:hint="eastAsia" w:ascii="宋体" w:hAnsi="宋体" w:eastAsia="宋体" w:cs="宋体"/>
                 <w:kern w:val="2"/>
@@ -8926,17 +8789,18 @@
             </w:pPr>
             <w:r>
               <w:rPr>
-                <w:rFonts w:ascii="宋体" w:hAnsi="宋体" w:eastAsia="宋体" w:cs="宋体"/>
-                <w:sz w:val="21"/>
-                <w:szCs w:val="21"/>
-              </w:rPr>
-              <w:t>实验1学时</w:t>
+                <w:rFonts w:hint="eastAsia" w:ascii="宋体" w:hAnsi="宋体" w:eastAsia="宋体" w:cs="宋体"/>
+                <w:sz w:val="21"/>
+                <w:szCs w:val="21"/>
+              </w:rPr>
+              <w:t>实验2学时</w:t>
             </w:r>
           </w:p>
         </w:tc>
         <w:tc>
           <w:tcPr>
             <w:tcW w:w="1000" w:type="dxa"/>
+            <w:shd w:val="clear" w:color="auto" w:fill="FFFFFF"/>
             <w:noWrap w:val="0"/>
             <w:tcMar>
               <w:left w:w="108" w:type="dxa"/>
@@ -8946,9 +8810,9 @@
           </w:tcPr>
           <w:p>
             <w:pPr>
-              <w:jc w:val="center"/>
-              <w:rPr>
-                <w:rFonts w:hint="eastAsia" w:ascii="宋体" w:hAnsi="宋体" w:cs="宋体"/>
+              <w:spacing w:before="60" w:after="60"/>
+              <w:rPr>
+                <w:rFonts w:hint="eastAsia" w:ascii="宋体" w:hAnsi="宋体" w:eastAsia="宋体" w:cs="宋体"/>
                 <w:kern w:val="2"/>
                 <w:sz w:val="21"/>
                 <w:szCs w:val="21"/>
@@ -8957,19 +8821,18 @@
             </w:pPr>
             <w:r>
               <w:rPr>
-                <w:rFonts w:hint="eastAsia" w:ascii="宋体" w:hAnsi="宋体" w:cs="宋体"/>
-                <w:kern w:val="2"/>
-                <w:sz w:val="21"/>
-                <w:szCs w:val="21"/>
-                <w:lang w:val="en-US" w:eastAsia="zh-CN" w:bidi="ar-SA"/>
-              </w:rPr>
-              <w:t>多媒体+讨论</w:t>
+                <w:rFonts w:hint="eastAsia" w:ascii="宋体" w:hAnsi="宋体" w:eastAsia="宋体" w:cs="宋体"/>
+                <w:sz w:val="21"/>
+                <w:szCs w:val="21"/>
+              </w:rPr>
+              <w:t>综合实战</w:t>
             </w:r>
           </w:p>
         </w:tc>
         <w:tc>
           <w:tcPr>
             <w:tcW w:w="1682" w:type="dxa"/>
+            <w:shd w:val="clear" w:color="auto" w:fill="FFFFFF"/>
             <w:noWrap w:val="0"/>
             <w:tcMar>
               <w:left w:w="108" w:type="dxa"/>
@@ -8979,9 +8842,9 @@
           </w:tcPr>
           <w:p>
             <w:pPr>
-              <w:jc w:val="both"/>
-              <w:rPr>
-                <w:rFonts w:hint="eastAsia" w:ascii="宋体" w:hAnsi="宋体" w:cs="宋体"/>
+              <w:spacing w:before="60" w:after="60"/>
+              <w:rPr>
+                <w:rFonts w:hint="eastAsia" w:ascii="宋体" w:hAnsi="宋体" w:eastAsia="宋体" w:cs="宋体"/>
                 <w:kern w:val="2"/>
                 <w:sz w:val="21"/>
                 <w:szCs w:val="21"/>
@@ -8990,13 +8853,11 @@
             </w:pPr>
             <w:r>
               <w:rPr>
-                <w:rFonts w:hint="eastAsia" w:ascii="宋体" w:hAnsi="宋体" w:cs="宋体"/>
-                <w:kern w:val="2"/>
-                <w:sz w:val="21"/>
-                <w:szCs w:val="21"/>
-                <w:lang w:val="en-US" w:eastAsia="zh-CN" w:bidi="ar-SA"/>
-              </w:rPr>
-              <w:t>通过国产飞控发展历程，培养自主创新意识</w:t>
+                <w:rFonts w:hint="eastAsia" w:ascii="宋体" w:hAnsi="宋体" w:eastAsia="宋体" w:cs="宋体"/>
+                <w:sz w:val="21"/>
+                <w:szCs w:val="21"/>
+              </w:rPr>
+              <w:t>引导关注技术安全与产业落地的挑战；培养系统集成能力，理解仿真验证的工程价值</w:t>
             </w:r>
           </w:p>
         </w:tc>
@@ -9025,6 +8886,7 @@
         <w:tc>
           <w:tcPr>
             <w:tcW w:w="784" w:type="dxa"/>
+            <w:shd w:val="clear" w:color="auto" w:fill="FFFFFF"/>
             <w:noWrap w:val="0"/>
             <w:tcMar>
               <w:left w:w="108" w:type="dxa"/>
@@ -9034,9 +8896,10 @@
           </w:tcPr>
           <w:p>
             <w:pPr>
+              <w:spacing w:before="60" w:after="60"/>
               <w:jc w:val="center"/>
               <w:rPr>
-                <w:rFonts w:hint="default"/>
+                <w:rFonts w:hint="eastAsia" w:ascii="宋体" w:hAnsi="宋体" w:eastAsia="宋体" w:cs="宋体"/>
                 <w:kern w:val="2"/>
                 <w:sz w:val="21"/>
                 <w:szCs w:val="21"/>
@@ -9045,19 +8908,18 @@
             </w:pPr>
             <w:r>
               <w:rPr>
-                <w:rFonts w:hint="eastAsia"/>
-                <w:kern w:val="2"/>
-                <w:sz w:val="21"/>
-                <w:szCs w:val="24"/>
-                <w:lang w:val="en-US" w:eastAsia="zh-CN" w:bidi="ar-SA"/>
-              </w:rPr>
-              <w:t>10</w:t>
+                <w:rFonts w:hint="eastAsia" w:ascii="宋体" w:hAnsi="宋体" w:eastAsia="宋体" w:cs="宋体"/>
+                <w:sz w:val="21"/>
+                <w:szCs w:val="21"/>
+              </w:rPr>
+              <w:t>9</w:t>
             </w:r>
           </w:p>
         </w:tc>
         <w:tc>
           <w:tcPr>
             <w:tcW w:w="3801" w:type="dxa"/>
+            <w:shd w:val="clear" w:color="auto" w:fill="FFFFFF"/>
             <w:noWrap w:val="0"/>
             <w:tcMar>
               <w:left w:w="108" w:type="dxa"/>
@@ -9067,10 +8929,135 @@
           </w:tcPr>
           <w:p>
             <w:pPr>
-              <w:jc w:val="both"/>
-              <w:rPr>
-                <w:rFonts w:hint="default" w:ascii="宋体" w:hAnsi="宋体" w:eastAsia="宋体" w:cs="宋体"/>
-                <w:bCs/>
+              <w:spacing w:before="60" w:after="60"/>
+              <w:rPr>
+                <w:rFonts w:hint="eastAsia" w:ascii="宋体" w:hAnsi="宋体" w:eastAsia="宋体" w:cs="宋体"/>
+                <w:sz w:val="21"/>
+                <w:szCs w:val="21"/>
+              </w:rPr>
+            </w:pPr>
+            <w:r>
+              <w:rPr>
+                <w:rFonts w:hint="eastAsia" w:ascii="宋体" w:hAnsi="宋体" w:eastAsia="宋体" w:cs="宋体"/>
+                <w:sz w:val="21"/>
+                <w:szCs w:val="21"/>
+              </w:rPr>
+              <w:t>实践课：无人机集群通信与控制基础</w:t>
+            </w:r>
+          </w:p>
+          <w:p>
+            <w:pPr>
+              <w:spacing w:before="60" w:after="60"/>
+              <w:rPr>
+                <w:rFonts w:hint="eastAsia" w:ascii="宋体" w:hAnsi="宋体" w:eastAsia="宋体" w:cs="宋体"/>
+                <w:sz w:val="21"/>
+                <w:szCs w:val="21"/>
+              </w:rPr>
+            </w:pPr>
+            <w:r>
+              <w:rPr>
+                <w:rFonts w:hint="eastAsia" w:ascii="宋体" w:hAnsi="宋体" w:eastAsia="宋体" w:cs="宋体"/>
+                <w:sz w:val="21"/>
+                <w:szCs w:val="21"/>
+              </w:rPr>
+              <w:t>- 问题引入：单机控制与集群控制的本质区别是什么？</w:t>
+            </w:r>
+          </w:p>
+          <w:p>
+            <w:pPr>
+              <w:spacing w:before="60" w:after="60"/>
+              <w:rPr>
+                <w:rFonts w:hint="eastAsia" w:ascii="宋体" w:hAnsi="宋体" w:eastAsia="宋体" w:cs="宋体"/>
+                <w:sz w:val="21"/>
+                <w:szCs w:val="21"/>
+              </w:rPr>
+            </w:pPr>
+            <w:r>
+              <w:rPr>
+                <w:rFonts w:hint="eastAsia" w:ascii="宋体" w:hAnsi="宋体" w:eastAsia="宋体" w:cs="宋体"/>
+                <w:sz w:val="21"/>
+                <w:szCs w:val="21"/>
+              </w:rPr>
+              <w:t>- 集群通信架构：MAVLink多无人机通信协议</w:t>
+            </w:r>
+          </w:p>
+          <w:p>
+            <w:pPr>
+              <w:spacing w:before="60" w:after="60"/>
+              <w:rPr>
+                <w:rFonts w:hint="eastAsia" w:ascii="宋体" w:hAnsi="宋体" w:eastAsia="宋体" w:cs="宋体"/>
+                <w:sz w:val="21"/>
+                <w:szCs w:val="21"/>
+              </w:rPr>
+            </w:pPr>
+            <w:r>
+              <w:rPr>
+                <w:rFonts w:hint="eastAsia" w:ascii="宋体" w:hAnsi="宋体" w:eastAsia="宋体" w:cs="宋体"/>
+                <w:sz w:val="21"/>
+                <w:szCs w:val="21"/>
+              </w:rPr>
+              <w:t>- 集群ID分配与地址管理机制</w:t>
+            </w:r>
+          </w:p>
+          <w:p>
+            <w:pPr>
+              <w:spacing w:before="60" w:after="60"/>
+              <w:rPr>
+                <w:rFonts w:hint="eastAsia" w:ascii="宋体" w:hAnsi="宋体" w:eastAsia="宋体" w:cs="宋体"/>
+                <w:sz w:val="21"/>
+                <w:szCs w:val="21"/>
+              </w:rPr>
+            </w:pPr>
+            <w:r>
+              <w:rPr>
+                <w:rFonts w:hint="eastAsia" w:ascii="宋体" w:hAnsi="宋体" w:eastAsia="宋体" w:cs="宋体"/>
+                <w:sz w:val="21"/>
+                <w:szCs w:val="21"/>
+              </w:rPr>
+              <w:t>- 分布式 vs 集中式控制架构对比</w:t>
+            </w:r>
+          </w:p>
+          <w:p>
+            <w:pPr>
+              <w:spacing w:before="60" w:after="60"/>
+              <w:rPr>
+                <w:rFonts w:hint="eastAsia" w:ascii="宋体" w:hAnsi="宋体" w:eastAsia="宋体" w:cs="宋体"/>
+                <w:sz w:val="21"/>
+                <w:szCs w:val="21"/>
+              </w:rPr>
+            </w:pPr>
+            <w:r>
+              <w:rPr>
+                <w:rFonts w:hint="eastAsia" w:ascii="宋体" w:hAnsi="宋体" w:eastAsia="宋体" w:cs="宋体"/>
+                <w:sz w:val="21"/>
+                <w:szCs w:val="21"/>
+              </w:rPr>
+              <w:t>- 搭建多无人机MAVLink通信网络</w:t>
+            </w:r>
+          </w:p>
+          <w:p>
+            <w:pPr>
+              <w:spacing w:before="60" w:after="60"/>
+              <w:rPr>
+                <w:rFonts w:hint="eastAsia" w:ascii="宋体" w:hAnsi="宋体" w:eastAsia="宋体" w:cs="宋体"/>
+                <w:sz w:val="21"/>
+                <w:szCs w:val="21"/>
+              </w:rPr>
+            </w:pPr>
+            <w:r>
+              <w:rPr>
+                <w:rFonts w:hint="eastAsia" w:ascii="宋体" w:hAnsi="宋体" w:eastAsia="宋体" w:cs="宋体"/>
+                <w:sz w:val="21"/>
+                <w:szCs w:val="21"/>
+              </w:rPr>
+              <w:t>- 使用ROS2话题实现多无人机状态监控</w:t>
+            </w:r>
+          </w:p>
+          <w:p>
+            <w:pPr>
+              <w:spacing w:before="60" w:after="60"/>
+              <w:rPr>
+                <w:rFonts w:hint="eastAsia" w:ascii="宋体" w:hAnsi="宋体" w:eastAsia="宋体" w:cs="宋体"/>
                 <w:kern w:val="2"/>
                 <w:sz w:val="21"/>
                 <w:szCs w:val="21"/>
@@ -9079,117 +9066,18 @@
             </w:pPr>
             <w:r>
               <w:rPr>
-                <w:rFonts w:hint="default" w:ascii="宋体" w:hAnsi="宋体" w:eastAsia="宋体" w:cs="宋体"/>
-                <w:bCs/>
-                <w:kern w:val="2"/>
-                <w:sz w:val="21"/>
-                <w:szCs w:val="21"/>
-                <w:lang w:val="en-US" w:eastAsia="zh-CN" w:bidi="ar-SA"/>
-              </w:rPr>
-              <w:t>第五章：PX4飞控系统架构（二）&lt;br&gt;实验内容：</w:t>
-            </w:r>
-          </w:p>
-          <w:p>
-            <w:pPr>
-              <w:jc w:val="both"/>
-              <w:rPr>
-                <w:rFonts w:hint="default" w:ascii="宋体" w:hAnsi="宋体" w:eastAsia="宋体" w:cs="宋体"/>
-                <w:bCs/>
-                <w:kern w:val="2"/>
-                <w:sz w:val="21"/>
-                <w:szCs w:val="21"/>
-                <w:lang w:val="en-US" w:eastAsia="zh-CN" w:bidi="ar-SA"/>
-              </w:rPr>
-            </w:pPr>
-            <w:r>
-              <w:rPr>
-                <w:rFonts w:hint="default" w:ascii="宋体" w:hAnsi="宋体" w:eastAsia="宋体" w:cs="宋体"/>
-                <w:bCs/>
-                <w:kern w:val="2"/>
-                <w:sz w:val="21"/>
-                <w:szCs w:val="21"/>
-                <w:lang w:val="en-US" w:eastAsia="zh-CN" w:bidi="ar-SA"/>
-              </w:rPr>
-              <w:t>1. 编译并启动PX4 SITL仿真（Gazebo Harmonic）</w:t>
-            </w:r>
-          </w:p>
-          <w:p>
-            <w:pPr>
-              <w:jc w:val="both"/>
-              <w:rPr>
-                <w:rFonts w:hint="default" w:ascii="宋体" w:hAnsi="宋体" w:eastAsia="宋体" w:cs="宋体"/>
-                <w:bCs/>
-                <w:kern w:val="2"/>
-                <w:sz w:val="21"/>
-                <w:szCs w:val="21"/>
-                <w:lang w:val="en-US" w:eastAsia="zh-CN" w:bidi="ar-SA"/>
-              </w:rPr>
-            </w:pPr>
-            <w:r>
-              <w:rPr>
-                <w:rFonts w:hint="default" w:ascii="宋体" w:hAnsi="宋体" w:eastAsia="宋体" w:cs="宋体"/>
-                <w:bCs/>
-                <w:kern w:val="2"/>
-                <w:sz w:val="21"/>
-                <w:szCs w:val="21"/>
-                <w:lang w:val="en-US" w:eastAsia="zh-CN" w:bidi="ar-SA"/>
-              </w:rPr>
-              <w:t>2. 配置MicroXRCE-DDS Agent，桥接PX4与ROS2</w:t>
-            </w:r>
-          </w:p>
-          <w:p>
-            <w:pPr>
-              <w:jc w:val="both"/>
-              <w:rPr>
-                <w:rFonts w:hint="default" w:ascii="宋体" w:hAnsi="宋体" w:eastAsia="宋体" w:cs="宋体"/>
-                <w:bCs/>
-                <w:kern w:val="2"/>
-                <w:sz w:val="21"/>
-                <w:szCs w:val="21"/>
-                <w:lang w:val="en-US" w:eastAsia="zh-CN" w:bidi="ar-SA"/>
-              </w:rPr>
-            </w:pPr>
-            <w:r>
-              <w:rPr>
-                <w:rFonts w:hint="default" w:ascii="宋体" w:hAnsi="宋体" w:eastAsia="宋体" w:cs="宋体"/>
-                <w:bCs/>
-                <w:kern w:val="2"/>
-                <w:sz w:val="21"/>
-                <w:szCs w:val="21"/>
-                <w:lang w:val="en-US" w:eastAsia="zh-CN" w:bidi="ar-SA"/>
-              </w:rPr>
-              <w:t>3. 使用 ros2 topic list 查看PX4发布的话题</w:t>
-            </w:r>
-          </w:p>
-          <w:p>
-            <w:pPr>
-              <w:jc w:val="both"/>
-              <w:rPr>
-                <w:rFonts w:hint="default" w:ascii="宋体" w:hAnsi="宋体" w:eastAsia="宋体" w:cs="宋体"/>
-                <w:bCs/>
-                <w:kern w:val="2"/>
-                <w:sz w:val="21"/>
-                <w:szCs w:val="21"/>
-                <w:lang w:val="en-US" w:eastAsia="zh-CN" w:bidi="ar-SA"/>
-              </w:rPr>
-            </w:pPr>
-            <w:r>
-              <w:rPr>
-                <w:rFonts w:hint="default" w:ascii="宋体" w:hAnsi="宋体" w:eastAsia="宋体" w:cs="宋体"/>
-                <w:bCs/>
-                <w:kern w:val="2"/>
-                <w:sz w:val="21"/>
-                <w:szCs w:val="21"/>
-                <w:lang w:val="en-US" w:eastAsia="zh-CN" w:bidi="ar-SA"/>
-              </w:rPr>
-              <w:t>4. 通过ROS2话题读取无人机位姿、速度等状态信息</w:t>
+                <w:rFonts w:hint="eastAsia" w:ascii="宋体" w:hAnsi="宋体" w:eastAsia="宋体" w:cs="宋体"/>
+                <w:sz w:val="21"/>
+                <w:szCs w:val="21"/>
+              </w:rPr>
+              <w:t>- 编写集群控制节点，实现多无人机同步指令下发</w:t>
             </w:r>
           </w:p>
         </w:tc>
         <w:tc>
           <w:tcPr>
             <w:tcW w:w="1255" w:type="dxa"/>
-            <w:shd w:val="clear" w:color="auto" w:fill="auto"/>
+            <w:shd w:val="clear" w:color="auto" w:fill="FFFFFF"/>
             <w:noWrap w:val="0"/>
             <w:tcMar>
               <w:left w:w="108" w:type="dxa"/>
@@ -9199,25 +9087,25 @@
           </w:tcPr>
           <w:p>
             <w:pPr>
-              <w:jc w:val="center"/>
-              <w:rPr>
-                <w:rFonts w:ascii="宋体" w:hAnsi="宋体" w:eastAsia="宋体" w:cs="宋体"/>
-                <w:sz w:val="21"/>
-                <w:szCs w:val="21"/>
-              </w:rPr>
-            </w:pPr>
-            <w:r>
-              <w:rPr>
-                <w:rFonts w:ascii="宋体" w:hAnsi="宋体" w:eastAsia="宋体" w:cs="宋体"/>
-                <w:sz w:val="21"/>
-                <w:szCs w:val="21"/>
-              </w:rPr>
-              <w:t>理论1学时</w:t>
-            </w:r>
-          </w:p>
-          <w:p>
-            <w:pPr>
-              <w:jc w:val="center"/>
+              <w:spacing w:before="60" w:after="60"/>
+              <w:rPr>
+                <w:rFonts w:hint="eastAsia" w:ascii="宋体" w:hAnsi="宋体" w:eastAsia="宋体" w:cs="宋体"/>
+                <w:sz w:val="21"/>
+                <w:szCs w:val="21"/>
+              </w:rPr>
+            </w:pPr>
+            <w:r>
+              <w:rPr>
+                <w:rFonts w:hint="eastAsia" w:ascii="宋体" w:hAnsi="宋体" w:eastAsia="宋体" w:cs="宋体"/>
+                <w:sz w:val="21"/>
+                <w:szCs w:val="21"/>
+              </w:rPr>
+              <w:t>理论2学时</w:t>
+            </w:r>
+          </w:p>
+          <w:p>
+            <w:pPr>
+              <w:spacing w:before="60" w:after="60"/>
               <w:rPr>
                 <w:rFonts w:hint="eastAsia" w:ascii="宋体" w:hAnsi="宋体" w:eastAsia="宋体" w:cs="宋体"/>
                 <w:kern w:val="2"/>
@@ -9228,17 +9116,18 @@
             </w:pPr>
             <w:r>
               <w:rPr>
-                <w:rFonts w:ascii="宋体" w:hAnsi="宋体" w:eastAsia="宋体" w:cs="宋体"/>
-                <w:sz w:val="21"/>
-                <w:szCs w:val="21"/>
-              </w:rPr>
-              <w:t>实验1学时</w:t>
+                <w:rFonts w:hint="eastAsia" w:ascii="宋体" w:hAnsi="宋体" w:eastAsia="宋体" w:cs="宋体"/>
+                <w:sz w:val="21"/>
+                <w:szCs w:val="21"/>
+              </w:rPr>
+              <w:t>实验2学时</w:t>
             </w:r>
           </w:p>
         </w:tc>
         <w:tc>
           <w:tcPr>
             <w:tcW w:w="1000" w:type="dxa"/>
+            <w:shd w:val="clear" w:color="auto" w:fill="FFFFFF"/>
             <w:noWrap w:val="0"/>
             <w:tcMar>
               <w:left w:w="108" w:type="dxa"/>
@@ -9248,9 +9137,9 @@
           </w:tcPr>
           <w:p>
             <w:pPr>
-              <w:jc w:val="center"/>
-              <w:rPr>
-                <w:rFonts w:hint="eastAsia" w:ascii="宋体" w:hAnsi="宋体" w:cs="宋体"/>
+              <w:spacing w:before="60" w:after="60"/>
+              <w:rPr>
+                <w:rFonts w:hint="eastAsia" w:ascii="宋体" w:hAnsi="宋体" w:eastAsia="宋体" w:cs="宋体"/>
                 <w:kern w:val="2"/>
                 <w:sz w:val="21"/>
                 <w:szCs w:val="21"/>
@@ -9259,19 +9148,18 @@
             </w:pPr>
             <w:r>
               <w:rPr>
-                <w:rFonts w:hint="eastAsia" w:ascii="宋体" w:hAnsi="宋体" w:cs="宋体"/>
-                <w:kern w:val="2"/>
-                <w:sz w:val="21"/>
-                <w:szCs w:val="21"/>
-                <w:lang w:val="en-US" w:eastAsia="zh-CN" w:bidi="ar-SA"/>
-              </w:rPr>
-              <w:t>实操+调试</w:t>
+                <w:rFonts w:hint="eastAsia" w:ascii="宋体" w:hAnsi="宋体" w:eastAsia="宋体" w:cs="宋体"/>
+                <w:sz w:val="21"/>
+                <w:szCs w:val="21"/>
+              </w:rPr>
+              <w:t>案例+实操</w:t>
             </w:r>
           </w:p>
         </w:tc>
         <w:tc>
           <w:tcPr>
             <w:tcW w:w="1682" w:type="dxa"/>
+            <w:shd w:val="clear" w:color="auto" w:fill="FFFFFF"/>
             <w:noWrap w:val="0"/>
             <w:tcMar>
               <w:left w:w="108" w:type="dxa"/>
@@ -9280,11 +9168,23 @@
             <w:vAlign w:val="center"/>
           </w:tcPr>
           <w:p>
-            <w:r>
-              <w:rPr>
-                <w:rFonts w:hint="eastAsia"/>
-              </w:rPr>
-              <w:t>培养系统集成能力，理解多系统协同</w:t>
+            <w:pPr>
+              <w:spacing w:before="60" w:after="60"/>
+              <w:rPr>
+                <w:rFonts w:hint="eastAsia" w:ascii="宋体" w:hAnsi="宋体" w:eastAsia="宋体" w:cs="宋体"/>
+                <w:kern w:val="2"/>
+                <w:sz w:val="21"/>
+                <w:szCs w:val="21"/>
+                <w:lang w:val="en-US" w:eastAsia="zh-CN" w:bidi="ar-SA"/>
+              </w:rPr>
+            </w:pPr>
+            <w:r>
+              <w:rPr>
+                <w:rFonts w:hint="eastAsia" w:ascii="宋体" w:hAnsi="宋体" w:eastAsia="宋体" w:cs="宋体"/>
+                <w:sz w:val="21"/>
+                <w:szCs w:val="21"/>
+              </w:rPr>
+              <w:t>培养系统思维，理解分布式控制思想；通过国产集群技术突破，培养科技自信</w:t>
             </w:r>
           </w:p>
         </w:tc>
@@ -9313,6 +9213,7 @@
         <w:tc>
           <w:tcPr>
             <w:tcW w:w="784" w:type="dxa"/>
+            <w:shd w:val="clear" w:color="auto" w:fill="FFFFFF"/>
             <w:noWrap w:val="0"/>
             <w:tcMar>
               <w:left w:w="108" w:type="dxa"/>
@@ -9322,9 +9223,10 @@
           </w:tcPr>
           <w:p>
             <w:pPr>
+              <w:spacing w:before="60" w:after="60"/>
               <w:jc w:val="center"/>
               <w:rPr>
-                <w:rFonts w:hint="default"/>
+                <w:rFonts w:hint="eastAsia" w:ascii="宋体" w:hAnsi="宋体" w:eastAsia="宋体" w:cs="宋体"/>
                 <w:kern w:val="2"/>
                 <w:sz w:val="21"/>
                 <w:szCs w:val="21"/>
@@ -9333,19 +9235,18 @@
             </w:pPr>
             <w:r>
               <w:rPr>
-                <w:rFonts w:hint="eastAsia"/>
-                <w:kern w:val="2"/>
-                <w:sz w:val="21"/>
-                <w:szCs w:val="24"/>
-                <w:lang w:val="en-US" w:eastAsia="zh-CN" w:bidi="ar-SA"/>
-              </w:rPr>
-              <w:t>11</w:t>
+                <w:rFonts w:hint="eastAsia" w:ascii="宋体" w:hAnsi="宋体" w:eastAsia="宋体" w:cs="宋体"/>
+                <w:sz w:val="21"/>
+                <w:szCs w:val="21"/>
+              </w:rPr>
+              <w:t>10</w:t>
             </w:r>
           </w:p>
         </w:tc>
         <w:tc>
           <w:tcPr>
             <w:tcW w:w="3801" w:type="dxa"/>
+            <w:shd w:val="clear" w:color="auto" w:fill="FFFFFF"/>
             <w:noWrap w:val="0"/>
             <w:tcMar>
               <w:left w:w="108" w:type="dxa"/>
@@ -9355,9 +9256,135 @@
           </w:tcPr>
           <w:p>
             <w:pPr>
-              <w:jc w:val="both"/>
-              <w:rPr>
-                <w:rFonts w:hint="eastAsia" w:ascii="宋体" w:hAnsi="宋体" w:cs="宋体"/>
+              <w:spacing w:before="60" w:after="60"/>
+              <w:rPr>
+                <w:rFonts w:hint="eastAsia" w:ascii="宋体" w:hAnsi="宋体" w:eastAsia="宋体" w:cs="宋体"/>
+                <w:sz w:val="21"/>
+                <w:szCs w:val="21"/>
+              </w:rPr>
+            </w:pPr>
+            <w:r>
+              <w:rPr>
+                <w:rFonts w:hint="eastAsia" w:ascii="宋体" w:hAnsi="宋体" w:eastAsia="宋体" w:cs="宋体"/>
+                <w:sz w:val="21"/>
+                <w:szCs w:val="21"/>
+              </w:rPr>
+              <w:t>实践课：集群飞行算法与路径规划</w:t>
+            </w:r>
+          </w:p>
+          <w:p>
+            <w:pPr>
+              <w:spacing w:before="60" w:after="60"/>
+              <w:rPr>
+                <w:rFonts w:hint="eastAsia" w:ascii="宋体" w:hAnsi="宋体" w:eastAsia="宋体" w:cs="宋体"/>
+                <w:sz w:val="21"/>
+                <w:szCs w:val="21"/>
+              </w:rPr>
+            </w:pPr>
+            <w:r>
+              <w:rPr>
+                <w:rFonts w:hint="eastAsia" w:ascii="宋体" w:hAnsi="宋体" w:eastAsia="宋体" w:cs="宋体"/>
+                <w:sz w:val="21"/>
+                <w:szCs w:val="21"/>
+              </w:rPr>
+              <w:t>- 问题引入：如何在复杂空域中保证集群飞行不碰撞？</w:t>
+            </w:r>
+          </w:p>
+          <w:p>
+            <w:pPr>
+              <w:spacing w:before="60" w:after="60"/>
+              <w:rPr>
+                <w:rFonts w:hint="eastAsia" w:ascii="宋体" w:hAnsi="宋体" w:eastAsia="宋体" w:cs="宋体"/>
+                <w:sz w:val="21"/>
+                <w:szCs w:val="21"/>
+              </w:rPr>
+            </w:pPr>
+            <w:r>
+              <w:rPr>
+                <w:rFonts w:hint="eastAsia" w:ascii="宋体" w:hAnsi="宋体" w:eastAsia="宋体" w:cs="宋体"/>
+                <w:sz w:val="21"/>
+                <w:szCs w:val="21"/>
+              </w:rPr>
+              <w:t>- 集群避障算法：人工势场法、ORCA算法简介</w:t>
+            </w:r>
+          </w:p>
+          <w:p>
+            <w:pPr>
+              <w:spacing w:before="60" w:after="60"/>
+              <w:rPr>
+                <w:rFonts w:hint="eastAsia" w:ascii="宋体" w:hAnsi="宋体" w:eastAsia="宋体" w:cs="宋体"/>
+                <w:sz w:val="21"/>
+                <w:szCs w:val="21"/>
+              </w:rPr>
+            </w:pPr>
+            <w:r>
+              <w:rPr>
+                <w:rFonts w:hint="eastAsia" w:ascii="宋体" w:hAnsi="宋体" w:eastAsia="宋体" w:cs="宋体"/>
+                <w:sz w:val="21"/>
+                <w:szCs w:val="21"/>
+              </w:rPr>
+              <w:t>- 路径规划：基于图搜索的集群轨迹生成</w:t>
+            </w:r>
+          </w:p>
+          <w:p>
+            <w:pPr>
+              <w:spacing w:before="60" w:after="60"/>
+              <w:rPr>
+                <w:rFonts w:hint="eastAsia" w:ascii="宋体" w:hAnsi="宋体" w:eastAsia="宋体" w:cs="宋体"/>
+                <w:sz w:val="21"/>
+                <w:szCs w:val="21"/>
+              </w:rPr>
+            </w:pPr>
+            <w:r>
+              <w:rPr>
+                <w:rFonts w:hint="eastAsia" w:ascii="宋体" w:hAnsi="宋体" w:eastAsia="宋体" w:cs="宋体"/>
+                <w:sz w:val="21"/>
+                <w:szCs w:val="21"/>
+              </w:rPr>
+              <w:t>- 时间同步与空间协同：集群一致性控制</w:t>
+            </w:r>
+          </w:p>
+          <w:p>
+            <w:pPr>
+              <w:spacing w:before="60" w:after="60"/>
+              <w:rPr>
+                <w:rFonts w:hint="eastAsia" w:ascii="宋体" w:hAnsi="宋体" w:eastAsia="宋体" w:cs="宋体"/>
+                <w:sz w:val="21"/>
+                <w:szCs w:val="21"/>
+              </w:rPr>
+            </w:pPr>
+            <w:r>
+              <w:rPr>
+                <w:rFonts w:hint="eastAsia" w:ascii="宋体" w:hAnsi="宋体" w:eastAsia="宋体" w:cs="宋体"/>
+                <w:sz w:val="21"/>
+                <w:szCs w:val="21"/>
+              </w:rPr>
+              <w:t>- 队形变换算法：直线、圆形、立体图案队形</w:t>
+            </w:r>
+          </w:p>
+          <w:p>
+            <w:pPr>
+              <w:spacing w:before="60" w:after="60"/>
+              <w:rPr>
+                <w:rFonts w:hint="eastAsia" w:ascii="宋体" w:hAnsi="宋体" w:eastAsia="宋体" w:cs="宋体"/>
+                <w:sz w:val="21"/>
+                <w:szCs w:val="21"/>
+              </w:rPr>
+            </w:pPr>
+            <w:r>
+              <w:rPr>
+                <w:rFonts w:hint="eastAsia" w:ascii="宋体" w:hAnsi="宋体" w:eastAsia="宋体" w:cs="宋体"/>
+                <w:sz w:val="21"/>
+                <w:szCs w:val="21"/>
+              </w:rPr>
+              <w:t>- 【高分挑战项】实现多无人机编队飞行仿真</w:t>
+            </w:r>
+          </w:p>
+          <w:p>
+            <w:pPr>
+              <w:spacing w:before="60" w:after="60"/>
+              <w:rPr>
+                <w:rFonts w:hint="eastAsia" w:ascii="宋体" w:hAnsi="宋体" w:eastAsia="宋体" w:cs="宋体"/>
                 <w:kern w:val="2"/>
                 <w:sz w:val="21"/>
                 <w:szCs w:val="21"/>
@@ -9366,86 +9393,18 @@
             </w:pPr>
             <w:r>
               <w:rPr>
-                <w:rFonts w:hint="eastAsia" w:ascii="宋体" w:hAnsi="宋体" w:cs="宋体"/>
-                <w:kern w:val="2"/>
-                <w:sz w:val="21"/>
-                <w:szCs w:val="21"/>
-                <w:lang w:val="en-US" w:eastAsia="zh-CN" w:bidi="ar-SA"/>
-              </w:rPr>
-              <w:t>第六章：地面站与任务规划（一）</w:t>
-            </w:r>
-          </w:p>
-          <w:p>
-            <w:pPr>
-              <w:jc w:val="both"/>
-              <w:rPr>
-                <w:rFonts w:hint="eastAsia" w:ascii="宋体" w:hAnsi="宋体" w:cs="宋体"/>
-                <w:kern w:val="2"/>
-                <w:sz w:val="21"/>
-                <w:szCs w:val="21"/>
-                <w:lang w:val="en-US" w:eastAsia="zh-CN" w:bidi="ar-SA"/>
-              </w:rPr>
-            </w:pPr>
-            <w:r>
-              <w:rPr>
-                <w:rFonts w:hint="eastAsia" w:ascii="宋体" w:hAnsi="宋体" w:cs="宋体"/>
-                <w:kern w:val="2"/>
-                <w:sz w:val="21"/>
-                <w:szCs w:val="21"/>
-                <w:lang w:val="en-US" w:eastAsia="zh-CN" w:bidi="ar-SA"/>
-              </w:rPr>
-              <w:t>1. 地面站作用：监控、规划、调参、日志分析</w:t>
-            </w:r>
-          </w:p>
-          <w:p>
-            <w:pPr>
-              <w:jc w:val="both"/>
-              <w:rPr>
-                <w:rFonts w:hint="eastAsia" w:ascii="宋体" w:hAnsi="宋体" w:cs="宋体"/>
-                <w:kern w:val="2"/>
-                <w:sz w:val="21"/>
-                <w:szCs w:val="21"/>
-                <w:lang w:val="en-US" w:eastAsia="zh-CN" w:bidi="ar-SA"/>
-              </w:rPr>
-            </w:pPr>
-            <w:r>
-              <w:rPr>
-                <w:rFonts w:hint="eastAsia" w:ascii="宋体" w:hAnsi="宋体" w:cs="宋体"/>
-                <w:kern w:val="2"/>
-                <w:sz w:val="21"/>
-                <w:szCs w:val="21"/>
-                <w:lang w:val="en-US" w:eastAsia="zh-CN" w:bidi="ar-SA"/>
-              </w:rPr>
-              <w:t>2. QGroundControl：界面介绍与核心功能</w:t>
-            </w:r>
-          </w:p>
-          <w:p>
-            <w:pPr>
-              <w:jc w:val="both"/>
-              <w:rPr>
-                <w:rFonts w:hint="eastAsia" w:ascii="宋体" w:hAnsi="宋体" w:cs="宋体"/>
-                <w:kern w:val="2"/>
-                <w:sz w:val="21"/>
-                <w:szCs w:val="21"/>
-                <w:lang w:val="en-US" w:eastAsia="zh-CN" w:bidi="ar-SA"/>
-              </w:rPr>
-            </w:pPr>
-            <w:r>
-              <w:rPr>
-                <w:rFonts w:hint="eastAsia" w:ascii="宋体" w:hAnsi="宋体" w:cs="宋体"/>
-                <w:kern w:val="2"/>
-                <w:sz w:val="21"/>
-                <w:szCs w:val="21"/>
-                <w:lang w:val="en-US" w:eastAsia="zh-CN" w:bidi="ar-SA"/>
-              </w:rPr>
-              <w:t>3. 飞行模式：Manual、Position、Offboard等模式解析</w:t>
+                <w:rFonts w:hint="eastAsia" w:ascii="宋体" w:hAnsi="宋体" w:eastAsia="宋体" w:cs="宋体"/>
+                <w:sz w:val="21"/>
+                <w:szCs w:val="21"/>
+              </w:rPr>
+              <w:t>- 【高分挑战项】设计复杂队形变换动画</w:t>
             </w:r>
           </w:p>
         </w:tc>
         <w:tc>
           <w:tcPr>
             <w:tcW w:w="1255" w:type="dxa"/>
-            <w:shd w:val="clear" w:color="auto" w:fill="auto"/>
+            <w:shd w:val="clear" w:color="auto" w:fill="FFFFFF"/>
             <w:noWrap w:val="0"/>
             <w:tcMar>
               <w:left w:w="108" w:type="dxa"/>
@@ -9455,25 +9414,25 @@
           </w:tcPr>
           <w:p>
             <w:pPr>
-              <w:jc w:val="center"/>
-              <w:rPr>
-                <w:rFonts w:ascii="宋体" w:hAnsi="宋体" w:eastAsia="宋体" w:cs="宋体"/>
-                <w:sz w:val="21"/>
-                <w:szCs w:val="21"/>
-              </w:rPr>
-            </w:pPr>
-            <w:r>
-              <w:rPr>
-                <w:rFonts w:ascii="宋体" w:hAnsi="宋体" w:eastAsia="宋体" w:cs="宋体"/>
-                <w:sz w:val="21"/>
-                <w:szCs w:val="21"/>
-              </w:rPr>
-              <w:t>理论1学时</w:t>
-            </w:r>
-          </w:p>
-          <w:p>
-            <w:pPr>
-              <w:jc w:val="center"/>
+              <w:spacing w:before="60" w:after="60"/>
+              <w:rPr>
+                <w:rFonts w:hint="eastAsia" w:ascii="宋体" w:hAnsi="宋体" w:eastAsia="宋体" w:cs="宋体"/>
+                <w:sz w:val="21"/>
+                <w:szCs w:val="21"/>
+              </w:rPr>
+            </w:pPr>
+            <w:r>
+              <w:rPr>
+                <w:rFonts w:hint="eastAsia" w:ascii="宋体" w:hAnsi="宋体" w:eastAsia="宋体" w:cs="宋体"/>
+                <w:sz w:val="21"/>
+                <w:szCs w:val="21"/>
+              </w:rPr>
+              <w:t>理论2学时</w:t>
+            </w:r>
+          </w:p>
+          <w:p>
+            <w:pPr>
+              <w:spacing w:before="60" w:after="60"/>
               <w:rPr>
                 <w:rFonts w:hint="eastAsia" w:ascii="宋体" w:hAnsi="宋体" w:eastAsia="宋体" w:cs="宋体"/>
                 <w:kern w:val="2"/>
@@ -9484,17 +9443,18 @@
             </w:pPr>
             <w:r>
               <w:rPr>
-                <w:rFonts w:ascii="宋体" w:hAnsi="宋体" w:eastAsia="宋体" w:cs="宋体"/>
-                <w:sz w:val="21"/>
-                <w:szCs w:val="21"/>
-              </w:rPr>
-              <w:t>实验1学时</w:t>
+                <w:rFonts w:hint="eastAsia" w:ascii="宋体" w:hAnsi="宋体" w:eastAsia="宋体" w:cs="宋体"/>
+                <w:sz w:val="21"/>
+                <w:szCs w:val="21"/>
+              </w:rPr>
+              <w:t>实验2学时</w:t>
             </w:r>
           </w:p>
         </w:tc>
         <w:tc>
           <w:tcPr>
             <w:tcW w:w="1000" w:type="dxa"/>
+            <w:shd w:val="clear" w:color="auto" w:fill="FFFFFF"/>
             <w:noWrap w:val="0"/>
             <w:tcMar>
               <w:left w:w="108" w:type="dxa"/>
@@ -9504,9 +9464,9 @@
           </w:tcPr>
           <w:p>
             <w:pPr>
-              <w:jc w:val="center"/>
-              <w:rPr>
-                <w:rFonts w:hint="eastAsia" w:ascii="宋体" w:hAnsi="宋体" w:cs="宋体"/>
+              <w:spacing w:before="60" w:after="60"/>
+              <w:rPr>
+                <w:rFonts w:hint="eastAsia" w:ascii="宋体" w:hAnsi="宋体" w:eastAsia="宋体" w:cs="宋体"/>
                 <w:kern w:val="2"/>
                 <w:sz w:val="21"/>
                 <w:szCs w:val="21"/>
@@ -9515,19 +9475,18 @@
             </w:pPr>
             <w:r>
               <w:rPr>
-                <w:rFonts w:hint="eastAsia" w:ascii="宋体" w:hAnsi="宋体" w:cs="宋体"/>
-                <w:kern w:val="2"/>
-                <w:sz w:val="21"/>
-                <w:szCs w:val="21"/>
-                <w:lang w:val="en-US" w:eastAsia="zh-CN" w:bidi="ar-SA"/>
-              </w:rPr>
-              <w:t>演示+讨论</w:t>
+                <w:rFonts w:hint="eastAsia" w:ascii="宋体" w:hAnsi="宋体" w:eastAsia="宋体" w:cs="宋体"/>
+                <w:sz w:val="21"/>
+                <w:szCs w:val="21"/>
+              </w:rPr>
+              <w:t>算法+实操</w:t>
             </w:r>
           </w:p>
         </w:tc>
         <w:tc>
           <w:tcPr>
             <w:tcW w:w="1682" w:type="dxa"/>
+            <w:shd w:val="clear" w:color="auto" w:fill="FFFFFF"/>
             <w:noWrap w:val="0"/>
             <w:tcMar>
               <w:left w:w="108" w:type="dxa"/>
@@ -9536,11 +9495,23 @@
             <w:vAlign w:val="center"/>
           </w:tcPr>
           <w:p>
-            <w:r>
-              <w:rPr>
-                <w:rFonts w:hint="eastAsia"/>
-              </w:rPr>
-              <w:t>强调飞行安全意识与规范操作</w:t>
+            <w:pPr>
+              <w:spacing w:before="60" w:after="60"/>
+              <w:rPr>
+                <w:rFonts w:hint="eastAsia" w:ascii="宋体" w:hAnsi="宋体" w:eastAsia="宋体" w:cs="宋体"/>
+                <w:kern w:val="2"/>
+                <w:sz w:val="21"/>
+                <w:szCs w:val="21"/>
+                <w:lang w:val="en-US" w:eastAsia="zh-CN" w:bidi="ar-SA"/>
+              </w:rPr>
+            </w:pPr>
+            <w:r>
+              <w:rPr>
+                <w:rFonts w:hint="eastAsia" w:ascii="宋体" w:hAnsi="宋体" w:eastAsia="宋体" w:cs="宋体"/>
+                <w:sz w:val="21"/>
+                <w:szCs w:val="21"/>
+              </w:rPr>
+              <w:t>培养算法思维，理解多智能体协同原理；重点培养解决复杂工程问题的能力</w:t>
             </w:r>
           </w:p>
         </w:tc>
@@ -9569,6 +9540,7 @@
         <w:tc>
           <w:tcPr>
             <w:tcW w:w="784" w:type="dxa"/>
+            <w:shd w:val="clear" w:color="auto" w:fill="FFFFFF"/>
             <w:noWrap w:val="0"/>
             <w:tcMar>
               <w:left w:w="108" w:type="dxa"/>
@@ -9578,9 +9550,10 @@
           </w:tcPr>
           <w:p>
             <w:pPr>
+              <w:spacing w:before="60" w:after="60"/>
               <w:jc w:val="center"/>
               <w:rPr>
-                <w:rFonts w:hint="default"/>
+                <w:rFonts w:hint="eastAsia" w:ascii="宋体" w:hAnsi="宋体" w:eastAsia="宋体" w:cs="宋体"/>
                 <w:kern w:val="2"/>
                 <w:sz w:val="21"/>
                 <w:szCs w:val="21"/>
@@ -9589,19 +9562,18 @@
             </w:pPr>
             <w:r>
               <w:rPr>
-                <w:rFonts w:hint="eastAsia"/>
-                <w:kern w:val="2"/>
-                <w:sz w:val="21"/>
-                <w:szCs w:val="24"/>
-                <w:lang w:val="en-US" w:eastAsia="zh-CN" w:bidi="ar-SA"/>
-              </w:rPr>
-              <w:t>12</w:t>
+                <w:rFonts w:hint="eastAsia" w:ascii="宋体" w:hAnsi="宋体" w:eastAsia="宋体" w:cs="宋体"/>
+                <w:sz w:val="21"/>
+                <w:szCs w:val="21"/>
+              </w:rPr>
+              <w:t>11</w:t>
             </w:r>
           </w:p>
         </w:tc>
         <w:tc>
           <w:tcPr>
             <w:tcW w:w="3801" w:type="dxa"/>
+            <w:shd w:val="clear" w:color="auto" w:fill="FFFFFF"/>
             <w:noWrap w:val="0"/>
             <w:tcMar>
               <w:left w:w="108" w:type="dxa"/>
@@ -9611,9 +9583,135 @@
           </w:tcPr>
           <w:p>
             <w:pPr>
-              <w:jc w:val="both"/>
-              <w:rPr>
-                <w:rFonts w:hint="eastAsia" w:ascii="宋体" w:hAnsi="宋体" w:cs="宋体"/>
+              <w:spacing w:before="60" w:after="60"/>
+              <w:rPr>
+                <w:rFonts w:hint="eastAsia" w:ascii="宋体" w:hAnsi="宋体" w:eastAsia="宋体" w:cs="宋体"/>
+                <w:sz w:val="21"/>
+                <w:szCs w:val="21"/>
+              </w:rPr>
+            </w:pPr>
+            <w:r>
+              <w:rPr>
+                <w:rFonts w:hint="eastAsia" w:ascii="宋体" w:hAnsi="宋体" w:eastAsia="宋体" w:cs="宋体"/>
+                <w:sz w:val="21"/>
+                <w:szCs w:val="21"/>
+              </w:rPr>
+              <w:t>实践课：集群表演方案设计仿真</w:t>
+            </w:r>
+          </w:p>
+          <w:p>
+            <w:pPr>
+              <w:spacing w:before="60" w:after="60"/>
+              <w:rPr>
+                <w:rFonts w:hint="eastAsia" w:ascii="宋体" w:hAnsi="宋体" w:eastAsia="宋体" w:cs="宋体"/>
+                <w:sz w:val="21"/>
+                <w:szCs w:val="21"/>
+              </w:rPr>
+            </w:pPr>
+            <w:r>
+              <w:rPr>
+                <w:rFonts w:hint="eastAsia" w:ascii="宋体" w:hAnsi="宋体" w:eastAsia="宋体" w:cs="宋体"/>
+                <w:sz w:val="21"/>
+                <w:szCs w:val="21"/>
+              </w:rPr>
+              <w:t>- 问题引入：如何将创意转化为可执行的飞行方案？</w:t>
+            </w:r>
+          </w:p>
+          <w:p>
+            <w:pPr>
+              <w:spacing w:before="60" w:after="60"/>
+              <w:rPr>
+                <w:rFonts w:hint="eastAsia" w:ascii="宋体" w:hAnsi="宋体" w:eastAsia="宋体" w:cs="宋体"/>
+                <w:sz w:val="21"/>
+                <w:szCs w:val="21"/>
+              </w:rPr>
+            </w:pPr>
+            <w:r>
+              <w:rPr>
+                <w:rFonts w:hint="eastAsia" w:ascii="宋体" w:hAnsi="宋体" w:eastAsia="宋体" w:cs="宋体"/>
+                <w:sz w:val="21"/>
+                <w:szCs w:val="21"/>
+              </w:rPr>
+              <w:t>- 表演场景设计：从平面图案到三维动态演变</w:t>
+            </w:r>
+          </w:p>
+          <w:p>
+            <w:pPr>
+              <w:spacing w:before="60" w:after="60"/>
+              <w:rPr>
+                <w:rFonts w:hint="eastAsia" w:ascii="宋体" w:hAnsi="宋体" w:eastAsia="宋体" w:cs="宋体"/>
+                <w:sz w:val="21"/>
+                <w:szCs w:val="21"/>
+              </w:rPr>
+            </w:pPr>
+            <w:r>
+              <w:rPr>
+                <w:rFonts w:hint="eastAsia" w:ascii="宋体" w:hAnsi="宋体" w:eastAsia="宋体" w:cs="宋体"/>
+                <w:sz w:val="21"/>
+                <w:szCs w:val="21"/>
+              </w:rPr>
+              <w:t>- 轨迹离线生成与实时渲染技术</w:t>
+            </w:r>
+          </w:p>
+          <w:p>
+            <w:pPr>
+              <w:spacing w:before="60" w:after="60"/>
+              <w:rPr>
+                <w:rFonts w:hint="eastAsia" w:ascii="宋体" w:hAnsi="宋体" w:eastAsia="宋体" w:cs="宋体"/>
+                <w:sz w:val="21"/>
+                <w:szCs w:val="21"/>
+              </w:rPr>
+            </w:pPr>
+            <w:r>
+              <w:rPr>
+                <w:rFonts w:hint="eastAsia" w:ascii="宋体" w:hAnsi="宋体" w:eastAsia="宋体" w:cs="宋体"/>
+                <w:sz w:val="21"/>
+                <w:szCs w:val="21"/>
+              </w:rPr>
+              <w:t>- 时间标定与同步控制</w:t>
+            </w:r>
+          </w:p>
+          <w:p>
+            <w:pPr>
+              <w:spacing w:before="60" w:after="60"/>
+              <w:rPr>
+                <w:rFonts w:hint="eastAsia" w:ascii="宋体" w:hAnsi="宋体" w:eastAsia="宋体" w:cs="宋体"/>
+                <w:sz w:val="21"/>
+                <w:szCs w:val="21"/>
+              </w:rPr>
+            </w:pPr>
+            <w:r>
+              <w:rPr>
+                <w:rFonts w:hint="eastAsia" w:ascii="宋体" w:hAnsi="宋体" w:eastAsia="宋体" w:cs="宋体"/>
+                <w:sz w:val="21"/>
+                <w:szCs w:val="21"/>
+              </w:rPr>
+              <w:t>- 仿真验证：Gazebo多无人机集群仿真环境搭建</w:t>
+            </w:r>
+          </w:p>
+          <w:p>
+            <w:pPr>
+              <w:spacing w:before="60" w:after="60"/>
+              <w:rPr>
+                <w:rFonts w:hint="eastAsia" w:ascii="宋体" w:hAnsi="宋体" w:eastAsia="宋体" w:cs="宋体"/>
+                <w:sz w:val="21"/>
+                <w:szCs w:val="21"/>
+              </w:rPr>
+            </w:pPr>
+            <w:r>
+              <w:rPr>
+                <w:rFonts w:hint="eastAsia" w:ascii="宋体" w:hAnsi="宋体" w:eastAsia="宋体" w:cs="宋体"/>
+                <w:sz w:val="21"/>
+                <w:szCs w:val="21"/>
+              </w:rPr>
+              <w:t>- 模拟真实集群表演场景，验证方案可行性</w:t>
+            </w:r>
+          </w:p>
+          <w:p>
+            <w:pPr>
+              <w:spacing w:before="60" w:after="60"/>
+              <w:rPr>
+                <w:rFonts w:hint="eastAsia" w:ascii="宋体" w:hAnsi="宋体" w:eastAsia="宋体" w:cs="宋体"/>
                 <w:kern w:val="2"/>
                 <w:sz w:val="21"/>
                 <w:szCs w:val="21"/>
@@ -9622,130 +9720,18 @@
             </w:pPr>
             <w:r>
               <w:rPr>
-                <w:rFonts w:hint="eastAsia" w:ascii="宋体" w:hAnsi="宋体" w:cs="宋体"/>
-                <w:kern w:val="2"/>
-                <w:sz w:val="21"/>
-                <w:szCs w:val="21"/>
-                <w:lang w:val="en-US" w:eastAsia="zh-CN" w:bidi="ar-SA"/>
-              </w:rPr>
-              <w:t>第六章：地面站与任务规划（二）</w:t>
-            </w:r>
-          </w:p>
-          <w:p>
-            <w:pPr>
-              <w:jc w:val="both"/>
-              <w:rPr>
-                <w:rFonts w:hint="eastAsia" w:ascii="宋体" w:hAnsi="宋体" w:cs="宋体"/>
-                <w:kern w:val="2"/>
-                <w:sz w:val="21"/>
-                <w:szCs w:val="21"/>
-                <w:lang w:val="en-US" w:eastAsia="zh-CN" w:bidi="ar-SA"/>
-              </w:rPr>
-            </w:pPr>
-            <w:r>
-              <w:rPr>
-                <w:rFonts w:hint="eastAsia" w:ascii="宋体" w:hAnsi="宋体" w:cs="宋体"/>
-                <w:kern w:val="2"/>
-                <w:sz w:val="21"/>
-                <w:szCs w:val="21"/>
-                <w:lang w:val="en-US" w:eastAsia="zh-CN" w:bidi="ar-SA"/>
-              </w:rPr>
-              <w:t>实验内容：</w:t>
-            </w:r>
-          </w:p>
-          <w:p>
-            <w:pPr>
-              <w:jc w:val="both"/>
-              <w:rPr>
-                <w:rFonts w:hint="eastAsia" w:ascii="宋体" w:hAnsi="宋体" w:cs="宋体"/>
-                <w:kern w:val="2"/>
-                <w:sz w:val="21"/>
-                <w:szCs w:val="21"/>
-                <w:lang w:val="en-US" w:eastAsia="zh-CN" w:bidi="ar-SA"/>
-              </w:rPr>
-            </w:pPr>
-            <w:r>
-              <w:rPr>
-                <w:rFonts w:hint="eastAsia" w:ascii="宋体" w:hAnsi="宋体" w:cs="宋体"/>
-                <w:kern w:val="2"/>
-                <w:sz w:val="21"/>
-                <w:szCs w:val="21"/>
-                <w:lang w:val="en-US" w:eastAsia="zh-CN" w:bidi="ar-SA"/>
-              </w:rPr>
-              <w:t>1. 安装并连接QGroundControl到PX4 SITL</w:t>
-            </w:r>
-          </w:p>
-          <w:p>
-            <w:pPr>
-              <w:jc w:val="both"/>
-              <w:rPr>
-                <w:rFonts w:hint="eastAsia" w:ascii="宋体" w:hAnsi="宋体" w:cs="宋体"/>
-                <w:kern w:val="2"/>
-                <w:sz w:val="21"/>
-                <w:szCs w:val="21"/>
-                <w:lang w:val="en-US" w:eastAsia="zh-CN" w:bidi="ar-SA"/>
-              </w:rPr>
-            </w:pPr>
-            <w:r>
-              <w:rPr>
-                <w:rFonts w:hint="eastAsia" w:ascii="宋体" w:hAnsi="宋体" w:cs="宋体"/>
-                <w:kern w:val="2"/>
-                <w:sz w:val="21"/>
-                <w:szCs w:val="21"/>
-                <w:lang w:val="en-US" w:eastAsia="zh-CN" w:bidi="ar-SA"/>
-              </w:rPr>
-              <w:t>2. 在地面站中规划航点任务（Waypoint Mission）</w:t>
-            </w:r>
-          </w:p>
-          <w:p>
-            <w:pPr>
-              <w:jc w:val="both"/>
-              <w:rPr>
-                <w:rFonts w:hint="eastAsia" w:ascii="宋体" w:hAnsi="宋体" w:cs="宋体"/>
-                <w:kern w:val="2"/>
-                <w:sz w:val="21"/>
-                <w:szCs w:val="21"/>
-                <w:lang w:val="en-US" w:eastAsia="zh-CN" w:bidi="ar-SA"/>
-              </w:rPr>
-            </w:pPr>
-            <w:r>
-              <w:rPr>
-                <w:rFonts w:hint="eastAsia" w:ascii="宋体" w:hAnsi="宋体" w:cs="宋体"/>
-                <w:kern w:val="2"/>
-                <w:sz w:val="21"/>
-                <w:szCs w:val="21"/>
-                <w:lang w:val="en-US" w:eastAsia="zh-CN" w:bidi="ar-SA"/>
-              </w:rPr>
-              <w:t>3. 执行自动航线飞行，观察飞行状态</w:t>
-            </w:r>
-          </w:p>
-          <w:p>
-            <w:pPr>
-              <w:jc w:val="both"/>
-              <w:rPr>
-                <w:rFonts w:hint="eastAsia" w:ascii="宋体" w:hAnsi="宋体" w:cs="宋体"/>
-                <w:kern w:val="2"/>
-                <w:sz w:val="21"/>
-                <w:szCs w:val="21"/>
-                <w:lang w:val="en-US" w:eastAsia="zh-CN" w:bidi="ar-SA"/>
-              </w:rPr>
-            </w:pPr>
-            <w:r>
-              <w:rPr>
-                <w:rFonts w:hint="eastAsia" w:ascii="宋体" w:hAnsi="宋体" w:cs="宋体"/>
-                <w:kern w:val="2"/>
-                <w:sz w:val="21"/>
-                <w:szCs w:val="21"/>
-                <w:lang w:val="en-US" w:eastAsia="zh-CN" w:bidi="ar-SA"/>
-              </w:rPr>
-              <w:t>4. 使用地面站进行参数调整与日志下载</w:t>
+                <w:rFonts w:hint="eastAsia" w:ascii="宋体" w:hAnsi="宋体" w:eastAsia="宋体" w:cs="宋体"/>
+                <w:sz w:val="21"/>
+                <w:szCs w:val="21"/>
+              </w:rPr>
+              <w:t>- 【高分挑战项】设计并仿真完整集群表演方案</w:t>
             </w:r>
           </w:p>
         </w:tc>
         <w:tc>
           <w:tcPr>
             <w:tcW w:w="1255" w:type="dxa"/>
-            <w:shd w:val="clear" w:color="auto" w:fill="auto"/>
+            <w:shd w:val="clear" w:color="auto" w:fill="FFFFFF"/>
             <w:noWrap w:val="0"/>
             <w:tcMar>
               <w:left w:w="108" w:type="dxa"/>
@@ -9755,25 +9741,25 @@
           </w:tcPr>
           <w:p>
             <w:pPr>
-              <w:jc w:val="center"/>
-              <w:rPr>
-                <w:rFonts w:ascii="宋体" w:hAnsi="宋体" w:eastAsia="宋体" w:cs="宋体"/>
-                <w:sz w:val="21"/>
-                <w:szCs w:val="21"/>
-              </w:rPr>
-            </w:pPr>
-            <w:r>
-              <w:rPr>
-                <w:rFonts w:ascii="宋体" w:hAnsi="宋体" w:eastAsia="宋体" w:cs="宋体"/>
-                <w:sz w:val="21"/>
-                <w:szCs w:val="21"/>
-              </w:rPr>
-              <w:t>理论1学时</w:t>
-            </w:r>
-          </w:p>
-          <w:p>
-            <w:pPr>
-              <w:jc w:val="center"/>
+              <w:spacing w:before="60" w:after="60"/>
+              <w:rPr>
+                <w:rFonts w:hint="eastAsia" w:ascii="宋体" w:hAnsi="宋体" w:eastAsia="宋体" w:cs="宋体"/>
+                <w:sz w:val="21"/>
+                <w:szCs w:val="21"/>
+              </w:rPr>
+            </w:pPr>
+            <w:r>
+              <w:rPr>
+                <w:rFonts w:hint="eastAsia" w:ascii="宋体" w:hAnsi="宋体" w:eastAsia="宋体" w:cs="宋体"/>
+                <w:sz w:val="21"/>
+                <w:szCs w:val="21"/>
+              </w:rPr>
+              <w:t>理论2学时</w:t>
+            </w:r>
+          </w:p>
+          <w:p>
+            <w:pPr>
+              <w:spacing w:before="60" w:after="60"/>
               <w:rPr>
                 <w:rFonts w:hint="eastAsia" w:ascii="宋体" w:hAnsi="宋体" w:eastAsia="宋体" w:cs="宋体"/>
                 <w:kern w:val="2"/>
@@ -9784,17 +9770,18 @@
             </w:pPr>
             <w:r>
               <w:rPr>
-                <w:rFonts w:ascii="宋体" w:hAnsi="宋体" w:eastAsia="宋体" w:cs="宋体"/>
-                <w:sz w:val="21"/>
-                <w:szCs w:val="21"/>
-              </w:rPr>
-              <w:t>实验1学时</w:t>
+                <w:rFonts w:hint="eastAsia" w:ascii="宋体" w:hAnsi="宋体" w:eastAsia="宋体" w:cs="宋体"/>
+                <w:sz w:val="21"/>
+                <w:szCs w:val="21"/>
+              </w:rPr>
+              <w:t>实验2学时</w:t>
             </w:r>
           </w:p>
         </w:tc>
         <w:tc>
           <w:tcPr>
             <w:tcW w:w="1000" w:type="dxa"/>
+            <w:shd w:val="clear" w:color="auto" w:fill="FFFFFF"/>
             <w:noWrap w:val="0"/>
             <w:tcMar>
               <w:left w:w="108" w:type="dxa"/>
@@ -9804,9 +9791,9 @@
           </w:tcPr>
           <w:p>
             <w:pPr>
-              <w:jc w:val="center"/>
-              <w:rPr>
-                <w:rFonts w:hint="eastAsia" w:ascii="宋体" w:hAnsi="宋体" w:cs="宋体"/>
+              <w:spacing w:before="60" w:after="60"/>
+              <w:rPr>
+                <w:rFonts w:hint="eastAsia" w:ascii="宋体" w:hAnsi="宋体" w:eastAsia="宋体" w:cs="宋体"/>
                 <w:kern w:val="2"/>
                 <w:sz w:val="21"/>
                 <w:szCs w:val="21"/>
@@ -9815,19 +9802,18 @@
             </w:pPr>
             <w:r>
               <w:rPr>
-                <w:rFonts w:hint="eastAsia" w:ascii="宋体" w:hAnsi="宋体" w:cs="宋体"/>
-                <w:kern w:val="2"/>
-                <w:sz w:val="21"/>
-                <w:szCs w:val="21"/>
-                <w:lang w:val="en-US" w:eastAsia="zh-CN" w:bidi="ar-SA"/>
-              </w:rPr>
-              <w:t>实操+分析</w:t>
+                <w:rFonts w:hint="eastAsia" w:ascii="宋体" w:hAnsi="宋体" w:eastAsia="宋体" w:cs="宋体"/>
+                <w:sz w:val="21"/>
+                <w:szCs w:val="21"/>
+              </w:rPr>
+              <w:t>设计+仿真</w:t>
             </w:r>
           </w:p>
         </w:tc>
         <w:tc>
           <w:tcPr>
             <w:tcW w:w="1682" w:type="dxa"/>
+            <w:shd w:val="clear" w:color="auto" w:fill="FFFFFF"/>
             <w:noWrap w:val="0"/>
             <w:tcMar>
               <w:left w:w="108" w:type="dxa"/>
@@ -9836,11 +9822,23 @@
             <w:vAlign w:val="center"/>
           </w:tcPr>
           <w:p>
-            <w:r>
-              <w:rPr>
-                <w:rFonts w:hint="eastAsia"/>
-              </w:rPr>
-              <w:t>培养规范化操作习惯，理解适航管理重要性</w:t>
+            <w:pPr>
+              <w:spacing w:before="60" w:after="60"/>
+              <w:rPr>
+                <w:rFonts w:hint="eastAsia" w:ascii="宋体" w:hAnsi="宋体" w:eastAsia="宋体" w:cs="宋体"/>
+                <w:kern w:val="2"/>
+                <w:sz w:val="21"/>
+                <w:szCs w:val="21"/>
+                <w:lang w:val="en-US" w:eastAsia="zh-CN" w:bidi="ar-SA"/>
+              </w:rPr>
+            </w:pPr>
+            <w:r>
+              <w:rPr>
+                <w:rFonts w:hint="eastAsia" w:ascii="宋体" w:hAnsi="宋体" w:eastAsia="宋体" w:cs="宋体"/>
+                <w:sz w:val="21"/>
+                <w:szCs w:val="21"/>
+              </w:rPr>
+              <w:t>培养工程设计能力，理解从概念到实现的完整流程；激发创新创意与艺术表达</w:t>
             </w:r>
           </w:p>
         </w:tc>
@@ -9869,6 +9867,7 @@
         <w:tc>
           <w:tcPr>
             <w:tcW w:w="784" w:type="dxa"/>
+            <w:shd w:val="clear" w:color="auto" w:fill="FFFFFF"/>
             <w:noWrap w:val="0"/>
             <w:tcMar>
               <w:left w:w="108" w:type="dxa"/>
@@ -9878,9 +9877,10 @@
           </w:tcPr>
           <w:p>
             <w:pPr>
+              <w:spacing w:before="60" w:after="60"/>
               <w:jc w:val="center"/>
               <w:rPr>
-                <w:rFonts w:hint="default"/>
+                <w:rFonts w:hint="eastAsia" w:ascii="宋体" w:hAnsi="宋体" w:eastAsia="宋体" w:cs="宋体"/>
                 <w:kern w:val="2"/>
                 <w:sz w:val="21"/>
                 <w:szCs w:val="21"/>
@@ -9889,19 +9889,18 @@
             </w:pPr>
             <w:r>
               <w:rPr>
-                <w:rFonts w:hint="eastAsia"/>
-                <w:kern w:val="2"/>
-                <w:sz w:val="21"/>
-                <w:szCs w:val="24"/>
-                <w:lang w:val="en-US" w:eastAsia="zh-CN" w:bidi="ar-SA"/>
-              </w:rPr>
-              <w:t>13</w:t>
+                <w:rFonts w:hint="eastAsia" w:ascii="宋体" w:hAnsi="宋体" w:eastAsia="宋体" w:cs="宋体"/>
+                <w:sz w:val="21"/>
+                <w:szCs w:val="21"/>
+              </w:rPr>
+              <w:t>12</w:t>
             </w:r>
           </w:p>
         </w:tc>
         <w:tc>
           <w:tcPr>
             <w:tcW w:w="3801" w:type="dxa"/>
+            <w:shd w:val="clear" w:color="auto" w:fill="FFFFFF"/>
             <w:noWrap w:val="0"/>
             <w:tcMar>
               <w:left w:w="108" w:type="dxa"/>
@@ -9911,9 +9910,135 @@
           </w:tcPr>
           <w:p>
             <w:pPr>
-              <w:jc w:val="both"/>
-              <w:rPr>
-                <w:rFonts w:hint="eastAsia" w:ascii="宋体" w:hAnsi="宋体" w:cs="宋体"/>
+              <w:spacing w:before="60" w:after="60"/>
+              <w:rPr>
+                <w:rFonts w:hint="eastAsia" w:ascii="宋体" w:hAnsi="宋体" w:eastAsia="宋体" w:cs="宋体"/>
+                <w:sz w:val="21"/>
+                <w:szCs w:val="21"/>
+              </w:rPr>
+            </w:pPr>
+            <w:r>
+              <w:rPr>
+                <w:rFonts w:hint="eastAsia" w:ascii="宋体" w:hAnsi="宋体" w:eastAsia="宋体" w:cs="宋体"/>
+                <w:sz w:val="21"/>
+                <w:szCs w:val="21"/>
+              </w:rPr>
+              <w:t>实践课：集群商业应用与项目管理</w:t>
+            </w:r>
+          </w:p>
+          <w:p>
+            <w:pPr>
+              <w:spacing w:before="60" w:after="60"/>
+              <w:rPr>
+                <w:rFonts w:hint="eastAsia" w:ascii="宋体" w:hAnsi="宋体" w:eastAsia="宋体" w:cs="宋体"/>
+                <w:sz w:val="21"/>
+                <w:szCs w:val="21"/>
+              </w:rPr>
+            </w:pPr>
+            <w:r>
+              <w:rPr>
+                <w:rFonts w:hint="eastAsia" w:ascii="宋体" w:hAnsi="宋体" w:eastAsia="宋体" w:cs="宋体"/>
+                <w:sz w:val="21"/>
+                <w:szCs w:val="21"/>
+              </w:rPr>
+              <w:t>- 问题引入：集群表演如何从技术走向商业化运营？</w:t>
+            </w:r>
+          </w:p>
+          <w:p>
+            <w:pPr>
+              <w:spacing w:before="60" w:after="60"/>
+              <w:rPr>
+                <w:rFonts w:hint="eastAsia" w:ascii="宋体" w:hAnsi="宋体" w:eastAsia="宋体" w:cs="宋体"/>
+                <w:sz w:val="21"/>
+                <w:szCs w:val="21"/>
+              </w:rPr>
+            </w:pPr>
+            <w:r>
+              <w:rPr>
+                <w:rFonts w:hint="eastAsia" w:ascii="宋体" w:hAnsi="宋体" w:eastAsia="宋体" w:cs="宋体"/>
+                <w:sz w:val="21"/>
+                <w:szCs w:val="21"/>
+              </w:rPr>
+              <w:t>- 商业应用场景：文旅景区、节庆活动、品牌推广、应急照明</w:t>
+            </w:r>
+          </w:p>
+          <w:p>
+            <w:pPr>
+              <w:spacing w:before="60" w:after="60"/>
+              <w:rPr>
+                <w:rFonts w:hint="eastAsia" w:ascii="宋体" w:hAnsi="宋体" w:eastAsia="宋体" w:cs="宋体"/>
+                <w:sz w:val="21"/>
+                <w:szCs w:val="21"/>
+              </w:rPr>
+            </w:pPr>
+            <w:r>
+              <w:rPr>
+                <w:rFonts w:hint="eastAsia" w:ascii="宋体" w:hAnsi="宋体" w:eastAsia="宋体" w:cs="宋体"/>
+                <w:sz w:val="21"/>
+                <w:szCs w:val="21"/>
+              </w:rPr>
+              <w:t>- 项目管理：方案设计、人员分工、现场执行、应急预案</w:t>
+            </w:r>
+          </w:p>
+          <w:p>
+            <w:pPr>
+              <w:spacing w:before="60" w:after="60"/>
+              <w:rPr>
+                <w:rFonts w:hint="eastAsia" w:ascii="宋体" w:hAnsi="宋体" w:eastAsia="宋体" w:cs="宋体"/>
+                <w:sz w:val="21"/>
+                <w:szCs w:val="21"/>
+              </w:rPr>
+            </w:pPr>
+            <w:r>
+              <w:rPr>
+                <w:rFonts w:hint="eastAsia" w:ascii="宋体" w:hAnsi="宋体" w:eastAsia="宋体" w:cs="宋体"/>
+                <w:sz w:val="21"/>
+                <w:szCs w:val="21"/>
+              </w:rPr>
+              <w:t>- 法规与安全：空域申请、飞行审批、安全距离</w:t>
+            </w:r>
+          </w:p>
+          <w:p>
+            <w:pPr>
+              <w:spacing w:before="60" w:after="60"/>
+              <w:rPr>
+                <w:rFonts w:hint="eastAsia" w:ascii="宋体" w:hAnsi="宋体" w:eastAsia="宋体" w:cs="宋体"/>
+                <w:sz w:val="21"/>
+                <w:szCs w:val="21"/>
+              </w:rPr>
+            </w:pPr>
+            <w:r>
+              <w:rPr>
+                <w:rFonts w:hint="eastAsia" w:ascii="宋体" w:hAnsi="宋体" w:eastAsia="宋体" w:cs="宋体"/>
+                <w:sz w:val="21"/>
+                <w:szCs w:val="21"/>
+              </w:rPr>
+              <w:t>- 成本核算：设备、人力、场地、保险</w:t>
+            </w:r>
+          </w:p>
+          <w:p>
+            <w:pPr>
+              <w:spacing w:before="60" w:after="60"/>
+              <w:rPr>
+                <w:rFonts w:hint="eastAsia" w:ascii="宋体" w:hAnsi="宋体" w:eastAsia="宋体" w:cs="宋体"/>
+                <w:sz w:val="21"/>
+                <w:szCs w:val="21"/>
+              </w:rPr>
+            </w:pPr>
+            <w:r>
+              <w:rPr>
+                <w:rFonts w:hint="eastAsia" w:ascii="宋体" w:hAnsi="宋体" w:eastAsia="宋体" w:cs="宋体"/>
+                <w:sz w:val="21"/>
+                <w:szCs w:val="21"/>
+              </w:rPr>
+              <w:t>- 集群表演项目实战：从需求对接到成果展示</w:t>
+            </w:r>
+          </w:p>
+          <w:p>
+            <w:pPr>
+              <w:spacing w:before="60" w:after="60"/>
+              <w:rPr>
+                <w:rFonts w:hint="eastAsia" w:ascii="宋体" w:hAnsi="宋体" w:eastAsia="宋体" w:cs="宋体"/>
                 <w:kern w:val="2"/>
                 <w:sz w:val="21"/>
                 <w:szCs w:val="21"/>
@@ -9922,108 +10047,18 @@
             </w:pPr>
             <w:r>
               <w:rPr>
-                <w:rFonts w:hint="eastAsia" w:ascii="宋体" w:hAnsi="宋体" w:cs="宋体"/>
-                <w:kern w:val="2"/>
-                <w:sz w:val="21"/>
-                <w:szCs w:val="21"/>
-                <w:lang w:val="en-US" w:eastAsia="zh-CN" w:bidi="ar-SA"/>
-              </w:rPr>
-              <w:t>第七章：无人机自主控制基础（一）</w:t>
-            </w:r>
-          </w:p>
-          <w:p>
-            <w:pPr>
-              <w:jc w:val="both"/>
-              <w:rPr>
-                <w:rFonts w:hint="eastAsia" w:ascii="宋体" w:hAnsi="宋体" w:cs="宋体"/>
-                <w:kern w:val="2"/>
-                <w:sz w:val="21"/>
-                <w:szCs w:val="21"/>
-                <w:lang w:val="en-US" w:eastAsia="zh-CN" w:bidi="ar-SA"/>
-              </w:rPr>
-            </w:pPr>
-            <w:r>
-              <w:rPr>
-                <w:rFonts w:hint="eastAsia" w:ascii="宋体" w:hAnsi="宋体" w:cs="宋体"/>
-                <w:kern w:val="2"/>
-                <w:sz w:val="21"/>
-                <w:szCs w:val="21"/>
-                <w:lang w:val="en-US" w:eastAsia="zh-CN" w:bidi="ar-SA"/>
-              </w:rPr>
-              <w:t>1. Offboard模式：ROS2接管无人机控制</w:t>
-            </w:r>
-          </w:p>
-          <w:p>
-            <w:pPr>
-              <w:jc w:val="both"/>
-              <w:rPr>
-                <w:rFonts w:hint="eastAsia" w:ascii="宋体" w:hAnsi="宋体" w:cs="宋体"/>
-                <w:kern w:val="2"/>
-                <w:sz w:val="21"/>
-                <w:szCs w:val="21"/>
-                <w:lang w:val="en-US" w:eastAsia="zh-CN" w:bidi="ar-SA"/>
-              </w:rPr>
-            </w:pPr>
-            <w:r>
-              <w:rPr>
-                <w:rFonts w:hint="eastAsia" w:ascii="宋体" w:hAnsi="宋体" w:cs="宋体"/>
-                <w:kern w:val="2"/>
-                <w:sz w:val="21"/>
-                <w:szCs w:val="21"/>
-                <w:lang w:val="en-US" w:eastAsia="zh-CN" w:bidi="ar-SA"/>
-              </w:rPr>
-              <w:t>2. 控制接口：位置控制、速度控制、姿态控制</w:t>
-            </w:r>
-          </w:p>
-          <w:p>
-            <w:pPr>
-              <w:jc w:val="both"/>
-              <w:rPr>
-                <w:rFonts w:hint="eastAsia" w:ascii="宋体" w:hAnsi="宋体" w:cs="宋体"/>
-                <w:kern w:val="2"/>
-                <w:sz w:val="21"/>
-                <w:szCs w:val="21"/>
-                <w:lang w:val="en-US" w:eastAsia="zh-CN" w:bidi="ar-SA"/>
-              </w:rPr>
-            </w:pPr>
-            <w:r>
-              <w:rPr>
-                <w:rFonts w:hint="eastAsia" w:ascii="宋体" w:hAnsi="宋体" w:cs="宋体"/>
-                <w:kern w:val="2"/>
-                <w:sz w:val="21"/>
-                <w:szCs w:val="21"/>
-                <w:lang w:val="en-US" w:eastAsia="zh-CN" w:bidi="ar-SA"/>
-              </w:rPr>
-              <w:t>3. 避障方案：从Nav2到无人机的技术迁移</w:t>
-            </w:r>
-          </w:p>
-          <w:p>
-            <w:pPr>
-              <w:jc w:val="both"/>
-              <w:rPr>
-                <w:rFonts w:hint="eastAsia" w:ascii="宋体" w:hAnsi="宋体" w:cs="宋体"/>
-                <w:kern w:val="2"/>
-                <w:sz w:val="21"/>
-                <w:szCs w:val="21"/>
-                <w:lang w:val="en-US" w:eastAsia="zh-CN" w:bidi="ar-SA"/>
-              </w:rPr>
-            </w:pPr>
-            <w:r>
-              <w:rPr>
-                <w:rFonts w:hint="eastAsia" w:ascii="宋体" w:hAnsi="宋体" w:cs="宋体"/>
-                <w:kern w:val="2"/>
-                <w:sz w:val="21"/>
-                <w:szCs w:val="21"/>
-                <w:lang w:val="en-US" w:eastAsia="zh-CN" w:bidi="ar-SA"/>
-              </w:rPr>
-              <w:t>4. 传感器配置：在Gazebo中为无人机添加深度相机/激光雷达</w:t>
+                <w:rFonts w:hint="eastAsia" w:ascii="宋体" w:hAnsi="宋体" w:eastAsia="宋体" w:cs="宋体"/>
+                <w:sz w:val="21"/>
+                <w:szCs w:val="21"/>
+              </w:rPr>
+              <w:t>- 期末作品路演：集群表演方案汇报与演示</w:t>
             </w:r>
           </w:p>
         </w:tc>
         <w:tc>
           <w:tcPr>
             <w:tcW w:w="1255" w:type="dxa"/>
-            <w:shd w:val="clear" w:color="auto" w:fill="auto"/>
+            <w:shd w:val="clear" w:color="auto" w:fill="FFFFFF"/>
             <w:noWrap w:val="0"/>
             <w:tcMar>
               <w:left w:w="108" w:type="dxa"/>
@@ -10033,25 +10068,25 @@
           </w:tcPr>
           <w:p>
             <w:pPr>
-              <w:jc w:val="center"/>
-              <w:rPr>
-                <w:rFonts w:ascii="宋体" w:hAnsi="宋体" w:eastAsia="宋体" w:cs="宋体"/>
-                <w:sz w:val="21"/>
-                <w:szCs w:val="21"/>
-              </w:rPr>
-            </w:pPr>
-            <w:r>
-              <w:rPr>
-                <w:rFonts w:ascii="宋体" w:hAnsi="宋体" w:eastAsia="宋体" w:cs="宋体"/>
-                <w:sz w:val="21"/>
-                <w:szCs w:val="21"/>
-              </w:rPr>
-              <w:t>理论1学时</w:t>
-            </w:r>
-          </w:p>
-          <w:p>
-            <w:pPr>
-              <w:jc w:val="center"/>
+              <w:spacing w:before="60" w:after="60"/>
+              <w:rPr>
+                <w:rFonts w:hint="eastAsia" w:ascii="宋体" w:hAnsi="宋体" w:eastAsia="宋体" w:cs="宋体"/>
+                <w:sz w:val="21"/>
+                <w:szCs w:val="21"/>
+              </w:rPr>
+            </w:pPr>
+            <w:r>
+              <w:rPr>
+                <w:rFonts w:hint="eastAsia" w:ascii="宋体" w:hAnsi="宋体" w:eastAsia="宋体" w:cs="宋体"/>
+                <w:sz w:val="21"/>
+                <w:szCs w:val="21"/>
+              </w:rPr>
+              <w:t>理论2学时</w:t>
+            </w:r>
+          </w:p>
+          <w:p>
+            <w:pPr>
+              <w:spacing w:before="60" w:after="60"/>
               <w:rPr>
                 <w:rFonts w:hint="eastAsia" w:ascii="宋体" w:hAnsi="宋体" w:eastAsia="宋体" w:cs="宋体"/>
                 <w:kern w:val="2"/>
@@ -10062,17 +10097,18 @@
             </w:pPr>
             <w:r>
               <w:rPr>
-                <w:rFonts w:ascii="宋体" w:hAnsi="宋体" w:eastAsia="宋体" w:cs="宋体"/>
-                <w:sz w:val="21"/>
-                <w:szCs w:val="21"/>
-              </w:rPr>
-              <w:t>实验1学时</w:t>
+                <w:rFonts w:hint="eastAsia" w:ascii="宋体" w:hAnsi="宋体" w:eastAsia="宋体" w:cs="宋体"/>
+                <w:sz w:val="21"/>
+                <w:szCs w:val="21"/>
+              </w:rPr>
+              <w:t>实验2学时</w:t>
             </w:r>
           </w:p>
         </w:tc>
         <w:tc>
           <w:tcPr>
             <w:tcW w:w="1000" w:type="dxa"/>
+            <w:shd w:val="clear" w:color="auto" w:fill="FFFFFF"/>
             <w:noWrap w:val="0"/>
             <w:tcMar>
               <w:left w:w="108" w:type="dxa"/>
@@ -10082,9 +10118,9 @@
           </w:tcPr>
           <w:p>
             <w:pPr>
-              <w:jc w:val="center"/>
-              <w:rPr>
-                <w:rFonts w:hint="eastAsia" w:ascii="宋体" w:hAnsi="宋体" w:cs="宋体"/>
+              <w:spacing w:before="60" w:after="60"/>
+              <w:rPr>
+                <w:rFonts w:hint="eastAsia" w:ascii="宋体" w:hAnsi="宋体" w:eastAsia="宋体" w:cs="宋体"/>
                 <w:kern w:val="2"/>
                 <w:sz w:val="21"/>
                 <w:szCs w:val="21"/>
@@ -10093,19 +10129,18 @@
             </w:pPr>
             <w:r>
               <w:rPr>
-                <w:rFonts w:hint="eastAsia" w:ascii="宋体" w:hAnsi="宋体" w:cs="宋体"/>
-                <w:kern w:val="2"/>
-                <w:sz w:val="21"/>
-                <w:szCs w:val="21"/>
-                <w:lang w:val="en-US" w:eastAsia="zh-CN" w:bidi="ar-SA"/>
-              </w:rPr>
-              <w:t>案例+理论</w:t>
+                <w:rFonts w:hint="eastAsia" w:ascii="宋体" w:hAnsi="宋体" w:eastAsia="宋体" w:cs="宋体"/>
+                <w:sz w:val="21"/>
+                <w:szCs w:val="21"/>
+              </w:rPr>
+              <w:t>项目研讨</w:t>
             </w:r>
           </w:p>
         </w:tc>
         <w:tc>
           <w:tcPr>
             <w:tcW w:w="1682" w:type="dxa"/>
+            <w:shd w:val="clear" w:color="auto" w:fill="FFFFFF"/>
             <w:noWrap w:val="0"/>
             <w:tcMar>
               <w:left w:w="108" w:type="dxa"/>
@@ -10115,9 +10150,9 @@
           </w:tcPr>
           <w:p>
             <w:pPr>
-              <w:jc w:val="both"/>
-              <w:rPr>
-                <w:rFonts w:hint="eastAsia" w:ascii="宋体" w:hAnsi="宋体" w:cs="宋体"/>
+              <w:spacing w:before="60" w:after="60"/>
+              <w:rPr>
+                <w:rFonts w:hint="eastAsia" w:ascii="宋体" w:hAnsi="宋体" w:eastAsia="宋体" w:cs="宋体"/>
                 <w:kern w:val="2"/>
                 <w:sz w:val="21"/>
                 <w:szCs w:val="21"/>
@@ -10126,13 +10161,11 @@
             </w:pPr>
             <w:r>
               <w:rPr>
-                <w:rFonts w:hint="eastAsia" w:ascii="宋体" w:hAnsi="宋体" w:cs="宋体"/>
-                <w:kern w:val="2"/>
-                <w:sz w:val="21"/>
-                <w:szCs w:val="21"/>
-                <w:lang w:val="en-US" w:eastAsia="zh-CN" w:bidi="ar-SA"/>
-              </w:rPr>
-              <w:t>培养技术迁移能力，理解平台无关的算法思想</w:t>
+                <w:rFonts w:hint="eastAsia" w:ascii="宋体" w:hAnsi="宋体" w:eastAsia="宋体" w:cs="宋体"/>
+                <w:sz w:val="21"/>
+                <w:szCs w:val="21"/>
+              </w:rPr>
+              <w:t>培养商业思维，理解技术与市场的结合；锻炼项目管理与团队协作能力，关注低空经济发展</w:t>
             </w:r>
           </w:p>
         </w:tc>
@@ -10161,6 +10194,7 @@
         <w:tc>
           <w:tcPr>
             <w:tcW w:w="784" w:type="dxa"/>
+            <w:shd w:val="clear" w:color="auto" w:fill="FFFFFF"/>
             <w:noWrap w:val="0"/>
             <w:tcMar>
               <w:left w:w="108" w:type="dxa"/>
@@ -10170,9 +10204,10 @@
           </w:tcPr>
           <w:p>
             <w:pPr>
+              <w:spacing w:before="60" w:after="60"/>
               <w:jc w:val="center"/>
               <w:rPr>
-                <w:rFonts w:hint="default"/>
+                <w:rFonts w:hint="eastAsia" w:ascii="宋体" w:hAnsi="宋体" w:eastAsia="宋体" w:cs="宋体"/>
                 <w:kern w:val="2"/>
                 <w:sz w:val="21"/>
                 <w:szCs w:val="21"/>
@@ -10181,19 +10216,18 @@
             </w:pPr>
             <w:r>
               <w:rPr>
-                <w:rFonts w:hint="eastAsia"/>
-                <w:kern w:val="2"/>
-                <w:sz w:val="21"/>
-                <w:szCs w:val="24"/>
-                <w:lang w:val="en-US" w:eastAsia="zh-CN" w:bidi="ar-SA"/>
-              </w:rPr>
-              <w:t>14</w:t>
+                <w:rFonts w:hint="eastAsia" w:ascii="宋体" w:hAnsi="宋体" w:eastAsia="宋体" w:cs="宋体"/>
+                <w:sz w:val="21"/>
+                <w:szCs w:val="21"/>
+              </w:rPr>
+              <w:t>13</w:t>
             </w:r>
           </w:p>
         </w:tc>
         <w:tc>
           <w:tcPr>
             <w:tcW w:w="3801" w:type="dxa"/>
+            <w:shd w:val="clear" w:color="auto" w:fill="FFFFFF"/>
             <w:noWrap w:val="0"/>
             <w:tcMar>
               <w:left w:w="108" w:type="dxa"/>
@@ -10203,28 +10237,135 @@
           </w:tcPr>
           <w:p>
             <w:pPr>
-              <w:keepNext w:val="0"/>
-              <w:keepLines w:val="0"/>
-              <w:pageBreakBefore w:val="0"/>
-              <w:widowControl/>
-              <w:numPr>
-                <w:ilvl w:val="0"/>
-                <w:numId w:val="0"/>
-              </w:numPr>
-              <w:kinsoku/>
-              <w:wordWrap w:val="0"/>
-              <w:overflowPunct/>
-              <w:topLinePunct w:val="0"/>
-              <w:autoSpaceDE/>
-              <w:autoSpaceDN/>
-              <w:bidi w:val="0"/>
-              <w:adjustRightInd/>
-              <w:snapToGrid/>
-              <w:ind w:left="0" w:leftChars="0" w:firstLine="0" w:firstLineChars="0"/>
-              <w:jc w:val="left"/>
-              <w:textAlignment w:val="auto"/>
-              <w:rPr>
-                <w:rFonts w:hint="eastAsia" w:ascii="宋体" w:hAnsi="宋体" w:cs="宋体"/>
+              <w:spacing w:before="60" w:after="60"/>
+              <w:rPr>
+                <w:rFonts w:hint="eastAsia" w:ascii="宋体" w:hAnsi="宋体" w:eastAsia="宋体" w:cs="宋体"/>
+                <w:sz w:val="21"/>
+                <w:szCs w:val="21"/>
+              </w:rPr>
+            </w:pPr>
+            <w:r>
+              <w:rPr>
+                <w:rFonts w:hint="eastAsia" w:ascii="宋体" w:hAnsi="宋体" w:eastAsia="宋体" w:cs="宋体"/>
+                <w:sz w:val="21"/>
+                <w:szCs w:val="21"/>
+              </w:rPr>
+              <w:t>真机实践准备与单无人机操控</w:t>
+            </w:r>
+          </w:p>
+          <w:p>
+            <w:pPr>
+              <w:spacing w:before="60" w:after="60"/>
+              <w:rPr>
+                <w:rFonts w:hint="eastAsia" w:ascii="宋体" w:hAnsi="宋体" w:eastAsia="宋体" w:cs="宋体"/>
+                <w:sz w:val="21"/>
+                <w:szCs w:val="21"/>
+              </w:rPr>
+            </w:pPr>
+            <w:r>
+              <w:rPr>
+                <w:rFonts w:hint="eastAsia" w:ascii="宋体" w:hAnsi="宋体" w:eastAsia="宋体" w:cs="宋体"/>
+                <w:sz w:val="21"/>
+                <w:szCs w:val="21"/>
+              </w:rPr>
+              <w:t>- 问题引入：仿真与真机实践的差异有哪些？</w:t>
+            </w:r>
+          </w:p>
+          <w:p>
+            <w:pPr>
+              <w:spacing w:before="60" w:after="60"/>
+              <w:rPr>
+                <w:rFonts w:hint="eastAsia" w:ascii="宋体" w:hAnsi="宋体" w:eastAsia="宋体" w:cs="宋体"/>
+                <w:sz w:val="21"/>
+                <w:szCs w:val="21"/>
+              </w:rPr>
+            </w:pPr>
+            <w:r>
+              <w:rPr>
+                <w:rFonts w:hint="eastAsia" w:ascii="宋体" w:hAnsi="宋体" w:eastAsia="宋体" w:cs="宋体"/>
+                <w:sz w:val="21"/>
+                <w:szCs w:val="21"/>
+              </w:rPr>
+              <w:t>- 真机安全规范：飞行前检查、紧急降落、失控保护</w:t>
+            </w:r>
+          </w:p>
+          <w:p>
+            <w:pPr>
+              <w:spacing w:before="60" w:after="60"/>
+              <w:rPr>
+                <w:rFonts w:hint="eastAsia" w:ascii="宋体" w:hAnsi="宋体" w:eastAsia="宋体" w:cs="宋体"/>
+                <w:sz w:val="21"/>
+                <w:szCs w:val="21"/>
+              </w:rPr>
+            </w:pPr>
+            <w:r>
+              <w:rPr>
+                <w:rFonts w:hint="eastAsia" w:ascii="宋体" w:hAnsi="宋体" w:eastAsia="宋体" w:cs="宋体"/>
+                <w:sz w:val="21"/>
+                <w:szCs w:val="21"/>
+              </w:rPr>
+              <w:t>- 真机硬件组成：电机、电调、飞控、传感器、遥控器</w:t>
+            </w:r>
+          </w:p>
+          <w:p>
+            <w:pPr>
+              <w:spacing w:before="60" w:after="60"/>
+              <w:rPr>
+                <w:rFonts w:hint="eastAsia" w:ascii="宋体" w:hAnsi="宋体" w:eastAsia="宋体" w:cs="宋体"/>
+                <w:sz w:val="21"/>
+                <w:szCs w:val="21"/>
+              </w:rPr>
+            </w:pPr>
+            <w:r>
+              <w:rPr>
+                <w:rFonts w:hint="eastAsia" w:ascii="宋体" w:hAnsi="宋体" w:eastAsia="宋体" w:cs="宋体"/>
+                <w:sz w:val="21"/>
+                <w:szCs w:val="21"/>
+              </w:rPr>
+              <w:t>- 无人机校准：罗盘校准、陀螺仪校准、电机校准</w:t>
+            </w:r>
+          </w:p>
+          <w:p>
+            <w:pPr>
+              <w:spacing w:before="60" w:after="60"/>
+              <w:rPr>
+                <w:rFonts w:hint="eastAsia" w:ascii="宋体" w:hAnsi="宋体" w:eastAsia="宋体" w:cs="宋体"/>
+                <w:sz w:val="21"/>
+                <w:szCs w:val="21"/>
+              </w:rPr>
+            </w:pPr>
+            <w:r>
+              <w:rPr>
+                <w:rFonts w:hint="eastAsia" w:ascii="宋体" w:hAnsi="宋体" w:eastAsia="宋体" w:cs="宋体"/>
+                <w:sz w:val="21"/>
+                <w:szCs w:val="21"/>
+              </w:rPr>
+              <w:t>- 手动飞行训练：起飞、悬停、降落、航线飞行</w:t>
+            </w:r>
+          </w:p>
+          <w:p>
+            <w:pPr>
+              <w:spacing w:before="60" w:after="60"/>
+              <w:rPr>
+                <w:rFonts w:hint="eastAsia" w:ascii="宋体" w:hAnsi="宋体" w:eastAsia="宋体" w:cs="宋体"/>
+                <w:sz w:val="21"/>
+                <w:szCs w:val="21"/>
+              </w:rPr>
+            </w:pPr>
+            <w:r>
+              <w:rPr>
+                <w:rFonts w:hint="eastAsia" w:ascii="宋体" w:hAnsi="宋体" w:eastAsia="宋体" w:cs="宋体"/>
+                <w:sz w:val="21"/>
+                <w:szCs w:val="21"/>
+              </w:rPr>
+              <w:t>- 单机传感器感知实操：激光雷达/视觉避障数据查看</w:t>
+            </w:r>
+          </w:p>
+          <w:p>
+            <w:pPr>
+              <w:spacing w:before="60" w:after="60"/>
+              <w:rPr>
+                <w:rFonts w:hint="eastAsia" w:ascii="宋体" w:hAnsi="宋体" w:eastAsia="宋体" w:cs="宋体"/>
                 <w:kern w:val="2"/>
                 <w:sz w:val="21"/>
                 <w:szCs w:val="21"/>
@@ -10233,225 +10374,18 @@
             </w:pPr>
             <w:r>
               <w:rPr>
-                <w:rFonts w:hint="eastAsia" w:ascii="宋体" w:hAnsi="宋体" w:cs="宋体"/>
-                <w:kern w:val="2"/>
-                <w:sz w:val="21"/>
-                <w:szCs w:val="21"/>
-                <w:lang w:val="en-US" w:eastAsia="zh-CN" w:bidi="ar-SA"/>
-              </w:rPr>
-              <w:t>第七章：无人机自主控制基础（二）</w:t>
-            </w:r>
-          </w:p>
-          <w:p>
-            <w:pPr>
-              <w:keepNext w:val="0"/>
-              <w:keepLines w:val="0"/>
-              <w:pageBreakBefore w:val="0"/>
-              <w:widowControl/>
-              <w:numPr>
-                <w:ilvl w:val="0"/>
-                <w:numId w:val="0"/>
-              </w:numPr>
-              <w:kinsoku/>
-              <w:wordWrap w:val="0"/>
-              <w:overflowPunct/>
-              <w:topLinePunct w:val="0"/>
-              <w:autoSpaceDE/>
-              <w:autoSpaceDN/>
-              <w:bidi w:val="0"/>
-              <w:adjustRightInd/>
-              <w:snapToGrid/>
-              <w:ind w:left="0" w:leftChars="0" w:firstLine="0" w:firstLineChars="0"/>
-              <w:jc w:val="left"/>
-              <w:textAlignment w:val="auto"/>
-              <w:rPr>
-                <w:rFonts w:hint="eastAsia" w:ascii="宋体" w:hAnsi="宋体" w:cs="宋体"/>
-                <w:kern w:val="2"/>
-                <w:sz w:val="21"/>
-                <w:szCs w:val="21"/>
-                <w:lang w:val="en-US" w:eastAsia="zh-CN" w:bidi="ar-SA"/>
-              </w:rPr>
-            </w:pPr>
-            <w:r>
-              <w:rPr>
-                <w:rFonts w:hint="eastAsia" w:ascii="宋体" w:hAnsi="宋体" w:cs="宋体"/>
-                <w:kern w:val="2"/>
-                <w:sz w:val="21"/>
-                <w:szCs w:val="21"/>
-                <w:lang w:val="en-US" w:eastAsia="zh-CN" w:bidi="ar-SA"/>
-              </w:rPr>
-              <w:t>实验内容：</w:t>
-            </w:r>
-          </w:p>
-          <w:p>
-            <w:pPr>
-              <w:keepNext w:val="0"/>
-              <w:keepLines w:val="0"/>
-              <w:pageBreakBefore w:val="0"/>
-              <w:widowControl/>
-              <w:numPr>
-                <w:ilvl w:val="0"/>
-                <w:numId w:val="0"/>
-              </w:numPr>
-              <w:kinsoku/>
-              <w:wordWrap w:val="0"/>
-              <w:overflowPunct/>
-              <w:topLinePunct w:val="0"/>
-              <w:autoSpaceDE/>
-              <w:autoSpaceDN/>
-              <w:bidi w:val="0"/>
-              <w:adjustRightInd/>
-              <w:snapToGrid/>
-              <w:ind w:left="0" w:leftChars="0" w:firstLine="0" w:firstLineChars="0"/>
-              <w:jc w:val="left"/>
-              <w:textAlignment w:val="auto"/>
-              <w:rPr>
-                <w:rFonts w:hint="eastAsia" w:ascii="宋体" w:hAnsi="宋体" w:cs="宋体"/>
-                <w:kern w:val="2"/>
-                <w:sz w:val="21"/>
-                <w:szCs w:val="21"/>
-                <w:lang w:val="en-US" w:eastAsia="zh-CN" w:bidi="ar-SA"/>
-              </w:rPr>
-            </w:pPr>
-            <w:r>
-              <w:rPr>
-                <w:rFonts w:hint="eastAsia" w:ascii="宋体" w:hAnsi="宋体" w:cs="宋体"/>
-                <w:kern w:val="2"/>
-                <w:sz w:val="21"/>
-                <w:szCs w:val="21"/>
-                <w:lang w:val="en-US" w:eastAsia="zh-CN" w:bidi="ar-SA"/>
-              </w:rPr>
-              <w:t>1. 编写Offboard控制节点，实现无人机起飞、悬停、降落</w:t>
-            </w:r>
-          </w:p>
-          <w:p>
-            <w:pPr>
-              <w:keepNext w:val="0"/>
-              <w:keepLines w:val="0"/>
-              <w:pageBreakBefore w:val="0"/>
-              <w:widowControl/>
-              <w:numPr>
-                <w:ilvl w:val="0"/>
-                <w:numId w:val="0"/>
-              </w:numPr>
-              <w:kinsoku/>
-              <w:wordWrap w:val="0"/>
-              <w:overflowPunct/>
-              <w:topLinePunct w:val="0"/>
-              <w:autoSpaceDE/>
-              <w:autoSpaceDN/>
-              <w:bidi w:val="0"/>
-              <w:adjustRightInd/>
-              <w:snapToGrid/>
-              <w:ind w:left="0" w:leftChars="0" w:firstLine="0" w:firstLineChars="0"/>
-              <w:jc w:val="left"/>
-              <w:textAlignment w:val="auto"/>
-              <w:rPr>
-                <w:rFonts w:hint="eastAsia" w:ascii="宋体" w:hAnsi="宋体" w:cs="宋体"/>
-                <w:kern w:val="2"/>
-                <w:sz w:val="21"/>
-                <w:szCs w:val="21"/>
-                <w:lang w:val="en-US" w:eastAsia="zh-CN" w:bidi="ar-SA"/>
-              </w:rPr>
-            </w:pPr>
-            <w:r>
-              <w:rPr>
-                <w:rFonts w:hint="eastAsia" w:ascii="宋体" w:hAnsi="宋体" w:cs="宋体"/>
-                <w:kern w:val="2"/>
-                <w:sz w:val="21"/>
-                <w:szCs w:val="21"/>
-                <w:lang w:val="en-US" w:eastAsia="zh-CN" w:bidi="ar-SA"/>
-              </w:rPr>
-              <w:t>2. 发布速度指令控制无人机飞往指定坐标</w:t>
-            </w:r>
-          </w:p>
-          <w:p>
-            <w:pPr>
-              <w:keepNext w:val="0"/>
-              <w:keepLines w:val="0"/>
-              <w:pageBreakBefore w:val="0"/>
-              <w:widowControl/>
-              <w:numPr>
-                <w:ilvl w:val="0"/>
-                <w:numId w:val="0"/>
-              </w:numPr>
-              <w:kinsoku/>
-              <w:wordWrap w:val="0"/>
-              <w:overflowPunct/>
-              <w:topLinePunct w:val="0"/>
-              <w:autoSpaceDE/>
-              <w:autoSpaceDN/>
-              <w:bidi w:val="0"/>
-              <w:adjustRightInd/>
-              <w:snapToGrid/>
-              <w:ind w:left="0" w:leftChars="0" w:firstLine="0" w:firstLineChars="0"/>
-              <w:jc w:val="left"/>
-              <w:textAlignment w:val="auto"/>
-              <w:rPr>
-                <w:rFonts w:hint="eastAsia" w:ascii="宋体" w:hAnsi="宋体" w:cs="宋体"/>
-                <w:kern w:val="2"/>
-                <w:sz w:val="21"/>
-                <w:szCs w:val="21"/>
-                <w:lang w:val="en-US" w:eastAsia="zh-CN" w:bidi="ar-SA"/>
-              </w:rPr>
-            </w:pPr>
-            <w:r>
-              <w:rPr>
-                <w:rFonts w:hint="eastAsia" w:ascii="宋体" w:hAnsi="宋体" w:cs="宋体"/>
-                <w:kern w:val="2"/>
-                <w:sz w:val="21"/>
-                <w:szCs w:val="21"/>
-                <w:lang w:val="en-US" w:eastAsia="zh-CN" w:bidi="ar-SA"/>
-              </w:rPr>
-              <w:t>3. 集成避障模块，实现基于传感器的障碍物检测</w:t>
-            </w:r>
-          </w:p>
-          <w:p>
-            <w:pPr>
-              <w:keepNext w:val="0"/>
-              <w:keepLines w:val="0"/>
-              <w:pageBreakBefore w:val="0"/>
-              <w:widowControl/>
-              <w:numPr>
-                <w:ilvl w:val="0"/>
-                <w:numId w:val="0"/>
-              </w:numPr>
-              <w:kinsoku/>
-              <w:wordWrap w:val="0"/>
-              <w:overflowPunct/>
-              <w:topLinePunct w:val="0"/>
-              <w:autoSpaceDE/>
-              <w:autoSpaceDN/>
-              <w:bidi w:val="0"/>
-              <w:adjustRightInd/>
-              <w:snapToGrid/>
-              <w:ind w:left="0" w:leftChars="0" w:firstLine="0" w:firstLineChars="0"/>
-              <w:jc w:val="left"/>
-              <w:textAlignment w:val="auto"/>
-              <w:rPr>
-                <w:rFonts w:hint="eastAsia" w:ascii="宋体" w:hAnsi="宋体" w:cs="宋体"/>
-                <w:kern w:val="2"/>
-                <w:sz w:val="21"/>
-                <w:szCs w:val="21"/>
-                <w:lang w:val="en-US" w:eastAsia="zh-CN" w:bidi="ar-SA"/>
-              </w:rPr>
-            </w:pPr>
-            <w:r>
-              <w:rPr>
-                <w:rFonts w:hint="eastAsia" w:ascii="宋体" w:hAnsi="宋体" w:cs="宋体"/>
-                <w:kern w:val="2"/>
-                <w:sz w:val="21"/>
-                <w:szCs w:val="21"/>
-                <w:lang w:val="en-US" w:eastAsia="zh-CN" w:bidi="ar-SA"/>
-              </w:rPr>
-              <w:t>4. 测试无人机在障碍物环境中的自主避障飞行</w:t>
+                <w:rFonts w:hint="eastAsia" w:ascii="宋体" w:hAnsi="宋体" w:eastAsia="宋体" w:cs="宋体"/>
+                <w:sz w:val="21"/>
+                <w:szCs w:val="21"/>
+              </w:rPr>
+              <w:t>- 【高分挑战项】单机自主避障飞行测试</w:t>
             </w:r>
           </w:p>
         </w:tc>
         <w:tc>
           <w:tcPr>
             <w:tcW w:w="1255" w:type="dxa"/>
-            <w:shd w:val="clear" w:color="auto" w:fill="auto"/>
+            <w:shd w:val="clear" w:color="auto" w:fill="FFFFFF"/>
             <w:noWrap w:val="0"/>
             <w:tcMar>
               <w:left w:w="108" w:type="dxa"/>
@@ -10461,25 +10395,25 @@
           </w:tcPr>
           <w:p>
             <w:pPr>
-              <w:jc w:val="center"/>
-              <w:rPr>
-                <w:rFonts w:ascii="宋体" w:hAnsi="宋体" w:eastAsia="宋体" w:cs="宋体"/>
-                <w:sz w:val="21"/>
-                <w:szCs w:val="21"/>
-              </w:rPr>
-            </w:pPr>
-            <w:r>
-              <w:rPr>
-                <w:rFonts w:ascii="宋体" w:hAnsi="宋体" w:eastAsia="宋体" w:cs="宋体"/>
-                <w:sz w:val="21"/>
-                <w:szCs w:val="21"/>
-              </w:rPr>
-              <w:t>理论1学时</w:t>
-            </w:r>
-          </w:p>
-          <w:p>
-            <w:pPr>
-              <w:jc w:val="center"/>
+              <w:spacing w:before="60" w:after="60"/>
+              <w:rPr>
+                <w:rFonts w:hint="eastAsia" w:ascii="宋体" w:hAnsi="宋体" w:eastAsia="宋体" w:cs="宋体"/>
+                <w:sz w:val="21"/>
+                <w:szCs w:val="21"/>
+              </w:rPr>
+            </w:pPr>
+            <w:r>
+              <w:rPr>
+                <w:rFonts w:hint="eastAsia" w:ascii="宋体" w:hAnsi="宋体" w:eastAsia="宋体" w:cs="宋体"/>
+                <w:sz w:val="21"/>
+                <w:szCs w:val="21"/>
+              </w:rPr>
+              <w:t>理论2学时</w:t>
+            </w:r>
+          </w:p>
+          <w:p>
+            <w:pPr>
+              <w:spacing w:before="60" w:after="60"/>
               <w:rPr>
                 <w:rFonts w:hint="eastAsia" w:ascii="宋体" w:hAnsi="宋体" w:eastAsia="宋体" w:cs="宋体"/>
                 <w:kern w:val="2"/>
@@ -10490,17 +10424,18 @@
             </w:pPr>
             <w:r>
               <w:rPr>
-                <w:rFonts w:ascii="宋体" w:hAnsi="宋体" w:eastAsia="宋体" w:cs="宋体"/>
-                <w:sz w:val="21"/>
-                <w:szCs w:val="21"/>
-              </w:rPr>
-              <w:t>实验1学时</w:t>
+                <w:rFonts w:hint="eastAsia" w:ascii="宋体" w:hAnsi="宋体" w:eastAsia="宋体" w:cs="宋体"/>
+                <w:sz w:val="21"/>
+                <w:szCs w:val="21"/>
+              </w:rPr>
+              <w:t>实验2学时</w:t>
             </w:r>
           </w:p>
         </w:tc>
         <w:tc>
           <w:tcPr>
             <w:tcW w:w="1000" w:type="dxa"/>
+            <w:shd w:val="clear" w:color="auto" w:fill="FFFFFF"/>
             <w:noWrap w:val="0"/>
             <w:tcMar>
               <w:left w:w="108" w:type="dxa"/>
@@ -10510,9 +10445,9 @@
           </w:tcPr>
           <w:p>
             <w:pPr>
-              <w:jc w:val="center"/>
-              <w:rPr>
-                <w:rFonts w:hint="eastAsia" w:ascii="宋体" w:hAnsi="宋体" w:cs="宋体"/>
+              <w:spacing w:before="60" w:after="60"/>
+              <w:rPr>
+                <w:rFonts w:hint="eastAsia" w:ascii="宋体" w:hAnsi="宋体" w:eastAsia="宋体" w:cs="宋体"/>
                 <w:kern w:val="2"/>
                 <w:sz w:val="21"/>
                 <w:szCs w:val="21"/>
@@ -10521,19 +10456,18 @@
             </w:pPr>
             <w:r>
               <w:rPr>
-                <w:rFonts w:hint="eastAsia" w:ascii="宋体" w:hAnsi="宋体" w:cs="宋体"/>
-                <w:kern w:val="2"/>
-                <w:sz w:val="21"/>
-                <w:szCs w:val="21"/>
-                <w:lang w:val="en-US" w:eastAsia="zh-CN" w:bidi="ar-SA"/>
-              </w:rPr>
-              <w:t>实操+调试</w:t>
+                <w:rFonts w:hint="eastAsia" w:ascii="宋体" w:hAnsi="宋体" w:eastAsia="宋体" w:cs="宋体"/>
+                <w:sz w:val="21"/>
+                <w:szCs w:val="21"/>
+              </w:rPr>
+              <w:t>安全培训+实操</w:t>
             </w:r>
           </w:p>
         </w:tc>
         <w:tc>
           <w:tcPr>
             <w:tcW w:w="1682" w:type="dxa"/>
+            <w:shd w:val="clear" w:color="auto" w:fill="FFFFFF"/>
             <w:noWrap w:val="0"/>
             <w:tcMar>
               <w:left w:w="108" w:type="dxa"/>
@@ -10542,11 +10476,23 @@
             <w:vAlign w:val="center"/>
           </w:tcPr>
           <w:p>
-            <w:r>
-              <w:rPr>
-                <w:rFonts w:hint="eastAsia"/>
-              </w:rPr>
-              <w:t>重点培养调试能力，理解仿真验证的工程价值</w:t>
+            <w:pPr>
+              <w:spacing w:before="60" w:after="60"/>
+              <w:rPr>
+                <w:rFonts w:hint="eastAsia" w:ascii="宋体" w:hAnsi="宋体" w:eastAsia="宋体" w:cs="宋体"/>
+                <w:kern w:val="2"/>
+                <w:sz w:val="21"/>
+                <w:szCs w:val="21"/>
+                <w:lang w:val="en-US" w:eastAsia="zh-CN" w:bidi="ar-SA"/>
+              </w:rPr>
+            </w:pPr>
+            <w:r>
+              <w:rPr>
+                <w:rFonts w:hint="eastAsia" w:ascii="宋体" w:hAnsi="宋体" w:eastAsia="宋体" w:cs="宋体"/>
+                <w:sz w:val="21"/>
+                <w:szCs w:val="21"/>
+              </w:rPr>
+              <w:t>培养安全意识，理解真机与仿真的差异；强化规范操作习惯</w:t>
             </w:r>
           </w:p>
         </w:tc>
@@ -10575,6 +10521,7 @@
         <w:tc>
           <w:tcPr>
             <w:tcW w:w="784" w:type="dxa"/>
+            <w:shd w:val="clear" w:color="auto" w:fill="FFFFFF"/>
             <w:noWrap w:val="0"/>
             <w:tcMar>
               <w:left w:w="108" w:type="dxa"/>
@@ -10584,9 +10531,10 @@
           </w:tcPr>
           <w:p>
             <w:pPr>
+              <w:spacing w:before="60" w:after="60"/>
               <w:jc w:val="center"/>
               <w:rPr>
-                <w:rFonts w:hint="default"/>
+                <w:rFonts w:hint="eastAsia" w:ascii="宋体" w:hAnsi="宋体" w:eastAsia="宋体" w:cs="宋体"/>
                 <w:kern w:val="2"/>
                 <w:sz w:val="21"/>
                 <w:szCs w:val="21"/>
@@ -10595,19 +10543,18 @@
             </w:pPr>
             <w:r>
               <w:rPr>
-                <w:rFonts w:hint="eastAsia"/>
-                <w:kern w:val="2"/>
-                <w:sz w:val="21"/>
-                <w:szCs w:val="24"/>
-                <w:lang w:val="en-US" w:eastAsia="zh-CN" w:bidi="ar-SA"/>
-              </w:rPr>
-              <w:t>15</w:t>
+                <w:rFonts w:hint="eastAsia" w:ascii="宋体" w:hAnsi="宋体" w:eastAsia="宋体" w:cs="宋体"/>
+                <w:sz w:val="21"/>
+                <w:szCs w:val="21"/>
+              </w:rPr>
+              <w:t>14</w:t>
             </w:r>
           </w:p>
         </w:tc>
         <w:tc>
           <w:tcPr>
             <w:tcW w:w="3801" w:type="dxa"/>
+            <w:shd w:val="clear" w:color="auto" w:fill="FFFFFF"/>
             <w:noWrap w:val="0"/>
             <w:tcMar>
               <w:left w:w="108" w:type="dxa"/>
@@ -10617,9 +10564,153 @@
           </w:tcPr>
           <w:p>
             <w:pPr>
-              <w:jc w:val="both"/>
-              <w:rPr>
-                <w:rFonts w:hint="eastAsia" w:ascii="宋体" w:hAnsi="宋体" w:cs="宋体"/>
+              <w:spacing w:before="60" w:after="60"/>
+              <w:rPr>
+                <w:rFonts w:hint="eastAsia" w:ascii="宋体" w:hAnsi="宋体" w:eastAsia="宋体" w:cs="宋体"/>
+                <w:sz w:val="21"/>
+                <w:szCs w:val="21"/>
+              </w:rPr>
+            </w:pPr>
+            <w:r>
+              <w:rPr>
+                <w:rFonts w:hint="eastAsia" w:ascii="宋体" w:hAnsi="宋体" w:eastAsia="宋体" w:cs="宋体"/>
+                <w:sz w:val="21"/>
+                <w:szCs w:val="21"/>
+              </w:rPr>
+              <w:t>多机集群真机操控与任务执行</w:t>
+            </w:r>
+          </w:p>
+          <w:p>
+            <w:pPr>
+              <w:spacing w:before="60" w:after="60"/>
+              <w:rPr>
+                <w:rFonts w:hint="eastAsia" w:ascii="宋体" w:hAnsi="宋体" w:eastAsia="宋体" w:cs="宋体"/>
+                <w:sz w:val="21"/>
+                <w:szCs w:val="21"/>
+              </w:rPr>
+            </w:pPr>
+            <w:r>
+              <w:rPr>
+                <w:rFonts w:hint="eastAsia" w:ascii="宋体" w:hAnsi="宋体" w:eastAsia="宋体" w:cs="宋体"/>
+                <w:sz w:val="21"/>
+                <w:szCs w:val="21"/>
+              </w:rPr>
+              <w:t>- 问题引入：如何在真机上实现集群协同控制？</w:t>
+            </w:r>
+          </w:p>
+          <w:p>
+            <w:pPr>
+              <w:spacing w:before="60" w:after="60"/>
+              <w:rPr>
+                <w:rFonts w:hint="eastAsia" w:ascii="宋体" w:hAnsi="宋体" w:eastAsia="宋体" w:cs="宋体"/>
+                <w:sz w:val="21"/>
+                <w:szCs w:val="21"/>
+              </w:rPr>
+            </w:pPr>
+            <w:r>
+              <w:rPr>
+                <w:rFonts w:hint="eastAsia" w:ascii="宋体" w:hAnsi="宋体" w:eastAsia="宋体" w:cs="宋体"/>
+                <w:sz w:val="21"/>
+                <w:szCs w:val="21"/>
+              </w:rPr>
+              <w:t>- 多机通信配置：地面站多无人机连接</w:t>
+            </w:r>
+          </w:p>
+          <w:p>
+            <w:pPr>
+              <w:spacing w:before="60" w:after="60"/>
+              <w:rPr>
+                <w:rFonts w:hint="eastAsia" w:ascii="宋体" w:hAnsi="宋体" w:eastAsia="宋体" w:cs="宋体"/>
+                <w:sz w:val="21"/>
+                <w:szCs w:val="21"/>
+              </w:rPr>
+            </w:pPr>
+            <w:r>
+              <w:rPr>
+                <w:rFonts w:hint="eastAsia" w:ascii="宋体" w:hAnsi="宋体" w:eastAsia="宋体" w:cs="宋体"/>
+                <w:sz w:val="21"/>
+                <w:szCs w:val="21"/>
+              </w:rPr>
+              <w:t>- 集群编队飞行：直线、圆形、跟随队形切换</w:t>
+            </w:r>
+          </w:p>
+          <w:p>
+            <w:pPr>
+              <w:spacing w:before="60" w:after="60"/>
+              <w:rPr>
+                <w:rFonts w:hint="eastAsia" w:ascii="宋体" w:hAnsi="宋体" w:eastAsia="宋体" w:cs="宋体"/>
+                <w:sz w:val="21"/>
+                <w:szCs w:val="21"/>
+              </w:rPr>
+            </w:pPr>
+            <w:r>
+              <w:rPr>
+                <w:rFonts w:hint="eastAsia" w:ascii="宋体" w:hAnsi="宋体" w:eastAsia="宋体" w:cs="宋体"/>
+                <w:sz w:val="21"/>
+                <w:szCs w:val="21"/>
+              </w:rPr>
+              <w:t>- 集群避障实操：真实环境中的避障响应</w:t>
+            </w:r>
+          </w:p>
+          <w:p>
+            <w:pPr>
+              <w:spacing w:before="60" w:after="60"/>
+              <w:rPr>
+                <w:rFonts w:hint="eastAsia" w:ascii="宋体" w:hAnsi="宋体" w:eastAsia="宋体" w:cs="宋体"/>
+                <w:sz w:val="21"/>
+                <w:szCs w:val="21"/>
+              </w:rPr>
+            </w:pPr>
+            <w:r>
+              <w:rPr>
+                <w:rFonts w:hint="eastAsia" w:ascii="宋体" w:hAnsi="宋体" w:eastAsia="宋体" w:cs="宋体"/>
+                <w:sz w:val="21"/>
+                <w:szCs w:val="21"/>
+              </w:rPr>
+              <w:t>- 航点任务执行：多无人机航线规划与同步起飞</w:t>
+            </w:r>
+          </w:p>
+          <w:p>
+            <w:pPr>
+              <w:spacing w:before="60" w:after="60"/>
+              <w:rPr>
+                <w:rFonts w:hint="eastAsia" w:ascii="宋体" w:hAnsi="宋体" w:eastAsia="宋体" w:cs="宋体"/>
+                <w:sz w:val="21"/>
+                <w:szCs w:val="21"/>
+              </w:rPr>
+            </w:pPr>
+            <w:r>
+              <w:rPr>
+                <w:rFonts w:hint="eastAsia" w:ascii="宋体" w:hAnsi="宋体" w:eastAsia="宋体" w:cs="宋体"/>
+                <w:sz w:val="21"/>
+                <w:szCs w:val="21"/>
+              </w:rPr>
+              <w:t>- 实时监控：多无人机状态监控与应急处置</w:t>
+            </w:r>
+          </w:p>
+          <w:p>
+            <w:pPr>
+              <w:spacing w:before="60" w:after="60"/>
+              <w:rPr>
+                <w:rFonts w:hint="eastAsia" w:ascii="宋体" w:hAnsi="宋体" w:eastAsia="宋体" w:cs="宋体"/>
+                <w:sz w:val="21"/>
+                <w:szCs w:val="21"/>
+              </w:rPr>
+            </w:pPr>
+            <w:r>
+              <w:rPr>
+                <w:rFonts w:hint="eastAsia" w:ascii="宋体" w:hAnsi="宋体" w:eastAsia="宋体" w:cs="宋体"/>
+                <w:sz w:val="21"/>
+                <w:szCs w:val="21"/>
+              </w:rPr>
+              <w:t>- 【高分挑战项】集群编队自主避障飞行</w:t>
+            </w:r>
+          </w:p>
+          <w:p>
+            <w:pPr>
+              <w:spacing w:before="60" w:after="60"/>
+              <w:rPr>
+                <w:rFonts w:hint="eastAsia" w:ascii="宋体" w:hAnsi="宋体" w:eastAsia="宋体" w:cs="宋体"/>
                 <w:kern w:val="2"/>
                 <w:sz w:val="21"/>
                 <w:szCs w:val="21"/>
@@ -10628,108 +10719,18 @@
             </w:pPr>
             <w:r>
               <w:rPr>
-                <w:rFonts w:hint="eastAsia" w:ascii="宋体" w:hAnsi="宋体" w:cs="宋体"/>
-                <w:kern w:val="2"/>
-                <w:sz w:val="21"/>
-                <w:szCs w:val="21"/>
-                <w:lang w:val="en-US" w:eastAsia="zh-CN" w:bidi="ar-SA"/>
-              </w:rPr>
-              <w:t>第八章：综合项目与产业应用（一）</w:t>
-            </w:r>
-          </w:p>
-          <w:p>
-            <w:pPr>
-              <w:jc w:val="both"/>
-              <w:rPr>
-                <w:rFonts w:hint="eastAsia" w:ascii="宋体" w:hAnsi="宋体" w:cs="宋体"/>
-                <w:kern w:val="2"/>
-                <w:sz w:val="21"/>
-                <w:szCs w:val="21"/>
-                <w:lang w:val="en-US" w:eastAsia="zh-CN" w:bidi="ar-SA"/>
-              </w:rPr>
-            </w:pPr>
-            <w:r>
-              <w:rPr>
-                <w:rFonts w:hint="eastAsia" w:ascii="宋体" w:hAnsi="宋体" w:cs="宋体"/>
-                <w:kern w:val="2"/>
-                <w:sz w:val="21"/>
-                <w:szCs w:val="21"/>
-                <w:lang w:val="en-US" w:eastAsia="zh-CN" w:bidi="ar-SA"/>
-              </w:rPr>
-              <w:t>1. 项目整合：构建完整的无人机自主避障系统</w:t>
-            </w:r>
-          </w:p>
-          <w:p>
-            <w:pPr>
-              <w:jc w:val="both"/>
-              <w:rPr>
-                <w:rFonts w:hint="eastAsia" w:ascii="宋体" w:hAnsi="宋体" w:cs="宋体"/>
-                <w:kern w:val="2"/>
-                <w:sz w:val="21"/>
-                <w:szCs w:val="21"/>
-                <w:lang w:val="en-US" w:eastAsia="zh-CN" w:bidi="ar-SA"/>
-              </w:rPr>
-            </w:pPr>
-            <w:r>
-              <w:rPr>
-                <w:rFonts w:hint="eastAsia" w:ascii="宋体" w:hAnsi="宋体" w:cs="宋体"/>
-                <w:kern w:val="2"/>
-                <w:sz w:val="21"/>
-                <w:szCs w:val="21"/>
-                <w:lang w:val="en-US" w:eastAsia="zh-CN" w:bidi="ar-SA"/>
-              </w:rPr>
-              <w:t>2. 场景设计：模拟英特航空巡检/物流场景</w:t>
-            </w:r>
-          </w:p>
-          <w:p>
-            <w:pPr>
-              <w:jc w:val="both"/>
-              <w:rPr>
-                <w:rFonts w:hint="eastAsia" w:ascii="宋体" w:hAnsi="宋体" w:cs="宋体"/>
-                <w:kern w:val="2"/>
-                <w:sz w:val="21"/>
-                <w:szCs w:val="21"/>
-                <w:lang w:val="en-US" w:eastAsia="zh-CN" w:bidi="ar-SA"/>
-              </w:rPr>
-            </w:pPr>
-            <w:r>
-              <w:rPr>
-                <w:rFonts w:hint="eastAsia" w:ascii="宋体" w:hAnsi="宋体" w:cs="宋体"/>
-                <w:kern w:val="2"/>
-                <w:sz w:val="21"/>
-                <w:szCs w:val="21"/>
-                <w:lang w:val="en-US" w:eastAsia="zh-CN" w:bidi="ar-SA"/>
-              </w:rPr>
-              <w:t>3. 性能优化：控制精度、响应速度、稳定性调优</w:t>
-            </w:r>
-          </w:p>
-          <w:p>
-            <w:pPr>
-              <w:jc w:val="both"/>
-              <w:rPr>
-                <w:rFonts w:hint="eastAsia" w:ascii="宋体" w:hAnsi="宋体" w:cs="宋体"/>
-                <w:kern w:val="2"/>
-                <w:sz w:val="21"/>
-                <w:szCs w:val="21"/>
-                <w:lang w:val="en-US" w:eastAsia="zh-CN" w:bidi="ar-SA"/>
-              </w:rPr>
-            </w:pPr>
-            <w:r>
-              <w:rPr>
-                <w:rFonts w:hint="eastAsia" w:ascii="宋体" w:hAnsi="宋体" w:cs="宋体"/>
-                <w:kern w:val="2"/>
-                <w:sz w:val="21"/>
-                <w:szCs w:val="21"/>
-                <w:lang w:val="en-US" w:eastAsia="zh-CN" w:bidi="ar-SA"/>
-              </w:rPr>
-              <w:t>4. Sim2Real思考：仿真与实飞的差距分析</w:t>
+                <w:rFonts w:hint="eastAsia" w:ascii="宋体" w:hAnsi="宋体" w:eastAsia="宋体" w:cs="宋体"/>
+                <w:sz w:val="21"/>
+                <w:szCs w:val="21"/>
+              </w:rPr>
+              <w:t>- 【高分挑战项】多机协同任务执行</w:t>
             </w:r>
           </w:p>
         </w:tc>
         <w:tc>
           <w:tcPr>
             <w:tcW w:w="1255" w:type="dxa"/>
-            <w:shd w:val="clear" w:color="auto" w:fill="auto"/>
+            <w:shd w:val="clear" w:color="auto" w:fill="FFFFFF"/>
             <w:noWrap w:val="0"/>
             <w:tcMar>
               <w:left w:w="108" w:type="dxa"/>
@@ -10739,25 +10740,25 @@
           </w:tcPr>
           <w:p>
             <w:pPr>
-              <w:jc w:val="center"/>
-              <w:rPr>
-                <w:rFonts w:ascii="宋体" w:hAnsi="宋体" w:eastAsia="宋体" w:cs="宋体"/>
-                <w:sz w:val="21"/>
-                <w:szCs w:val="21"/>
-              </w:rPr>
-            </w:pPr>
-            <w:r>
-              <w:rPr>
-                <w:rFonts w:ascii="宋体" w:hAnsi="宋体" w:eastAsia="宋体" w:cs="宋体"/>
-                <w:sz w:val="21"/>
-                <w:szCs w:val="21"/>
-              </w:rPr>
-              <w:t>理论1学时</w:t>
-            </w:r>
-          </w:p>
-          <w:p>
-            <w:pPr>
-              <w:jc w:val="center"/>
+              <w:spacing w:before="60" w:after="60"/>
+              <w:rPr>
+                <w:rFonts w:hint="eastAsia" w:ascii="宋体" w:hAnsi="宋体" w:eastAsia="宋体" w:cs="宋体"/>
+                <w:sz w:val="21"/>
+                <w:szCs w:val="21"/>
+              </w:rPr>
+            </w:pPr>
+            <w:r>
+              <w:rPr>
+                <w:rFonts w:hint="eastAsia" w:ascii="宋体" w:hAnsi="宋体" w:eastAsia="宋体" w:cs="宋体"/>
+                <w:sz w:val="21"/>
+                <w:szCs w:val="21"/>
+              </w:rPr>
+              <w:t>理论2学时</w:t>
+            </w:r>
+          </w:p>
+          <w:p>
+            <w:pPr>
+              <w:spacing w:before="60" w:after="60"/>
               <w:rPr>
                 <w:rFonts w:hint="eastAsia" w:ascii="宋体" w:hAnsi="宋体" w:eastAsia="宋体" w:cs="宋体"/>
                 <w:kern w:val="2"/>
@@ -10768,17 +10769,18 @@
             </w:pPr>
             <w:r>
               <w:rPr>
-                <w:rFonts w:ascii="宋体" w:hAnsi="宋体" w:eastAsia="宋体" w:cs="宋体"/>
-                <w:sz w:val="21"/>
-                <w:szCs w:val="21"/>
-              </w:rPr>
-              <w:t>实验1学时</w:t>
+                <w:rFonts w:hint="eastAsia" w:ascii="宋体" w:hAnsi="宋体" w:eastAsia="宋体" w:cs="宋体"/>
+                <w:sz w:val="21"/>
+                <w:szCs w:val="21"/>
+              </w:rPr>
+              <w:t>实验2学时</w:t>
             </w:r>
           </w:p>
         </w:tc>
         <w:tc>
           <w:tcPr>
             <w:tcW w:w="1000" w:type="dxa"/>
+            <w:shd w:val="clear" w:color="auto" w:fill="FFFFFF"/>
             <w:noWrap w:val="0"/>
             <w:tcMar>
               <w:left w:w="108" w:type="dxa"/>
@@ -10788,9 +10790,9 @@
           </w:tcPr>
           <w:p>
             <w:pPr>
-              <w:jc w:val="center"/>
-              <w:rPr>
-                <w:rFonts w:hint="eastAsia" w:ascii="宋体" w:hAnsi="宋体" w:cs="宋体"/>
+              <w:spacing w:before="60" w:after="60"/>
+              <w:rPr>
+                <w:rFonts w:hint="eastAsia" w:ascii="宋体" w:hAnsi="宋体" w:eastAsia="宋体" w:cs="宋体"/>
                 <w:kern w:val="2"/>
                 <w:sz w:val="21"/>
                 <w:szCs w:val="21"/>
@@ -10799,15 +10801,18 @@
             </w:pPr>
             <w:r>
               <w:rPr>
-                <w:rFonts w:hint="eastAsia"/>
-              </w:rPr>
-              <w:t>项目研讨</w:t>
+                <w:rFonts w:hint="eastAsia" w:ascii="宋体" w:hAnsi="宋体" w:eastAsia="宋体" w:cs="宋体"/>
+                <w:sz w:val="21"/>
+                <w:szCs w:val="21"/>
+              </w:rPr>
+              <w:t>集群实操</w:t>
             </w:r>
           </w:p>
         </w:tc>
         <w:tc>
           <w:tcPr>
             <w:tcW w:w="1682" w:type="dxa"/>
+            <w:shd w:val="clear" w:color="auto" w:fill="FFFFFF"/>
             <w:noWrap w:val="0"/>
             <w:tcMar>
               <w:left w:w="108" w:type="dxa"/>
@@ -10817,9 +10822,9 @@
           </w:tcPr>
           <w:p>
             <w:pPr>
-              <w:jc w:val="both"/>
-              <w:rPr>
-                <w:rFonts w:hint="eastAsia" w:ascii="宋体" w:hAnsi="宋体" w:cs="宋体"/>
+              <w:spacing w:before="60" w:after="60"/>
+              <w:rPr>
+                <w:rFonts w:hint="eastAsia" w:ascii="宋体" w:hAnsi="宋体" w:eastAsia="宋体" w:cs="宋体"/>
                 <w:kern w:val="2"/>
                 <w:sz w:val="21"/>
                 <w:szCs w:val="21"/>
@@ -10828,13 +10833,11 @@
             </w:pPr>
             <w:r>
               <w:rPr>
-                <w:rFonts w:hint="eastAsia" w:ascii="宋体" w:hAnsi="宋体" w:cs="宋体"/>
-                <w:kern w:val="2"/>
-                <w:sz w:val="21"/>
-                <w:szCs w:val="21"/>
-                <w:lang w:val="en-US" w:eastAsia="zh-CN" w:bidi="ar-SA"/>
-              </w:rPr>
-              <w:t>引导关注技术安全与产业落地的挑战</w:t>
+                <w:rFonts w:hint="eastAsia" w:ascii="宋体" w:hAnsi="宋体" w:eastAsia="宋体" w:cs="宋体"/>
+                <w:sz w:val="21"/>
+                <w:szCs w:val="21"/>
+              </w:rPr>
+              <w:t>培养团队协作能力，理解集群系统协同原理；锻炼复杂任务项目管理能力</w:t>
             </w:r>
           </w:p>
         </w:tc>
@@ -10863,6 +10866,7 @@
         <w:tc>
           <w:tcPr>
             <w:tcW w:w="784" w:type="dxa"/>
+            <w:shd w:val="clear" w:color="auto" w:fill="FFFFFF"/>
             <w:noWrap w:val="0"/>
             <w:tcMar>
               <w:left w:w="108" w:type="dxa"/>
@@ -10872,30 +10876,31 @@
           </w:tcPr>
           <w:p>
             <w:pPr>
+              <w:spacing w:before="60" w:after="60"/>
               <w:jc w:val="center"/>
               <w:rPr>
-                <w:rFonts w:hint="default"/>
+                <w:rFonts w:hint="eastAsia" w:ascii="宋体" w:hAnsi="宋体" w:eastAsia="宋体" w:cs="宋体"/>
                 <w:kern w:val="2"/>
                 <w:sz w:val="21"/>
                 <w:szCs w:val="21"/>
                 <w:lang w:val="en-US" w:eastAsia="zh-CN" w:bidi="ar-SA"/>
               </w:rPr>
             </w:pPr>
-            <w:r>
-              <w:rPr>
-                <w:rFonts w:hint="eastAsia"/>
-                <w:kern w:val="2"/>
-                <w:sz w:val="21"/>
-                <w:szCs w:val="24"/>
-                <w:lang w:val="en-US" w:eastAsia="zh-CN" w:bidi="ar-SA"/>
-              </w:rPr>
-              <w:t>16</w:t>
+            <w:bookmarkStart w:id="2" w:name="_GoBack" w:colFirst="0" w:colLast="4"/>
+            <w:r>
+              <w:rPr>
+                <w:rFonts w:hint="eastAsia" w:ascii="宋体" w:hAnsi="宋体" w:eastAsia="宋体" w:cs="宋体"/>
+                <w:sz w:val="21"/>
+                <w:szCs w:val="21"/>
+              </w:rPr>
+              <w:t>15</w:t>
             </w:r>
           </w:p>
         </w:tc>
         <w:tc>
           <w:tcPr>
             <w:tcW w:w="3801" w:type="dxa"/>
+            <w:shd w:val="clear" w:color="auto" w:fill="FFFFFF"/>
             <w:noWrap w:val="0"/>
             <w:tcMar>
               <w:left w:w="108" w:type="dxa"/>
@@ -10905,9 +10910,135 @@
           </w:tcPr>
           <w:p>
             <w:pPr>
-              <w:jc w:val="both"/>
-              <w:rPr>
-                <w:rFonts w:hint="eastAsia" w:ascii="宋体" w:hAnsi="宋体" w:cs="宋体"/>
+              <w:spacing w:before="60" w:after="60"/>
+              <w:rPr>
+                <w:rFonts w:hint="eastAsia" w:ascii="宋体" w:hAnsi="宋体" w:eastAsia="宋体" w:cs="宋体"/>
+                <w:sz w:val="21"/>
+                <w:szCs w:val="21"/>
+              </w:rPr>
+            </w:pPr>
+            <w:r>
+              <w:rPr>
+                <w:rFonts w:hint="eastAsia" w:ascii="宋体" w:hAnsi="宋体" w:eastAsia="宋体" w:cs="宋体"/>
+                <w:sz w:val="21"/>
+                <w:szCs w:val="21"/>
+              </w:rPr>
+              <w:t>综合项目实战（一）——项目规划与部署</w:t>
+            </w:r>
+          </w:p>
+          <w:p>
+            <w:pPr>
+              <w:spacing w:before="60" w:after="60"/>
+              <w:rPr>
+                <w:rFonts w:hint="eastAsia" w:ascii="宋体" w:hAnsi="宋体" w:eastAsia="宋体" w:cs="宋体"/>
+                <w:sz w:val="21"/>
+                <w:szCs w:val="21"/>
+              </w:rPr>
+            </w:pPr>
+            <w:r>
+              <w:rPr>
+                <w:rFonts w:hint="eastAsia" w:ascii="宋体" w:hAnsi="宋体" w:eastAsia="宋体" w:cs="宋体"/>
+                <w:sz w:val="21"/>
+                <w:szCs w:val="21"/>
+              </w:rPr>
+              <w:t>- 问题引入：如何将算法融入实际业务场景？</w:t>
+            </w:r>
+          </w:p>
+          <w:p>
+            <w:pPr>
+              <w:spacing w:before="60" w:after="60"/>
+              <w:rPr>
+                <w:rFonts w:hint="eastAsia" w:ascii="宋体" w:hAnsi="宋体" w:eastAsia="宋体" w:cs="宋体"/>
+                <w:sz w:val="21"/>
+                <w:szCs w:val="21"/>
+              </w:rPr>
+            </w:pPr>
+            <w:r>
+              <w:rPr>
+                <w:rFonts w:hint="eastAsia" w:ascii="宋体" w:hAnsi="宋体" w:eastAsia="宋体" w:cs="宋体"/>
+                <w:sz w:val="21"/>
+                <w:szCs w:val="21"/>
+              </w:rPr>
+              <w:t>- 小组分工：飞手、通信、监控、应急各司其职</w:t>
+            </w:r>
+          </w:p>
+          <w:p>
+            <w:pPr>
+              <w:spacing w:before="60" w:after="60"/>
+              <w:rPr>
+                <w:rFonts w:hint="eastAsia" w:ascii="宋体" w:hAnsi="宋体" w:eastAsia="宋体" w:cs="宋体"/>
+                <w:sz w:val="21"/>
+                <w:szCs w:val="21"/>
+              </w:rPr>
+            </w:pPr>
+            <w:r>
+              <w:rPr>
+                <w:rFonts w:hint="eastAsia" w:ascii="宋体" w:hAnsi="宋体" w:eastAsia="宋体" w:cs="宋体"/>
+                <w:sz w:val="21"/>
+                <w:szCs w:val="21"/>
+              </w:rPr>
+              <w:t>- 场景设计：机场巡检、物流吊运、集群表演等业务场景</w:t>
+            </w:r>
+          </w:p>
+          <w:p>
+            <w:pPr>
+              <w:spacing w:before="60" w:after="60"/>
+              <w:rPr>
+                <w:rFonts w:hint="eastAsia" w:ascii="宋体" w:hAnsi="宋体" w:eastAsia="宋体" w:cs="宋体"/>
+                <w:sz w:val="21"/>
+                <w:szCs w:val="21"/>
+              </w:rPr>
+            </w:pPr>
+            <w:r>
+              <w:rPr>
+                <w:rFonts w:hint="eastAsia" w:ascii="宋体" w:hAnsi="宋体" w:eastAsia="宋体" w:cs="宋体"/>
+                <w:sz w:val="21"/>
+                <w:szCs w:val="21"/>
+              </w:rPr>
+              <w:t>- 算法融合实践：定位+规划+避障+控制全流程集成</w:t>
+            </w:r>
+          </w:p>
+          <w:p>
+            <w:pPr>
+              <w:spacing w:before="60" w:after="60"/>
+              <w:rPr>
+                <w:rFonts w:hint="eastAsia" w:ascii="宋体" w:hAnsi="宋体" w:eastAsia="宋体" w:cs="宋体"/>
+                <w:sz w:val="21"/>
+                <w:szCs w:val="21"/>
+              </w:rPr>
+            </w:pPr>
+            <w:r>
+              <w:rPr>
+                <w:rFonts w:hint="eastAsia" w:ascii="宋体" w:hAnsi="宋体" w:eastAsia="宋体" w:cs="宋体"/>
+                <w:sz w:val="21"/>
+                <w:szCs w:val="21"/>
+              </w:rPr>
+              <w:t>- 真机调试：参数优化、飞行动作调整</w:t>
+            </w:r>
+          </w:p>
+          <w:p>
+            <w:pPr>
+              <w:spacing w:before="60" w:after="60"/>
+              <w:rPr>
+                <w:rFonts w:hint="eastAsia" w:ascii="宋体" w:hAnsi="宋体" w:eastAsia="宋体" w:cs="宋体"/>
+                <w:sz w:val="21"/>
+                <w:szCs w:val="21"/>
+              </w:rPr>
+            </w:pPr>
+            <w:r>
+              <w:rPr>
+                <w:rFonts w:hint="eastAsia" w:ascii="宋体" w:hAnsi="宋体" w:eastAsia="宋体" w:cs="宋体"/>
+                <w:sz w:val="21"/>
+                <w:szCs w:val="21"/>
+              </w:rPr>
+              <w:t>- 项目方案撰写：技术路线、实施步骤、应急预案</w:t>
+            </w:r>
+          </w:p>
+          <w:p>
+            <w:pPr>
+              <w:spacing w:before="60" w:after="60"/>
+              <w:rPr>
+                <w:rFonts w:hint="eastAsia" w:ascii="宋体" w:hAnsi="宋体" w:eastAsia="宋体" w:cs="宋体"/>
                 <w:kern w:val="2"/>
                 <w:sz w:val="21"/>
                 <w:szCs w:val="21"/>
@@ -10916,129 +11047,18 @@
             </w:pPr>
             <w:r>
               <w:rPr>
-                <w:rFonts w:hint="eastAsia" w:ascii="宋体" w:hAnsi="宋体" w:cs="宋体"/>
-                <w:kern w:val="2"/>
-                <w:sz w:val="21"/>
-                <w:szCs w:val="21"/>
-                <w:lang w:val="en-US" w:eastAsia="zh-CN" w:bidi="ar-SA"/>
-              </w:rPr>
-              <w:t>第八章：综合项目与产业应用（二）</w:t>
-            </w:r>
-          </w:p>
-          <w:p>
-            <w:pPr>
-              <w:jc w:val="both"/>
-              <w:rPr>
-                <w:rFonts w:hint="eastAsia" w:ascii="宋体" w:hAnsi="宋体" w:cs="宋体"/>
-                <w:kern w:val="2"/>
-                <w:sz w:val="21"/>
-                <w:szCs w:val="21"/>
-                <w:lang w:val="en-US" w:eastAsia="zh-CN" w:bidi="ar-SA"/>
-              </w:rPr>
-            </w:pPr>
-            <w:r>
-              <w:rPr>
-                <w:rFonts w:hint="eastAsia" w:ascii="宋体" w:hAnsi="宋体" w:cs="宋体"/>
-                <w:kern w:val="2"/>
-                <w:sz w:val="21"/>
-                <w:szCs w:val="21"/>
-                <w:lang w:val="en-US" w:eastAsia="zh-CN" w:bidi="ar-SA"/>
-              </w:rPr>
-              <w:t>期末作品路演：</w:t>
-            </w:r>
-          </w:p>
-          <w:p>
-            <w:pPr>
-              <w:jc w:val="both"/>
-              <w:rPr>
-                <w:rFonts w:hint="eastAsia" w:ascii="宋体" w:hAnsi="宋体" w:cs="宋体"/>
-                <w:kern w:val="2"/>
-                <w:sz w:val="21"/>
-                <w:szCs w:val="21"/>
-                <w:lang w:val="en-US" w:eastAsia="zh-CN" w:bidi="ar-SA"/>
-              </w:rPr>
-            </w:pPr>
-            <w:r>
-              <w:rPr>
-                <w:rFonts w:hint="eastAsia" w:ascii="宋体" w:hAnsi="宋体" w:cs="宋体"/>
-                <w:kern w:val="2"/>
-                <w:sz w:val="21"/>
-                <w:szCs w:val="21"/>
-                <w:lang w:val="en-US" w:eastAsia="zh-CN" w:bidi="ar-SA"/>
-              </w:rPr>
-              <w:t>1. 形式：模拟向甲方企业（英特航空)技术团队汇报</w:t>
-            </w:r>
-          </w:p>
-          <w:p>
-            <w:pPr>
-              <w:jc w:val="both"/>
-              <w:rPr>
-                <w:rFonts w:hint="eastAsia" w:ascii="宋体" w:hAnsi="宋体" w:cs="宋体"/>
-                <w:kern w:val="2"/>
-                <w:sz w:val="21"/>
-                <w:szCs w:val="21"/>
-                <w:lang w:val="en-US" w:eastAsia="zh-CN" w:bidi="ar-SA"/>
-              </w:rPr>
-            </w:pPr>
-            <w:r>
-              <w:rPr>
-                <w:rFonts w:hint="eastAsia" w:ascii="宋体" w:hAnsi="宋体" w:cs="宋体"/>
-                <w:kern w:val="2"/>
-                <w:sz w:val="21"/>
-                <w:szCs w:val="21"/>
-                <w:lang w:val="en-US" w:eastAsia="zh-CN" w:bidi="ar-SA"/>
-              </w:rPr>
-              <w:t>2. 演示内容：无人机自主避障飞行仿真演示</w:t>
-            </w:r>
-          </w:p>
-          <w:p>
-            <w:pPr>
-              <w:jc w:val="both"/>
-              <w:rPr>
-                <w:rFonts w:hint="eastAsia" w:ascii="宋体" w:hAnsi="宋体" w:cs="宋体"/>
-                <w:kern w:val="2"/>
-                <w:sz w:val="21"/>
-                <w:szCs w:val="21"/>
-                <w:lang w:val="en-US" w:eastAsia="zh-CN" w:bidi="ar-SA"/>
-              </w:rPr>
-            </w:pPr>
-            <w:r>
-              <w:rPr>
-                <w:rFonts w:hint="eastAsia" w:ascii="宋体" w:hAnsi="宋体" w:cs="宋体"/>
-                <w:kern w:val="2"/>
-                <w:sz w:val="21"/>
-                <w:szCs w:val="21"/>
-                <w:lang w:val="en-US" w:eastAsia="zh-CN" w:bidi="ar-SA"/>
-              </w:rPr>
-              <w:t>3. 汇报内容：技术方案PPT（系统架构、关键参数、调试过程、产业应用思考）</w:t>
-            </w:r>
-          </w:p>
-          <w:p>
-            <w:pPr>
-              <w:jc w:val="both"/>
-              <w:rPr>
-                <w:rFonts w:hint="eastAsia" w:ascii="宋体" w:hAnsi="宋体" w:cs="宋体"/>
-                <w:kern w:val="2"/>
-                <w:sz w:val="21"/>
-                <w:szCs w:val="21"/>
-                <w:lang w:val="en-US" w:eastAsia="zh-CN" w:bidi="ar-SA"/>
-              </w:rPr>
-            </w:pPr>
-            <w:r>
-              <w:rPr>
-                <w:rFonts w:hint="eastAsia" w:ascii="宋体" w:hAnsi="宋体" w:cs="宋体"/>
-                <w:kern w:val="2"/>
-                <w:sz w:val="21"/>
-                <w:szCs w:val="21"/>
-                <w:lang w:val="en-US" w:eastAsia="zh-CN" w:bidi="ar-SA"/>
-              </w:rPr>
-              <w:t>4. 作品演示交流：技术问答与改进建议</w:t>
+                <w:rFonts w:hint="eastAsia" w:ascii="宋体" w:hAnsi="宋体" w:eastAsia="宋体" w:cs="宋体"/>
+                <w:sz w:val="21"/>
+                <w:szCs w:val="21"/>
+              </w:rPr>
+              <w:t>- 【高分挑战项】设计完整业务场景解决方案</w:t>
             </w:r>
           </w:p>
         </w:tc>
         <w:tc>
           <w:tcPr>
             <w:tcW w:w="1255" w:type="dxa"/>
+            <w:shd w:val="clear" w:color="auto" w:fill="FFFFFF"/>
             <w:noWrap w:val="0"/>
             <w:tcMar>
               <w:left w:w="108" w:type="dxa"/>
@@ -11048,9 +11068,27 @@
           </w:tcPr>
           <w:p>
             <w:pPr>
-              <w:jc w:val="center"/>
-              <w:rPr>
-                <w:rFonts w:hint="eastAsia" w:ascii="宋体" w:hAnsi="宋体" w:cs="宋体"/>
+              <w:spacing w:before="60" w:after="60"/>
+              <w:rPr>
+                <w:rFonts w:hint="eastAsia" w:ascii="宋体" w:hAnsi="宋体" w:eastAsia="宋体" w:cs="宋体"/>
+                <w:sz w:val="21"/>
+                <w:szCs w:val="21"/>
+              </w:rPr>
+            </w:pPr>
+            <w:r>
+              <w:rPr>
+                <w:rFonts w:hint="eastAsia" w:ascii="宋体" w:hAnsi="宋体" w:eastAsia="宋体" w:cs="宋体"/>
+                <w:sz w:val="21"/>
+                <w:szCs w:val="21"/>
+              </w:rPr>
+              <w:t>理论2学时</w:t>
+            </w:r>
+          </w:p>
+          <w:p>
+            <w:pPr>
+              <w:spacing w:before="60" w:after="60"/>
+              <w:rPr>
+                <w:rFonts w:hint="eastAsia" w:ascii="宋体" w:hAnsi="宋体" w:eastAsia="宋体" w:cs="宋体"/>
                 <w:kern w:val="2"/>
                 <w:sz w:val="21"/>
                 <w:szCs w:val="21"/>
@@ -11059,31 +11097,18 @@
             </w:pPr>
             <w:r>
               <w:rPr>
-                <w:rFonts w:hint="eastAsia" w:ascii="宋体" w:hAnsi="宋体" w:cs="宋体"/>
-                <w:bCs/>
-                <w:kern w:val="2"/>
-                <w:sz w:val="21"/>
-                <w:szCs w:val="21"/>
-                <w:lang w:val="en-US" w:eastAsia="zh-CN" w:bidi="ar-SA"/>
-              </w:rPr>
-              <w:t>实验</w:t>
-            </w:r>
-            <w:r>
-              <w:rPr>
-                <w:rFonts w:hint="eastAsia" w:ascii="宋体" w:hAnsi="宋体" w:eastAsia="宋体" w:cs="宋体"/>
-                <w:bCs/>
-                <w:kern w:val="2"/>
-                <w:sz w:val="21"/>
-                <w:szCs w:val="21"/>
-                <w:lang w:val="en-US" w:eastAsia="zh-CN" w:bidi="ar-SA"/>
-              </w:rPr>
-              <w:t>2学时</w:t>
+                <w:rFonts w:hint="eastAsia" w:ascii="宋体" w:hAnsi="宋体" w:eastAsia="宋体" w:cs="宋体"/>
+                <w:sz w:val="21"/>
+                <w:szCs w:val="21"/>
+              </w:rPr>
+              <w:t>实验2学时</w:t>
             </w:r>
           </w:p>
         </w:tc>
         <w:tc>
           <w:tcPr>
             <w:tcW w:w="1000" w:type="dxa"/>
+            <w:shd w:val="clear" w:color="auto" w:fill="FFFFFF"/>
             <w:noWrap w:val="0"/>
             <w:tcMar>
               <w:left w:w="108" w:type="dxa"/>
@@ -11093,9 +11118,9 @@
           </w:tcPr>
           <w:p>
             <w:pPr>
-              <w:jc w:val="center"/>
-              <w:rPr>
-                <w:rFonts w:hint="eastAsia" w:ascii="宋体" w:hAnsi="宋体" w:cs="宋体"/>
+              <w:spacing w:before="60" w:after="60"/>
+              <w:rPr>
+                <w:rFonts w:hint="eastAsia" w:ascii="宋体" w:hAnsi="宋体" w:eastAsia="宋体" w:cs="宋体"/>
                 <w:kern w:val="2"/>
                 <w:sz w:val="21"/>
                 <w:szCs w:val="21"/>
@@ -11104,15 +11129,18 @@
             </w:pPr>
             <w:r>
               <w:rPr>
-                <w:rFonts w:hint="eastAsia"/>
-              </w:rPr>
-              <w:t>项目研讨</w:t>
+                <w:rFonts w:hint="eastAsia" w:ascii="宋体" w:hAnsi="宋体" w:eastAsia="宋体" w:cs="宋体"/>
+                <w:sz w:val="21"/>
+                <w:szCs w:val="21"/>
+              </w:rPr>
+              <w:t>项目实战</w:t>
             </w:r>
           </w:p>
         </w:tc>
         <w:tc>
           <w:tcPr>
             <w:tcW w:w="1682" w:type="dxa"/>
+            <w:shd w:val="clear" w:color="auto" w:fill="FFFFFF"/>
             <w:noWrap w:val="0"/>
             <w:tcMar>
               <w:left w:w="108" w:type="dxa"/>
@@ -11122,9 +11150,9 @@
           </w:tcPr>
           <w:p>
             <w:pPr>
-              <w:jc w:val="both"/>
-              <w:rPr>
-                <w:rFonts w:hint="eastAsia" w:ascii="宋体" w:hAnsi="宋体" w:cs="宋体"/>
+              <w:spacing w:before="60" w:after="60"/>
+              <w:rPr>
+                <w:rFonts w:hint="eastAsia" w:ascii="宋体" w:hAnsi="宋体" w:eastAsia="宋体" w:cs="宋体"/>
                 <w:kern w:val="2"/>
                 <w:sz w:val="21"/>
                 <w:szCs w:val="21"/>
@@ -11134,13 +11162,315 @@
             <w:r>
               <w:rPr>
                 <w:rFonts w:hint="eastAsia" w:ascii="宋体" w:hAnsi="宋体" w:eastAsia="宋体" w:cs="宋体"/>
-                <w:bCs/>
+                <w:sz w:val="21"/>
+                <w:szCs w:val="21"/>
+              </w:rPr>
+              <w:t>培养综合项目管理能力，理解企业实际需求；激发创新思维与工程实践能力</w:t>
+            </w:r>
+          </w:p>
+        </w:tc>
+      </w:tr>
+      <w:bookmarkEnd w:id="2"/>
+      <w:tr>
+        <w:tblPrEx>
+          <w:tblBorders>
+            <w:top w:val="single" w:color="auto" w:sz="4" w:space="0"/>
+            <w:left w:val="single" w:color="auto" w:sz="4" w:space="0"/>
+            <w:bottom w:val="single" w:color="auto" w:sz="4" w:space="0"/>
+            <w:right w:val="single" w:color="auto" w:sz="4" w:space="0"/>
+            <w:insideH w:val="single" w:color="auto" w:sz="4" w:space="0"/>
+            <w:insideV w:val="single" w:color="auto" w:sz="4" w:space="0"/>
+          </w:tblBorders>
+          <w:tblCellMar>
+            <w:top w:w="0" w:type="dxa"/>
+            <w:left w:w="108" w:type="dxa"/>
+            <w:bottom w:w="0" w:type="dxa"/>
+            <w:right w:w="108" w:type="dxa"/>
+          </w:tblCellMar>
+        </w:tblPrEx>
+        <w:trPr>
+          <w:trHeight w:val="846" w:hRule="atLeast"/>
+          <w:jc w:val="center"/>
+        </w:trPr>
+        <w:tc>
+          <w:tcPr>
+            <w:tcW w:w="784" w:type="dxa"/>
+            <w:noWrap w:val="0"/>
+            <w:tcMar>
+              <w:left w:w="108" w:type="dxa"/>
+              <w:right w:w="108" w:type="dxa"/>
+            </w:tcMar>
+            <w:vAlign w:val="center"/>
+          </w:tcPr>
+          <w:p>
+            <w:pPr>
+              <w:spacing w:before="60" w:after="60"/>
+              <w:jc w:val="center"/>
+              <w:rPr>
+                <w:rFonts w:hint="eastAsia" w:ascii="宋体" w:hAnsi="宋体" w:eastAsia="宋体" w:cs="宋体"/>
                 <w:kern w:val="2"/>
                 <w:sz w:val="21"/>
                 <w:szCs w:val="21"/>
                 <w:lang w:val="en-US" w:eastAsia="zh-CN" w:bidi="ar-SA"/>
               </w:rPr>
-              <w:t>锻炼工程表达能力，培养跨学科沟通素</w:t>
+            </w:pPr>
+            <w:r>
+              <w:rPr>
+                <w:rFonts w:hint="eastAsia" w:ascii="宋体" w:hAnsi="宋体" w:eastAsia="宋体" w:cs="宋体"/>
+                <w:sz w:val="21"/>
+                <w:szCs w:val="21"/>
+              </w:rPr>
+              <w:t>16</w:t>
+            </w:r>
+          </w:p>
+        </w:tc>
+        <w:tc>
+          <w:tcPr>
+            <w:tcW w:w="3801" w:type="dxa"/>
+            <w:noWrap w:val="0"/>
+            <w:tcMar>
+              <w:left w:w="108" w:type="dxa"/>
+              <w:right w:w="108" w:type="dxa"/>
+            </w:tcMar>
+            <w:vAlign w:val="center"/>
+          </w:tcPr>
+          <w:p>
+            <w:pPr>
+              <w:spacing w:before="60" w:after="60"/>
+              <w:rPr>
+                <w:rFonts w:hint="eastAsia" w:ascii="宋体" w:hAnsi="宋体" w:eastAsia="宋体" w:cs="宋体"/>
+                <w:sz w:val="21"/>
+                <w:szCs w:val="21"/>
+              </w:rPr>
+            </w:pPr>
+            <w:r>
+              <w:rPr>
+                <w:rFonts w:hint="eastAsia" w:ascii="宋体" w:hAnsi="宋体" w:eastAsia="宋体" w:cs="宋体"/>
+                <w:sz w:val="21"/>
+                <w:szCs w:val="21"/>
+              </w:rPr>
+              <w:t>综合项目实战（二）——成果展示与汇报</w:t>
+            </w:r>
+          </w:p>
+          <w:p>
+            <w:pPr>
+              <w:spacing w:before="60" w:after="60"/>
+              <w:rPr>
+                <w:rFonts w:hint="eastAsia" w:ascii="宋体" w:hAnsi="宋体" w:eastAsia="宋体" w:cs="宋体"/>
+                <w:sz w:val="21"/>
+                <w:szCs w:val="21"/>
+              </w:rPr>
+            </w:pPr>
+            <w:r>
+              <w:rPr>
+                <w:rFonts w:hint="eastAsia" w:ascii="宋体" w:hAnsi="宋体" w:eastAsia="宋体" w:cs="宋体"/>
+                <w:sz w:val="21"/>
+                <w:szCs w:val="21"/>
+              </w:rPr>
+              <w:t>- 问题引入：如何向甲方有效展示技术成果？</w:t>
+            </w:r>
+          </w:p>
+          <w:p>
+            <w:pPr>
+              <w:spacing w:before="60" w:after="60"/>
+              <w:rPr>
+                <w:rFonts w:hint="eastAsia" w:ascii="宋体" w:hAnsi="宋体" w:eastAsia="宋体" w:cs="宋体"/>
+                <w:sz w:val="21"/>
+                <w:szCs w:val="21"/>
+              </w:rPr>
+            </w:pPr>
+            <w:r>
+              <w:rPr>
+                <w:rFonts w:hint="eastAsia" w:ascii="宋体" w:hAnsi="宋体" w:eastAsia="宋体" w:cs="宋体"/>
+                <w:sz w:val="21"/>
+                <w:szCs w:val="21"/>
+              </w:rPr>
+              <w:t>- 项目成果展示：真机飞行演示或仿真演示</w:t>
+            </w:r>
+          </w:p>
+          <w:p>
+            <w:pPr>
+              <w:spacing w:before="60" w:after="60"/>
+              <w:rPr>
+                <w:rFonts w:hint="eastAsia" w:ascii="宋体" w:hAnsi="宋体" w:eastAsia="宋体" w:cs="宋体"/>
+                <w:sz w:val="21"/>
+                <w:szCs w:val="21"/>
+              </w:rPr>
+            </w:pPr>
+            <w:r>
+              <w:rPr>
+                <w:rFonts w:hint="eastAsia" w:ascii="宋体" w:hAnsi="宋体" w:eastAsia="宋体" w:cs="宋体"/>
+                <w:sz w:val="21"/>
+                <w:szCs w:val="21"/>
+              </w:rPr>
+              <w:t>- 技术汇报：系统架构、算法实现、调试过程、问题解决</w:t>
+            </w:r>
+          </w:p>
+          <w:p>
+            <w:pPr>
+              <w:spacing w:before="60" w:after="60"/>
+              <w:rPr>
+                <w:rFonts w:hint="eastAsia" w:ascii="宋体" w:hAnsi="宋体" w:eastAsia="宋体" w:cs="宋体"/>
+                <w:sz w:val="21"/>
+                <w:szCs w:val="21"/>
+              </w:rPr>
+            </w:pPr>
+            <w:r>
+              <w:rPr>
+                <w:rFonts w:hint="eastAsia" w:ascii="宋体" w:hAnsi="宋体" w:eastAsia="宋体" w:cs="宋体"/>
+                <w:sz w:val="21"/>
+                <w:szCs w:val="21"/>
+              </w:rPr>
+              <w:t>- 方案答辩：技术问答与改进建议</w:t>
+            </w:r>
+          </w:p>
+          <w:p>
+            <w:pPr>
+              <w:spacing w:before="60" w:after="60"/>
+              <w:rPr>
+                <w:rFonts w:hint="eastAsia" w:ascii="宋体" w:hAnsi="宋体" w:eastAsia="宋体" w:cs="宋体"/>
+                <w:sz w:val="21"/>
+                <w:szCs w:val="21"/>
+              </w:rPr>
+            </w:pPr>
+            <w:r>
+              <w:rPr>
+                <w:rFonts w:hint="eastAsia" w:ascii="宋体" w:hAnsi="宋体" w:eastAsia="宋体" w:cs="宋体"/>
+                <w:sz w:val="21"/>
+                <w:szCs w:val="21"/>
+              </w:rPr>
+              <w:t>- 课程总结：仿真到真机的技术迁移感悟</w:t>
+            </w:r>
+          </w:p>
+          <w:p>
+            <w:pPr>
+              <w:spacing w:before="60" w:after="60"/>
+              <w:rPr>
+                <w:rFonts w:hint="eastAsia" w:ascii="宋体" w:hAnsi="宋体" w:eastAsia="宋体" w:cs="宋体"/>
+                <w:sz w:val="21"/>
+                <w:szCs w:val="21"/>
+              </w:rPr>
+            </w:pPr>
+            <w:r>
+              <w:rPr>
+                <w:rFonts w:hint="eastAsia" w:ascii="宋体" w:hAnsi="宋体" w:eastAsia="宋体" w:cs="宋体"/>
+                <w:sz w:val="21"/>
+                <w:szCs w:val="21"/>
+              </w:rPr>
+              <w:t>- 期末作品路演：模拟向甲方企业技术团队汇报</w:t>
+            </w:r>
+          </w:p>
+          <w:p>
+            <w:pPr>
+              <w:spacing w:before="60" w:after="60"/>
+              <w:rPr>
+                <w:rFonts w:hint="eastAsia" w:ascii="宋体" w:hAnsi="宋体" w:eastAsia="宋体" w:cs="宋体"/>
+                <w:kern w:val="2"/>
+                <w:sz w:val="21"/>
+                <w:szCs w:val="21"/>
+                <w:lang w:val="en-US" w:eastAsia="zh-CN" w:bidi="ar-SA"/>
+              </w:rPr>
+            </w:pPr>
+            <w:r>
+              <w:rPr>
+                <w:rFonts w:hint="eastAsia" w:ascii="宋体" w:hAnsi="宋体" w:eastAsia="宋体" w:cs="宋体"/>
+                <w:sz w:val="21"/>
+                <w:szCs w:val="21"/>
+              </w:rPr>
+              <w:t>- 小组互评与经验分享</w:t>
+            </w:r>
+          </w:p>
+        </w:tc>
+        <w:tc>
+          <w:tcPr>
+            <w:tcW w:w="1255" w:type="dxa"/>
+            <w:noWrap w:val="0"/>
+            <w:tcMar>
+              <w:left w:w="108" w:type="dxa"/>
+              <w:right w:w="108" w:type="dxa"/>
+            </w:tcMar>
+            <w:vAlign w:val="center"/>
+          </w:tcPr>
+          <w:p>
+            <w:pPr>
+              <w:spacing w:before="60" w:after="60"/>
+              <w:rPr>
+                <w:rFonts w:hint="eastAsia" w:ascii="宋体" w:hAnsi="宋体" w:eastAsia="宋体" w:cs="宋体"/>
+                <w:kern w:val="2"/>
+                <w:sz w:val="21"/>
+                <w:szCs w:val="21"/>
+                <w:lang w:val="en-US" w:eastAsia="zh-CN" w:bidi="ar-SA"/>
+              </w:rPr>
+            </w:pPr>
+            <w:r>
+              <w:rPr>
+                <w:rFonts w:hint="eastAsia" w:ascii="宋体" w:hAnsi="宋体" w:eastAsia="宋体" w:cs="宋体"/>
+                <w:sz w:val="21"/>
+                <w:szCs w:val="21"/>
+              </w:rPr>
+              <w:t>实验4学时</w:t>
+            </w:r>
+          </w:p>
+        </w:tc>
+        <w:tc>
+          <w:tcPr>
+            <w:tcW w:w="1000" w:type="dxa"/>
+            <w:noWrap w:val="0"/>
+            <w:tcMar>
+              <w:left w:w="108" w:type="dxa"/>
+              <w:right w:w="108" w:type="dxa"/>
+            </w:tcMar>
+            <w:vAlign w:val="center"/>
+          </w:tcPr>
+          <w:p>
+            <w:pPr>
+              <w:spacing w:before="60" w:after="60"/>
+              <w:rPr>
+                <w:rFonts w:hint="eastAsia" w:ascii="宋体" w:hAnsi="宋体" w:eastAsia="宋体" w:cs="宋体"/>
+                <w:kern w:val="2"/>
+                <w:sz w:val="21"/>
+                <w:szCs w:val="21"/>
+                <w:lang w:val="en-US" w:eastAsia="zh-CN" w:bidi="ar-SA"/>
+              </w:rPr>
+            </w:pPr>
+            <w:r>
+              <w:rPr>
+                <w:rFonts w:hint="eastAsia" w:ascii="宋体" w:hAnsi="宋体" w:eastAsia="宋体" w:cs="宋体"/>
+                <w:sz w:val="21"/>
+                <w:szCs w:val="21"/>
+              </w:rPr>
+              <w:t>项目研讨+展示</w:t>
+            </w:r>
+          </w:p>
+        </w:tc>
+        <w:tc>
+          <w:tcPr>
+            <w:tcW w:w="1682" w:type="dxa"/>
+            <w:noWrap w:val="0"/>
+            <w:tcMar>
+              <w:left w:w="108" w:type="dxa"/>
+              <w:right w:w="108" w:type="dxa"/>
+            </w:tcMar>
+            <w:vAlign w:val="center"/>
+          </w:tcPr>
+          <w:p>
+            <w:pPr>
+              <w:spacing w:before="60" w:after="60"/>
+              <w:rPr>
+                <w:rFonts w:hint="eastAsia" w:ascii="宋体" w:hAnsi="宋体" w:eastAsia="宋体" w:cs="宋体"/>
+                <w:kern w:val="2"/>
+                <w:sz w:val="21"/>
+                <w:szCs w:val="21"/>
+                <w:lang w:val="en-US" w:eastAsia="zh-CN" w:bidi="ar-SA"/>
+              </w:rPr>
+            </w:pPr>
+            <w:r>
+              <w:rPr>
+                <w:rFonts w:hint="eastAsia" w:ascii="宋体" w:hAnsi="宋体" w:eastAsia="宋体" w:cs="宋体"/>
+                <w:sz w:val="21"/>
+                <w:szCs w:val="21"/>
+              </w:rPr>
+              <w:t>锻炼工程表达能力与跨学科沟通素养；培养持续学习与自我提升意识，关注低空经济产业发展</w:t>
             </w:r>
           </w:p>
         </w:tc>
@@ -12482,19 +12812,7 @@
           <w:szCs w:val="21"/>
           <w:lang w:val="zh-CN"/>
         </w:rPr>
-        <w:t>SLAM建图：</w:t>
-      </w:r>
-      <w:bookmarkStart w:id="2" w:name="_GoBack"/>
-      <w:bookmarkEnd w:id="2"/>
-      <w:r>
-        <w:rPr>
-          <w:rFonts w:hint="eastAsia" w:ascii="宋体" w:hAnsi="宋体" w:eastAsia="宋体" w:cs="宋体"/>
-          <w:bCs/>
-          <w:sz w:val="21"/>
-          <w:szCs w:val="21"/>
-          <w:lang w:val="zh-CN"/>
-        </w:rPr>
-        <w:t>SLAM Toolbox原理与使用</w:t>
+        <w:t>SLAM建图：SLAM Toolbox原理与使用</w:t>
       </w:r>
     </w:p>
     <w:p>

--- a/飞行智能控制仿真与场景实践（产业）2026 教学大纲.docx
+++ b/飞行智能控制仿真与场景实践（产业）2026 教学大纲.docx
@@ -644,6 +644,7 @@
             <w:insideH w:val="none" w:color="auto" w:sz="0" w:space="0"/>
             <w:insideV w:val="none" w:color="auto" w:sz="0" w:space="0"/>
           </w:tblBorders>
+          <w:shd w:val="clear" w:color="auto" w:fill="C6C3C6"/>
           <w:tblCellMar>
             <w:top w:w="0" w:type="dxa"/>
             <w:left w:w="0" w:type="dxa"/>
@@ -738,6 +739,7 @@
             <w:insideH w:val="none" w:color="auto" w:sz="0" w:space="0"/>
             <w:insideV w:val="none" w:color="auto" w:sz="0" w:space="0"/>
           </w:tblBorders>
+          <w:shd w:val="clear" w:color="auto" w:fill="C6C3C6"/>
           <w:tblCellMar>
             <w:top w:w="0" w:type="dxa"/>
             <w:left w:w="0" w:type="dxa"/>
@@ -832,6 +834,7 @@
             <w:insideH w:val="none" w:color="auto" w:sz="0" w:space="0"/>
             <w:insideV w:val="none" w:color="auto" w:sz="0" w:space="0"/>
           </w:tblBorders>
+          <w:shd w:val="clear" w:color="auto" w:fill="C6C3C6"/>
           <w:tblCellMar>
             <w:top w:w="0" w:type="dxa"/>
             <w:left w:w="0" w:type="dxa"/>
@@ -954,6 +957,7 @@
             <w:insideH w:val="none" w:color="auto" w:sz="0" w:space="0"/>
             <w:insideV w:val="none" w:color="auto" w:sz="0" w:space="0"/>
           </w:tblBorders>
+          <w:shd w:val="clear" w:color="auto" w:fill="C6C3C6"/>
           <w:tblCellMar>
             <w:top w:w="0" w:type="dxa"/>
             <w:left w:w="0" w:type="dxa"/>
@@ -1063,6 +1067,7 @@
             <w:insideH w:val="none" w:color="auto" w:sz="0" w:space="0"/>
             <w:insideV w:val="none" w:color="auto" w:sz="0" w:space="0"/>
           </w:tblBorders>
+          <w:shd w:val="clear" w:color="auto" w:fill="C6C3C6"/>
           <w:tblCellMar>
             <w:top w:w="0" w:type="dxa"/>
             <w:left w:w="0" w:type="dxa"/>
@@ -1157,6 +1162,7 @@
             <w:insideH w:val="none" w:color="auto" w:sz="0" w:space="0"/>
             <w:insideV w:val="none" w:color="auto" w:sz="0" w:space="0"/>
           </w:tblBorders>
+          <w:shd w:val="clear" w:color="auto" w:fill="C6C3C6"/>
           <w:tblCellMar>
             <w:top w:w="0" w:type="dxa"/>
             <w:left w:w="0" w:type="dxa"/>
@@ -1450,6 +1456,7 @@
             <w:insideH w:val="none" w:color="auto" w:sz="0" w:space="0"/>
             <w:insideV w:val="none" w:color="auto" w:sz="0" w:space="0"/>
           </w:tblBorders>
+          <w:shd w:val="clear" w:color="auto" w:fill="C6C3C6"/>
           <w:tblCellMar>
             <w:top w:w="0" w:type="dxa"/>
             <w:left w:w="0" w:type="dxa"/>
@@ -1553,6 +1560,7 @@
             <w:insideH w:val="none" w:color="auto" w:sz="0" w:space="0"/>
             <w:insideV w:val="none" w:color="auto" w:sz="0" w:space="0"/>
           </w:tblBorders>
+          <w:shd w:val="clear" w:color="auto" w:fill="C6C3C6"/>
           <w:tblCellMar>
             <w:top w:w="0" w:type="dxa"/>
             <w:left w:w="0" w:type="dxa"/>
@@ -1633,6 +1641,7 @@
             <w:insideH w:val="none" w:color="auto" w:sz="0" w:space="0"/>
             <w:insideV w:val="none" w:color="auto" w:sz="0" w:space="0"/>
           </w:tblBorders>
+          <w:shd w:val="clear" w:color="auto" w:fill="C6C3C6"/>
           <w:tblCellMar>
             <w:top w:w="0" w:type="dxa"/>
             <w:left w:w="0" w:type="dxa"/>
@@ -1722,6 +1731,7 @@
             <w:insideH w:val="none" w:color="auto" w:sz="0" w:space="0"/>
             <w:insideV w:val="none" w:color="auto" w:sz="0" w:space="0"/>
           </w:tblBorders>
+          <w:shd w:val="clear" w:color="auto" w:fill="C6C3C6"/>
           <w:tblCellMar>
             <w:top w:w="0" w:type="dxa"/>
             <w:left w:w="0" w:type="dxa"/>
@@ -2056,6 +2066,7 @@
             <w:insideH w:val="none" w:color="auto" w:sz="0" w:space="0"/>
             <w:insideV w:val="none" w:color="auto" w:sz="0" w:space="0"/>
           </w:tblBorders>
+          <w:shd w:val="clear" w:color="auto" w:fill="C6C3C6"/>
           <w:tblCellMar>
             <w:top w:w="0" w:type="dxa"/>
             <w:left w:w="0" w:type="dxa"/>
@@ -3020,12 +3031,6 @@
             <w:insideH w:val="single" w:color="auto" w:sz="4" w:space="0"/>
             <w:insideV w:val="single" w:color="auto" w:sz="4" w:space="0"/>
           </w:tblBorders>
-          <w:tblCellMar>
-            <w:top w:w="0" w:type="dxa"/>
-            <w:left w:w="108" w:type="dxa"/>
-            <w:bottom w:w="0" w:type="dxa"/>
-            <w:right w:w="108" w:type="dxa"/>
-          </w:tblCellMar>
         </w:tblPrEx>
         <w:tc>
           <w:tcPr>
@@ -3481,6 +3486,7 @@
             <w:insideH w:val="none" w:color="auto" w:sz="0" w:space="0"/>
             <w:insideV w:val="none" w:color="auto" w:sz="0" w:space="0"/>
           </w:tblBorders>
+          <w:shd w:val="clear" w:color="auto" w:fill="C6C3C6"/>
           <w:tblCellMar>
             <w:top w:w="0" w:type="dxa"/>
             <w:left w:w="0" w:type="dxa"/>
@@ -4082,6 +4088,7 @@
             <w:insideH w:val="none" w:color="auto" w:sz="0" w:space="0"/>
             <w:insideV w:val="none" w:color="auto" w:sz="0" w:space="0"/>
           </w:tblBorders>
+          <w:shd w:val="clear" w:color="auto" w:fill="C6C3C6"/>
           <w:tblCellMar>
             <w:top w:w="0" w:type="dxa"/>
             <w:left w:w="0" w:type="dxa"/>
@@ -7591,7 +7598,7 @@
               <w:spacing w:before="60" w:after="60"/>
               <w:jc w:val="center"/>
               <w:rPr>
-                <w:rFonts w:hint="eastAsia" w:ascii="宋体" w:hAnsi="宋体" w:eastAsia="宋体" w:cs="宋体"/>
+                <w:rFonts w:hint="default" w:ascii="宋体" w:hAnsi="宋体" w:eastAsia="宋体" w:cs="宋体"/>
                 <w:kern w:val="2"/>
                 <w:sz w:val="21"/>
                 <w:szCs w:val="21"/>
@@ -7600,9 +7607,11 @@
             </w:pPr>
             <w:r>
               <w:rPr>
-                <w:rFonts w:hint="eastAsia" w:ascii="宋体" w:hAnsi="宋体" w:eastAsia="宋体" w:cs="宋体"/>
-                <w:sz w:val="21"/>
-                <w:szCs w:val="21"/>
+                <w:rFonts w:hint="eastAsia" w:ascii="宋体" w:hAnsi="宋体" w:cs="宋体"/>
+                <w:kern w:val="2"/>
+                <w:sz w:val="21"/>
+                <w:szCs w:val="21"/>
+                <w:lang w:val="en-US" w:eastAsia="zh-CN" w:bidi="ar-SA"/>
               </w:rPr>
               <w:t>5</w:t>
             </w:r>
@@ -7634,133 +7643,132 @@
                 <w:sz w:val="21"/>
                 <w:szCs w:val="21"/>
               </w:rPr>
-              <w:t>第五章：PX4飞控系统架构</w:t>
-            </w:r>
-          </w:p>
-          <w:p>
-            <w:pPr>
-              <w:spacing w:before="60" w:after="60"/>
-              <w:rPr>
-                <w:rFonts w:hint="eastAsia" w:ascii="宋体" w:hAnsi="宋体" w:eastAsia="宋体" w:cs="宋体"/>
-                <w:sz w:val="21"/>
-                <w:szCs w:val="21"/>
-              </w:rPr>
-            </w:pPr>
-            <w:r>
-              <w:rPr>
-                <w:rFonts w:hint="eastAsia" w:ascii="宋体" w:hAnsi="宋体" w:eastAsia="宋体" w:cs="宋体"/>
-                <w:sz w:val="21"/>
-                <w:szCs w:val="21"/>
-              </w:rPr>
-              <w:t>- 从小车到无人机：技术迁移的思考</w:t>
-            </w:r>
-          </w:p>
-          <w:p>
-            <w:pPr>
-              <w:spacing w:before="60" w:after="60"/>
-              <w:rPr>
-                <w:rFonts w:hint="eastAsia" w:ascii="宋体" w:hAnsi="宋体" w:eastAsia="宋体" w:cs="宋体"/>
-                <w:sz w:val="21"/>
-                <w:szCs w:val="21"/>
-              </w:rPr>
-            </w:pPr>
-            <w:r>
-              <w:rPr>
-                <w:rFonts w:hint="eastAsia" w:ascii="宋体" w:hAnsi="宋体" w:eastAsia="宋体" w:cs="宋体"/>
-                <w:sz w:val="21"/>
-                <w:szCs w:val="21"/>
-              </w:rPr>
-              <w:t>- 飞控系统：PX4架构概览（传感器→估计器→控制器→混控器）</w:t>
-            </w:r>
-          </w:p>
-          <w:p>
-            <w:pPr>
-              <w:spacing w:before="60" w:after="60"/>
-              <w:rPr>
-                <w:rFonts w:hint="eastAsia" w:ascii="宋体" w:hAnsi="宋体" w:eastAsia="宋体" w:cs="宋体"/>
-                <w:sz w:val="21"/>
-                <w:szCs w:val="21"/>
-              </w:rPr>
-            </w:pPr>
-            <w:r>
-              <w:rPr>
-                <w:rFonts w:hint="eastAsia" w:ascii="宋体" w:hAnsi="宋体" w:eastAsia="宋体" w:cs="宋体"/>
-                <w:sz w:val="21"/>
-                <w:szCs w:val="21"/>
-              </w:rPr>
-              <w:t>- 软件分工：PX4（飞控/姿态稳定）与ROS2（任务/业务逻辑）</w:t>
-            </w:r>
-          </w:p>
-          <w:p>
-            <w:pPr>
-              <w:spacing w:before="60" w:after="60"/>
-              <w:rPr>
-                <w:rFonts w:hint="eastAsia" w:ascii="宋体" w:hAnsi="宋体" w:eastAsia="宋体" w:cs="宋体"/>
-                <w:sz w:val="21"/>
-                <w:szCs w:val="21"/>
-              </w:rPr>
-            </w:pPr>
-            <w:r>
-              <w:rPr>
-                <w:rFonts w:hint="eastAsia" w:ascii="宋体" w:hAnsi="宋体" w:eastAsia="宋体" w:cs="宋体"/>
-                <w:sz w:val="21"/>
-                <w:szCs w:val="21"/>
-              </w:rPr>
-              <w:t>- 通信桥接：MicroXRCE-DDS中间件原理</w:t>
-            </w:r>
-          </w:p>
-          <w:p>
-            <w:pPr>
-              <w:spacing w:before="60" w:after="60"/>
-              <w:rPr>
-                <w:rFonts w:hint="eastAsia" w:ascii="宋体" w:hAnsi="宋体" w:eastAsia="宋体" w:cs="宋体"/>
-                <w:sz w:val="21"/>
-                <w:szCs w:val="21"/>
-              </w:rPr>
-            </w:pPr>
-            <w:r>
-              <w:rPr>
-                <w:rFonts w:hint="eastAsia" w:ascii="宋体" w:hAnsi="宋体" w:eastAsia="宋体" w:cs="宋体"/>
-                <w:sz w:val="21"/>
-                <w:szCs w:val="21"/>
-              </w:rPr>
-              <w:t>- 编译并启动PX4 SITL仿真（Gazebo Harmonic）</w:t>
-            </w:r>
-          </w:p>
-          <w:p>
-            <w:pPr>
-              <w:spacing w:before="60" w:after="60"/>
-              <w:rPr>
-                <w:rFonts w:hint="eastAsia" w:ascii="宋体" w:hAnsi="宋体" w:eastAsia="宋体" w:cs="宋体"/>
-                <w:sz w:val="21"/>
-                <w:szCs w:val="21"/>
-              </w:rPr>
-            </w:pPr>
-            <w:r>
-              <w:rPr>
-                <w:rFonts w:hint="eastAsia" w:ascii="宋体" w:hAnsi="宋体" w:eastAsia="宋体" w:cs="宋体"/>
-                <w:sz w:val="21"/>
-                <w:szCs w:val="21"/>
-              </w:rPr>
-              <w:t>- 配置MicroXRCE-DDS Agent，桥接PX4与ROS2</w:t>
-            </w:r>
-          </w:p>
-          <w:p>
-            <w:pPr>
-              <w:spacing w:before="60" w:after="60"/>
-              <w:rPr>
-                <w:rFonts w:hint="eastAsia" w:ascii="宋体" w:hAnsi="宋体" w:eastAsia="宋体" w:cs="宋体"/>
-                <w:sz w:val="21"/>
-                <w:szCs w:val="21"/>
-              </w:rPr>
-            </w:pPr>
-            <w:r>
-              <w:rPr>
-                <w:rFonts w:hint="eastAsia" w:ascii="宋体" w:hAnsi="宋体" w:eastAsia="宋体" w:cs="宋体"/>
-                <w:sz w:val="21"/>
-                <w:szCs w:val="21"/>
-              </w:rPr>
-              <w:t>- 使用 ros2 topic list 查看PX4发布的话题</w:t>
+              <w:t>第</w:t>
+            </w:r>
+            <w:r>
+              <w:rPr>
+                <w:rFonts w:hint="eastAsia" w:ascii="宋体" w:hAnsi="宋体" w:cs="宋体"/>
+                <w:sz w:val="21"/>
+                <w:szCs w:val="21"/>
+                <w:lang w:val="en-US" w:eastAsia="zh-CN"/>
+              </w:rPr>
+              <w:t>五</w:t>
+            </w:r>
+            <w:r>
+              <w:rPr>
+                <w:rFonts w:hint="eastAsia" w:ascii="宋体" w:hAnsi="宋体" w:eastAsia="宋体" w:cs="宋体"/>
+                <w:sz w:val="21"/>
+                <w:szCs w:val="21"/>
+              </w:rPr>
+              <w:t>章：地面站与任务规划</w:t>
+            </w:r>
+          </w:p>
+          <w:p>
+            <w:pPr>
+              <w:spacing w:before="60" w:after="60"/>
+              <w:rPr>
+                <w:rFonts w:hint="eastAsia" w:ascii="宋体" w:hAnsi="宋体" w:eastAsia="宋体" w:cs="宋体"/>
+                <w:sz w:val="21"/>
+                <w:szCs w:val="21"/>
+              </w:rPr>
+            </w:pPr>
+            <w:r>
+              <w:rPr>
+                <w:rFonts w:hint="eastAsia" w:ascii="宋体" w:hAnsi="宋体" w:eastAsia="宋体" w:cs="宋体"/>
+                <w:sz w:val="21"/>
+                <w:szCs w:val="21"/>
+              </w:rPr>
+              <w:t>- 地面站作用：监控、规划、调参、日志分析</w:t>
+            </w:r>
+          </w:p>
+          <w:p>
+            <w:pPr>
+              <w:spacing w:before="60" w:after="60"/>
+              <w:rPr>
+                <w:rFonts w:hint="eastAsia" w:ascii="宋体" w:hAnsi="宋体" w:eastAsia="宋体" w:cs="宋体"/>
+                <w:sz w:val="21"/>
+                <w:szCs w:val="21"/>
+              </w:rPr>
+            </w:pPr>
+            <w:r>
+              <w:rPr>
+                <w:rFonts w:hint="eastAsia" w:ascii="宋体" w:hAnsi="宋体" w:eastAsia="宋体" w:cs="宋体"/>
+                <w:sz w:val="21"/>
+                <w:szCs w:val="21"/>
+              </w:rPr>
+              <w:t>- QGroundControl：界面介绍与核心功能</w:t>
+            </w:r>
+          </w:p>
+          <w:p>
+            <w:pPr>
+              <w:spacing w:before="60" w:after="60"/>
+              <w:rPr>
+                <w:rFonts w:hint="eastAsia" w:ascii="宋体" w:hAnsi="宋体" w:eastAsia="宋体" w:cs="宋体"/>
+                <w:sz w:val="21"/>
+                <w:szCs w:val="21"/>
+              </w:rPr>
+            </w:pPr>
+            <w:r>
+              <w:rPr>
+                <w:rFonts w:hint="eastAsia" w:ascii="宋体" w:hAnsi="宋体" w:eastAsia="宋体" w:cs="宋体"/>
+                <w:sz w:val="21"/>
+                <w:szCs w:val="21"/>
+              </w:rPr>
+              <w:t>- 飞行模式：Manual、Position、Offboard等模式解析</w:t>
+            </w:r>
+          </w:p>
+          <w:p>
+            <w:pPr>
+              <w:spacing w:before="60" w:after="60"/>
+              <w:rPr>
+                <w:rFonts w:hint="eastAsia" w:ascii="宋体" w:hAnsi="宋体" w:eastAsia="宋体" w:cs="宋体"/>
+                <w:sz w:val="21"/>
+                <w:szCs w:val="21"/>
+              </w:rPr>
+            </w:pPr>
+            <w:r>
+              <w:rPr>
+                <w:rFonts w:hint="eastAsia" w:ascii="宋体" w:hAnsi="宋体" w:eastAsia="宋体" w:cs="宋体"/>
+                <w:sz w:val="21"/>
+                <w:szCs w:val="21"/>
+              </w:rPr>
+              <w:t>- 安装并连接QGroundControl到PX4 SITL</w:t>
+            </w:r>
+          </w:p>
+          <w:p>
+            <w:pPr>
+              <w:spacing w:before="60" w:after="60"/>
+              <w:rPr>
+                <w:rFonts w:hint="eastAsia" w:ascii="宋体" w:hAnsi="宋体" w:eastAsia="宋体" w:cs="宋体"/>
+                <w:sz w:val="21"/>
+                <w:szCs w:val="21"/>
+              </w:rPr>
+            </w:pPr>
+            <w:r>
+              <w:rPr>
+                <w:rFonts w:hint="eastAsia" w:ascii="宋体" w:hAnsi="宋体" w:eastAsia="宋体" w:cs="宋体"/>
+                <w:sz w:val="21"/>
+                <w:szCs w:val="21"/>
+              </w:rPr>
+              <w:t>- 在地面站中规划航点任务（Waypoint Mission）</w:t>
+            </w:r>
+          </w:p>
+          <w:p>
+            <w:pPr>
+              <w:spacing w:before="60" w:after="60"/>
+              <w:rPr>
+                <w:rFonts w:hint="eastAsia" w:ascii="宋体" w:hAnsi="宋体" w:eastAsia="宋体" w:cs="宋体"/>
+                <w:sz w:val="21"/>
+                <w:szCs w:val="21"/>
+              </w:rPr>
+            </w:pPr>
+            <w:r>
+              <w:rPr>
+                <w:rFonts w:hint="eastAsia" w:ascii="宋体" w:hAnsi="宋体" w:eastAsia="宋体" w:cs="宋体"/>
+                <w:sz w:val="21"/>
+                <w:szCs w:val="21"/>
+              </w:rPr>
+              <w:t>- 执行自动航线飞行，观察飞行状态</w:t>
             </w:r>
           </w:p>
           <w:p>
@@ -7780,7 +7788,7 @@
                 <w:sz w:val="21"/>
                 <w:szCs w:val="21"/>
               </w:rPr>
-              <w:t>- 通过ROS2话题读取无人机位姿、速度等状态信息</w:t>
+              <w:t>- 使用地面站进行参数调整与日志下载</w:t>
             </w:r>
           </w:p>
         </w:tc>
@@ -7862,7 +7870,7 @@
                 <w:sz w:val="21"/>
                 <w:szCs w:val="21"/>
               </w:rPr>
-              <w:t>多媒体+实操</w:t>
+              <w:t>演示+实操</w:t>
             </w:r>
           </w:p>
         </w:tc>
@@ -7894,7 +7902,7 @@
                 <w:sz w:val="21"/>
                 <w:szCs w:val="21"/>
               </w:rPr>
-              <w:t>通过国产飞控发展历程，培养自主创新意识；培养系统集成能力，理解多系统协同</w:t>
+              <w:t>强调飞行安全意识与规范操作；培养规范化操作习惯，理解适航管理重要性</w:t>
             </w:r>
           </w:p>
         </w:tc>
@@ -7936,7 +7944,7 @@
               <w:spacing w:before="60" w:after="60"/>
               <w:jc w:val="center"/>
               <w:rPr>
-                <w:rFonts w:hint="eastAsia" w:ascii="宋体" w:hAnsi="宋体" w:eastAsia="宋体" w:cs="宋体"/>
+                <w:rFonts w:hint="default" w:ascii="宋体" w:hAnsi="宋体" w:eastAsia="宋体" w:cs="宋体"/>
                 <w:kern w:val="2"/>
                 <w:sz w:val="21"/>
                 <w:szCs w:val="21"/>
@@ -7945,9 +7953,11 @@
             </w:pPr>
             <w:r>
               <w:rPr>
-                <w:rFonts w:hint="eastAsia" w:ascii="宋体" w:hAnsi="宋体" w:eastAsia="宋体" w:cs="宋体"/>
-                <w:sz w:val="21"/>
-                <w:szCs w:val="21"/>
+                <w:rFonts w:hint="eastAsia" w:ascii="宋体" w:hAnsi="宋体" w:cs="宋体"/>
+                <w:kern w:val="2"/>
+                <w:sz w:val="21"/>
+                <w:szCs w:val="21"/>
+                <w:lang w:val="en-US" w:eastAsia="zh-CN" w:bidi="ar-SA"/>
               </w:rPr>
               <w:t>6</w:t>
             </w:r>
@@ -7979,115 +7989,160 @@
                 <w:sz w:val="21"/>
                 <w:szCs w:val="21"/>
               </w:rPr>
-              <w:t>第六章：地面站与任务规划</w:t>
-            </w:r>
-          </w:p>
-          <w:p>
-            <w:pPr>
-              <w:spacing w:before="60" w:after="60"/>
-              <w:rPr>
-                <w:rFonts w:hint="eastAsia" w:ascii="宋体" w:hAnsi="宋体" w:eastAsia="宋体" w:cs="宋体"/>
-                <w:sz w:val="21"/>
-                <w:szCs w:val="21"/>
-              </w:rPr>
-            </w:pPr>
-            <w:r>
-              <w:rPr>
-                <w:rFonts w:hint="eastAsia" w:ascii="宋体" w:hAnsi="宋体" w:eastAsia="宋体" w:cs="宋体"/>
-                <w:sz w:val="21"/>
-                <w:szCs w:val="21"/>
-              </w:rPr>
-              <w:t>- 地面站作用：监控、规划、调参、日志分析</w:t>
-            </w:r>
-          </w:p>
-          <w:p>
-            <w:pPr>
-              <w:spacing w:before="60" w:after="60"/>
-              <w:rPr>
-                <w:rFonts w:hint="eastAsia" w:ascii="宋体" w:hAnsi="宋体" w:eastAsia="宋体" w:cs="宋体"/>
-                <w:sz w:val="21"/>
-                <w:szCs w:val="21"/>
-              </w:rPr>
-            </w:pPr>
-            <w:r>
-              <w:rPr>
-                <w:rFonts w:hint="eastAsia" w:ascii="宋体" w:hAnsi="宋体" w:eastAsia="宋体" w:cs="宋体"/>
-                <w:sz w:val="21"/>
-                <w:szCs w:val="21"/>
-              </w:rPr>
-              <w:t>- QGroundControl：界面介绍与核心功能</w:t>
-            </w:r>
-          </w:p>
-          <w:p>
-            <w:pPr>
-              <w:spacing w:before="60" w:after="60"/>
-              <w:rPr>
-                <w:rFonts w:hint="eastAsia" w:ascii="宋体" w:hAnsi="宋体" w:eastAsia="宋体" w:cs="宋体"/>
-                <w:sz w:val="21"/>
-                <w:szCs w:val="21"/>
-              </w:rPr>
-            </w:pPr>
-            <w:r>
-              <w:rPr>
-                <w:rFonts w:hint="eastAsia" w:ascii="宋体" w:hAnsi="宋体" w:eastAsia="宋体" w:cs="宋体"/>
-                <w:sz w:val="21"/>
-                <w:szCs w:val="21"/>
-              </w:rPr>
-              <w:t>- 飞行模式：Manual、Position、Offboard等模式解析</w:t>
-            </w:r>
-          </w:p>
-          <w:p>
-            <w:pPr>
-              <w:spacing w:before="60" w:after="60"/>
-              <w:rPr>
-                <w:rFonts w:hint="eastAsia" w:ascii="宋体" w:hAnsi="宋体" w:eastAsia="宋体" w:cs="宋体"/>
-                <w:sz w:val="21"/>
-                <w:szCs w:val="21"/>
-              </w:rPr>
-            </w:pPr>
-            <w:r>
-              <w:rPr>
-                <w:rFonts w:hint="eastAsia" w:ascii="宋体" w:hAnsi="宋体" w:eastAsia="宋体" w:cs="宋体"/>
-                <w:sz w:val="21"/>
-                <w:szCs w:val="21"/>
-              </w:rPr>
-              <w:t>- 安装并连接QGroundControl到PX4 SITL</w:t>
-            </w:r>
-          </w:p>
-          <w:p>
-            <w:pPr>
-              <w:spacing w:before="60" w:after="60"/>
-              <w:rPr>
-                <w:rFonts w:hint="eastAsia" w:ascii="宋体" w:hAnsi="宋体" w:eastAsia="宋体" w:cs="宋体"/>
-                <w:sz w:val="21"/>
-                <w:szCs w:val="21"/>
-              </w:rPr>
-            </w:pPr>
-            <w:r>
-              <w:rPr>
-                <w:rFonts w:hint="eastAsia" w:ascii="宋体" w:hAnsi="宋体" w:eastAsia="宋体" w:cs="宋体"/>
-                <w:sz w:val="21"/>
-                <w:szCs w:val="21"/>
-              </w:rPr>
-              <w:t>- 在地面站中规划航点任务（Waypoint Mission）</w:t>
-            </w:r>
-          </w:p>
-          <w:p>
-            <w:pPr>
-              <w:spacing w:before="60" w:after="60"/>
-              <w:rPr>
-                <w:rFonts w:hint="eastAsia" w:ascii="宋体" w:hAnsi="宋体" w:eastAsia="宋体" w:cs="宋体"/>
-                <w:sz w:val="21"/>
-                <w:szCs w:val="21"/>
-              </w:rPr>
-            </w:pPr>
-            <w:r>
-              <w:rPr>
-                <w:rFonts w:hint="eastAsia" w:ascii="宋体" w:hAnsi="宋体" w:eastAsia="宋体" w:cs="宋体"/>
-                <w:sz w:val="21"/>
-                <w:szCs w:val="21"/>
-              </w:rPr>
-              <w:t>- 执行自动航线飞行，观察飞行状态</w:t>
+              <w:t>第</w:t>
+            </w:r>
+            <w:r>
+              <w:rPr>
+                <w:rFonts w:hint="eastAsia" w:ascii="宋体" w:hAnsi="宋体" w:cs="宋体"/>
+                <w:sz w:val="21"/>
+                <w:szCs w:val="21"/>
+                <w:lang w:val="en-US" w:eastAsia="zh-CN"/>
+              </w:rPr>
+              <w:t>六</w:t>
+            </w:r>
+            <w:r>
+              <w:rPr>
+                <w:rFonts w:hint="eastAsia" w:ascii="宋体" w:hAnsi="宋体" w:eastAsia="宋体" w:cs="宋体"/>
+                <w:sz w:val="21"/>
+                <w:szCs w:val="21"/>
+              </w:rPr>
+              <w:t>章：P</w:t>
+            </w:r>
+            <w:bookmarkStart w:id="2" w:name="_GoBack"/>
+            <w:bookmarkEnd w:id="2"/>
+            <w:r>
+              <w:rPr>
+                <w:rFonts w:hint="eastAsia" w:ascii="宋体" w:hAnsi="宋体" w:eastAsia="宋体" w:cs="宋体"/>
+                <w:sz w:val="21"/>
+                <w:szCs w:val="21"/>
+              </w:rPr>
+              <w:t>X4飞控系统架构</w:t>
+            </w:r>
+          </w:p>
+          <w:p>
+            <w:pPr>
+              <w:spacing w:before="60" w:after="60"/>
+              <w:rPr>
+                <w:rFonts w:hint="eastAsia" w:ascii="宋体" w:hAnsi="宋体" w:eastAsia="宋体" w:cs="宋体"/>
+                <w:sz w:val="21"/>
+                <w:szCs w:val="21"/>
+              </w:rPr>
+            </w:pPr>
+            <w:r>
+              <w:rPr>
+                <w:rFonts w:hint="eastAsia" w:ascii="宋体" w:hAnsi="宋体" w:eastAsia="宋体" w:cs="宋体"/>
+                <w:sz w:val="21"/>
+                <w:szCs w:val="21"/>
+              </w:rPr>
+              <w:t>- 从小车到无人机：技术迁移的思考</w:t>
+            </w:r>
+          </w:p>
+          <w:p>
+            <w:pPr>
+              <w:spacing w:before="60" w:after="60"/>
+              <w:rPr>
+                <w:rFonts w:hint="eastAsia" w:ascii="宋体" w:hAnsi="宋体" w:eastAsia="宋体" w:cs="宋体"/>
+                <w:sz w:val="21"/>
+                <w:szCs w:val="21"/>
+              </w:rPr>
+            </w:pPr>
+            <w:r>
+              <w:rPr>
+                <w:rFonts w:hint="eastAsia" w:ascii="宋体" w:hAnsi="宋体" w:eastAsia="宋体" w:cs="宋体"/>
+                <w:sz w:val="21"/>
+                <w:szCs w:val="21"/>
+              </w:rPr>
+              <w:t>- 飞控系统：PX4架构概览（传感器→估计器→控制器→混控器）</w:t>
+            </w:r>
+          </w:p>
+          <w:p>
+            <w:pPr>
+              <w:spacing w:before="60" w:after="60"/>
+              <w:rPr>
+                <w:rFonts w:hint="eastAsia" w:ascii="宋体" w:hAnsi="宋体" w:eastAsia="宋体" w:cs="宋体"/>
+                <w:sz w:val="21"/>
+                <w:szCs w:val="21"/>
+              </w:rPr>
+            </w:pPr>
+            <w:r>
+              <w:rPr>
+                <w:rFonts w:hint="eastAsia" w:ascii="宋体" w:hAnsi="宋体" w:eastAsia="宋体" w:cs="宋体"/>
+                <w:sz w:val="21"/>
+                <w:szCs w:val="21"/>
+              </w:rPr>
+              <w:t>- 软件分工：PX4（飞控/姿态稳定）与ROS2（任务/业务逻辑）</w:t>
+            </w:r>
+          </w:p>
+          <w:p>
+            <w:pPr>
+              <w:spacing w:before="60" w:after="60"/>
+              <w:rPr>
+                <w:rFonts w:hint="eastAsia" w:ascii="宋体" w:hAnsi="宋体" w:eastAsia="宋体" w:cs="宋体"/>
+                <w:sz w:val="21"/>
+                <w:szCs w:val="21"/>
+              </w:rPr>
+            </w:pPr>
+            <w:r>
+              <w:rPr>
+                <w:rFonts w:hint="eastAsia" w:ascii="宋体" w:hAnsi="宋体" w:eastAsia="宋体" w:cs="宋体"/>
+                <w:sz w:val="21"/>
+                <w:szCs w:val="21"/>
+              </w:rPr>
+              <w:t>- 通信桥接：MicroXRCE-DDS中间件原理</w:t>
+            </w:r>
+          </w:p>
+          <w:p>
+            <w:pPr>
+              <w:spacing w:before="60" w:after="60"/>
+              <w:rPr>
+                <w:rFonts w:hint="eastAsia" w:ascii="宋体" w:hAnsi="宋体" w:eastAsia="宋体" w:cs="宋体"/>
+                <w:sz w:val="21"/>
+                <w:szCs w:val="21"/>
+              </w:rPr>
+            </w:pPr>
+            <w:r>
+              <w:rPr>
+                <w:rFonts w:hint="eastAsia" w:ascii="宋体" w:hAnsi="宋体" w:eastAsia="宋体" w:cs="宋体"/>
+                <w:sz w:val="21"/>
+                <w:szCs w:val="21"/>
+              </w:rPr>
+              <w:t>- 编译并启动PX4 SITL仿真（Gazebo Harmonic）</w:t>
+            </w:r>
+          </w:p>
+          <w:p>
+            <w:pPr>
+              <w:spacing w:before="60" w:after="60"/>
+              <w:rPr>
+                <w:rFonts w:hint="eastAsia" w:ascii="宋体" w:hAnsi="宋体" w:eastAsia="宋体" w:cs="宋体"/>
+                <w:sz w:val="21"/>
+                <w:szCs w:val="21"/>
+              </w:rPr>
+            </w:pPr>
+            <w:r>
+              <w:rPr>
+                <w:rFonts w:hint="eastAsia" w:ascii="宋体" w:hAnsi="宋体" w:eastAsia="宋体" w:cs="宋体"/>
+                <w:sz w:val="21"/>
+                <w:szCs w:val="21"/>
+              </w:rPr>
+              <w:t>- 配置MicroXRCE-DDS Agent，桥接PX4与ROS2</w:t>
+            </w:r>
+          </w:p>
+          <w:p>
+            <w:pPr>
+              <w:spacing w:before="60" w:after="60"/>
+              <w:rPr>
+                <w:rFonts w:hint="eastAsia" w:ascii="宋体" w:hAnsi="宋体" w:eastAsia="宋体" w:cs="宋体"/>
+                <w:sz w:val="21"/>
+                <w:szCs w:val="21"/>
+              </w:rPr>
+            </w:pPr>
+            <w:r>
+              <w:rPr>
+                <w:rFonts w:hint="eastAsia" w:ascii="宋体" w:hAnsi="宋体" w:eastAsia="宋体" w:cs="宋体"/>
+                <w:sz w:val="21"/>
+                <w:szCs w:val="21"/>
+              </w:rPr>
+              <w:t>- 使用 ros2 topic list 查看PX4发布的话题</w:t>
             </w:r>
           </w:p>
           <w:p>
@@ -8107,7 +8162,7 @@
                 <w:sz w:val="21"/>
                 <w:szCs w:val="21"/>
               </w:rPr>
-              <w:t>- 使用地面站进行参数调整与日志下载</w:t>
+              <w:t>- 通过ROS2话题读取无人机位姿、速度等状态信息</w:t>
             </w:r>
           </w:p>
         </w:tc>
@@ -8189,7 +8244,7 @@
                 <w:sz w:val="21"/>
                 <w:szCs w:val="21"/>
               </w:rPr>
-              <w:t>演示+实操</w:t>
+              <w:t>多媒体+实操</w:t>
             </w:r>
           </w:p>
         </w:tc>
@@ -8221,7 +8276,7 @@
                 <w:sz w:val="21"/>
                 <w:szCs w:val="21"/>
               </w:rPr>
-              <w:t>强调飞行安全意识与规范操作；培养规范化操作习惯，理解适航管理重要性</w:t>
+              <w:t>通过国产飞控发展历程，培养自主创新意识；培养系统集成能力，理解多系统协同</w:t>
             </w:r>
           </w:p>
         </w:tc>
@@ -10886,7 +10941,6 @@
                 <w:lang w:val="en-US" w:eastAsia="zh-CN" w:bidi="ar-SA"/>
               </w:rPr>
             </w:pPr>
-            <w:bookmarkStart w:id="2" w:name="_GoBack" w:colFirst="0" w:colLast="4"/>
             <w:r>
               <w:rPr>
                 <w:rFonts w:hint="eastAsia" w:ascii="宋体" w:hAnsi="宋体" w:eastAsia="宋体" w:cs="宋体"/>
@@ -11170,7 +11224,6 @@
           </w:p>
         </w:tc>
       </w:tr>
-      <w:bookmarkEnd w:id="2"/>
       <w:tr>
         <w:tblPrEx>
           <w:tblBorders>
@@ -12958,9 +13011,35 @@
           <w:kern w:val="0"/>
           <w:sz w:val="28"/>
           <w:szCs w:val="28"/>
-          <w:lang w:val="zh-CN"/>
-        </w:rPr>
-        <w:t>第五章 PX4飞控系统架构</w:t>
+          <w:lang w:val="en-US" w:eastAsia="zh-CN"/>
+        </w:rPr>
+        <w:t>第</w:t>
+      </w:r>
+      <w:r>
+        <w:rPr>
+          <w:rFonts w:hint="eastAsia" w:ascii="宋体" w:hAnsi="宋体" w:cs="宋体"/>
+          <w:b/>
+          <w:bCs/>
+          <w:color w:val="000000"/>
+          <w:kern w:val="0"/>
+          <w:sz w:val="28"/>
+          <w:szCs w:val="28"/>
+          <w:lang w:val="en-US" w:eastAsia="zh-CN"/>
+        </w:rPr>
+        <w:t>五</w:t>
+      </w:r>
+      <w:r>
+        <w:rPr>
+          <w:rFonts w:hint="eastAsia" w:ascii="宋体" w:hAnsi="宋体" w:eastAsia="宋体" w:cs="宋体"/>
+          <w:b/>
+          <w:bCs/>
+          <w:color w:val="000000"/>
+          <w:kern w:val="0"/>
+          <w:sz w:val="28"/>
+          <w:szCs w:val="28"/>
+          <w:lang w:val="en-US" w:eastAsia="zh-CN"/>
+        </w:rPr>
+        <w:t>章 地面站与任务规划</w:t>
       </w:r>
     </w:p>
     <w:p>
@@ -13007,7 +13086,7 @@
           <w:szCs w:val="21"/>
           <w:lang w:val="en-US" w:eastAsia="zh-CN"/>
         </w:rPr>
-        <w:t>理解PX4飞控系统的软件架构，掌握传感器、估计器、控制器、混控器的数据流。</w:t>
+        <w:t>理解地面站在无人机系统中的作用，掌握QGroundControl的核心功能。</w:t>
       </w:r>
     </w:p>
     <w:p>
@@ -13033,7 +13112,7 @@
           <w:szCs w:val="21"/>
           <w:lang w:val="en-US" w:eastAsia="zh-CN"/>
         </w:rPr>
-        <w:t>理解PX4与ROS2的分工与协作关系。</w:t>
+        <w:t>能够使用地面站进行航点任务规划与执行。</w:t>
       </w:r>
     </w:p>
     <w:p>
@@ -13059,7 +13138,7 @@
           <w:szCs w:val="21"/>
           <w:lang w:val="en-US" w:eastAsia="zh-CN"/>
         </w:rPr>
-        <w:t>能够搭建PX4 SITL仿真环境，配置MicroXRCE-DDS桥接通信。</w:t>
+        <w:t>理解常用飞行模式的特点与切换条件。</w:t>
       </w:r>
     </w:p>
     <w:p>
@@ -13085,7 +13164,7 @@
           <w:szCs w:val="21"/>
           <w:lang w:val="en-US" w:eastAsia="zh-CN"/>
         </w:rPr>
-        <w:t>思政融合：通过国产飞控发展历程，培养自主创新意识。</w:t>
+        <w:t>思政融合：强调飞行安全意识与规范操作。</w:t>
       </w:r>
     </w:p>
     <w:p>
@@ -13132,7 +13211,7 @@
           <w:szCs w:val="21"/>
           <w:lang w:val="en-US" w:eastAsia="zh-CN"/>
         </w:rPr>
-        <w:t>PX4架构：模块化设计、uORB消息总线、飞行模式状态机</w:t>
+        <w:t>地面站功能：状态监控、任务规划、参数配置、日志分析</w:t>
       </w:r>
     </w:p>
     <w:p>
@@ -13158,7 +13237,7 @@
           <w:szCs w:val="21"/>
           <w:lang w:val="en-US" w:eastAsia="zh-CN"/>
         </w:rPr>
-        <w:t>系统分工：PX4负责底层控制、ROS2负责上层任务</w:t>
+        <w:t>QGroundControl：界面布局、连接配置、任务编辑器</w:t>
       </w:r>
     </w:p>
     <w:p>
@@ -13184,7 +13263,7 @@
           <w:szCs w:val="21"/>
           <w:lang w:val="en-US" w:eastAsia="zh-CN"/>
         </w:rPr>
-        <w:t>通信桥接：MicroXRCE-DDS原理与配置</w:t>
+        <w:t>飞行模式：Manual、Altitude、Position、Mission、Offboard</w:t>
       </w:r>
     </w:p>
     <w:p>
@@ -13210,7 +13289,7 @@
           <w:szCs w:val="21"/>
           <w:lang w:val="en-US" w:eastAsia="zh-CN"/>
         </w:rPr>
-        <w:t>SITL仿真：PX4固件编译、Gazebo集成、仿真启动</w:t>
+        <w:t>任务执行：航点任务创建、上传、执行、监控</w:t>
       </w:r>
     </w:p>
     <w:p>
@@ -13231,7 +13310,7 @@
           <w:szCs w:val="21"/>
           <w:lang w:val="en-US" w:eastAsia="zh-CN"/>
         </w:rPr>
-        <w:t>3. 重点：理解PX4与ROS2的协作架构；掌握SITL仿真环境搭建</w:t>
+        <w:t>3. 重点：QGroundControl的任务规划功能；飞行模式的理解</w:t>
       </w:r>
     </w:p>
     <w:p>
@@ -13252,7 +13331,7 @@
           <w:szCs w:val="21"/>
           <w:lang w:val="en-US" w:eastAsia="zh-CN"/>
         </w:rPr>
-        <w:t>4. 难点：MicroXRCE-DDS的配置与调试；理解飞行模式切换逻辑</w:t>
+        <w:t>4. 难点：理解不同飞行模式的适用场景；任务执行的异常处理</w:t>
       </w:r>
     </w:p>
     <w:p>
@@ -13304,9 +13383,35 @@
           <w:kern w:val="0"/>
           <w:sz w:val="28"/>
           <w:szCs w:val="28"/>
+          <w:lang w:val="zh-CN"/>
+        </w:rPr>
+        <w:t>第</w:t>
+      </w:r>
+      <w:r>
+        <w:rPr>
+          <w:rFonts w:hint="eastAsia" w:ascii="宋体" w:hAnsi="宋体" w:cs="宋体"/>
+          <w:b/>
+          <w:bCs/>
+          <w:color w:val="000000"/>
+          <w:kern w:val="0"/>
+          <w:sz w:val="28"/>
+          <w:szCs w:val="28"/>
           <w:lang w:val="en-US" w:eastAsia="zh-CN"/>
         </w:rPr>
-        <w:t>第六章 地面站与任务规划</w:t>
+        <w:t>六</w:t>
+      </w:r>
+      <w:r>
+        <w:rPr>
+          <w:rFonts w:hint="eastAsia" w:ascii="宋体" w:hAnsi="宋体" w:eastAsia="宋体" w:cs="宋体"/>
+          <w:b/>
+          <w:bCs/>
+          <w:color w:val="000000"/>
+          <w:kern w:val="0"/>
+          <w:sz w:val="28"/>
+          <w:szCs w:val="28"/>
+          <w:lang w:val="zh-CN"/>
+        </w:rPr>
+        <w:t>章 PX4飞控系统架构</w:t>
       </w:r>
     </w:p>
     <w:p>
@@ -13353,7 +13458,7 @@
           <w:szCs w:val="21"/>
           <w:lang w:val="en-US" w:eastAsia="zh-CN"/>
         </w:rPr>
-        <w:t>理解地面站在无人机系统中的作用，掌握QGroundControl的核心功能。</w:t>
+        <w:t>理解PX4飞控系统的软件架构，掌握传感器、估计器、控制器、混控器的数据流。</w:t>
       </w:r>
     </w:p>
     <w:p>
@@ -13379,7 +13484,7 @@
           <w:szCs w:val="21"/>
           <w:lang w:val="en-US" w:eastAsia="zh-CN"/>
         </w:rPr>
-        <w:t>能够使用地面站进行航点任务规划与执行。</w:t>
+        <w:t>理解PX4与ROS2的分工与协作关系。</w:t>
       </w:r>
     </w:p>
     <w:p>
@@ -13405,7 +13510,7 @@
           <w:szCs w:val="21"/>
           <w:lang w:val="en-US" w:eastAsia="zh-CN"/>
         </w:rPr>
-        <w:t>理解常用飞行模式的特点与切换条件。</w:t>
+        <w:t>能够搭建PX4 SITL仿真环境，配置MicroXRCE-DDS桥接通信。</w:t>
       </w:r>
     </w:p>
     <w:p>
@@ -13431,7 +13536,7 @@
           <w:szCs w:val="21"/>
           <w:lang w:val="en-US" w:eastAsia="zh-CN"/>
         </w:rPr>
-        <w:t>思政融合：强调飞行安全意识与规范操作。</w:t>
+        <w:t>思政融合：通过国产飞控发展历程，培养自主创新意识。</w:t>
       </w:r>
     </w:p>
     <w:p>
@@ -13478,7 +13583,7 @@
           <w:szCs w:val="21"/>
           <w:lang w:val="en-US" w:eastAsia="zh-CN"/>
         </w:rPr>
-        <w:t>地面站功能：状态监控、任务规划、参数配置、日志分析</w:t>
+        <w:t>PX4架构：模块化设计、uORB消息总线、飞行模式状态机</w:t>
       </w:r>
     </w:p>
     <w:p>
@@ -13504,7 +13609,7 @@
           <w:szCs w:val="21"/>
           <w:lang w:val="en-US" w:eastAsia="zh-CN"/>
         </w:rPr>
-        <w:t>QGroundControl：界面布局、连接配置、任务编辑器</w:t>
+        <w:t>系统分工：PX4负责底层控制、ROS2负责上层任务</w:t>
       </w:r>
     </w:p>
     <w:p>
@@ -13530,7 +13635,7 @@
           <w:szCs w:val="21"/>
           <w:lang w:val="en-US" w:eastAsia="zh-CN"/>
         </w:rPr>
-        <w:t>飞行模式：Manual、Altitude、Position、Mission、Offboard</w:t>
+        <w:t>通信桥接：MicroXRCE-DDS原理与配置</w:t>
       </w:r>
     </w:p>
     <w:p>
@@ -13556,7 +13661,7 @@
           <w:szCs w:val="21"/>
           <w:lang w:val="en-US" w:eastAsia="zh-CN"/>
         </w:rPr>
-        <w:t>任务执行：航点任务创建、上传、执行、监控</w:t>
+        <w:t>SITL仿真：PX4固件编译、Gazebo集成、仿真启动</w:t>
       </w:r>
     </w:p>
     <w:p>
@@ -13577,7 +13682,7 @@
           <w:szCs w:val="21"/>
           <w:lang w:val="en-US" w:eastAsia="zh-CN"/>
         </w:rPr>
-        <w:t>3. 重点：QGroundControl的任务规划功能；飞行模式的理解</w:t>
+        <w:t>3. 重点：理解PX4与ROS2的协作架构；掌握SITL仿真环境搭建</w:t>
       </w:r>
     </w:p>
     <w:p>
@@ -13598,7 +13703,7 @@
           <w:szCs w:val="21"/>
           <w:lang w:val="en-US" w:eastAsia="zh-CN"/>
         </w:rPr>
-        <w:t>4. 难点：理解不同飞行模式的适用场景；任务执行的异常处理</w:t>
+        <w:t>4. 难点：MicroXRCE-DDS的配置与调试；理解飞行模式切换逻辑</w:t>
       </w:r>
     </w:p>
     <w:p>
@@ -13608,7 +13713,7 @@
           <w:bCs/>
           <w:sz w:val="21"/>
           <w:szCs w:val="21"/>
-          <w:lang w:val="en-US" w:eastAsia="zh-CN"/>
+          <w:lang w:val="zh-CN"/>
         </w:rPr>
       </w:pPr>
       <w:r>
@@ -13621,28 +13726,6 @@
         </w:rPr>
         <w:t>5. 学时：4</w:t>
       </w:r>
-    </w:p>
-    <w:p>
-      <w:pPr>
-        <w:rPr>
-          <w:rFonts w:hint="eastAsia" w:ascii="宋体" w:hAnsi="宋体" w:eastAsia="宋体" w:cs="宋体"/>
-          <w:bCs/>
-          <w:sz w:val="21"/>
-          <w:szCs w:val="21"/>
-          <w:lang w:val="zh-CN"/>
-        </w:rPr>
-      </w:pPr>
-    </w:p>
-    <w:p>
-      <w:pPr>
-        <w:rPr>
-          <w:rFonts w:hint="eastAsia" w:ascii="宋体" w:hAnsi="宋体" w:eastAsia="宋体" w:cs="宋体"/>
-          <w:bCs/>
-          <w:sz w:val="21"/>
-          <w:szCs w:val="21"/>
-          <w:lang w:val="zh-CN"/>
-        </w:rPr>
-      </w:pPr>
     </w:p>
     <w:p>
       <w:pPr>
@@ -13987,15 +14070,6 @@
         </w:rPr>
         <w:t>5. 学时：4</w:t>
       </w:r>
-    </w:p>
-    <w:p>
-      <w:pPr>
-        <w:pStyle w:val="53"/>
-        <w:spacing w:line="400" w:lineRule="exact"/>
-        <w:rPr>
-          <w:sz w:val="22"/>
-        </w:rPr>
-      </w:pPr>
     </w:p>
     <w:p>
       <w:pPr>
@@ -16935,16 +17009,16 @@
     <w:abstractNumId w:val="9"/>
   </w:num>
   <w:num w:numId="10">
+    <w:abstractNumId w:val="16"/>
+  </w:num>
+  <w:num w:numId="11">
+    <w:abstractNumId w:val="0"/>
+  </w:num>
+  <w:num w:numId="12">
     <w:abstractNumId w:val="11"/>
   </w:num>
-  <w:num w:numId="11">
+  <w:num w:numId="13">
     <w:abstractNumId w:val="6"/>
-  </w:num>
-  <w:num w:numId="12">
-    <w:abstractNumId w:val="16"/>
-  </w:num>
-  <w:num w:numId="13">
-    <w:abstractNumId w:val="0"/>
   </w:num>
   <w:num w:numId="14">
     <w:abstractNumId w:val="13"/>
